--- a/por/docx/06.content.docx
+++ b/por/docx/06.content.docx
@@ -11,6 +11,15 @@
         <w:pStyle w:val="Heading2"/>
       </w:pPr>
       <w:r>
+        <w:t>Resource: Notas de Estudo (Tyndale)</w:t>
+      </w:r>
+      <w:r/>
+    </w:p>
+    <w:p>
+      <w:pPr>
+        <w:pStyle w:val="Heading2"/>
+      </w:pPr>
+      <w:r>
         <w:t>License Information</w:t>
       </w:r>
       <w:r/>
@@ -21,7 +30,7 @@
         <w:rPr>
           <w:b/>
         </w:rPr>
-        <w:t>Study Notes (Tyndale)</w:t>
+        <w:t>Notas de Estudo (Tyndale)</w:t>
       </w:r>
       <w:r>
         <w:t xml:space="preserve"> (Portuguese) is based on</w:t>
@@ -74,7 +83,7 @@
         <w:pStyle w:val="Heading1"/>
       </w:pPr>
       <w:r>
-        <w:t>Study Notes (Tyndale)</w:t>
+        <w:t>Notas de Estudo (Tyndale)</w:t>
       </w:r>
     </w:p>
     <w:p>
@@ -83,6 +92,51 @@
           <w:headerReference w:type="even" r:id="rId8"/>
           <w:headerReference w:type="default" r:id="rId9"/>
           <w:footerReference w:type="default" r:id="rId10"/>
+          <w:footnotePr>
+            <w:numRestart w:val="eachSect"/>
+          </w:footnotePr>
+          <w:type w:val="continuous"/>
+          <w:pgSz w:w="12240" w:h="15840" w:code="1"/>
+          <w:pgMar w:top="1440" w:right="1440" w:bottom="1440" w:left="1440" w:header="504" w:footer="504" w:gutter="0"/>
+          <w:cols w:space="708"/>
+          <w:titlePg/>
+          <w:docGrid w:linePitch="360"/>
+        </w:sectPr>
+      </w:pPr>
+    </w:p>
+    <w:p>
+      <w:r/>
+    </w:p>
+    <w:p>
+      <w:pPr>
+        <w:pStyle w:val="Heading2"/>
+      </w:pPr>
+      <w:r>
+        <w:t>JOS</w:t>
+      </w:r>
+      <w:r/>
+    </w:p>
+    <w:p>
+      <w:r/>
+      <w:r>
+        <w:rPr>
+          <w:i/>
+        </w:rPr>
+        <w:t>Josué 1.1–2, Josué 1.1–9, Josué 1.3, Josué 1.4, Josué 1.5, Josué 1.6, Josué 1.6–9, Josué 1.8, Josué 1.9, Josué 1.10, Josué 1.11, Josué 1.12–15, Josué 1.13, Josué 1.14, Josué 1.17, Josué 1.18, Josué 2.1, Josué 2.1–24, Josué 2.2, Josué 2.3, Josué 2.4–5, Josué 2.6, Josué 2.7, Josué 2.9–10, Josué 2.11, Josué 2.12–13, Josué 2.14, Josué 2.15, Josué 2.16, Josué 2.19, Josué 2.23–24, Josué 3.1, Josué 3.3, Josué 3.4, Josué 3.5, Josué 3.7, Josué 3.8, Josué 3.10, Josué 3.11, Josué 3.12, Josué 3.13, Josué 3.15, Josué 3.16, Josué 3.17, Josué 4.2, Josué 4.5, Josué 4.6, Josué 4.9, Josué 4.14, Josué 4.18, Josué 4.19–20, Josué 4.24, Josué 5.1, Josué 5.2, Josué 5.3, Josué 5.4–7, Josué 5.8, Josué 5.9, Josué 5.10, Josué 5.11, Josué 5.11–12, Josué 5.12, Josué 5.13, Josué 5.13–15, Josué 5.14, Josué 5.15, Josué 6.1, Josué 6.2, Josué 6.4, Josué 6.6–9, Josué 6.10–11, Josué 6.15, Josué 6.16, Josué 6.17, Josué 6.20, Josué 6.22–23, Josué 6.24, Josué 6.24–27, Josué 6.25, Josué 6.26, Josué 6.27, Josué 7.1, Josué 7.1–26, Josué 7.1–12.24, Josué 7.2, Josué 7.3–4, Josué 7.5, Josué 7.6, Josué 7.7, Josué 7.8–9, Josué 7.10–11, Josué 7.12, Josué 7.13, Josué 7.14, Josué 7.15, Josué 7.16–18, Josué 7.19–20, Josué 7.21, Josué 7.22, Josué 7.24, Josué 7.25, Josué 7.26, Josué 8.1, Josué 8.1–13, Josué 8.2, Josué 8.3, Josué 8.4–9, Josué 8.11–13, Josué 8.14, Josué 8.15, Josué 8.17, Josué 8.18–19, Josué 8.28, Josué 8.29, Josué 8.30–31, Josué 8.32, Josué 8.33, Josué 8.33–35, Josué 8.34, Josué 8.35, Josué 9.1, Josué 9.1–27, Josué 9.2, Josué 9.3, Josué 9.4–6, Josué 9.7–8, Josué 9.9–10, Josué 9.11–13, Josué 9.14, Josué 9.15, Josué 9.16, Josué 9.17, Josué 9.18–21, Josué 9.22, Josué 9.23, Josué 9.24–25, Josué 9.26–27, Josué 10.1, Josué 10.1–43, Josué 10.2, Josué 10.5, Josué 10.7, Josué 10.8, Josué 10.9, Josué 10.10, Josué 10.10–13, Josué 10.12, Josué 10.13, Josué 10.16, Josué 10.18–19, Josué 10.21, Josué 10.24, Josué 10.25, Josué 10.26–27, Josué 10.28, Josué 10.28–39, Josué 10.29–30, Josué 10.31–33, Josué 10.38–39, Josué 10.40, Josué 10.41, Josué 10.43, Josué 11.1–3, Josué 11.1–16, Josué 11.4, Josué 11.5, Josué 11.6, Josué 11.7, Josué 11.8, Josué 11.11, Josué 11.13, Josué 11.15, Josué 11.18, Josué 11.19–20, Josué 11.21–22, Josué 11.23, Josué 12.1, Josué 12.1–24, Josué 12.2, Josué 12.3, Josué 12.4, Josué 12.6, Josué 12.7, Josué 12.7–24, Josué 12.8, Josué 13.1–7, Josué 13.1–21.45, Josué 13.2, Josué 13.3, Josué 13.4–6, Josué 13.6–7, Josué 13.8–14, Josué 13.14, Josué 13.15–23, Josué 13.21, Josué 13.22, Josué 13.24–28, Josué 13.29–33, Josué 13.30–31, Josué 14.1, Josué 14.1–19.51, Josué 14.2, Josué 14.4, Josué 14.6, Josué 14.9, Josué 14.11, Josué 14.12, Josué 14.15, Josué 15.1–63, Josué 15.2–4, Josué 15.5–11, Josué 15.7, Josué 15.8, Josué 15.9, Josué 15.12, Josué 15.16, Josué 15.17, Josué 15.18–19, Josué 15.20–63, Josué 15.21, Josué 15.33, Josué 15.45–47, Josué 15.48, Josué 15.56, Josué 15.59, Josué 15.61, Josué 15.63, Josué 16.1, Josué 16.1–17.18, Josué 16.3, Josué 16.5–8, Josué 17.1, Josué 17.3–6, Josué 17.7, Josué 17.7–13, Josué 17.8–10, Josué 17.11–13, Josué 17.13, Josué 17.14, Josué 17.15, Josué 17.16, Josué 17.17–18, Josué 18.1, Josué 18.4, Josué 18.5, Josué 18.6, Josué 18.7, Josué 18.9, Josué 18.11, Josué 18.21–28, Josué 18.28, Josué 19.1, Josué 19.2–9, Josué 19.10–16, Josué 19.10–23, Josué 19.10–48, Josué 19.13, Josué 19.15, Josué 19.16, Josué 19.17–23, Josué 19.24–31, Josué 19.30, Josué 19.32–39, Josué 19.40–48, Josué 19.43, Josué 19.47, Josué 19.49–50, Josué 19.51, Josué 20.1–6, Josué 20.1–21.45, Josué 20.3, Josué 20.7–9, Josué 20.9, Josué 21.1–8, Josué 21.2–3, Josué 21.4, Josué 21.5, Josué 21.6, Josué 21.7, Josué 21.8, Josué 21.9–42, Josué 21.45, Josué 22.1–34, Josué 22.1–24.33, Josué 22.2–3, Josué 22.4–6, Josué 22.5, Josué 22.7, Josué 22.8, Josué 22.10, Josué 22.10–20, Josué 22.11, Josué 22.12, Josué 22.13–14, Josué 22.15, Josué 22.15–20, Josué 22.16, Josué 22.17, Josué 22.19, Josué 22.20, Josué 22.21–34, Josué 22.22, Josué 22.23, Josué 22.24–29, Josué 22.27, Josué 22.28, Josué 22.31, Josué 22.33, Josué 22.34, Josué 23.1–11, Josué 23.2–3, Josué 23.4–5, Josué 23.6, Josué 23.7, Josué 23.8, Josué 23.9, Josué 23.10, Josué 23.11, Josué 23.12, Josué 23.12–16, Josué 23.13, Josué 23.15–16, Josué 24.1, Josué 24.1–13, Josué 24.1–27, Josué 24.2, Josué 24.3, Josué 24.3–13, Josué 24.4, Josué 24.5–7, Josué 24.6, Josué 24.7, Josué 24.8, Josué 24.9–10, Josué 24.11, Josué 24.12, Josué 24.13, Josué 24.14, Josué 24.15, Josué 24.16, Josué 24.16–18, Josué 24.19, Josué 24.19–24, Josué 24.22, Josué 24.23, Josué 24.25, Josué 24.26, Josué 24.27, Josué 24.29, Josué 24.29–33, Josué 24.30, Josué 24.31, Josué 24.32, Josué 24.33</w:t>
+      </w:r>
+      <w:r/>
+    </w:p>
+    <w:p>
+      <w:r/>
+      <w:r>
+        <w:t xml:space="preserve"> </w:t>
+      </w:r>
+      <w:r/>
+      <w:r/>
+    </w:p>
+    <w:p>
+      <w:pPr>
+        <w:sectPr>
           <w:footnotePr>
             <w:numRestart w:val="eachSect"/>
           </w:footnotePr>

--- a/por/docx/06.content.docx
+++ b/por/docx/06.content.docx
@@ -28,22 +28,6 @@
       </w:r>
     </w:p>
     <w:p>
-      <w:pPr>
-        <w:pStyle w:val="Heading2"/>
-      </w:pPr>
-      <w:r>
-        <w:rPr>
-          <w:lang w:val="pt_PT" w:bidi="pt_PT"/>
-        </w:rPr>
-        <w:t>License Information</w:t>
-      </w:r>
-      <w:r>
-        <w:rPr>
-          <w:lang w:val="pt_PT" w:bidi="pt_PT"/>
-        </w:rPr>
-      </w:r>
-    </w:p>
-    <w:p>
       <w:pPr/>
       <w:r>
         <w:rPr>
@@ -55,19 +39,21 @@
           <w:b/>
           <w:lang w:val="pt_PT" w:bidi="pt_PT"/>
         </w:rPr>
-        <w:t>Notas de Estudo (Tyndale)</w:t>
-      </w:r>
-      <w:r>
-        <w:rPr>
-          <w:lang w:val="pt_PT" w:bidi="pt_PT"/>
-        </w:rPr>
-        <w:t xml:space="preserve"> (Portuguese) is based on</w:t>
-      </w:r>
-      <w:r>
-        <w:rPr>
-          <w:lang w:val="pt_PT" w:bidi="pt_PT"/>
-        </w:rPr>
-        <w:t xml:space="preserve">: </w:t>
+        <w:t>Aquifer Open Study Notes</w:t>
+      </w:r>
+    </w:p>
+    <w:p>
+      <w:pPr/>
+      <w:r>
+        <w:rPr>
+          <w:lang w:val="pt_PT" w:bidi="pt_PT"/>
+        </w:rPr>
+      </w:r>
+      <w:r>
+        <w:rPr>
+          <w:lang w:val="pt_PT" w:bidi="pt_PT"/>
+        </w:rPr>
+        <w:t xml:space="preserve">This work is an adaptation of </w:t>
       </w:r>
       <w:r>
         <w:rPr>
@@ -79,62 +65,33 @@
         <w:rPr>
           <w:lang w:val="pt_PT" w:bidi="pt_PT"/>
         </w:rPr>
-        <w:t xml:space="preserve">, </w:t>
-      </w:r>
-      <w:hyperlink r:id="rId13">
-        <w:r>
-          <w:rPr>
-            <w:lang w:val="pt_PT" w:bidi="pt_PT"/>
-          </w:rPr>
-          <w:rPr>
-            <w:color w:val="0000EE"/>
-            <w:u w:val="single"/>
-          </w:rPr>
-          <w:t>Tyndale House Publishers</w:t>
-        </w:r>
-      </w:hyperlink>
-      <w:r>
-        <w:rPr>
-          <w:lang w:val="pt_PT" w:bidi="pt_PT"/>
-        </w:rPr>
-        <w:t xml:space="preserve">, 2019, which is licensed under a </w:t>
-      </w:r>
-      <w:hyperlink r:id="rId14">
-        <w:r>
-          <w:rPr>
-            <w:lang w:val="pt_PT" w:bidi="pt_PT"/>
-          </w:rPr>
-          <w:rPr>
-            <w:color w:val="0000EE"/>
-            <w:u w:val="single"/>
-          </w:rPr>
-          <w:t>CC BY-SA 4.0 license</w:t>
-        </w:r>
-      </w:hyperlink>
-      <w:r>
-        <w:rPr>
-          <w:lang w:val="pt_PT" w:bidi="pt_PT"/>
-        </w:rPr>
-        <w:t>.</w:t>
-      </w:r>
-      <w:r>
-        <w:rPr>
-          <w:lang w:val="pt_PT" w:bidi="pt_PT"/>
-        </w:rPr>
-      </w:r>
-    </w:p>
-    <w:p>
-      <w:pPr/>
-      <w:r>
-        <w:rPr>
-          <w:lang w:val="pt_PT" w:bidi="pt_PT"/>
-        </w:rPr>
-      </w:r>
-      <w:r>
-        <w:rPr>
-          <w:lang w:val="pt_PT" w:bidi="pt_PT"/>
-        </w:rPr>
-        <w:t>This PDF version is provided under the same license.</w:t>
+        <w:t xml:space="preserve"> © 2023 Tyndale House Publishers, licensed under the CC BY-SA 4.0 license. The adaptation, </w:t>
+      </w:r>
+      <w:r>
+        <w:rPr>
+          <w:lang w:val="pt_PT" w:bidi="pt_PT"/>
+        </w:rPr>
+        <w:t>Aquifer Open Study Notes</w:t>
+      </w:r>
+      <w:r>
+        <w:rPr>
+          <w:lang w:val="pt_PT" w:bidi="pt_PT"/>
+        </w:rPr>
+        <w:t>, was created by Mission Mutual and is also licensed under CC BY-SA 4.0.</w:t>
+      </w:r>
+    </w:p>
+    <w:p>
+      <w:pPr/>
+      <w:r>
+        <w:rPr>
+          <w:lang w:val="pt_PT" w:bidi="pt_PT"/>
+        </w:rPr>
+      </w:r>
+      <w:r>
+        <w:rPr>
+          <w:lang w:val="pt_PT" w:bidi="pt_PT"/>
+        </w:rPr>
+        <w:t>This resource has been adapted into multiple languages, including English, Tok Pisin, Arabic (عربي), French (Français), Hindi (हिंदी), Indonesian (Bahasa Indonesia), Portuguese (Português), Russian (Русский), Spanish (Español), Swahili (Kiswahili), and Simplified Chinese (简体中文).</w:t>
       </w:r>
       <w:r>
         <w:rPr>
@@ -296,7 +253,7 @@
         </w:rPr>
         <w:t>Moisés havia morrido no Monte Nebo a leste do Jordão (</w:t>
       </w:r>
-      <w:hyperlink r:id="rId15">
+      <w:hyperlink r:id="rId13">
         <w:r>
           <w:rPr>
             <w:lang w:val="pt_PT" w:bidi="pt_PT"/>
@@ -362,7 +319,7 @@
         </w:rPr>
         <w:t>Deus confirmou Josué como líder de Israel e sucessor de Moisés. Deus fez a Abraão uma promessa específica de trazer seus descendentes para a posse da terra de Canaã (</w:t>
       </w:r>
-      <w:hyperlink r:id="rId16">
+      <w:hyperlink r:id="rId14">
         <w:r>
           <w:rPr>
             <w:lang w:val="pt_PT" w:bidi="pt_PT"/>
@@ -380,7 +337,7 @@
         </w:rPr>
         <w:t xml:space="preserve">; </w:t>
       </w:r>
-      <w:hyperlink r:id="rId17">
+      <w:hyperlink r:id="rId15">
         <w:r>
           <w:rPr>
             <w:lang w:val="pt_PT" w:bidi="pt_PT"/>
@@ -398,7 +355,7 @@
         </w:rPr>
         <w:t xml:space="preserve">; </w:t>
       </w:r>
-      <w:hyperlink r:id="rId18">
+      <w:hyperlink r:id="rId16">
         <w:r>
           <w:rPr>
             <w:lang w:val="pt_PT" w:bidi="pt_PT"/>
@@ -416,7 +373,7 @@
         </w:rPr>
         <w:t>). Esta promessa foi repetida a Moisés (</w:t>
       </w:r>
-      <w:hyperlink r:id="rId19">
+      <w:hyperlink r:id="rId17">
         <w:r>
           <w:rPr>
             <w:lang w:val="pt_PT" w:bidi="pt_PT"/>
@@ -434,7 +391,7 @@
         </w:rPr>
         <w:t xml:space="preserve">; </w:t>
       </w:r>
-      <w:hyperlink r:id="rId20">
+      <w:hyperlink r:id="rId18">
         <w:r>
           <w:rPr>
             <w:lang w:val="pt_PT" w:bidi="pt_PT"/>
@@ -452,7 +409,7 @@
         </w:rPr>
         <w:t xml:space="preserve">; </w:t>
       </w:r>
-      <w:hyperlink r:id="rId21">
+      <w:hyperlink r:id="rId19">
         <w:r>
           <w:rPr>
             <w:lang w:val="pt_PT" w:bidi="pt_PT"/>
@@ -470,7 +427,7 @@
         </w:rPr>
         <w:t xml:space="preserve">; </w:t>
       </w:r>
-      <w:hyperlink r:id="rId22">
+      <w:hyperlink r:id="rId20">
         <w:r>
           <w:rPr>
             <w:lang w:val="pt_PT" w:bidi="pt_PT"/>
@@ -597,7 +554,7 @@
         </w:rPr>
         <w:t xml:space="preserve"> nas proximidades de Berseba (</w:t>
       </w:r>
-      <w:hyperlink r:id="rId23">
+      <w:hyperlink r:id="rId21">
         <w:r>
           <w:rPr>
             <w:lang w:val="pt_PT" w:bidi="pt_PT"/>
@@ -688,7 +645,7 @@
         </w:rPr>
         <w:t xml:space="preserve">Deus prometeu nunca falhar ou abandonar Josué, assim como havia prometido a Moisés (cp. </w:t>
       </w:r>
-      <w:hyperlink r:id="rId24">
+      <w:hyperlink r:id="rId22">
         <w:r>
           <w:rPr>
             <w:lang w:val="pt_PT" w:bidi="pt_PT"/>
@@ -754,7 +711,7 @@
         </w:rPr>
         <w:t xml:space="preserve">você é o escolhido: Deus designou Josué como o agente principal para cumprir a promessa que ele havia feito aos seus antepassados (veja </w:t>
       </w:r>
-      <w:hyperlink r:id="rId25">
+      <w:hyperlink r:id="rId23">
         <w:r>
           <w:rPr>
             <w:lang w:val="pt_PT" w:bidi="pt_PT"/>
@@ -820,7 +777,7 @@
         </w:rPr>
         <w:t>Para ênfase, Deus disse a Josué três vezes que ele precisaria ser forte e corajoso para ter sucesso contra os cananeus, que eram mais numerosos que Israel. O povo também precisaria ter cuidado para obedecer a todas as instruções que Moisés lhes havia dado, se Israel quisesse se estabelecer na terra, desenvolver fazendas produtivas e construir casas, vilas e cidades. A terra é a terra de Deus, assim como toda a terra (</w:t>
       </w:r>
-      <w:hyperlink r:id="rId26">
+      <w:hyperlink r:id="rId24">
         <w:r>
           <w:rPr>
             <w:lang w:val="pt_PT" w:bidi="pt_PT"/>
@@ -838,7 +795,7 @@
         </w:rPr>
         <w:t>); Deus trouxe Israel para Canaã como inquilinos, não como proprietários (</w:t>
       </w:r>
-      <w:hyperlink r:id="rId27">
+      <w:hyperlink r:id="rId25">
         <w:r>
           <w:rPr>
             <w:lang w:val="pt_PT" w:bidi="pt_PT"/>
@@ -904,7 +861,7 @@
         </w:rPr>
         <w:t xml:space="preserve">Este Livro de Instrução (torah em hebraico) provavelmente se refere ao livro de Deuteronômio (veja </w:t>
       </w:r>
-      <w:hyperlink r:id="rId28">
+      <w:hyperlink r:id="rId26">
         <w:r>
           <w:rPr>
             <w:lang w:val="pt_PT" w:bidi="pt_PT"/>
@@ -922,7 +879,7 @@
         </w:rPr>
         <w:t xml:space="preserve">; </w:t>
       </w:r>
-      <w:hyperlink r:id="rId29">
+      <w:hyperlink r:id="rId27">
         <w:r>
           <w:rPr>
             <w:lang w:val="pt_PT" w:bidi="pt_PT"/>
@@ -940,7 +897,7 @@
         </w:rPr>
         <w:t xml:space="preserve">; </w:t>
       </w:r>
-      <w:hyperlink r:id="rId30">
+      <w:hyperlink r:id="rId28">
         <w:r>
           <w:rPr>
             <w:lang w:val="pt_PT" w:bidi="pt_PT"/>
@@ -958,7 +915,7 @@
         </w:rPr>
         <w:t xml:space="preserve">; </w:t>
       </w:r>
-      <w:hyperlink r:id="rId31">
+      <w:hyperlink r:id="rId29">
         <w:r>
           <w:rPr>
             <w:lang w:val="pt_PT" w:bidi="pt_PT"/>
@@ -976,7 +933,7 @@
         </w:rPr>
         <w:t xml:space="preserve">). Inclui os códigos de lei fundamentais de Israel, bem como as instruções morais e espirituais de Deus. • Deus ordenou a Josué que meditasse e falasse sobre as instruções de Deus dia e noite — isto é, continuamente (cp. </w:t>
       </w:r>
-      <w:hyperlink r:id="rId32">
+      <w:hyperlink r:id="rId30">
         <w:r>
           <w:rPr>
             <w:lang w:val="pt_PT" w:bidi="pt_PT"/>
@@ -994,7 +951,7 @@
         </w:rPr>
         <w:t xml:space="preserve">; </w:t>
       </w:r>
-      <w:hyperlink r:id="rId33">
+      <w:hyperlink r:id="rId31">
         <w:r>
           <w:rPr>
             <w:lang w:val="pt_PT" w:bidi="pt_PT"/>
@@ -1181,7 +1138,7 @@
         </w:rPr>
         <w:t xml:space="preserve">Devido ao medo e à incredulidade, a geração anterior se recusou a entrar na Terra Prometida pelo sul quarenta anos antes (veja </w:t>
       </w:r>
-      <w:hyperlink r:id="rId34">
+      <w:hyperlink r:id="rId32">
         <w:r>
           <w:rPr>
             <w:lang w:val="pt_PT" w:bidi="pt_PT"/>
@@ -1247,7 +1204,7 @@
         </w:rPr>
         <w:t>Rúben, Gade e a meia-tribo de Manassés haviam solicitado e recebido de Moisés a terra conquistada a leste do Jordão (</w:t>
       </w:r>
-      <w:hyperlink r:id="rId35">
+      <w:hyperlink r:id="rId33">
         <w:r>
           <w:rPr>
             <w:lang w:val="pt_PT" w:bidi="pt_PT"/>
@@ -1313,7 +1270,7 @@
         </w:rPr>
         <w:t xml:space="preserve">Deus desejava que o povo de Israel experimentasse o descanso espiritual, cultural e emocional de um relacionamento correto com ele e entre si, não apenas o descanso físico de viver em uma terra segura e abundante (veja </w:t>
       </w:r>
-      <w:hyperlink r:id="rId36">
+      <w:hyperlink r:id="rId34">
         <w:r>
           <w:rPr>
             <w:lang w:val="pt_PT" w:bidi="pt_PT"/>
@@ -1379,7 +1336,7 @@
         </w:rPr>
         <w:t>Os guerreiros das duas tribos e meia haviam prometido atravessar o Jordão com o restante de Israel para ajudá-los a conquistar sua terra (</w:t>
       </w:r>
-      <w:hyperlink r:id="rId37">
+      <w:hyperlink r:id="rId35">
         <w:r>
           <w:rPr>
             <w:lang w:val="pt_PT" w:bidi="pt_PT"/>
@@ -1445,7 +1402,7 @@
         </w:rPr>
         <w:t>Israel muitas vezes não obedeceu... Moisés. No entanto, as tribos que viviam a leste do Jordão atravessaram com o restante de Israel e não retornaram para suas próprias terras e casas até que Josué as dispensou (</w:t>
       </w:r>
-      <w:hyperlink r:id="rId38">
+      <w:hyperlink r:id="rId36">
         <w:r>
           <w:rPr>
             <w:lang w:val="pt_PT" w:bidi="pt_PT"/>
@@ -1559,7 +1516,7 @@
         </w:rPr>
         <w:t xml:space="preserve">Acácia (ou Sitim) ficava cerca de treze quilômetros a leste do Rio Jordão nas campinas de Moabe, em frente a Jericó (veja </w:t>
       </w:r>
-      <w:hyperlink r:id="rId39">
+      <w:hyperlink r:id="rId37">
         <w:r>
           <w:rPr>
             <w:lang w:val="pt_PT" w:bidi="pt_PT"/>
@@ -1926,7 +1883,7 @@
         </w:rPr>
         <w:t>Raabe começou a declarar sua fé no Senhor. • Fez um caminho seco: Deus havia separado as águas do Mar Vermelho para Israel (</w:t>
       </w:r>
-      <w:hyperlink r:id="rId40">
+      <w:hyperlink r:id="rId38">
         <w:r>
           <w:rPr>
             <w:lang w:val="pt_PT" w:bidi="pt_PT"/>
@@ -1944,7 +1901,7 @@
         </w:rPr>
         <w:t>). • Israel havia derrotado Seom e Ogue (</w:t>
       </w:r>
-      <w:hyperlink r:id="rId41">
+      <w:hyperlink r:id="rId39">
         <w:r>
           <w:rPr>
             <w:lang w:val="pt_PT" w:bidi="pt_PT"/>
@@ -1962,7 +1919,7 @@
         </w:rPr>
         <w:t xml:space="preserve">). • Destruíram completamente: veja </w:t>
       </w:r>
-      <w:hyperlink r:id="rId42">
+      <w:hyperlink r:id="rId40">
         <w:r>
           <w:rPr>
             <w:lang w:val="pt_PT" w:bidi="pt_PT"/>
@@ -1980,7 +1937,7 @@
         </w:rPr>
         <w:t xml:space="preserve">; </w:t>
       </w:r>
-      <w:hyperlink r:id="rId43">
+      <w:hyperlink r:id="rId41">
         <w:r>
           <w:rPr>
             <w:lang w:val="pt_PT" w:bidi="pt_PT"/>
@@ -2046,7 +2003,7 @@
         </w:rPr>
         <w:t>Embora o povo de Canaã tenha incorrido no julgamento de Deus, a declaração de fé de Raabe (provada genuína por sua ajuda aos espiões) a integrou ao povo de Deus (</w:t>
       </w:r>
-      <w:hyperlink r:id="rId44">
+      <w:hyperlink r:id="rId42">
         <w:r>
           <w:rPr>
             <w:lang w:val="pt_PT" w:bidi="pt_PT"/>
@@ -2160,7 +2117,7 @@
         </w:rPr>
         <w:t>Quando Israel atacou Jericó, Josué e os dois espiões cumpriram sua promessa de poupar Raabe (</w:t>
       </w:r>
-      <w:hyperlink r:id="rId45">
+      <w:hyperlink r:id="rId43">
         <w:r>
           <w:rPr>
             <w:lang w:val="pt_PT" w:bidi="pt_PT"/>
@@ -2226,7 +2183,7 @@
         </w:rPr>
         <w:t>Como a casa de Raabe ficava na muralha da cidade, ela pôde esconder os homens no telhado plano de sua casa (</w:t>
       </w:r>
-      <w:hyperlink r:id="rId46">
+      <w:hyperlink r:id="rId44">
         <w:r>
           <w:rPr>
             <w:lang w:val="pt_PT" w:bidi="pt_PT"/>
@@ -2436,7 +2393,7 @@
         </w:rPr>
         <w:t>Israel havia acampado em Acácia (Sitim) desde antes dos oráculos de Balaão (</w:t>
       </w:r>
-      <w:hyperlink r:id="rId47">
+      <w:hyperlink r:id="rId45">
         <w:r>
           <w:rPr>
             <w:lang w:val="pt_PT" w:bidi="pt_PT"/>
@@ -2502,7 +2459,7 @@
         </w:rPr>
         <w:t>A Arca da Aliança do Senhor era a morada de Deus entre os israelitas e simbolizava seu trono. Sempre que Israel se movia, um grupo de sacerdotes carregava a Arca à sua frente (</w:t>
       </w:r>
-      <w:hyperlink r:id="rId48">
+      <w:hyperlink r:id="rId46">
         <w:r>
           <w:rPr>
             <w:lang w:val="pt_PT" w:bidi="pt_PT"/>
@@ -2520,7 +2477,7 @@
         </w:rPr>
         <w:t xml:space="preserve">; </w:t>
       </w:r>
-      <w:hyperlink r:id="rId49">
+      <w:hyperlink r:id="rId47">
         <w:r>
           <w:rPr>
             <w:lang w:val="pt_PT" w:bidi="pt_PT"/>
@@ -2634,7 +2591,7 @@
         </w:rPr>
         <w:t xml:space="preserve">Purifiquem-se: eles precisavam se separar de qualquer coisa impura que impedisse um israelita de entrar na presença de Deus (cp. </w:t>
       </w:r>
-      <w:hyperlink r:id="rId50">
+      <w:hyperlink r:id="rId48">
         <w:r>
           <w:rPr>
             <w:lang w:val="pt_PT" w:bidi="pt_PT"/>
@@ -2652,7 +2609,7 @@
         </w:rPr>
         <w:t xml:space="preserve">; </w:t>
       </w:r>
-      <w:hyperlink r:id="rId51">
+      <w:hyperlink r:id="rId49">
         <w:r>
           <w:rPr>
             <w:lang w:val="pt_PT" w:bidi="pt_PT"/>
@@ -2766,7 +2723,7 @@
         </w:rPr>
         <w:t xml:space="preserve">Ao atravessarem o rio Jordão, a Arca liderou o caminho até que os pés dos sacerdotes entrassem na água; os sacerdotes deviam ficar no Jordão, não em terra seca. Ao carregar a Arca para dentro da água primeiro, os sacerdotes obedientes demonstrariam sua fé (cf. </w:t>
       </w:r>
-      <w:hyperlink r:id="rId52">
+      <w:hyperlink r:id="rId50">
         <w:r>
           <w:rPr>
             <w:lang w:val="pt_PT" w:bidi="pt_PT"/>
@@ -2928,7 +2885,7 @@
         </w:rPr>
         <w:t>Josué disse ao povo para escolher doze homens, mas não revelou o que esse grupo de homens faria (</w:t>
       </w:r>
-      <w:hyperlink r:id="rId53">
+      <w:hyperlink r:id="rId51">
         <w:r>
           <w:rPr>
             <w:lang w:val="pt_PT" w:bidi="pt_PT"/>
@@ -3186,7 +3143,7 @@
         </w:rPr>
         <w:t>Os doze homens representavam os doze filhos de Jacó. A tribo de Levi não foi contada porque os levitas se estabeleceram em cidades designadas entre as outras tribos (</w:t>
       </w:r>
-      <w:hyperlink r:id="rId54">
+      <w:hyperlink r:id="rId52">
         <w:r>
           <w:rPr>
             <w:lang w:val="pt_PT" w:bidi="pt_PT"/>
@@ -3204,7 +3161,7 @@
         </w:rPr>
         <w:t xml:space="preserve">; </w:t>
       </w:r>
-      <w:hyperlink r:id="rId55">
+      <w:hyperlink r:id="rId53">
         <w:r>
           <w:rPr>
             <w:lang w:val="pt_PT" w:bidi="pt_PT"/>
@@ -3222,7 +3179,7 @@
         </w:rPr>
         <w:t xml:space="preserve">; </w:t>
       </w:r>
-      <w:hyperlink r:id="rId56">
+      <w:hyperlink r:id="rId54">
         <w:r>
           <w:rPr>
             <w:lang w:val="pt_PT" w:bidi="pt_PT"/>
@@ -3240,7 +3197,7 @@
         </w:rPr>
         <w:t>). No entanto, o número de tribos permaneceu em doze porque os dois filhos de José (Efraim e Manassés) foram considerados como tribos separadas (</w:t>
       </w:r>
-      <w:hyperlink r:id="rId57">
+      <w:hyperlink r:id="rId55">
         <w:r>
           <w:rPr>
             <w:lang w:val="pt_PT" w:bidi="pt_PT"/>
@@ -3354,7 +3311,7 @@
         </w:rPr>
         <w:t>Josué disse duas vezes (</w:t>
       </w:r>
-      <w:hyperlink r:id="rId58">
+      <w:hyperlink r:id="rId56">
         <w:r>
           <w:rPr>
             <w:lang w:val="pt_PT" w:bidi="pt_PT"/>
@@ -3576,7 +3533,7 @@
         </w:rPr>
         <w:t xml:space="preserve">O décimo dia do primeiro mês ocorreu alguns dias antes da Páscoa. • Gilgal tornou-se um importante centro de adoração no início de Israel. Embora sua localização seja incerta, estava em algum lugar a leste ou nordeste de Jericó. Seu nome (que significa "roda de um carro", cp. </w:t>
       </w:r>
-      <w:hyperlink r:id="rId59">
+      <w:hyperlink r:id="rId57">
         <w:r>
           <w:rPr>
             <w:lang w:val="pt_PT" w:bidi="pt_PT"/>
@@ -3654,7 +3611,7 @@
         </w:rPr>
         <w:t>Além das futuras gerações de israelitas, todas as nações da terra deveriam entender o poder de Deus. Pelo menos alguns indivíduos em cada grupo respondem ao Deus que cuida deles (</w:t>
       </w:r>
-      <w:hyperlink r:id="rId60">
+      <w:hyperlink r:id="rId58">
         <w:r>
           <w:rPr>
             <w:lang w:val="pt_PT" w:bidi="pt_PT"/>
@@ -3864,7 +3821,7 @@
         </w:rPr>
         <w:t>Este desvio inesperado na narrativa fornece um lembrete importante da recusa anterior de Israel em acreditar que Deus os levaria em segurança para a terra de Canaã (</w:t>
       </w:r>
-      <w:hyperlink r:id="rId61">
+      <w:hyperlink r:id="rId59">
         <w:r>
           <w:rPr>
             <w:lang w:val="pt_PT" w:bidi="pt_PT"/>
@@ -4026,7 +3983,7 @@
         </w:rPr>
         <w:t>O cordeiro da Páscoa foi sacrificado na noite do décimo quarto dia do primeiro mês. Assim como a Páscoa no Egito marcou o êxodo da escravidão, a celebração desta Páscoa em Canaã marcou a realização do objetivo para o qual Deus estava guiando os israelitas. Esta Páscoa também antecipou o descanso prometido por Deus para seu povo em sua nova terra. • Aparentemente, esta foi a primeira Páscoa que Israel celebrou desde que estavam acampados no Sinai (</w:t>
       </w:r>
-      <w:hyperlink r:id="rId62">
+      <w:hyperlink r:id="rId60">
         <w:r>
           <w:rPr>
             <w:lang w:val="pt_PT" w:bidi="pt_PT"/>
@@ -4092,7 +4049,7 @@
         </w:rPr>
         <w:t>Israel reinstituiu a festa dos pães asmos, observado por sete dias após a Páscoa (</w:t>
       </w:r>
-      <w:hyperlink r:id="rId63">
+      <w:hyperlink r:id="rId61">
         <w:r>
           <w:rPr>
             <w:lang w:val="pt_PT" w:bidi="pt_PT"/>
@@ -4110,7 +4067,7 @@
         </w:rPr>
         <w:t xml:space="preserve">). O povo comia pães asmos e grãos torrados, um alimento favorito da época da colheita (veja </w:t>
       </w:r>
-      <w:hyperlink r:id="rId64">
+      <w:hyperlink r:id="rId62">
         <w:r>
           <w:rPr>
             <w:lang w:val="pt_PT" w:bidi="pt_PT"/>
@@ -4176,7 +4133,7 @@
         </w:rPr>
         <w:t>A provisão diária de maná por Deus (</w:t>
       </w:r>
-      <w:hyperlink r:id="rId65">
+      <w:hyperlink r:id="rId63">
         <w:r>
           <w:rPr>
             <w:lang w:val="pt_PT" w:bidi="pt_PT"/>
@@ -4194,7 +4151,7 @@
         </w:rPr>
         <w:t xml:space="preserve">; </w:t>
       </w:r>
-      <w:hyperlink r:id="rId66">
+      <w:hyperlink r:id="rId64">
         <w:r>
           <w:rPr>
             <w:lang w:val="pt_PT" w:bidi="pt_PT"/>
@@ -4308,7 +4265,7 @@
         </w:rPr>
         <w:t>Josué estava explorando a terra e as defesas da cidade próxima a Jericó para seguir o relatório dos dois espiões (</w:t>
       </w:r>
-      <w:hyperlink r:id="rId67">
+      <w:hyperlink r:id="rId65">
         <w:r>
           <w:rPr>
             <w:lang w:val="pt_PT" w:bidi="pt_PT"/>
@@ -4374,7 +4331,7 @@
         </w:rPr>
         <w:t>O comandante do exército do Senhor deu a Josué instruções para conduzir o cerco de Jericó (</w:t>
       </w:r>
-      <w:hyperlink r:id="rId68">
+      <w:hyperlink r:id="rId66">
         <w:r>
           <w:rPr>
             <w:lang w:val="pt_PT" w:bidi="pt_PT"/>
@@ -4392,7 +4349,7 @@
         </w:rPr>
         <w:t>). Assim como a mensagem anterior de Deus para Josué (</w:t>
       </w:r>
-      <w:hyperlink r:id="rId69">
+      <w:hyperlink r:id="rId67">
         <w:r>
           <w:rPr>
             <w:lang w:val="pt_PT" w:bidi="pt_PT"/>
@@ -4458,7 +4415,7 @@
         </w:rPr>
         <w:t xml:space="preserve">Josué caiu com o rosto em terra em reverência quando entendeu quem estava diante dele. A ação de Josué demonstrou que ele estava disponível para o serviço de Deus, de todo coração e sem reservas. • Os estudiosos discordam se o comandante era uma aparição de Deus, o Cristo pré-encarnado, ou um anjo. Sua referência a si mesmo como comandante do exército do Senhor pode implicar que ele era um anjo. No entanto, ele não impediu Josué de adorá-lo, como os anjos geralmente faziam (e.g., </w:t>
       </w:r>
-      <w:hyperlink r:id="rId70">
+      <w:hyperlink r:id="rId68">
         <w:r>
           <w:rPr>
             <w:lang w:val="pt_PT" w:bidi="pt_PT"/>
@@ -4476,7 +4433,7 @@
         </w:rPr>
         <w:t xml:space="preserve">; cp. </w:t>
       </w:r>
-      <w:hyperlink r:id="rId71">
+      <w:hyperlink r:id="rId69">
         <w:r>
           <w:rPr>
             <w:lang w:val="pt_PT" w:bidi="pt_PT"/>
@@ -4542,7 +4499,7 @@
         </w:rPr>
         <w:t>Tire suas sandálias, pois o lugar... é sagrado: isso foi o que Deus disse a Moisés na sarça ardente (</w:t>
       </w:r>
-      <w:hyperlink r:id="rId72">
+      <w:hyperlink r:id="rId70">
         <w:r>
           <w:rPr>
             <w:lang w:val="pt_PT" w:bidi="pt_PT"/>
@@ -4957,7 +4914,7 @@
         </w:rPr>
         <w:t xml:space="preserve">destruída completamente: Josué lembrou suas tropas de que a cidade e tudo o que nela havia pertenciam a Deus como as primícias de sua herança na terra de Canaã. Veja </w:t>
       </w:r>
-      <w:hyperlink r:id="rId42">
+      <w:hyperlink r:id="rId40">
         <w:r>
           <w:rPr>
             <w:lang w:val="pt_PT" w:bidi="pt_PT"/>
@@ -4975,7 +4932,7 @@
         </w:rPr>
         <w:t xml:space="preserve">; </w:t>
       </w:r>
-      <w:hyperlink r:id="rId43">
+      <w:hyperlink r:id="rId41">
         <w:r>
           <w:rPr>
             <w:lang w:val="pt_PT" w:bidi="pt_PT"/>
@@ -4993,7 +4950,7 @@
         </w:rPr>
         <w:t xml:space="preserve">. • Raabe: veja </w:t>
       </w:r>
-      <w:hyperlink r:id="rId73">
+      <w:hyperlink r:id="rId71">
         <w:r>
           <w:rPr>
             <w:lang w:val="pt_PT" w:bidi="pt_PT"/>
@@ -5215,7 +5172,7 @@
         </w:rPr>
         <w:t>Os cidadãos de Jericó já haviam sido executados (</w:t>
       </w:r>
-      <w:hyperlink r:id="rId74">
+      <w:hyperlink r:id="rId72">
         <w:r>
           <w:rPr>
             <w:lang w:val="pt_PT" w:bidi="pt_PT"/>
@@ -5281,7 +5238,7 @@
         </w:rPr>
         <w:t xml:space="preserve">A afirmação de que Raabe vive entre os israelitas até hoje destaca a amplitude e profundidade da graça de Deus. Raabe não foi apenas aceita em Israel; ela se tornou uma ancestral do Messias (veja </w:t>
       </w:r>
-      <w:hyperlink r:id="rId75">
+      <w:hyperlink r:id="rId73">
         <w:r>
           <w:rPr>
             <w:lang w:val="pt_PT" w:bidi="pt_PT"/>
@@ -5347,7 +5304,7 @@
         </w:rPr>
         <w:t>Josué lançou uma maldição sobre o local porque Jericó foi a primeira cidade cananeia a resistir aos propósitos de Deus ao trazer Israel para a terra. Jericó também foi a primeira cidade a experimentar o julgamento de Deus sobre a grande maldade de Canaã. Como as primícias da conquista de Canaã por Israel, ela pertencia a Deus (</w:t>
       </w:r>
-      <w:hyperlink r:id="rId76">
+      <w:hyperlink r:id="rId74">
         <w:r>
           <w:rPr>
             <w:lang w:val="pt_PT" w:bidi="pt_PT"/>
@@ -5365,7 +5322,7 @@
         </w:rPr>
         <w:t xml:space="preserve">; </w:t>
       </w:r>
-      <w:hyperlink r:id="rId77">
+      <w:hyperlink r:id="rId75">
         <w:r>
           <w:rPr>
             <w:lang w:val="pt_PT" w:bidi="pt_PT"/>
@@ -5383,7 +5340,7 @@
         </w:rPr>
         <w:t>). Deus executou a maldição de Josué sobre o primeiro homem a desafiá-la (</w:t>
       </w:r>
-      <w:hyperlink r:id="rId78">
+      <w:hyperlink r:id="rId76">
         <w:r>
           <w:rPr>
             <w:lang w:val="pt_PT" w:bidi="pt_PT"/>
@@ -5401,7 +5358,7 @@
         </w:rPr>
         <w:t xml:space="preserve">; cp. </w:t>
       </w:r>
-      <w:hyperlink r:id="rId79">
+      <w:hyperlink r:id="rId77">
         <w:r>
           <w:rPr>
             <w:lang w:val="pt_PT" w:bidi="pt_PT"/>
@@ -5467,7 +5424,7 @@
         </w:rPr>
         <w:t>Quando o primeiro capítulo da conquista de Canaã por Israel se encerrou, tanto os israelitas quanto os cananeus puderam ver que o Senhor estava com Josué, como ele havia prometido (</w:t>
       </w:r>
-      <w:hyperlink r:id="rId80">
+      <w:hyperlink r:id="rId78">
         <w:r>
           <w:rPr>
             <w:lang w:val="pt_PT" w:bidi="pt_PT"/>
@@ -5485,7 +5442,7 @@
         </w:rPr>
         <w:t>,</w:t>
       </w:r>
-      <w:hyperlink r:id="rId81">
+      <w:hyperlink r:id="rId79">
         <w:r>
           <w:rPr>
             <w:lang w:val="pt_PT" w:bidi="pt_PT"/>
@@ -5503,7 +5460,7 @@
         </w:rPr>
         <w:t xml:space="preserve">; cp. </w:t>
       </w:r>
-      <w:hyperlink r:id="rId82">
+      <w:hyperlink r:id="rId80">
         <w:r>
           <w:rPr>
             <w:lang w:val="pt_PT" w:bidi="pt_PT"/>
@@ -5580,7 +5537,7 @@
         </w:rPr>
         <w:t xml:space="preserve">: veja </w:t>
       </w:r>
-      <w:hyperlink r:id="rId42">
+      <w:hyperlink r:id="rId40">
         <w:r>
           <w:rPr>
             <w:lang w:val="pt_PT" w:bidi="pt_PT"/>
@@ -5598,7 +5555,7 @@
         </w:rPr>
         <w:t xml:space="preserve">; </w:t>
       </w:r>
-      <w:hyperlink r:id="rId43">
+      <w:hyperlink r:id="rId41">
         <w:r>
           <w:rPr>
             <w:lang w:val="pt_PT" w:bidi="pt_PT"/>
@@ -5654,7 +5611,7 @@
         </w:rPr>
         <w:t xml:space="preserve"> fazia parte de uma família importante. Ele era um líder ou potencial líder, portanto, suas ações poderiam influenciar outros (</w:t>
       </w:r>
-      <w:hyperlink r:id="rId83">
+      <w:hyperlink r:id="rId81">
         <w:r>
           <w:rPr>
             <w:lang w:val="pt_PT" w:bidi="pt_PT"/>
@@ -5828,7 +5785,7 @@
         </w:rPr>
         <w:t>Como fez antes da batalha por Jericó, Josué enviou alguns de seus homens para avaliar a situação em Ai. Esta cidade ficava cerca de dezesseis quilômetros a oeste de Jericó, na entrada de um planalto ao norte de Jerusalém chamado Planalto de Benjamim; conquistar Ai abriria o caminho para Israel controlar a região montanhosa. • Bete-Avém, "casa da iniquidade", era provavelmente um jogo de palavras intencionalmente depreciativo com o nome Betel, a "casa de Deus". Um santuário pagão esteve neste local mais tarde na história de Israel (</w:t>
       </w:r>
-      <w:hyperlink r:id="rId84">
+      <w:hyperlink r:id="rId82">
         <w:r>
           <w:rPr>
             <w:lang w:val="pt_PT" w:bidi="pt_PT"/>
@@ -5942,7 +5899,7 @@
         </w:rPr>
         <w:t xml:space="preserve">Os defensores de Ai saíram pelo portão da cidade e atacaram diretamente as tropas de Israel (veja </w:t>
       </w:r>
-      <w:hyperlink r:id="rId85">
+      <w:hyperlink r:id="rId83">
         <w:r>
           <w:rPr>
             <w:lang w:val="pt_PT" w:bidi="pt_PT"/>
@@ -6056,7 +6013,7 @@
         </w:rPr>
         <w:t>Josué expressou sua raiva em relação a Deus; isso explica o tom severo da resposta de Deus (</w:t>
       </w:r>
-      <w:hyperlink r:id="rId86">
+      <w:hyperlink r:id="rId84">
         <w:r>
           <w:rPr>
             <w:lang w:val="pt_PT" w:bidi="pt_PT"/>
@@ -6074,7 +6031,7 @@
         </w:rPr>
         <w:t>). Embora a batalha tenha sido perdida por causa do pecado de Acã, Josué e os anciãos de Israel negligenciaram buscar a orientação de Deus (</w:t>
       </w:r>
-      <w:hyperlink r:id="rId87">
+      <w:hyperlink r:id="rId85">
         <w:r>
           <w:rPr>
             <w:lang w:val="pt_PT" w:bidi="pt_PT"/>
@@ -6140,7 +6097,7 @@
         </w:rPr>
         <w:t xml:space="preserve">Os medos de Josué eram realistas. Todo Canaã pensava que Israel era invencível. No entanto, como a pequena Ai havia derrotado Israel, os cananeus poderiam pensar que isso poderia acontecer novamente. • Se Deus permitisse que os ímpios exterminassem seu povo da face da terra, as nações não teriam um testemunho de que Deus continua envolvido com seu mundo. • Seu grande nome: cp. </w:t>
       </w:r>
-      <w:hyperlink r:id="rId88">
+      <w:hyperlink r:id="rId86">
         <w:r>
           <w:rPr>
             <w:lang w:val="pt_PT" w:bidi="pt_PT"/>
@@ -6158,7 +6115,7 @@
         </w:rPr>
         <w:t xml:space="preserve">; </w:t>
       </w:r>
-      <w:hyperlink r:id="rId89">
+      <w:hyperlink r:id="rId87">
         <w:r>
           <w:rPr>
             <w:lang w:val="pt_PT" w:bidi="pt_PT"/>
@@ -6428,7 +6385,7 @@
         </w:rPr>
         <w:t xml:space="preserve">Deus havia ordenado que todos os bens roubados fossem destruídos pelo fogo. Agora seriam, pois Acã e tudo o que lhe pertencia seriam queimados. Quebrar a aliança do Senhor era traição, uma ofensa capital (e.g., </w:t>
       </w:r>
-      <w:hyperlink r:id="rId90">
+      <w:hyperlink r:id="rId88">
         <w:r>
           <w:rPr>
             <w:lang w:val="pt_PT" w:bidi="pt_PT"/>
@@ -6446,7 +6403,7 @@
         </w:rPr>
         <w:t xml:space="preserve">; </w:t>
       </w:r>
-      <w:hyperlink r:id="rId91">
+      <w:hyperlink r:id="rId89">
         <w:r>
           <w:rPr>
             <w:lang w:val="pt_PT" w:bidi="pt_PT"/>
@@ -6512,7 +6469,7 @@
         </w:rPr>
         <w:t xml:space="preserve">Acã pode ter sido escolhido pelo uso do Urim e Tumim, um sistema sagrado de sortes dado por Deus. Esses itens permaneciam sob os cuidados do sumo sacerdote, provavelmente em uma bolsa ou um saquinho (veja </w:t>
       </w:r>
-      <w:hyperlink r:id="rId92">
+      <w:hyperlink r:id="rId90">
         <w:r>
           <w:rPr>
             <w:lang w:val="pt_PT" w:bidi="pt_PT"/>
@@ -6530,7 +6487,7 @@
         </w:rPr>
         <w:t xml:space="preserve">; </w:t>
       </w:r>
-      <w:hyperlink r:id="rId93">
+      <w:hyperlink r:id="rId91">
         <w:r>
           <w:rPr>
             <w:lang w:val="pt_PT" w:bidi="pt_PT"/>
@@ -6644,7 +6601,7 @@
         </w:rPr>
         <w:t>A capa deveria ter sido queimada com o restante dos bens de Jericó. Era da Babilônia, evidência de que o comércio de longa distância era uma parte significativa da vida no antigo Oriente Próximo. • 200 moedas de prata: Acã pegou peças ou barras de prata que funcionavam como dinheiro; a cunhagem de moedas, propriamente dita, só foi inventada por volta dos anos 600 a.C. • A expressão "fiquei com tanta vontade de ter aquelas coisas" é traduzida como "cobiçar" no décimo mandamento (</w:t>
       </w:r>
-      <w:hyperlink r:id="rId94">
+      <w:hyperlink r:id="rId92">
         <w:r>
           <w:rPr>
             <w:lang w:val="pt_PT" w:bidi="pt_PT"/>
@@ -6806,7 +6763,7 @@
         </w:rPr>
         <w:t xml:space="preserve">O apedrejamento era um dos meios de execução prescritos (veja, e.g., </w:t>
       </w:r>
-      <w:hyperlink r:id="rId95">
+      <w:hyperlink r:id="rId93">
         <w:r>
           <w:rPr>
             <w:lang w:val="pt_PT" w:bidi="pt_PT"/>
@@ -6920,7 +6877,7 @@
         </w:rPr>
         <w:t>Não tenha medo ou desânimo: Deus deu a Josué um encorajamento semelhante antes de enviá-lo contra Jericó (</w:t>
       </w:r>
-      <w:hyperlink r:id="rId96">
+      <w:hyperlink r:id="rId94">
         <w:r>
           <w:rPr>
             <w:lang w:val="pt_PT" w:bidi="pt_PT"/>
@@ -7034,7 +6991,7 @@
         </w:rPr>
         <w:t>Ao contrário de outras nações antigas, que iam à guerra para ganhar riqueza, Israel serviu como agente de julgamento de Deus sobre os cananeus; o saque e o gado eram secundários. • A estratégia para capturar Ai foi planejar uma emboscada. Josué executou bem as instruções simples de Deus. • Por trás da cidade: no lado oeste (</w:t>
       </w:r>
-      <w:hyperlink r:id="rId97">
+      <w:hyperlink r:id="rId95">
         <w:r>
           <w:rPr>
             <w:lang w:val="pt_PT" w:bidi="pt_PT"/>
@@ -7138,7 +7095,7 @@
         </w:rPr>
         <w:t xml:space="preserve"> À medida que a batalha se desenvolvia, este grupo aguardaria em emboscada até que Josué os chamasse (</w:t>
       </w:r>
-      <w:hyperlink r:id="rId98">
+      <w:hyperlink r:id="rId96">
         <w:r>
           <w:rPr>
             <w:lang w:val="pt_PT" w:bidi="pt_PT"/>
@@ -7348,7 +7305,7 @@
         </w:rPr>
         <w:t>Josué e o exército israelita fugiram como no primeiro ataque (</w:t>
       </w:r>
-      <w:hyperlink r:id="rId99">
+      <w:hyperlink r:id="rId97">
         <w:r>
           <w:rPr>
             <w:lang w:val="pt_PT" w:bidi="pt_PT"/>
@@ -7558,7 +7515,7 @@
         </w:rPr>
         <w:t xml:space="preserve">As execuções públicas dos reis (veja também </w:t>
       </w:r>
-      <w:hyperlink r:id="rId100">
+      <w:hyperlink r:id="rId98">
         <w:r>
           <w:rPr>
             <w:lang w:val="pt_PT" w:bidi="pt_PT"/>
@@ -7576,7 +7533,7 @@
         </w:rPr>
         <w:t xml:space="preserve">; </w:t>
       </w:r>
-      <w:hyperlink r:id="rId101">
+      <w:hyperlink r:id="rId99">
         <w:r>
           <w:rPr>
             <w:lang w:val="pt_PT" w:bidi="pt_PT"/>
@@ -7594,7 +7551,7 @@
         </w:rPr>
         <w:t>,</w:t>
       </w:r>
-      <w:hyperlink r:id="rId102">
+      <w:hyperlink r:id="rId100">
         <w:r>
           <w:rPr>
             <w:lang w:val="pt_PT" w:bidi="pt_PT"/>
@@ -7612,7 +7569,7 @@
         </w:rPr>
         <w:t xml:space="preserve">) enfatizaram que Israel era o agente de Deus no julgamento dos líderes e do povo de Canaã por sua maldade. • Ao pôr do sol: veja </w:t>
       </w:r>
-      <w:hyperlink r:id="rId103">
+      <w:hyperlink r:id="rId101">
         <w:r>
           <w:rPr>
             <w:lang w:val="pt_PT" w:bidi="pt_PT"/>
@@ -7690,7 +7647,7 @@
         </w:rPr>
         <w:t>Arqueólogos descobriram recentemente um altar... no Monte Ebal, construído com pedras não cortadas e não moldadas com ferramentas de ferro. No entanto, nenhuma inscrição foi encontrada nele (</w:t>
       </w:r>
-      <w:hyperlink r:id="rId104">
+      <w:hyperlink r:id="rId102">
         <w:r>
           <w:rPr>
             <w:lang w:val="pt_PT" w:bidi="pt_PT"/>
@@ -7708,7 +7665,7 @@
         </w:rPr>
         <w:t>). • Ofertas queimadas e ofertas de paz foram prescritas nas leis de sacrifício que Deus deu a Moisés enquanto Israel ainda estava no Monte Sinai (</w:t>
       </w:r>
-      <w:hyperlink r:id="rId105">
+      <w:hyperlink r:id="rId103">
         <w:r>
           <w:rPr>
             <w:lang w:val="pt_PT" w:bidi="pt_PT"/>
@@ -7726,7 +7683,7 @@
         </w:rPr>
         <w:t xml:space="preserve">, </w:t>
       </w:r>
-      <w:hyperlink r:id="rId106">
+      <w:hyperlink r:id="rId104">
         <w:r>
           <w:rPr>
             <w:lang w:val="pt_PT" w:bidi="pt_PT"/>
@@ -7744,7 +7701,7 @@
         </w:rPr>
         <w:t xml:space="preserve">). Moisés deu ordens específicas para esta cerimônia (veja </w:t>
       </w:r>
-      <w:hyperlink r:id="rId107">
+      <w:hyperlink r:id="rId105">
         <w:r>
           <w:rPr>
             <w:lang w:val="pt_PT" w:bidi="pt_PT"/>
@@ -7762,7 +7719,7 @@
         </w:rPr>
         <w:t xml:space="preserve">; </w:t>
       </w:r>
-      <w:hyperlink r:id="rId108">
+      <w:hyperlink r:id="rId106">
         <w:r>
           <w:rPr>
             <w:lang w:val="pt_PT" w:bidi="pt_PT"/>
@@ -7828,7 +7785,7 @@
         </w:rPr>
         <w:t>Josué cumpriu a ordem de Moisés de erguer pedras e revesti-las com gesso (</w:t>
       </w:r>
-      <w:hyperlink r:id="rId109">
+      <w:hyperlink r:id="rId107">
         <w:r>
           <w:rPr>
             <w:lang w:val="pt_PT" w:bidi="pt_PT"/>
@@ -7990,7 +7947,7 @@
         </w:rPr>
         <w:t xml:space="preserve">bênçãos... maldições: veja </w:t>
       </w:r>
-      <w:hyperlink r:id="rId108">
+      <w:hyperlink r:id="rId106">
         <w:r>
           <w:rPr>
             <w:lang w:val="pt_PT" w:bidi="pt_PT"/>
@@ -8056,7 +8013,7 @@
         </w:rPr>
         <w:t>A religião do Antigo Testamento não era apenas para os homens de Israel; toda a assembleia incluía as mulheres e crianças. • Os estrangeiros que viviam entre os israelitas incluíam pessoas que saíram do Egito com Israel no Êxodo (</w:t>
       </w:r>
-      <w:hyperlink r:id="rId110">
+      <w:hyperlink r:id="rId108">
         <w:r>
           <w:rPr>
             <w:lang w:val="pt_PT" w:bidi="pt_PT"/>
@@ -8074,7 +8031,7 @@
         </w:rPr>
         <w:t>,</w:t>
       </w:r>
-      <w:hyperlink r:id="rId111">
+      <w:hyperlink r:id="rId109">
         <w:r>
           <w:rPr>
             <w:lang w:val="pt_PT" w:bidi="pt_PT"/>
@@ -8200,7 +8157,7 @@
         </w:rPr>
         <w:t>Josué mais uma vez falhou em consultar Deus (</w:t>
       </w:r>
-      <w:hyperlink r:id="rId112">
+      <w:hyperlink r:id="rId110">
         <w:r>
           <w:rPr>
             <w:lang w:val="pt_PT" w:bidi="pt_PT"/>
@@ -8218,7 +8175,7 @@
         </w:rPr>
         <w:t xml:space="preserve">; cp. </w:t>
       </w:r>
-      <w:hyperlink r:id="rId113">
+      <w:hyperlink r:id="rId111">
         <w:r>
           <w:rPr>
             <w:lang w:val="pt_PT" w:bidi="pt_PT"/>
@@ -8284,7 +8241,7 @@
         </w:rPr>
         <w:t>O</w:t>
       </w:r>
-      <w:hyperlink r:id="rId114">
+      <w:hyperlink r:id="rId112">
         <w:r>
           <w:rPr>
             <w:lang w:val="pt_PT" w:bidi="pt_PT"/>
@@ -8458,7 +8415,7 @@
         </w:rPr>
         <w:t xml:space="preserve">O nome heveus é conhecido apenas da Bíblia e refere-se a um grupo étnico não semita que vivia em várias partes de Canaã (veja </w:t>
       </w:r>
-      <w:hyperlink r:id="rId115">
+      <w:hyperlink r:id="rId113">
         <w:r>
           <w:rPr>
             <w:lang w:val="pt_PT" w:bidi="pt_PT"/>
@@ -8476,7 +8433,7 @@
         </w:rPr>
         <w:t xml:space="preserve">; </w:t>
       </w:r>
-      <w:hyperlink r:id="rId116">
+      <w:hyperlink r:id="rId114">
         <w:r>
           <w:rPr>
             <w:lang w:val="pt_PT" w:bidi="pt_PT"/>
@@ -8494,7 +8451,7 @@
         </w:rPr>
         <w:t xml:space="preserve">; </w:t>
       </w:r>
-      <w:hyperlink r:id="rId117">
+      <w:hyperlink r:id="rId115">
         <w:r>
           <w:rPr>
             <w:lang w:val="pt_PT" w:bidi="pt_PT"/>
@@ -8512,7 +8469,7 @@
         </w:rPr>
         <w:t>,</w:t>
       </w:r>
-      <w:hyperlink r:id="rId118">
+      <w:hyperlink r:id="rId116">
         <w:r>
           <w:rPr>
             <w:lang w:val="pt_PT" w:bidi="pt_PT"/>
@@ -8530,7 +8487,7 @@
         </w:rPr>
         <w:t>). • Como sabemos que vocês não moram por perto? Os líderes de Israel levantaram a possibilidade de farsa. Josué seguiu a resposta evasiva dos gibeonitas fazendo duas perguntas diretas. No entanto, Josué poderia ter recebido uma resposta direta consultando o Senhor (</w:t>
       </w:r>
-      <w:hyperlink r:id="rId112">
+      <w:hyperlink r:id="rId110">
         <w:r>
           <w:rPr>
             <w:lang w:val="pt_PT" w:bidi="pt_PT"/>
@@ -8596,7 +8553,7 @@
         </w:rPr>
         <w:t xml:space="preserve">no Egito: veja </w:t>
       </w:r>
-      <w:hyperlink r:id="rId119">
+      <w:hyperlink r:id="rId117">
         <w:r>
           <w:rPr>
             <w:lang w:val="pt_PT" w:bidi="pt_PT"/>
@@ -8614,7 +8571,7 @@
         </w:rPr>
         <w:t xml:space="preserve">. • Reis... Seom... Ogue: veja </w:t>
       </w:r>
-      <w:hyperlink r:id="rId120">
+      <w:hyperlink r:id="rId118">
         <w:r>
           <w:rPr>
             <w:lang w:val="pt_PT" w:bidi="pt_PT"/>
@@ -8801,7 +8758,7 @@
         </w:rPr>
         <w:t xml:space="preserve">): nações ratificavam alianças por meio de uma cerimônia que envolvia cortar animais sacrificiais ao meio. As partes da aliança caminhavam entre as duas metades dos animais (cp. </w:t>
       </w:r>
-      <w:hyperlink r:id="rId121">
+      <w:hyperlink r:id="rId119">
         <w:r>
           <w:rPr>
             <w:lang w:val="pt_PT" w:bidi="pt_PT"/>
@@ -8831,7 +8788,7 @@
         </w:rPr>
         <w:t>). • Em Israel, um juramento vinculativo era feito em nome do Senhor. Violar o juramento trazia o julgamento do Senhor por jurar falsamente (</w:t>
       </w:r>
-      <w:hyperlink r:id="rId122">
+      <w:hyperlink r:id="rId120">
         <w:r>
           <w:rPr>
             <w:lang w:val="pt_PT" w:bidi="pt_PT"/>
@@ -8897,7 +8854,7 @@
         </w:rPr>
         <w:t>morava perto! Ao relatar a descoberta de Israel, o autor repetiu a palavra que os israelitas usaram para expressar sua suspeita sobre os gibeonitas (</w:t>
       </w:r>
-      <w:hyperlink r:id="rId123">
+      <w:hyperlink r:id="rId121">
         <w:r>
           <w:rPr>
             <w:lang w:val="pt_PT" w:bidi="pt_PT"/>
@@ -9023,7 +8980,7 @@
         </w:rPr>
         <w:t xml:space="preserve">Israel não tinha o direito de quebrar este tratado, mesmo que os gibeonitas tivessem enganado os israelitas para fazê-lo. Quebrar uma aliança feita por um juramento na presença do Senhor teria desonrado o nome e a honra de Deus (cp. </w:t>
       </w:r>
-      <w:hyperlink r:id="rId124">
+      <w:hyperlink r:id="rId122">
         <w:r>
           <w:rPr>
             <w:lang w:val="pt_PT" w:bidi="pt_PT"/>
@@ -9293,7 +9250,7 @@
         </w:rPr>
         <w:t>Adoni-Zedeque significa "mestre da justiça" ou "meu mestre é justo". Um rei anterior de Jerusalém chamado Melquisedeque ("rei da justiça" ou "meu rei é justo") havia sido "um sacerdote do Deus Altíssimo" e amigo de Abraão (</w:t>
       </w:r>
-      <w:hyperlink r:id="rId125">
+      <w:hyperlink r:id="rId123">
         <w:r>
           <w:rPr>
             <w:lang w:val="pt_PT" w:bidi="pt_PT"/>
@@ -9575,7 +9532,7 @@
         </w:rPr>
         <w:t xml:space="preserve">Deus mais uma vez instou Josué a não ter medo, assegurando-lhe a vitória sobre os inimigos de Israel (veja também </w:t>
       </w:r>
-      <w:hyperlink r:id="rId81">
+      <w:hyperlink r:id="rId79">
         <w:r>
           <w:rPr>
             <w:lang w:val="pt_PT" w:bidi="pt_PT"/>
@@ -9593,7 +9550,7 @@
         </w:rPr>
         <w:t xml:space="preserve">; </w:t>
       </w:r>
-      <w:hyperlink r:id="rId126">
+      <w:hyperlink r:id="rId124">
         <w:r>
           <w:rPr>
             <w:lang w:val="pt_PT" w:bidi="pt_PT"/>
@@ -9912,7 +9869,7 @@
         </w:rPr>
         <w:t>Os cinco reis lideraram a coalizão do sul contra o povo de Deus. • Embora a localização de Maquedá seja incerta, ela estava no mesmo distrito que Laquis (</w:t>
       </w:r>
-      <w:hyperlink r:id="rId127">
+      <w:hyperlink r:id="rId125">
         <w:r>
           <w:rPr>
             <w:lang w:val="pt_PT" w:bidi="pt_PT"/>
@@ -10122,7 +10079,7 @@
         </w:rPr>
         <w:t>Josué encorajou seus homens em Maquedá, usando as mesmas palavras que Deus havia usado para encorajá-lo antes de Israel atravessar o Jordão e novamente antes da batalha de Ai (</w:t>
       </w:r>
-      <w:hyperlink r:id="rId81">
+      <w:hyperlink r:id="rId79">
         <w:r>
           <w:rPr>
             <w:lang w:val="pt_PT" w:bidi="pt_PT"/>
@@ -10140,7 +10097,7 @@
         </w:rPr>
         <w:t xml:space="preserve">; </w:t>
       </w:r>
-      <w:hyperlink r:id="rId126">
+      <w:hyperlink r:id="rId124">
         <w:r>
           <w:rPr>
             <w:lang w:val="pt_PT" w:bidi="pt_PT"/>
@@ -10206,7 +10163,7 @@
         </w:rPr>
         <w:t xml:space="preserve">A execução dos cinco reis por Josué seguiu o padrão estabelecido com o rei de Ai (veja a nota em </w:t>
       </w:r>
-      <w:hyperlink r:id="rId128">
+      <w:hyperlink r:id="rId126">
         <w:r>
           <w:rPr>
             <w:lang w:val="pt_PT" w:bidi="pt_PT"/>
@@ -10332,7 +10289,7 @@
         </w:rPr>
         <w:t>Josué liderou os israelitas por todo o sul de Canaã, onde capturaram, mas não queimaram, várias cidades importantes. Deus havia prometido que Israel habitaria em cidades que não tinham construído (</w:t>
       </w:r>
-      <w:hyperlink r:id="rId129">
+      <w:hyperlink r:id="rId127">
         <w:r>
           <w:rPr>
             <w:lang w:val="pt_PT" w:bidi="pt_PT"/>
@@ -10602,7 +10559,7 @@
         </w:rPr>
         <w:t>Esta Gósen não era a região no delta do Nilo do Egito (</w:t>
       </w:r>
-      <w:hyperlink r:id="rId130">
+      <w:hyperlink r:id="rId128">
         <w:r>
           <w:rPr>
             <w:lang w:val="pt_PT" w:bidi="pt_PT"/>
@@ -10620,7 +10577,7 @@
         </w:rPr>
         <w:t>), mas uma cidade na região montanhosa (</w:t>
       </w:r>
-      <w:hyperlink r:id="rId131">
+      <w:hyperlink r:id="rId129">
         <w:r>
           <w:rPr>
             <w:lang w:val="pt_PT" w:bidi="pt_PT"/>
@@ -10734,7 +10691,7 @@
         </w:rPr>
         <w:t xml:space="preserve">Hazor estava localizada ao longo da rota comercial internacional e era, de longe, a maior e mais importante cidade do interior de Canaã (veja </w:t>
       </w:r>
-      <w:hyperlink r:id="rId101">
+      <w:hyperlink r:id="rId99">
         <w:r>
           <w:rPr>
             <w:lang w:val="pt_PT" w:bidi="pt_PT"/>
@@ -10813,7 +10770,7 @@
         </w:rPr>
         <w:t xml:space="preserve">Através dos relatos mais detalhados da campanha de Josué no sul de Canaã (caps. </w:t>
       </w:r>
-      <w:hyperlink r:id="rId132">
+      <w:hyperlink r:id="rId130">
         <w:r>
           <w:rPr>
             <w:lang w:val="pt_PT" w:bidi="pt_PT"/>
@@ -10831,7 +10788,7 @@
         </w:rPr>
         <w:t xml:space="preserve">), o narrador estabeleceu firmemente que os israelitas precisavam da ajuda de Deus para ter sucesso. Como o que foi verdadeiro na campanha do sul também seria verdadeiro na campanha do norte (cap. </w:t>
       </w:r>
-      <w:hyperlink r:id="rId133">
+      <w:hyperlink r:id="rId131">
         <w:r>
           <w:rPr>
             <w:lang w:val="pt_PT" w:bidi="pt_PT"/>
@@ -10993,7 +10950,7 @@
         </w:rPr>
         <w:t xml:space="preserve">Deus novamente instou Josué a não ter medo, prometendo a vitória de Israel, mesmo contra cavalos e carros. • Mutilar seus cavalos e queimar seus carros: Deus queria que Israel confiasse nele em vez de em armamentos e equipamentos (cp. </w:t>
       </w:r>
-      <w:hyperlink r:id="rId134">
+      <w:hyperlink r:id="rId132">
         <w:r>
           <w:rPr>
             <w:lang w:val="pt_PT" w:bidi="pt_PT"/>
@@ -11011,7 +10968,7 @@
         </w:rPr>
         <w:t xml:space="preserve">; </w:t>
       </w:r>
-      <w:hyperlink r:id="rId135">
+      <w:hyperlink r:id="rId133">
         <w:r>
           <w:rPr>
             <w:lang w:val="pt_PT" w:bidi="pt_PT"/>
@@ -11221,7 +11178,7 @@
         </w:rPr>
         <w:t>as cidades construídas sobre montes: no antigo Oriente Próximo, era prática comum reconstruir cidades nos mesmos locais após terem sido destruídas. Todos os elementos que tornavam um local de cidade vantajoso permaneciam após a destruição de uma cidade. Muitas cidades foram reconstruídas várias vezes, elevando-se lentamente em altura à medida que mais destroços se acumulavam após cada destruição. • Josué queimou Hazor apenas no norte, assim como ele havia destruído Jericó (</w:t>
       </w:r>
-      <w:hyperlink r:id="rId136">
+      <w:hyperlink r:id="rId134">
         <w:r>
           <w:rPr>
             <w:lang w:val="pt_PT" w:bidi="pt_PT"/>
@@ -11239,7 +11196,7 @@
         </w:rPr>
         <w:t>) e Ai (</w:t>
       </w:r>
-      <w:hyperlink r:id="rId137">
+      <w:hyperlink r:id="rId135">
         <w:r>
           <w:rPr>
             <w:lang w:val="pt_PT" w:bidi="pt_PT"/>
@@ -11318,7 +11275,7 @@
         </w:rPr>
         <w:t xml:space="preserve"> ou "Livro de Instrução" (</w:t>
       </w:r>
-      <w:hyperlink r:id="rId138">
+      <w:hyperlink r:id="rId136">
         <w:r>
           <w:rPr>
             <w:lang w:val="pt_PT" w:bidi="pt_PT"/>
@@ -11384,7 +11341,7 @@
         </w:rPr>
         <w:t xml:space="preserve">Embora as vitórias iniciais nas campanhas do sul e do norte tenham sido rápidas e decisivas, levou muito tempo para conquistar cidades fortificadas. Depois que Israel cruzou o Rio Jordão, a campanha completa por Canaã durou talvez cinco anos (veja </w:t>
       </w:r>
-      <w:hyperlink r:id="rId139">
+      <w:hyperlink r:id="rId137">
         <w:r>
           <w:rPr>
             <w:lang w:val="pt_PT" w:bidi="pt_PT"/>
@@ -11450,7 +11407,7 @@
         </w:rPr>
         <w:t>O julgamento sobre Canaã foi de Deus, não de Israel. Deus havia estendido misericórdia aos cananeus por várias gerações. No entanto, Deus determinou que “os pecados dos amorreus” agora “justificam sua destruição” (</w:t>
       </w:r>
-      <w:hyperlink r:id="rId140">
+      <w:hyperlink r:id="rId138">
         <w:r>
           <w:rPr>
             <w:lang w:val="pt_PT" w:bidi="pt_PT"/>
@@ -11516,7 +11473,7 @@
         </w:rPr>
         <w:t xml:space="preserve">os descendentes de Anaque: veja </w:t>
       </w:r>
-      <w:hyperlink r:id="rId141">
+      <w:hyperlink r:id="rId139">
         <w:r>
           <w:rPr>
             <w:lang w:val="pt_PT" w:bidi="pt_PT"/>
@@ -11534,7 +11491,7 @@
         </w:rPr>
         <w:t>,</w:t>
       </w:r>
-      <w:hyperlink r:id="rId142">
+      <w:hyperlink r:id="rId140">
         <w:r>
           <w:rPr>
             <w:lang w:val="pt_PT" w:bidi="pt_PT"/>
@@ -11660,7 +11617,7 @@
         </w:rPr>
         <w:t xml:space="preserve">O Rio Arnom desagua no Mar Morto, no meio de seu lado leste, criando o desfiladeiro de Arnom. Israel começou suas conquistas aqui (veja </w:t>
       </w:r>
-      <w:hyperlink r:id="rId143">
+      <w:hyperlink r:id="rId141">
         <w:r>
           <w:rPr>
             <w:lang w:val="pt_PT" w:bidi="pt_PT"/>
@@ -11678,7 +11635,7 @@
         </w:rPr>
         <w:t>,</w:t>
       </w:r>
-      <w:hyperlink r:id="rId41">
+      <w:hyperlink r:id="rId39">
         <w:r>
           <w:rPr>
             <w:lang w:val="pt_PT" w:bidi="pt_PT"/>
@@ -11744,7 +11701,7 @@
         </w:rPr>
         <w:t xml:space="preserve">Este capítulo resume as conquistas de Israel em ambos os lados do Jordão e faz a transição para a distribuição da terra de Canaã por Josué entre as tribos de Israel (cap. </w:t>
       </w:r>
-      <w:hyperlink r:id="rId144">
+      <w:hyperlink r:id="rId142">
         <w:r>
           <w:rPr>
             <w:lang w:val="pt_PT" w:bidi="pt_PT"/>
@@ -11810,7 +11767,7 @@
         </w:rPr>
         <w:t xml:space="preserve">O rei Seom (veja </w:t>
       </w:r>
-      <w:hyperlink r:id="rId145">
+      <w:hyperlink r:id="rId143">
         <w:r>
           <w:rPr>
             <w:lang w:val="pt_PT" w:bidi="pt_PT"/>
@@ -11828,7 +11785,7 @@
         </w:rPr>
         <w:t>) controlava o vale do Jordão, ao norte, até o Mar da Galileia, mas não a parte norte de Gileade (</w:t>
       </w:r>
-      <w:hyperlink r:id="rId146">
+      <w:hyperlink r:id="rId144">
         <w:r>
           <w:rPr>
             <w:lang w:val="pt_PT" w:bidi="pt_PT"/>
@@ -11894,7 +11851,7 @@
         </w:rPr>
         <w:t>Bete-Jesimote foi o acampamento de Israel nas Campinas de Moabe (</w:t>
       </w:r>
-      <w:hyperlink r:id="rId147">
+      <w:hyperlink r:id="rId145">
         <w:r>
           <w:rPr>
             <w:lang w:val="pt_PT" w:bidi="pt_PT"/>
@@ -11912,7 +11869,7 @@
         </w:rPr>
         <w:t>). • Moisés viu a Terra Prometida de Pisga (</w:t>
       </w:r>
-      <w:hyperlink r:id="rId148">
+      <w:hyperlink r:id="rId146">
         <w:r>
           <w:rPr>
             <w:lang w:val="pt_PT" w:bidi="pt_PT"/>
@@ -11978,7 +11935,7 @@
         </w:rPr>
         <w:t xml:space="preserve">Rei Ogue de Basã: veja </w:t>
       </w:r>
-      <w:hyperlink r:id="rId149">
+      <w:hyperlink r:id="rId147">
         <w:r>
           <w:rPr>
             <w:lang w:val="pt_PT" w:bidi="pt_PT"/>
@@ -11996,7 +11953,7 @@
         </w:rPr>
         <w:t xml:space="preserve">. • Os refains eram um povo nativo que vivia em ambos os lados do Jordão. Muitos estudiosos concluíram que os refains eram incomumente altos (veja </w:t>
       </w:r>
-      <w:hyperlink r:id="rId150">
+      <w:hyperlink r:id="rId148">
         <w:r>
           <w:rPr>
             <w:lang w:val="pt_PT" w:bidi="pt_PT"/>
@@ -12062,7 +12019,7 @@
         </w:rPr>
         <w:t xml:space="preserve">Rúben, Gade e a meia tribo de Manassés: veja </w:t>
       </w:r>
-      <w:hyperlink r:id="rId151">
+      <w:hyperlink r:id="rId149">
         <w:r>
           <w:rPr>
             <w:lang w:val="pt_PT" w:bidi="pt_PT"/>
@@ -12380,7 +12337,7 @@
         </w:rPr>
         <w:t>Os filisteus foram um dos vários grupos na grande migração dos Povos do Mar, vindos da região do Egeu, algumas décadas após a entrada de Israel em Canaã. Eles se estabeleceram ao longo da costa sudoeste do Mediterrâneo, a oeste e sudoeste de Judá. Eles vieram de Caftor ou Creta (</w:t>
       </w:r>
-      <w:hyperlink r:id="rId152">
+      <w:hyperlink r:id="rId150">
         <w:r>
           <w:rPr>
             <w:lang w:val="pt_PT" w:bidi="pt_PT"/>
@@ -12398,7 +12355,7 @@
         </w:rPr>
         <w:t xml:space="preserve">; </w:t>
       </w:r>
-      <w:hyperlink r:id="rId153">
+      <w:hyperlink r:id="rId151">
         <w:r>
           <w:rPr>
             <w:lang w:val="pt_PT" w:bidi="pt_PT"/>
@@ -12416,7 +12373,7 @@
         </w:rPr>
         <w:t xml:space="preserve">). • Esses gesuritas eram pessoas de um território do sul, não os gesuritas do norte (cp. </w:t>
       </w:r>
-      <w:hyperlink r:id="rId146">
+      <w:hyperlink r:id="rId144">
         <w:r>
           <w:rPr>
             <w:lang w:val="pt_PT" w:bidi="pt_PT"/>
@@ -12482,7 +12439,7 @@
         </w:rPr>
         <w:t>O riacho de Sior provavelmente marcou a fronteira tradicional entre Canaã e Egito, dividindo a Península do Sinai ao norte. • O território dos filisteus incluía cinco cidades principais: Gaza, Asdode e Asquelom estavam na costa do Mediterrâneo; Gate e Ecrom ficavam a alguns quilômetros para o interior. • Os filisteus deslocaram os aveus (</w:t>
       </w:r>
-      <w:hyperlink r:id="rId152">
+      <w:hyperlink r:id="rId150">
         <w:r>
           <w:rPr>
             <w:lang w:val="pt_PT" w:bidi="pt_PT"/>
@@ -12548,7 +12505,7 @@
         </w:rPr>
         <w:t xml:space="preserve">Os sidônios (ou seja, os fenícios; veja </w:t>
       </w:r>
-      <w:hyperlink r:id="rId154">
+      <w:hyperlink r:id="rId152">
         <w:r>
           <w:rPr>
             <w:lang w:val="pt_PT" w:bidi="pt_PT"/>
@@ -12566,7 +12523,7 @@
         </w:rPr>
         <w:t xml:space="preserve">; </w:t>
       </w:r>
-      <w:hyperlink r:id="rId155">
+      <w:hyperlink r:id="rId153">
         <w:r>
           <w:rPr>
             <w:lang w:val="pt_PT" w:bidi="pt_PT"/>
@@ -12584,7 +12541,7 @@
         </w:rPr>
         <w:t xml:space="preserve">; </w:t>
       </w:r>
-      <w:hyperlink r:id="rId156">
+      <w:hyperlink r:id="rId154">
         <w:r>
           <w:rPr>
             <w:lang w:val="pt_PT" w:bidi="pt_PT"/>
@@ -12698,7 +12655,7 @@
         </w:rPr>
         <w:t>Metade da tribo de Manassés e as tribos de Rúben e Gade haviam pedido a Moisés sua herança no lado leste do Jordão, na terra que pertencia aos reinos de Seom e Ogue (</w:t>
       </w:r>
-      <w:hyperlink r:id="rId41">
+      <w:hyperlink r:id="rId39">
         <w:r>
           <w:rPr>
             <w:lang w:val="pt_PT" w:bidi="pt_PT"/>
@@ -12716,7 +12673,7 @@
         </w:rPr>
         <w:t xml:space="preserve">; </w:t>
       </w:r>
-      <w:hyperlink r:id="rId151">
+      <w:hyperlink r:id="rId149">
         <w:r>
           <w:rPr>
             <w:lang w:val="pt_PT" w:bidi="pt_PT"/>
@@ -12734,7 +12691,7 @@
         </w:rPr>
         <w:t>). Em troca, eles ajudaram o restante de Israel a tomar posse de sua herança a oeste do Jordão (</w:t>
       </w:r>
-      <w:hyperlink r:id="rId157">
+      <w:hyperlink r:id="rId155">
         <w:r>
           <w:rPr>
             <w:lang w:val="pt_PT" w:bidi="pt_PT"/>
@@ -12752,7 +12709,7 @@
         </w:rPr>
         <w:t xml:space="preserve">; </w:t>
       </w:r>
-      <w:hyperlink r:id="rId158">
+      <w:hyperlink r:id="rId156">
         <w:r>
           <w:rPr>
             <w:lang w:val="pt_PT" w:bidi="pt_PT"/>
@@ -12818,7 +12775,7 @@
         </w:rPr>
         <w:t xml:space="preserve">A tribo de Levi não recebeu nenhuma terra tribal própria (veja </w:t>
       </w:r>
-      <w:hyperlink r:id="rId159">
+      <w:hyperlink r:id="rId157">
         <w:r>
           <w:rPr>
             <w:lang w:val="pt_PT" w:bidi="pt_PT"/>
@@ -12836,7 +12793,7 @@
         </w:rPr>
         <w:t>). As cidades levíticas estavam localizadas nos territórios das outras tribos (</w:t>
       </w:r>
-      <w:hyperlink r:id="rId160">
+      <w:hyperlink r:id="rId158">
         <w:r>
           <w:rPr>
             <w:lang w:val="pt_PT" w:bidi="pt_PT"/>
@@ -12902,7 +12859,7 @@
         </w:rPr>
         <w:t>Como Rúben, o primogênito de Jacó com Lia (</w:t>
       </w:r>
-      <w:hyperlink r:id="rId161">
+      <w:hyperlink r:id="rId159">
         <w:r>
           <w:rPr>
             <w:lang w:val="pt_PT" w:bidi="pt_PT"/>
@@ -12920,7 +12877,7 @@
         </w:rPr>
         <w:t>), perdeu seu direito de primogenitura ao dormir com a concubina de seu pai (</w:t>
       </w:r>
-      <w:hyperlink r:id="rId162">
+      <w:hyperlink r:id="rId160">
         <w:r>
           <w:rPr>
             <w:lang w:val="pt_PT" w:bidi="pt_PT"/>
@@ -12986,7 +12943,7 @@
         </w:rPr>
         <w:t>Os líderes de Midiã eram aparentemente reis (</w:t>
       </w:r>
-      <w:hyperlink r:id="rId163">
+      <w:hyperlink r:id="rId161">
         <w:r>
           <w:rPr>
             <w:lang w:val="pt_PT" w:bidi="pt_PT"/>
@@ -13059,7 +13016,7 @@
         </w:rPr>
         <w:t>: ele elaborou um plano para levar Israel à adoração de falsos deuses (idolatria) por meio do pecado sexual (</w:t>
       </w:r>
-      <w:hyperlink r:id="rId164">
+      <w:hyperlink r:id="rId162">
         <w:r>
           <w:rPr>
             <w:lang w:val="pt_PT" w:bidi="pt_PT"/>
@@ -13090,7 +13047,7 @@
         </w:rPr>
         <w:t xml:space="preserve"> de amaldiçoar Israel (</w:t>
       </w:r>
-      <w:hyperlink r:id="rId165">
+      <w:hyperlink r:id="rId163">
         <w:r>
           <w:rPr>
             <w:lang w:val="pt_PT" w:bidi="pt_PT"/>
@@ -13204,7 +13161,7 @@
         </w:rPr>
         <w:t xml:space="preserve">Manassés era o filho mais velho de José. Jacó deu a cada um dos filhos de José uma herança completa, concedendo assim a José uma porção dupla do direito de primogenitura (veja </w:t>
       </w:r>
-      <w:hyperlink r:id="rId166">
+      <w:hyperlink r:id="rId164">
         <w:r>
           <w:rPr>
             <w:lang w:val="pt_PT" w:bidi="pt_PT"/>
@@ -13270,7 +13227,7 @@
         </w:rPr>
         <w:t>Jair era bisneto de Manassés (</w:t>
       </w:r>
-      <w:hyperlink r:id="rId167">
+      <w:hyperlink r:id="rId165">
         <w:r>
           <w:rPr>
             <w:lang w:val="pt_PT" w:bidi="pt_PT"/>
@@ -13384,7 +13341,7 @@
         </w:rPr>
         <w:t>A distribuição de terras para as tribos no lado oeste do Jordão descreve o que Deus pretendia que cada tribo possuísse. • O narrador enquadra esta seção com a atribuição de terra a Calebe no início (</w:t>
       </w:r>
-      <w:hyperlink r:id="rId168">
+      <w:hyperlink r:id="rId166">
         <w:r>
           <w:rPr>
             <w:lang w:val="pt_PT" w:bidi="pt_PT"/>
@@ -13402,7 +13359,7 @@
         </w:rPr>
         <w:t>) e a Josué no final (</w:t>
       </w:r>
-      <w:hyperlink r:id="rId169">
+      <w:hyperlink r:id="rId167">
         <w:r>
           <w:rPr>
             <w:lang w:val="pt_PT" w:bidi="pt_PT"/>
@@ -13420,7 +13377,7 @@
         </w:rPr>
         <w:t>). Apenas Calebe e Josué haviam demonstrado fé em Deus de que Israel poderia conquistar a terra (</w:t>
       </w:r>
-      <w:hyperlink r:id="rId170">
+      <w:hyperlink r:id="rId168">
         <w:r>
           <w:rPr>
             <w:lang w:val="pt_PT" w:bidi="pt_PT"/>
@@ -13438,7 +13395,7 @@
         </w:rPr>
         <w:t xml:space="preserve">; </w:t>
       </w:r>
-      <w:hyperlink r:id="rId171">
+      <w:hyperlink r:id="rId169">
         <w:r>
           <w:rPr>
             <w:lang w:val="pt_PT" w:bidi="pt_PT"/>
@@ -13576,7 +13533,7 @@
         </w:rPr>
         <w:t>). Como os levitas não receberam um território tribal separado (</w:t>
       </w:r>
-      <w:hyperlink r:id="rId172">
+      <w:hyperlink r:id="rId170">
         <w:r>
           <w:rPr>
             <w:lang w:val="pt_PT" w:bidi="pt_PT"/>
@@ -13642,7 +13599,7 @@
         </w:rPr>
         <w:t>O povo quenezeu não era originalmente israelita (</w:t>
       </w:r>
-      <w:hyperlink r:id="rId173">
+      <w:hyperlink r:id="rId171">
         <w:r>
           <w:rPr>
             <w:lang w:val="pt_PT" w:bidi="pt_PT"/>
@@ -13660,7 +13617,7 @@
         </w:rPr>
         <w:t>); é desconhecido como eles se uniram a Judá. • A respeito de você e de mim: apenas Calebe e Josué foram fiéis a Deus na primeira oportunidade de entrar na terra, então Deus lhes prometeu que a possuiriam (</w:t>
       </w:r>
-      <w:hyperlink r:id="rId174">
+      <w:hyperlink r:id="rId172">
         <w:r>
           <w:rPr>
             <w:lang w:val="pt_PT" w:bidi="pt_PT"/>
@@ -13726,7 +13683,7 @@
         </w:rPr>
         <w:t xml:space="preserve">Moisés... prometido: veja </w:t>
       </w:r>
-      <w:hyperlink r:id="rId174">
+      <w:hyperlink r:id="rId172">
         <w:r>
           <w:rPr>
             <w:lang w:val="pt_PT" w:bidi="pt_PT"/>
@@ -13840,7 +13797,7 @@
         </w:rPr>
         <w:t>Israel havia ficado fora de Canaã quarenta e cinco anos antes porque temiam os descendentes de Anaque, um povo alto e forte que vivia na região montanhosa de Judá (</w:t>
       </w:r>
-      <w:hyperlink r:id="rId175">
+      <w:hyperlink r:id="rId173">
         <w:r>
           <w:rPr>
             <w:lang w:val="pt_PT" w:bidi="pt_PT"/>
@@ -13966,7 +13923,7 @@
         </w:rPr>
         <w:t>A distribuição tribal de Judá é descrita em maior detalhe do que a das outras tribos. As falhas dos irmãos mais velhos de Judá (</w:t>
       </w:r>
-      <w:hyperlink r:id="rId176">
+      <w:hyperlink r:id="rId174">
         <w:r>
           <w:rPr>
             <w:lang w:val="pt_PT" w:bidi="pt_PT"/>
@@ -13984,7 +13941,7 @@
         </w:rPr>
         <w:t xml:space="preserve">; </w:t>
       </w:r>
-      <w:hyperlink r:id="rId162">
+      <w:hyperlink r:id="rId160">
         <w:r>
           <w:rPr>
             <w:lang w:val="pt_PT" w:bidi="pt_PT"/>
@@ -14002,7 +13959,7 @@
         </w:rPr>
         <w:t>) colocaram-no na posição de receber o manto da liderança. Assim, a tribo de Judá recebeu uma posição geográfica central entre as tribos, garantindo sua liderança na nação (</w:t>
       </w:r>
-      <w:hyperlink r:id="rId177">
+      <w:hyperlink r:id="rId175">
         <w:r>
           <w:rPr>
             <w:lang w:val="pt_PT" w:bidi="pt_PT"/>
@@ -14020,7 +13977,7 @@
         </w:rPr>
         <w:t xml:space="preserve">; </w:t>
       </w:r>
-      <w:hyperlink r:id="rId178">
+      <w:hyperlink r:id="rId176">
         <w:r>
           <w:rPr>
             <w:lang w:val="pt_PT" w:bidi="pt_PT"/>
@@ -14182,7 +14139,7 @@
         </w:rPr>
         <w:t xml:space="preserve">Esta Debir não era a mesma cidade que Debir/Quiriate-Sefer de </w:t>
       </w:r>
-      <w:hyperlink r:id="rId179">
+      <w:hyperlink r:id="rId177">
         <w:r>
           <w:rPr>
             <w:lang w:val="pt_PT" w:bidi="pt_PT"/>
@@ -14200,7 +14157,7 @@
         </w:rPr>
         <w:t>. • Esta Gilgal não era a mesma Gilgal onde os israelitas anteriormente estabeleceram seu acampamento (</w:t>
       </w:r>
-      <w:hyperlink r:id="rId180">
+      <w:hyperlink r:id="rId178">
         <w:r>
           <w:rPr>
             <w:lang w:val="pt_PT" w:bidi="pt_PT"/>
@@ -14422,7 +14379,7 @@
         </w:rPr>
         <w:t xml:space="preserve">Cp. </w:t>
       </w:r>
-      <w:hyperlink r:id="rId181">
+      <w:hyperlink r:id="rId179">
         <w:r>
           <w:rPr>
             <w:lang w:val="pt_PT" w:bidi="pt_PT"/>
@@ -14440,7 +14397,7 @@
         </w:rPr>
         <w:t xml:space="preserve">; </w:t>
       </w:r>
-      <w:hyperlink r:id="rId182">
+      <w:hyperlink r:id="rId180">
         <w:r>
           <w:rPr>
             <w:lang w:val="pt_PT" w:bidi="pt_PT"/>
@@ -14506,7 +14463,7 @@
         </w:rPr>
         <w:t>Otniel, sobrinho de Calebe, tornou-se o primeiro juiz de Israel (</w:t>
       </w:r>
-      <w:hyperlink r:id="rId183">
+      <w:hyperlink r:id="rId181">
         <w:r>
           <w:rPr>
             <w:lang w:val="pt_PT" w:bidi="pt_PT"/>
@@ -14837,7 +14794,7 @@
         </w:rPr>
         <w:t>A região montanhosa estava nas terras altas centrais de Judá, de Jerusalém, no norte, até um pouco além de Debir (</w:t>
       </w:r>
-      <w:hyperlink r:id="rId179">
+      <w:hyperlink r:id="rId177">
         <w:r>
           <w:rPr>
             <w:lang w:val="pt_PT" w:bidi="pt_PT"/>
@@ -14903,7 +14860,7 @@
         </w:rPr>
         <w:t>Esta Jezreel em Judá não era a Jezreel do norte. Esta cidade era a cidade natal de Ainoã, esposa de Davi e mãe de seu filho mais velho, Amnom (</w:t>
       </w:r>
-      <w:hyperlink r:id="rId184">
+      <w:hyperlink r:id="rId182">
         <w:r>
           <w:rPr>
             <w:lang w:val="pt_PT" w:bidi="pt_PT"/>
@@ -15065,7 +15022,7 @@
         </w:rPr>
         <w:t>Embora Jerusalém tenha sido atribuída à tribo de Benjamim (</w:t>
       </w:r>
-      <w:hyperlink r:id="rId185">
+      <w:hyperlink r:id="rId183">
         <w:r>
           <w:rPr>
             <w:lang w:val="pt_PT" w:bidi="pt_PT"/>
@@ -15083,7 +15040,7 @@
         </w:rPr>
         <w:t>), ela não foi conquistada nos dias de Josué. • Até hoje: a presença contínua dos jebuseus mais tarde causou problemas a Judá (</w:t>
       </w:r>
-      <w:hyperlink r:id="rId186">
+      <w:hyperlink r:id="rId184">
         <w:r>
           <w:rPr>
             <w:lang w:val="pt_PT" w:bidi="pt_PT"/>
@@ -15149,7 +15106,7 @@
         </w:rPr>
         <w:t>Jericó foi atribuída à tribo de Benjamim (</w:t>
       </w:r>
-      <w:hyperlink r:id="rId187">
+      <w:hyperlink r:id="rId185">
         <w:r>
           <w:rPr>
             <w:lang w:val="pt_PT" w:bidi="pt_PT"/>
@@ -15215,7 +15172,7 @@
         </w:rPr>
         <w:t>José teve dois filhos, Manassés e Efraim (</w:t>
       </w:r>
-      <w:hyperlink r:id="rId188">
+      <w:hyperlink r:id="rId186">
         <w:r>
           <w:rPr>
             <w:lang w:val="pt_PT" w:bidi="pt_PT"/>
@@ -15233,7 +15190,7 @@
         </w:rPr>
         <w:t>). Metade dos descendentes de Manassés havia recebido sua herança a leste do Rio Jordão. A tribo de Efraim e o restante da tribo de Manassés agora receberam suas porções. Isso elevou o número total de porções para doze e cumpriu a bênção que Jacó havia pronunciado sobre José (</w:t>
       </w:r>
-      <w:hyperlink r:id="rId189">
+      <w:hyperlink r:id="rId187">
         <w:r>
           <w:rPr>
             <w:lang w:val="pt_PT" w:bidi="pt_PT"/>
@@ -15299,7 +15256,7 @@
         </w:rPr>
         <w:t xml:space="preserve">A fronteira de Efraim seguia a subida de Bete-Horom de Baixo até Bete-Horom de Cima (veja </w:t>
       </w:r>
-      <w:hyperlink r:id="rId190">
+      <w:hyperlink r:id="rId188">
         <w:r>
           <w:rPr>
             <w:lang w:val="pt_PT" w:bidi="pt_PT"/>
@@ -15317,7 +15274,7 @@
         </w:rPr>
         <w:t xml:space="preserve">), dando a esta tribo o controle de uma das duas principais estradas para Jerusalém a partir do oeste. • Gezer, uma grande e importante cidade cananeia na junção da planície costeira e da região montanhosa, aparentemente não passou para a posse de Israel até o tempo de Salomão (veja </w:t>
       </w:r>
-      <w:hyperlink r:id="rId191">
+      <w:hyperlink r:id="rId189">
         <w:r>
           <w:rPr>
             <w:lang w:val="pt_PT" w:bidi="pt_PT"/>
@@ -15335,7 +15292,7 @@
         </w:rPr>
         <w:t xml:space="preserve">; </w:t>
       </w:r>
-      <w:hyperlink r:id="rId192">
+      <w:hyperlink r:id="rId190">
         <w:r>
           <w:rPr>
             <w:lang w:val="pt_PT" w:bidi="pt_PT"/>
@@ -15449,7 +15406,7 @@
         </w:rPr>
         <w:t xml:space="preserve">Veja </w:t>
       </w:r>
-      <w:hyperlink r:id="rId193">
+      <w:hyperlink r:id="rId191">
         <w:r>
           <w:rPr>
             <w:lang w:val="pt_PT" w:bidi="pt_PT"/>
@@ -15527,7 +15484,7 @@
         </w:rPr>
         <w:t xml:space="preserve">Na antiga Israel, a herança geralmente passava de um pai para seus filhos. Sem filhos, o nome de um homem poderia cair no esquecimento. No entanto, as filhas de Zelofeade solicitaram a Moisés, Moisés consultou a Deus, e Deus decidiu que elas deveriam herdar a porção de seu pai (veja </w:t>
       </w:r>
-      <w:hyperlink r:id="rId194">
+      <w:hyperlink r:id="rId192">
         <w:r>
           <w:rPr>
             <w:lang w:val="pt_PT" w:bidi="pt_PT"/>
@@ -15689,7 +15646,7 @@
         </w:rPr>
         <w:t xml:space="preserve">Esta descrição geral da fronteira sul de Manassés com a terra dada à tribo de Efraim fornece mais detalhes do que a descrição da fronteira norte de Efraim em </w:t>
       </w:r>
-      <w:hyperlink r:id="rId195">
+      <w:hyperlink r:id="rId193">
         <w:r>
           <w:rPr>
             <w:lang w:val="pt_PT" w:bidi="pt_PT"/>
@@ -15851,7 +15808,7 @@
         </w:rPr>
         <w:t xml:space="preserve">A porção de José é descrita em </w:t>
       </w:r>
-      <w:hyperlink r:id="rId196">
+      <w:hyperlink r:id="rId194">
         <w:r>
           <w:rPr>
             <w:lang w:val="pt_PT" w:bidi="pt_PT"/>
@@ -15929,7 +15886,7 @@
         </w:rPr>
         <w:t xml:space="preserve">; veja também </w:t>
       </w:r>
-      <w:hyperlink r:id="rId197">
+      <w:hyperlink r:id="rId195">
         <w:r>
           <w:rPr>
             <w:lang w:val="pt_PT" w:bidi="pt_PT"/>
@@ -15947,7 +15904,7 @@
         </w:rPr>
         <w:t>,</w:t>
       </w:r>
-      <w:hyperlink r:id="rId198">
+      <w:hyperlink r:id="rId196">
         <w:r>
           <w:rPr>
             <w:lang w:val="pt_PT" w:bidi="pt_PT"/>
@@ -15965,7 +15922,7 @@
         </w:rPr>
         <w:t xml:space="preserve">; </w:t>
       </w:r>
-      <w:hyperlink r:id="rId150">
+      <w:hyperlink r:id="rId148">
         <w:r>
           <w:rPr>
             <w:lang w:val="pt_PT" w:bidi="pt_PT"/>
@@ -16043,7 +16000,7 @@
         </w:rPr>
         <w:t xml:space="preserve">). • O vale de Jezreel, uma interrupção geológica da região montanhosa, separava a Baixa Galileia ao norte da região montanhosa de Manassés ao sul. Os cananeus que viviam dentro e ao redor dele e do vale de Bete-Seã restringiram a expansão de Manassés e aparentemente a de Efraim também. A maioria das cidades mencionadas em </w:t>
       </w:r>
-      <w:hyperlink r:id="rId199">
+      <w:hyperlink r:id="rId197">
         <w:r>
           <w:rPr>
             <w:lang w:val="pt_PT" w:bidi="pt_PT"/>
@@ -16109,7 +16066,7 @@
         </w:rPr>
         <w:t>Ao invés de repreender o povo por causa de seu medo, Josué repetiu suas instruções para que desmatassem a região montanhosa a fim de se estabelecerem ali. Sua promessa de que as tribos de Efraim e Manassés acabariam por expulsar os cananeus lhes dava uma esperança pela qual poderiam fortalecer sua fé e vencer seu medo.• A grande parte da região montanhosa era coberta por florestas, e o assentamento cananeu era esparso ali. Se Efraim e Manassés se contentassem com terras já desmatadas, teriam pouco espaço para assentamento. Com a introdução da tecnologia de ferro por volta dessa época, incluindo cabeças de machado de ferro, o povo dessas tribos poderia desmatar as florestas virgens e abrir novas terras para assentamento. Josué pode ter dado o exemplo sendo o primeiro a desmatar sua própria propriedade em Timnate-Sera (</w:t>
       </w:r>
-      <w:hyperlink r:id="rId200">
+      <w:hyperlink r:id="rId198">
         <w:r>
           <w:rPr>
             <w:lang w:val="pt_PT" w:bidi="pt_PT"/>
@@ -16175,7 +16132,7 @@
         </w:rPr>
         <w:t>Israel estava acampado em Gilgal no vale do Jordão (</w:t>
       </w:r>
-      <w:hyperlink r:id="rId201">
+      <w:hyperlink r:id="rId199">
         <w:r>
           <w:rPr>
             <w:lang w:val="pt_PT" w:bidi="pt_PT"/>
@@ -16193,7 +16150,7 @@
         </w:rPr>
         <w:t>). Siló ficava cerca de trinta e dois quilômetros ao norte de Jerusalém, na região montanhosa de Efraim. Ao estabelecer o Tabernáculo ali, Josué fez de Siló o centro religioso e político de Israel. O Tabernáculo permaneceu em Siló até que os filisteus capturaram a Arca (</w:t>
       </w:r>
-      <w:hyperlink r:id="rId202">
+      <w:hyperlink r:id="rId200">
         <w:r>
           <w:rPr>
             <w:lang w:val="pt_PT" w:bidi="pt_PT"/>
@@ -16415,7 +16372,7 @@
         </w:rPr>
         <w:t xml:space="preserve">Os levitas: veja o cap. </w:t>
       </w:r>
-      <w:hyperlink r:id="rId160">
+      <w:hyperlink r:id="rId158">
         <w:r>
           <w:rPr>
             <w:lang w:val="pt_PT" w:bidi="pt_PT"/>
@@ -16433,7 +16390,7 @@
         </w:rPr>
         <w:t xml:space="preserve">. • Gade... Manassés: veja </w:t>
       </w:r>
-      <w:hyperlink r:id="rId203">
+      <w:hyperlink r:id="rId201">
         <w:r>
           <w:rPr>
             <w:lang w:val="pt_PT" w:bidi="pt_PT"/>
@@ -16499,7 +16456,7 @@
         </w:rPr>
         <w:t>Os cananeus da região montanhosa agora temiam Israel e permitiram que vinte e um homens (</w:t>
       </w:r>
-      <w:hyperlink r:id="rId204">
+      <w:hyperlink r:id="rId202">
         <w:r>
           <w:rPr>
             <w:lang w:val="pt_PT" w:bidi="pt_PT"/>
@@ -16517,7 +16474,7 @@
         </w:rPr>
         <w:t xml:space="preserve">) atravessassem esses territórios e retornassem ilesos. • O registro escrito provavelmente era um pergaminho, que pode ter servido como fonte original para as descrições das divisões tribais nos caps. </w:t>
       </w:r>
-      <w:hyperlink r:id="rId205">
+      <w:hyperlink r:id="rId203">
         <w:r>
           <w:rPr>
             <w:lang w:val="pt_PT" w:bidi="pt_PT"/>
@@ -16703,7 +16660,7 @@
         </w:rPr>
         <w:t xml:space="preserve">. • Quiriate: a Quiriate-Jearim de </w:t>
       </w:r>
-      <w:hyperlink r:id="rId206">
+      <w:hyperlink r:id="rId204">
         <w:r>
           <w:rPr>
             <w:lang w:val="pt_PT" w:bidi="pt_PT"/>
@@ -16782,7 +16739,7 @@
         </w:rPr>
         <w:t>Simeão, o segundo filho de Jacó e Lia, era mais velho que Judá. No entanto, ele perdeu um papel de liderança devido às suas ações violentas contra Siquém (</w:t>
       </w:r>
-      <w:hyperlink r:id="rId207">
+      <w:hyperlink r:id="rId205">
         <w:r>
           <w:rPr>
             <w:lang w:val="pt_PT" w:bidi="pt_PT"/>
@@ -16848,7 +16805,7 @@
         </w:rPr>
         <w:t xml:space="preserve">Algumas das cidades dadas à tribo de Simeão também faziam parte da distribuição de Judá porque o território de Judá era grande demais para eles (cp. </w:t>
       </w:r>
-      <w:hyperlink r:id="rId208">
+      <w:hyperlink r:id="rId206">
         <w:r>
           <w:rPr>
             <w:lang w:val="pt_PT" w:bidi="pt_PT"/>
@@ -17058,7 +17015,7 @@
         </w:rPr>
         <w:t>Gate-Hefer era a cidade natal do profeta Jonas (</w:t>
       </w:r>
-      <w:hyperlink r:id="rId209">
+      <w:hyperlink r:id="rId207">
         <w:r>
           <w:rPr>
             <w:lang w:val="pt_PT" w:bidi="pt_PT"/>
@@ -17172,7 +17129,7 @@
         </w:rPr>
         <w:t>Tanto pelo número de cidades quanto pelo tamanho de seu território, Zebulom era a menor de todas as tribos. No entanto, a vila de Nazaré do Novo Testamento, onde Jesus cresceu, estava no território tribal de Zebulom (</w:t>
       </w:r>
-      <w:hyperlink r:id="rId210">
+      <w:hyperlink r:id="rId208">
         <w:r>
           <w:rPr>
             <w:lang w:val="pt_PT" w:bidi="pt_PT"/>
@@ -17190,7 +17147,7 @@
         </w:rPr>
         <w:t xml:space="preserve">; </w:t>
       </w:r>
-      <w:hyperlink r:id="rId211">
+      <w:hyperlink r:id="rId209">
         <w:r>
           <w:rPr>
             <w:lang w:val="pt_PT" w:bidi="pt_PT"/>
@@ -17413,7 +17370,7 @@
         </w:rPr>
         <w:t xml:space="preserve">A tribo de Naftali ocupava o leste da Galileia e tinha vista para o Mar da Galileia. Como um ramo de uma rota comercial internacional do Egito para a Mesopotâmia passava pelo território de Naftali, essa tribo desfrutou de períodos de prosperidade quando os reis de Israel eram fortes. A cidade de Hazor estava dentro do território de Naftali, guardando uma seção dessa rota. Naftali é mencionada em </w:t>
       </w:r>
-      <w:hyperlink r:id="rId211">
+      <w:hyperlink r:id="rId209">
         <w:r>
           <w:rPr>
             <w:lang w:val="pt_PT" w:bidi="pt_PT"/>
@@ -17527,7 +17484,7 @@
         </w:rPr>
         <w:t>Cerca de cinquenta anos após Israel entrar em Canaã sob Josué, os filisteus se mudaram para a planície costeira sul e ocuparam as cidades de Timna e Ecrom (</w:t>
       </w:r>
-      <w:hyperlink r:id="rId212">
+      <w:hyperlink r:id="rId210">
         <w:r>
           <w:rPr>
             <w:lang w:val="pt_PT" w:bidi="pt_PT"/>
@@ -17545,7 +17502,7 @@
         </w:rPr>
         <w:t xml:space="preserve">; </w:t>
       </w:r>
-      <w:hyperlink r:id="rId213">
+      <w:hyperlink r:id="rId211">
         <w:r>
           <w:rPr>
             <w:lang w:val="pt_PT" w:bidi="pt_PT"/>
@@ -17624,7 +17581,7 @@
         </w:rPr>
         <w:t xml:space="preserve">A tribo de Dã teve dificuldade em tomar posse de sua terra por causa dos filisteus. Então, um grupo de danitas mais tarde se mudou para o norte, para Laís (veja </w:t>
       </w:r>
-      <w:hyperlink r:id="rId214">
+      <w:hyperlink r:id="rId212">
         <w:r>
           <w:rPr>
             <w:lang w:val="pt_PT" w:bidi="pt_PT"/>
@@ -17798,7 +17755,7 @@
         </w:rPr>
         <w:t xml:space="preserve">Esses versículos contêm uma revisão da lei referente às cidades de refúgio (veja também </w:t>
       </w:r>
-      <w:hyperlink r:id="rId215">
+      <w:hyperlink r:id="rId213">
         <w:r>
           <w:rPr>
             <w:lang w:val="pt_PT" w:bidi="pt_PT"/>
@@ -18021,7 +17978,7 @@
         </w:rPr>
         <w:t xml:space="preserve">O tratamento dos estrangeiros em Israel representou um grande avanço nas relações humanas. Os estrangeiros residentes deveriam receber toda a justiça oferecida aos israelitas nativos (veja </w:t>
       </w:r>
-      <w:hyperlink r:id="rId216">
+      <w:hyperlink r:id="rId214">
         <w:r>
           <w:rPr>
             <w:lang w:val="pt_PT" w:bidi="pt_PT"/>
@@ -18039,7 +17996,7 @@
         </w:rPr>
         <w:t xml:space="preserve">; </w:t>
       </w:r>
-      <w:hyperlink r:id="rId217">
+      <w:hyperlink r:id="rId215">
         <w:r>
           <w:rPr>
             <w:lang w:val="pt_PT" w:bidi="pt_PT"/>
@@ -18057,7 +18014,7 @@
         </w:rPr>
         <w:t xml:space="preserve">; </w:t>
       </w:r>
-      <w:hyperlink r:id="rId218">
+      <w:hyperlink r:id="rId216">
         <w:r>
           <w:rPr>
             <w:lang w:val="pt_PT" w:bidi="pt_PT"/>
@@ -18075,7 +18032,7 @@
         </w:rPr>
         <w:t xml:space="preserve">; </w:t>
       </w:r>
-      <w:hyperlink r:id="rId219">
+      <w:hyperlink r:id="rId217">
         <w:r>
           <w:rPr>
             <w:lang w:val="pt_PT" w:bidi="pt_PT"/>
@@ -18201,7 +18158,7 @@
         </w:rPr>
         <w:t xml:space="preserve">O Senhor ordenou a Moisés: Veja </w:t>
       </w:r>
-      <w:hyperlink r:id="rId220">
+      <w:hyperlink r:id="rId218">
         <w:r>
           <w:rPr>
             <w:lang w:val="pt_PT" w:bidi="pt_PT"/>
@@ -18471,7 +18428,7 @@
         </w:rPr>
         <w:t>Os pastos eram terrenos de pastagem ao redor das cidades. A repetição desta palavra ao longo da lista (</w:t>
       </w:r>
-      <w:hyperlink r:id="rId221">
+      <w:hyperlink r:id="rId219">
         <w:r>
           <w:rPr>
             <w:lang w:val="pt_PT" w:bidi="pt_PT"/>
@@ -18489,7 +18446,7 @@
         </w:rPr>
         <w:t>) conferiu ao loteamento o caráter de um registro legal, garantindo aos levitas acesso às terras imediatamente ao redor de cada uma das cidades levíticas (</w:t>
       </w:r>
-      <w:hyperlink r:id="rId222">
+      <w:hyperlink r:id="rId220">
         <w:r>
           <w:rPr>
             <w:lang w:val="pt_PT" w:bidi="pt_PT"/>
@@ -18555,7 +18512,7 @@
         </w:rPr>
         <w:t>Os descendentes de Arão receberam treze cidades, o restante do clã dos coatitas recebeu dez, os descendentes de Gérson receberam treze, e o clã de Merari recebeu doze. Havia um total de quarenta e oito cidades levíticas. Cada tribo tinha quatro cidades levíticas, exceto Judá que tinha oito, Simeão que tinha uma, e Naftali que tinha três. Seis das cidades levíticas eram também cidades de refúgio (</w:t>
       </w:r>
-      <w:hyperlink r:id="rId223">
+      <w:hyperlink r:id="rId221">
         <w:r>
           <w:rPr>
             <w:lang w:val="pt_PT" w:bidi="pt_PT"/>
@@ -18765,7 +18722,7 @@
         </w:rPr>
         <w:t xml:space="preserve">Josué elogiou as tribos do leste por sua obediência fiel e pelo cumprimento de sua promessa de ajudar o restante de Israel a habitar Canaã (veja </w:t>
       </w:r>
-      <w:hyperlink r:id="rId157">
+      <w:hyperlink r:id="rId155">
         <w:r>
           <w:rPr>
             <w:lang w:val="pt_PT" w:bidi="pt_PT"/>
@@ -18783,7 +18740,7 @@
         </w:rPr>
         <w:t xml:space="preserve">; </w:t>
       </w:r>
-      <w:hyperlink r:id="rId224">
+      <w:hyperlink r:id="rId222">
         <w:r>
           <w:rPr>
             <w:lang w:val="pt_PT" w:bidi="pt_PT"/>
@@ -18849,7 +18806,7 @@
         </w:rPr>
         <w:t>As palavras de Josué lembram as palavras de Deus a Josué no início da conquista (</w:t>
       </w:r>
-      <w:hyperlink r:id="rId69">
+      <w:hyperlink r:id="rId67">
         <w:r>
           <w:rPr>
             <w:lang w:val="pt_PT" w:bidi="pt_PT"/>
@@ -18915,7 +18872,7 @@
         </w:rPr>
         <w:t xml:space="preserve">todo o seu coração e toda a sua alma: Veja </w:t>
       </w:r>
-      <w:hyperlink r:id="rId225">
+      <w:hyperlink r:id="rId223">
         <w:r>
           <w:rPr>
             <w:lang w:val="pt_PT" w:bidi="pt_PT"/>
@@ -19234,7 +19191,7 @@
         </w:rPr>
         <w:t xml:space="preserve">As tribos ocidentais estavam prontas para ir à guerra porque viam o altar como uma violação de </w:t>
       </w:r>
-      <w:hyperlink r:id="rId226">
+      <w:hyperlink r:id="rId224">
         <w:r>
           <w:rPr>
             <w:lang w:val="pt_PT" w:bidi="pt_PT"/>
@@ -19252,7 +19209,7 @@
         </w:rPr>
         <w:t xml:space="preserve"> e </w:t>
       </w:r>
-      <w:hyperlink r:id="rId227">
+      <w:hyperlink r:id="rId225">
         <w:r>
           <w:rPr>
             <w:lang w:val="pt_PT" w:bidi="pt_PT"/>
@@ -19318,7 +19275,7 @@
         </w:rPr>
         <w:t xml:space="preserve">delegação: Veja </w:t>
       </w:r>
-      <w:hyperlink r:id="rId228">
+      <w:hyperlink r:id="rId226">
         <w:r>
           <w:rPr>
             <w:lang w:val="pt_PT" w:bidi="pt_PT"/>
@@ -19432,7 +19389,7 @@
         </w:rPr>
         <w:t>As declarações diretas e contundentes e as perguntas da delegação garantiram que a ira de Deus não viria sobre a nação por causa da rebelião como a de Acã (</w:t>
       </w:r>
-      <w:hyperlink r:id="rId229">
+      <w:hyperlink r:id="rId227">
         <w:r>
           <w:rPr>
             <w:lang w:val="pt_PT" w:bidi="pt_PT"/>
@@ -19450,7 +19407,7 @@
         </w:rPr>
         <w:t>) ou o episódio em Peor (</w:t>
       </w:r>
-      <w:hyperlink r:id="rId230">
+      <w:hyperlink r:id="rId228">
         <w:r>
           <w:rPr>
             <w:lang w:val="pt_PT" w:bidi="pt_PT"/>
@@ -19529,7 +19486,7 @@
         </w:rPr>
         <w:t xml:space="preserve"> Senhor): A fórmula usando “assim diz” era uma introdução típica ao relatório de um mensageiro (e.g., </w:t>
       </w:r>
-      <w:hyperlink r:id="rId231">
+      <w:hyperlink r:id="rId229">
         <w:r>
           <w:rPr>
             <w:lang w:val="pt_PT" w:bidi="pt_PT"/>
@@ -19547,7 +19504,7 @@
         </w:rPr>
         <w:t xml:space="preserve">; </w:t>
       </w:r>
-      <w:hyperlink r:id="rId232">
+      <w:hyperlink r:id="rId230">
         <w:r>
           <w:rPr>
             <w:lang w:val="pt_PT" w:bidi="pt_PT"/>
@@ -19613,7 +19570,7 @@
         </w:rPr>
         <w:t>O pecado em Peor foi a rebelião idólatra de Israel em Moabe, justamente no momento de entrar na Terra Prometida (</w:t>
       </w:r>
-      <w:hyperlink r:id="rId230">
+      <w:hyperlink r:id="rId228">
         <w:r>
           <w:rPr>
             <w:lang w:val="pt_PT" w:bidi="pt_PT"/>
@@ -19727,7 +19684,7 @@
         </w:rPr>
         <w:t xml:space="preserve">Acã: Veja o cap. </w:t>
       </w:r>
-      <w:hyperlink r:id="rId79">
+      <w:hyperlink r:id="rId77">
         <w:r>
           <w:rPr>
             <w:lang w:val="pt_PT" w:bidi="pt_PT"/>
@@ -19889,7 +19846,7 @@
         </w:rPr>
         <w:t>As tribos orientais juraram pelo nome do Senhor que não eram culpadas. • As instruções para os sacrifícios prescreviam ofertas queimadas, ofertas de cereais ou ofertas de paz (</w:t>
       </w:r>
-      <w:hyperlink r:id="rId233">
+      <w:hyperlink r:id="rId231">
         <w:r>
           <w:rPr>
             <w:lang w:val="pt_PT" w:bidi="pt_PT"/>
@@ -20112,7 +20069,7 @@
         </w:rPr>
         <w:t>você resgatou: Em sua resposta às tribos do leste, Fineias usou uma linguagem muito semelhante às palavras que Deus havia falado quando Fineias afastou a ira de Deus de Israel em Peor (</w:t>
       </w:r>
-      <w:hyperlink r:id="rId234">
+      <w:hyperlink r:id="rId232">
         <w:r>
           <w:rPr>
             <w:lang w:val="pt_PT" w:bidi="pt_PT"/>
@@ -20322,7 +20279,7 @@
         </w:rPr>
         <w:t>Os líderes... de Israel tinham vivenciado o que Deus fez por eles e contra seus inimigos. Durante a vida desses líderes que sobreviveram a Josué, Israel continuou fiel a Deus (</w:t>
       </w:r>
-      <w:hyperlink r:id="rId235">
+      <w:hyperlink r:id="rId233">
         <w:r>
           <w:rPr>
             <w:lang w:val="pt_PT" w:bidi="pt_PT"/>
@@ -20388,7 +20345,7 @@
         </w:rPr>
         <w:t xml:space="preserve">Parte da terra que Josué havia atribuído às várias tribos permaneceu não conquistada. A ocupação gradual da terra por Israel tinha uma razão ecológica (veja </w:t>
       </w:r>
-      <w:hyperlink r:id="rId236">
+      <w:hyperlink r:id="rId234">
         <w:r>
           <w:rPr>
             <w:lang w:val="pt_PT" w:bidi="pt_PT"/>
@@ -20406,7 +20363,7 @@
         </w:rPr>
         <w:t xml:space="preserve">), uma razão militar (veja </w:t>
       </w:r>
-      <w:hyperlink r:id="rId237">
+      <w:hyperlink r:id="rId235">
         <w:r>
           <w:rPr>
             <w:lang w:val="pt_PT" w:bidi="pt_PT"/>
@@ -20424,7 +20381,7 @@
         </w:rPr>
         <w:t xml:space="preserve">) e uma razão teológica (veja </w:t>
       </w:r>
-      <w:hyperlink r:id="rId238">
+      <w:hyperlink r:id="rId236">
         <w:r>
           <w:rPr>
             <w:lang w:val="pt_PT" w:bidi="pt_PT"/>
@@ -20442,7 +20399,7 @@
         </w:rPr>
         <w:t>). A infidelidade subsequente de Israel atrasou o processo de assentamento por vários séculos; em vez de expulsar os cananeus restantes, Israel os absorveu, trazendo ao povo de Deus ainda maiores tentações à infidelidade. Josué sabia que isso era um perigo real (</w:t>
       </w:r>
-      <w:hyperlink r:id="rId239">
+      <w:hyperlink r:id="rId237">
         <w:r>
           <w:rPr>
             <w:lang w:val="pt_PT" w:bidi="pt_PT"/>
@@ -20604,7 +20561,7 @@
         </w:rPr>
         <w:t>Apegar-se firmemente ou apaixonadamente a Deus tornaria a tentação de se desviar para outros deuses impotente. Este mesmo verbo descreveu um homem apegando-se à sua esposa (</w:t>
       </w:r>
-      <w:hyperlink r:id="rId240">
+      <w:hyperlink r:id="rId238">
         <w:r>
           <w:rPr>
             <w:lang w:val="pt_PT" w:bidi="pt_PT"/>
@@ -20622,7 +20579,7 @@
         </w:rPr>
         <w:t>) e Rute apegando-se a Noemi (</w:t>
       </w:r>
-      <w:hyperlink r:id="rId241">
+      <w:hyperlink r:id="rId239">
         <w:r>
           <w:rPr>
             <w:lang w:val="pt_PT" w:bidi="pt_PT"/>
@@ -20688,7 +20645,7 @@
         </w:rPr>
         <w:t>Exemplos de nações grandes e poderosas incluíam os anaquins (</w:t>
       </w:r>
-      <w:hyperlink r:id="rId242">
+      <w:hyperlink r:id="rId240">
         <w:r>
           <w:rPr>
             <w:lang w:val="pt_PT" w:bidi="pt_PT"/>
@@ -20706,7 +20663,7 @@
         </w:rPr>
         <w:t>) e a cidade de Hazor (</w:t>
       </w:r>
-      <w:hyperlink r:id="rId101">
+      <w:hyperlink r:id="rId99">
         <w:r>
           <w:rPr>
             <w:lang w:val="pt_PT" w:bidi="pt_PT"/>
@@ -20772,7 +20729,7 @@
         </w:rPr>
         <w:t xml:space="preserve">Deus luta por você: Assim como Deus havia lutado pelos israelitas no passado (e.g., </w:t>
       </w:r>
-      <w:hyperlink r:id="rId243">
+      <w:hyperlink r:id="rId241">
         <w:r>
           <w:rPr>
             <w:lang w:val="pt_PT" w:bidi="pt_PT"/>
@@ -20886,7 +20843,7 @@
         </w:rPr>
         <w:t>Josué advertiu o povo de Deus para não se casarem com seus vizinhos politeístas, pois tal relacionamento íntimo desviaria os israelitas (</w:t>
       </w:r>
-      <w:hyperlink r:id="rId244">
+      <w:hyperlink r:id="rId242">
         <w:r>
           <w:rPr>
             <w:lang w:val="pt_PT" w:bidi="pt_PT"/>
@@ -20904,7 +20861,7 @@
         </w:rPr>
         <w:t>). No entanto, os cananeus que desejavam adorar o Senhor e se juntar ao povo de Deus eram bem-vindos (</w:t>
       </w:r>
-      <w:hyperlink r:id="rId245">
+      <w:hyperlink r:id="rId243">
         <w:r>
           <w:rPr>
             <w:lang w:val="pt_PT" w:bidi="pt_PT"/>
@@ -20922,7 +20879,7 @@
         </w:rPr>
         <w:t xml:space="preserve">; </w:t>
       </w:r>
-      <w:hyperlink r:id="rId246">
+      <w:hyperlink r:id="rId244">
         <w:r>
           <w:rPr>
             <w:lang w:val="pt_PT" w:bidi="pt_PT"/>
@@ -20940,7 +20897,7 @@
         </w:rPr>
         <w:t xml:space="preserve">). Raça, língua e etnia não tinham influência na proibição de Deus sobre o casamento inter-racial; era uma questão de fidelidade ao Senhor (cp. </w:t>
       </w:r>
-      <w:hyperlink r:id="rId247">
+      <w:hyperlink r:id="rId245">
         <w:r>
           <w:rPr>
             <w:lang w:val="pt_PT" w:bidi="pt_PT"/>
@@ -21102,7 +21059,7 @@
         </w:rPr>
         <w:t>Deus havia abençoado os israelitas e certamente os julgaria se eles se afastassem dele. O aviso de Josué contra a apostasia foi profético; Israel realmente se afastou, e Deus não expulsou os cananeus restantes (</w:t>
       </w:r>
-      <w:hyperlink r:id="rId248">
+      <w:hyperlink r:id="rId246">
         <w:r>
           <w:rPr>
             <w:lang w:val="pt_PT" w:bidi="pt_PT"/>
@@ -21168,7 +21125,7 @@
         </w:rPr>
         <w:t xml:space="preserve">Siquém foi o local da primeira afirmação da aliança logo após Israel ter entrado na terra de Canaã (veja </w:t>
       </w:r>
-      <w:hyperlink r:id="rId249">
+      <w:hyperlink r:id="rId247">
         <w:r>
           <w:rPr>
             <w:lang w:val="pt_PT" w:bidi="pt_PT"/>
@@ -21294,7 +21251,7 @@
         </w:rPr>
         <w:t>Tanto na forma quanto no conteúdo, esta declaração de aliança se assemelhava a um tratado de suserania e vassalagem do antigo Oriente Próximo. Ela começa com um preâmbulo (</w:t>
       </w:r>
-      <w:hyperlink r:id="rId250">
+      <w:hyperlink r:id="rId248">
         <w:r>
           <w:rPr>
             <w:lang w:val="pt_PT" w:bidi="pt_PT"/>
@@ -21312,7 +21269,7 @@
         </w:rPr>
         <w:t>) e continua com um prólogo histórico relatando os atos graciosos do suserano (Deus) em favor do povo (</w:t>
       </w:r>
-      <w:hyperlink r:id="rId251">
+      <w:hyperlink r:id="rId249">
         <w:r>
           <w:rPr>
             <w:lang w:val="pt_PT" w:bidi="pt_PT"/>
@@ -21330,7 +21287,7 @@
         </w:rPr>
         <w:t>), seguido por uma lista de estipulações (</w:t>
       </w:r>
-      <w:hyperlink r:id="rId252">
+      <w:hyperlink r:id="rId250">
         <w:r>
           <w:rPr>
             <w:lang w:val="pt_PT" w:bidi="pt_PT"/>
@@ -21348,7 +21305,7 @@
         </w:rPr>
         <w:t>) e maldições e bênçãos (</w:t>
       </w:r>
-      <w:hyperlink r:id="rId253">
+      <w:hyperlink r:id="rId251">
         <w:r>
           <w:rPr>
             <w:lang w:val="pt_PT" w:bidi="pt_PT"/>
@@ -21366,7 +21323,7 @@
         </w:rPr>
         <w:t xml:space="preserve">). Em seguida, observa onde o texto deveria ser depositado para leitura e renovação periódica (implícito, </w:t>
       </w:r>
-      <w:hyperlink r:id="rId254">
+      <w:hyperlink r:id="rId252">
         <w:r>
           <w:rPr>
             <w:lang w:val="pt_PT" w:bidi="pt_PT"/>
@@ -21384,7 +21341,7 @@
         </w:rPr>
         <w:t>) e lista as testemunhas da aliança (</w:t>
       </w:r>
-      <w:hyperlink r:id="rId255">
+      <w:hyperlink r:id="rId253">
         <w:r>
           <w:rPr>
             <w:lang w:val="pt_PT" w:bidi="pt_PT"/>
@@ -21402,7 +21359,7 @@
         </w:rPr>
         <w:t>,</w:t>
       </w:r>
-      <w:hyperlink r:id="rId256">
+      <w:hyperlink r:id="rId254">
         <w:r>
           <w:rPr>
             <w:lang w:val="pt_PT" w:bidi="pt_PT"/>
@@ -21480,7 +21437,7 @@
         </w:rPr>
         <w:t xml:space="preserve">Tera: Veja </w:t>
       </w:r>
-      <w:hyperlink r:id="rId257">
+      <w:hyperlink r:id="rId255">
         <w:r>
           <w:rPr>
             <w:lang w:val="pt_PT" w:bidi="pt_PT"/>
@@ -21546,7 +21503,7 @@
         </w:rPr>
         <w:t>Abraão viveu em Harã, na Mesopotâmia, além do Eufrates, com seu pai Tera (</w:t>
       </w:r>
-      <w:hyperlink r:id="rId258">
+      <w:hyperlink r:id="rId256">
         <w:r>
           <w:rPr>
             <w:lang w:val="pt_PT" w:bidi="pt_PT"/>
@@ -21564,7 +21521,7 @@
         </w:rPr>
         <w:t xml:space="preserve">). • o conduziu para... Canaã: Veja </w:t>
       </w:r>
-      <w:hyperlink r:id="rId259">
+      <w:hyperlink r:id="rId257">
         <w:r>
           <w:rPr>
             <w:lang w:val="pt_PT" w:bidi="pt_PT"/>
@@ -21678,7 +21635,7 @@
         </w:rPr>
         <w:t xml:space="preserve">Jacó e Esaú: Veja </w:t>
       </w:r>
-      <w:hyperlink r:id="rId260">
+      <w:hyperlink r:id="rId258">
         <w:r>
           <w:rPr>
             <w:lang w:val="pt_PT" w:bidi="pt_PT"/>
@@ -21696,7 +21653,7 @@
         </w:rPr>
         <w:t>. • As montanhas de Seir estavam no coração de Edom, a terra natal dos descendentes de Esaú (</w:t>
       </w:r>
-      <w:hyperlink r:id="rId261">
+      <w:hyperlink r:id="rId259">
         <w:r>
           <w:rPr>
             <w:lang w:val="pt_PT" w:bidi="pt_PT"/>
@@ -21918,7 +21875,7 @@
         </w:rPr>
         <w:t xml:space="preserve">amorreus... sua terra: Veja </w:t>
       </w:r>
-      <w:hyperlink r:id="rId41">
+      <w:hyperlink r:id="rId39">
         <w:r>
           <w:rPr>
             <w:lang w:val="pt_PT" w:bidi="pt_PT"/>
@@ -21984,7 +21941,7 @@
         </w:rPr>
         <w:t xml:space="preserve">Veja </w:t>
       </w:r>
-      <w:hyperlink r:id="rId165">
+      <w:hyperlink r:id="rId163">
         <w:r>
           <w:rPr>
             <w:lang w:val="pt_PT" w:bidi="pt_PT"/>
@@ -22002,7 +21959,7 @@
         </w:rPr>
         <w:t xml:space="preserve">; </w:t>
       </w:r>
-      <w:hyperlink r:id="rId262">
+      <w:hyperlink r:id="rId260">
         <w:r>
           <w:rPr>
             <w:lang w:val="pt_PT" w:bidi="pt_PT"/>
@@ -22935,7 +22892,7 @@
         </w:rPr>
         <w:t xml:space="preserve">Timnate-Sera: Veja </w:t>
       </w:r>
-      <w:hyperlink r:id="rId169">
+      <w:hyperlink r:id="rId167">
         <w:r>
           <w:rPr>
             <w:lang w:val="pt_PT" w:bidi="pt_PT"/>
@@ -23049,7 +23006,7 @@
         </w:rPr>
         <w:t>Israel havia levado os ossos de José para fora do Egito, através dos anos de suas jornadas, até Canaã, para honrar o último pedido de José de ser enterrado na terra que Deus havia prometido a Israel (</w:t>
       </w:r>
-      <w:hyperlink r:id="rId263">
+      <w:hyperlink r:id="rId261">
         <w:r>
           <w:rPr>
             <w:lang w:val="pt_PT" w:bidi="pt_PT"/>
@@ -23067,7 +23024,7 @@
         </w:rPr>
         <w:t xml:space="preserve">; </w:t>
       </w:r>
-      <w:hyperlink r:id="rId264">
+      <w:hyperlink r:id="rId262">
         <w:r>
           <w:rPr>
             <w:lang w:val="pt_PT" w:bidi="pt_PT"/>

--- a/por/docx/06.content.docx
+++ b/por/docx/06.content.docx
@@ -163,13 +163,6 @@
         <w:rPr>
           <w:lang w:val="pt_PT" w:bidi="pt_PT"/>
         </w:rPr>
-      </w:r>
-      <w:r>
-        <w:rPr>
-          <w:i/>
-          <w:lang w:val="pt_PT" w:bidi="pt_PT"/>
-        </w:rPr>
-        <w:t>Josué 1.1–2, Josué 1.1–9, Josué 1.3, Josué 1.4, Josué 1.5, Josué 1.6, Josué 1.6–9, Josué 1.8, Josué 1.9, Josué 1.10, Josué 1.11, Josué 1.12–15, Josué 1.13, Josué 1.14, Josué 1.17, Josué 1.18, Josué 2.1, Josué 2.1–24, Josué 2.2, Josué 2.3, Josué 2.4–5, Josué 2.6, Josué 2.7, Josué 2.9–10, Josué 2.11, Josué 2.12–13, Josué 2.14, Josué 2.15, Josué 2.16, Josué 2.19, Josué 2.23–24, Josué 3.1, Josué 3.3, Josué 3.4, Josué 3.5, Josué 3.7, Josué 3.8, Josué 3.10, Josué 3.11, Josué 3.12, Josué 3.13, Josué 3.15, Josué 3.16, Josué 3.17, Josué 4.2, Josué 4.5, Josué 4.6, Josué 4.9, Josué 4.14, Josué 4.18, Josué 4.19–20, Josué 4.24, Josué 5.1, Josué 5.2, Josué 5.3, Josué 5.4–7, Josué 5.8, Josué 5.9, Josué 5.10, Josué 5.11, Josué 5.11–12, Josué 5.12, Josué 5.13, Josué 5.13–15, Josué 5.14, Josué 5.15, Josué 6.1, Josué 6.2, Josué 6.4, Josué 6.6–9, Josué 6.10–11, Josué 6.15, Josué 6.16, Josué 6.17, Josué 6.20, Josué 6.22–23, Josué 6.24, Josué 6.24–27, Josué 6.25, Josué 6.26, Josué 6.27, Josué 7.1, Josué 7.1–26, Josué 7.1–12.24, Josué 7.2, Josué 7.3–4, Josué 7.5, Josué 7.6, Josué 7.7, Josué 7.8–9, Josué 7.10–11, Josué 7.12, Josué 7.13, Josué 7.14, Josué 7.15, Josué 7.16–18, Josué 7.19–20, Josué 7.21, Josué 7.22, Josué 7.24, Josué 7.25, Josué 7.26, Josué 8.1, Josué 8.1–13, Josué 8.2, Josué 8.3, Josué 8.4–9, Josué 8.11–13, Josué 8.14, Josué 8.15, Josué 8.17, Josué 8.18–19, Josué 8.28, Josué 8.29, Josué 8.30–31, Josué 8.32, Josué 8.33, Josué 8.33–35, Josué 8.34, Josué 8.35, Josué 9.1, Josué 9.1–27, Josué 9.2, Josué 9.3, Josué 9.4–6, Josué 9.7–8, Josué 9.9–10, Josué 9.11–13, Josué 9.14, Josué 9.15, Josué 9.16, Josué 9.17, Josué 9.18–21, Josué 9.22, Josué 9.23, Josué 9.24–25, Josué 9.26–27, Josué 10.1, Josué 10.1–43, Josué 10.2, Josué 10.5, Josué 10.7, Josué 10.8, Josué 10.9, Josué 10.10, Josué 10.10–13, Josué 10.12, Josué 10.13, Josué 10.16, Josué 10.18–19, Josué 10.21, Josué 10.24, Josué 10.25, Josué 10.26–27, Josué 10.28, Josué 10.28–39, Josué 10.29–30, Josué 10.31–33, Josué 10.38–39, Josué 10.40, Josué 10.41, Josué 10.43, Josué 11.1–3, Josué 11.1–16, Josué 11.4, Josué 11.5, Josué 11.6, Josué 11.7, Josué 11.8, Josué 11.11, Josué 11.13, Josué 11.15, Josué 11.18, Josué 11.19–20, Josué 11.21–22, Josué 11.23, Josué 12.1, Josué 12.1–24, Josué 12.2, Josué 12.3, Josué 12.4, Josué 12.6, Josué 12.7, Josué 12.7–24, Josué 12.8, Josué 13.1–7, Josué 13.1–21.45, Josué 13.2, Josué 13.3, Josué 13.4–6, Josué 13.6–7, Josué 13.8–14, Josué 13.14, Josué 13.15–23, Josué 13.21, Josué 13.22, Josué 13.24–28, Josué 13.29–33, Josué 13.30–31, Josué 14.1, Josué 14.1–19.51, Josué 14.2, Josué 14.4, Josué 14.6, Josué 14.9, Josué 14.11, Josué 14.12, Josué 14.15, Josué 15.1–63, Josué 15.2–4, Josué 15.5–11, Josué 15.7, Josué 15.8, Josué 15.9, Josué 15.12, Josué 15.16, Josué 15.17, Josué 15.18–19, Josué 15.20–63, Josué 15.21, Josué 15.33, Josué 15.45–47, Josué 15.48, Josué 15.56, Josué 15.59, Josué 15.61, Josué 15.63, Josué 16.1, Josué 16.1–17.18, Josué 16.3, Josué 16.5–8, Josué 17.1, Josué 17.3–6, Josué 17.7, Josué 17.7–13, Josué 17.8–10, Josué 17.11–13, Josué 17.13, Josué 17.14, Josué 17.15, Josué 17.16, Josué 17.17–18, Josué 18.1, Josué 18.4, Josué 18.5, Josué 18.6, Josué 18.7, Josué 18.9, Josué 18.11, Josué 18.21–28, Josué 18.28, Josué 19.1, Josué 19.2–9, Josué 19.10–16, Josué 19.10–23, Josué 19.10–48, Josué 19.13, Josué 19.15, Josué 19.16, Josué 19.17–23, Josué 19.24–31, Josué 19.30, Josué 19.32–39, Josué 19.40–48, Josué 19.43, Josué 19.47, Josué 19.49–50, Josué 19.51, Josué 20.1–6, Josué 20.1–21.45, Josué 20.3, Josué 20.7–9, Josué 20.9, Josué 21.1–8, Josué 21.2–3, Josué 21.4, Josué 21.5, Josué 21.6, Josué 21.7, Josué 21.8, Josué 21.9–42, Josué 21.45, Josué 22.1–34, Josué 22.1–24.33, Josué 22.2–3, Josué 22.4–6, Josué 22.5, Josué 22.7, Josué 22.8, Josué 22.10, Josué 22.10–20, Josué 22.11, Josué 22.12, Josué 22.13–14, Josué 22.15, Josué 22.15–20, Josué 22.16, Josué 22.17, Josué 22.19, Josué 22.20, Josué 22.21–34, Josué 22.22, Josué 22.23, Josué 22.24–29, Josué 22.27, Josué 22.28, Josué 22.31, Josué 22.33, Josué 22.34, Josué 23.1–11, Josué 23.2–3, Josué 23.4–5, Josué 23.6, Josué 23.7, Josué 23.8, Josué 23.9, Josué 23.10, Josué 23.11, Josué 23.12, Josué 23.12–16, Josué 23.13, Josué 23.15–16, Josué 24.1, Josué 24.1–13, Josué 24.1–27, Josué 24.2, Josué 24.3, Josué 24.3–13, Josué 24.4, Josué 24.5–7, Josué 24.6, Josué 24.7, Josué 24.8, Josué 24.9–10, Josué 24.11, Josué 24.12, Josué 24.13, Josué 24.14, Josué 24.15, Josué 24.16, Josué 24.16–18, Josué 24.19, Josué 24.19–24, Josué 24.22, Josué 24.23, Josué 24.25, Josué 24.26, Josué 24.27, Josué 24.29, Josué 24.29–33, Josué 24.30, Josué 24.31, Josué 24.32, Josué 24.33</w:t>
       </w:r>
       <w:r>
         <w:rPr>

--- a/por/docx/06.content.docx
+++ b/por/docx/06.content.docx
@@ -150,19 +150,6 @@
           <w:lang w:val="pt_PT" w:bidi="pt_PT"/>
         </w:rPr>
         <w:t>JOS</w:t>
-      </w:r>
-      <w:r>
-        <w:rPr>
-          <w:lang w:val="pt_PT" w:bidi="pt_PT"/>
-        </w:rPr>
-      </w:r>
-    </w:p>
-    <w:p>
-      <w:pPr/>
-      <w:r>
-        <w:rPr>
-          <w:lang w:val="pt_PT" w:bidi="pt_PT"/>
-        </w:rPr>
       </w:r>
       <w:r>
         <w:rPr>

--- a/por/docx/06.content.docx
+++ b/por/docx/06.content.docx
@@ -19,7 +19,7 @@
         <w:rPr>
           <w:lang w:val="pt_PT" w:bidi="pt_PT"/>
         </w:rPr>
-        <w:t>Resource: Notas de Estudo (Tyndale)</w:t>
+        <w:t>Resource: Tyndale Open Study Notes</w:t>
       </w:r>
       <w:r>
         <w:rPr>
@@ -112,7 +112,7 @@
         <w:rPr>
           <w:lang w:val="pt_PT" w:bidi="pt_PT"/>
         </w:rPr>
-        <w:t>Notas de Estudo (Tyndale)</w:t>
+        <w:t>Tyndale Open Study Notes</w:t>
       </w:r>
     </w:p>
     <w:p>

--- a/por/docx/06.content.docx
+++ b/por/docx/06.content.docx
@@ -19,7 +19,7 @@
         <w:rPr>
           <w:lang w:val="pt_PT" w:bidi="pt_PT"/>
         </w:rPr>
-        <w:t>Resource: Tyndale Open Study Notes</w:t>
+        <w:t>Resource: Aquifer Open Study Notes</w:t>
       </w:r>
       <w:r>
         <w:rPr>
@@ -112,7 +112,7 @@
         <w:rPr>
           <w:lang w:val="pt_PT" w:bidi="pt_PT"/>
         </w:rPr>
-        <w:t>Tyndale Open Study Notes</w:t>
+        <w:t>Aquifer Open Study Notes</w:t>
       </w:r>
     </w:p>
     <w:p>

--- a/por/docx/06.content.docx
+++ b/por/docx/06.content.docx
@@ -233,18 +233,12 @@
         </w:rPr>
         <w:t>Moisés havia morrido no Monte Nebo a leste do Jordão (</w:t>
       </w:r>
-      <w:hyperlink r:id="rId13">
-        <w:r>
-          <w:rPr>
-            <w:lang w:val="pt_PT" w:bidi="pt_PT"/>
-          </w:rPr>
-          <w:rPr>
-            <w:color w:val="0000EE"/>
-            <w:u w:val="single"/>
-          </w:rPr>
-          <w:t>Dt 34.1–5</w:t>
-        </w:r>
-      </w:hyperlink>
+      <w:r>
+        <w:rPr>
+          <w:lang w:val="pt_PT" w:bidi="pt_PT"/>
+        </w:rPr>
+        <w:t>Dt 34.1–5</w:t>
+      </w:r>
       <w:r>
         <w:rPr>
           <w:lang w:val="pt_PT" w:bidi="pt_PT"/>
@@ -299,126 +293,84 @@
         </w:rPr>
         <w:t>Deus confirmou Josué como líder de Israel e sucessor de Moisés. Deus fez a Abraão uma promessa específica de trazer seus descendentes para a posse da terra de Canaã (</w:t>
       </w:r>
-      <w:hyperlink r:id="rId14">
-        <w:r>
-          <w:rPr>
-            <w:lang w:val="pt_PT" w:bidi="pt_PT"/>
-          </w:rPr>
-          <w:rPr>
-            <w:color w:val="0000EE"/>
-            <w:u w:val="single"/>
-          </w:rPr>
-          <w:t>Gn 12.7</w:t>
-        </w:r>
-      </w:hyperlink>
+      <w:r>
+        <w:rPr>
+          <w:lang w:val="pt_PT" w:bidi="pt_PT"/>
+        </w:rPr>
+        <w:t>Gn 12.7</w:t>
+      </w:r>
       <w:r>
         <w:rPr>
           <w:lang w:val="pt_PT" w:bidi="pt_PT"/>
         </w:rPr>
         <w:t xml:space="preserve">; </w:t>
       </w:r>
-      <w:hyperlink r:id="rId15">
-        <w:r>
-          <w:rPr>
-            <w:lang w:val="pt_PT" w:bidi="pt_PT"/>
-          </w:rPr>
-          <w:rPr>
-            <w:color w:val="0000EE"/>
-            <w:u w:val="single"/>
-          </w:rPr>
-          <w:t>15.7</w:t>
-        </w:r>
-      </w:hyperlink>
+      <w:r>
+        <w:rPr>
+          <w:lang w:val="pt_PT" w:bidi="pt_PT"/>
+        </w:rPr>
+        <w:t>15.7</w:t>
+      </w:r>
       <w:r>
         <w:rPr>
           <w:lang w:val="pt_PT" w:bidi="pt_PT"/>
         </w:rPr>
         <w:t xml:space="preserve">; </w:t>
       </w:r>
-      <w:hyperlink r:id="rId16">
-        <w:r>
-          <w:rPr>
-            <w:lang w:val="pt_PT" w:bidi="pt_PT"/>
-          </w:rPr>
-          <w:rPr>
-            <w:color w:val="0000EE"/>
-            <w:u w:val="single"/>
-          </w:rPr>
-          <w:t>17.8</w:t>
-        </w:r>
-      </w:hyperlink>
+      <w:r>
+        <w:rPr>
+          <w:lang w:val="pt_PT" w:bidi="pt_PT"/>
+        </w:rPr>
+        <w:t>17.8</w:t>
+      </w:r>
       <w:r>
         <w:rPr>
           <w:lang w:val="pt_PT" w:bidi="pt_PT"/>
         </w:rPr>
         <w:t>). Esta promessa foi repetida a Moisés (</w:t>
       </w:r>
-      <w:hyperlink r:id="rId17">
-        <w:r>
-          <w:rPr>
-            <w:lang w:val="pt_PT" w:bidi="pt_PT"/>
-          </w:rPr>
-          <w:rPr>
-            <w:color w:val="0000EE"/>
-            <w:u w:val="single"/>
-          </w:rPr>
-          <w:t>Êx 3.6–8</w:t>
-        </w:r>
-      </w:hyperlink>
+      <w:r>
+        <w:rPr>
+          <w:lang w:val="pt_PT" w:bidi="pt_PT"/>
+        </w:rPr>
+        <w:t>Êx 3.6–8</w:t>
+      </w:r>
       <w:r>
         <w:rPr>
           <w:lang w:val="pt_PT" w:bidi="pt_PT"/>
         </w:rPr>
         <w:t xml:space="preserve">; </w:t>
       </w:r>
-      <w:hyperlink r:id="rId18">
-        <w:r>
-          <w:rPr>
-            <w:lang w:val="pt_PT" w:bidi="pt_PT"/>
-          </w:rPr>
-          <w:rPr>
-            <w:color w:val="0000EE"/>
-            <w:u w:val="single"/>
-          </w:rPr>
-          <w:t>13.3–5</w:t>
-        </w:r>
-      </w:hyperlink>
+      <w:r>
+        <w:rPr>
+          <w:lang w:val="pt_PT" w:bidi="pt_PT"/>
+        </w:rPr>
+        <w:t>13.3–5</w:t>
+      </w:r>
       <w:r>
         <w:rPr>
           <w:lang w:val="pt_PT" w:bidi="pt_PT"/>
         </w:rPr>
         <w:t xml:space="preserve">; </w:t>
       </w:r>
-      <w:hyperlink r:id="rId19">
-        <w:r>
-          <w:rPr>
-            <w:lang w:val="pt_PT" w:bidi="pt_PT"/>
-          </w:rPr>
-          <w:rPr>
-            <w:color w:val="0000EE"/>
-            <w:u w:val="single"/>
-          </w:rPr>
-          <w:t>Dt 1.6–8</w:t>
-        </w:r>
-      </w:hyperlink>
+      <w:r>
+        <w:rPr>
+          <w:lang w:val="pt_PT" w:bidi="pt_PT"/>
+        </w:rPr>
+        <w:t>Dt 1.6–8</w:t>
+      </w:r>
       <w:r>
         <w:rPr>
           <w:lang w:val="pt_PT" w:bidi="pt_PT"/>
         </w:rPr>
         <w:t xml:space="preserve">; </w:t>
       </w:r>
-      <w:hyperlink r:id="rId20">
-        <w:r>
-          <w:rPr>
-            <w:lang w:val="pt_PT" w:bidi="pt_PT"/>
-          </w:rPr>
-          <w:rPr>
-            <w:color w:val="0000EE"/>
-            <w:u w:val="single"/>
-          </w:rPr>
-          <w:t>6.10–19</w:t>
-        </w:r>
-      </w:hyperlink>
+      <w:r>
+        <w:rPr>
+          <w:lang w:val="pt_PT" w:bidi="pt_PT"/>
+        </w:rPr>
+        <w:t>6.10–19</w:t>
+      </w:r>
       <w:r>
         <w:rPr>
           <w:lang w:val="pt_PT" w:bidi="pt_PT"/>
@@ -534,18 +486,12 @@
         </w:rPr>
         <w:t xml:space="preserve"> nas proximidades de Berseba (</w:t>
       </w:r>
-      <w:hyperlink r:id="rId21">
-        <w:r>
-          <w:rPr>
-            <w:lang w:val="pt_PT" w:bidi="pt_PT"/>
-          </w:rPr>
-          <w:rPr>
-            <w:color w:val="0000EE"/>
-            <w:u w:val="single"/>
-          </w:rPr>
-          <w:t>15.28</w:t>
-        </w:r>
-      </w:hyperlink>
+      <w:r>
+        <w:rPr>
+          <w:lang w:val="pt_PT" w:bidi="pt_PT"/>
+        </w:rPr>
+        <w:t>15.28</w:t>
+      </w:r>
       <w:r>
         <w:rPr>
           <w:lang w:val="pt_PT" w:bidi="pt_PT"/>
@@ -625,18 +571,12 @@
         </w:rPr>
         <w:t xml:space="preserve">Deus prometeu nunca falhar ou abandonar Josué, assim como havia prometido a Moisés (cp. </w:t>
       </w:r>
-      <w:hyperlink r:id="rId22">
-        <w:r>
-          <w:rPr>
-            <w:lang w:val="pt_PT" w:bidi="pt_PT"/>
-          </w:rPr>
-          <w:rPr>
-            <w:color w:val="0000EE"/>
-            <w:u w:val="single"/>
-          </w:rPr>
-          <w:t>Dt 31.6–8</w:t>
-        </w:r>
-      </w:hyperlink>
+      <w:r>
+        <w:rPr>
+          <w:lang w:val="pt_PT" w:bidi="pt_PT"/>
+        </w:rPr>
+        <w:t>Dt 31.6–8</w:t>
+      </w:r>
       <w:r>
         <w:rPr>
           <w:lang w:val="pt_PT" w:bidi="pt_PT"/>
@@ -691,18 +631,12 @@
         </w:rPr>
         <w:t xml:space="preserve">você é o escolhido: Deus designou Josué como o agente principal para cumprir a promessa que ele havia feito aos seus antepassados (veja </w:t>
       </w:r>
-      <w:hyperlink r:id="rId23">
-        <w:r>
-          <w:rPr>
-            <w:lang w:val="pt_PT" w:bidi="pt_PT"/>
-          </w:rPr>
-          <w:rPr>
-            <w:color w:val="0000EE"/>
-            <w:u w:val="single"/>
-          </w:rPr>
-          <w:t>Êx 6.8</w:t>
-        </w:r>
-      </w:hyperlink>
+      <w:r>
+        <w:rPr>
+          <w:lang w:val="pt_PT" w:bidi="pt_PT"/>
+        </w:rPr>
+        <w:t>Êx 6.8</w:t>
+      </w:r>
       <w:r>
         <w:rPr>
           <w:lang w:val="pt_PT" w:bidi="pt_PT"/>
@@ -757,36 +691,24 @@
         </w:rPr>
         <w:t>Para ênfase, Deus disse a Josué três vezes que ele precisaria ser forte e corajoso para ter sucesso contra os cananeus, que eram mais numerosos que Israel. O povo também precisaria ter cuidado para obedecer a todas as instruções que Moisés lhes havia dado, se Israel quisesse se estabelecer na terra, desenvolver fazendas produtivas e construir casas, vilas e cidades. A terra é a terra de Deus, assim como toda a terra (</w:t>
       </w:r>
-      <w:hyperlink r:id="rId24">
-        <w:r>
-          <w:rPr>
-            <w:lang w:val="pt_PT" w:bidi="pt_PT"/>
-          </w:rPr>
-          <w:rPr>
-            <w:color w:val="0000EE"/>
-            <w:u w:val="single"/>
-          </w:rPr>
-          <w:t>Sl 24.1</w:t>
-        </w:r>
-      </w:hyperlink>
+      <w:r>
+        <w:rPr>
+          <w:lang w:val="pt_PT" w:bidi="pt_PT"/>
+        </w:rPr>
+        <w:t>Sl 24.1</w:t>
+      </w:r>
       <w:r>
         <w:rPr>
           <w:lang w:val="pt_PT" w:bidi="pt_PT"/>
         </w:rPr>
         <w:t>); Deus trouxe Israel para Canaã como inquilinos, não como proprietários (</w:t>
       </w:r>
-      <w:hyperlink r:id="rId25">
-        <w:r>
-          <w:rPr>
-            <w:lang w:val="pt_PT" w:bidi="pt_PT"/>
-          </w:rPr>
-          <w:rPr>
-            <w:color w:val="0000EE"/>
-            <w:u w:val="single"/>
-          </w:rPr>
-          <w:t>Lv 25.23</w:t>
-        </w:r>
-      </w:hyperlink>
+      <w:r>
+        <w:rPr>
+          <w:lang w:val="pt_PT" w:bidi="pt_PT"/>
+        </w:rPr>
+        <w:t>Lv 25.23</w:t>
+      </w:r>
       <w:r>
         <w:rPr>
           <w:lang w:val="pt_PT" w:bidi="pt_PT"/>
@@ -841,108 +763,72 @@
         </w:rPr>
         <w:t xml:space="preserve">Este Livro de Instrução (torah em hebraico) provavelmente se refere ao livro de Deuteronômio (veja </w:t>
       </w:r>
-      <w:hyperlink r:id="rId26">
-        <w:r>
-          <w:rPr>
-            <w:lang w:val="pt_PT" w:bidi="pt_PT"/>
-          </w:rPr>
-          <w:rPr>
-            <w:color w:val="0000EE"/>
-            <w:u w:val="single"/>
-          </w:rPr>
-          <w:t>Dt 4.44</w:t>
-        </w:r>
-      </w:hyperlink>
+      <w:r>
+        <w:rPr>
+          <w:lang w:val="pt_PT" w:bidi="pt_PT"/>
+        </w:rPr>
+        <w:t>Dt 4.44</w:t>
+      </w:r>
       <w:r>
         <w:rPr>
           <w:lang w:val="pt_PT" w:bidi="pt_PT"/>
         </w:rPr>
         <w:t xml:space="preserve">; </w:t>
       </w:r>
-      <w:hyperlink r:id="rId27">
-        <w:r>
-          <w:rPr>
-            <w:lang w:val="pt_PT" w:bidi="pt_PT"/>
-          </w:rPr>
-          <w:rPr>
-            <w:color w:val="0000EE"/>
-            <w:u w:val="single"/>
-          </w:rPr>
-          <w:t>29.21</w:t>
-        </w:r>
-      </w:hyperlink>
+      <w:r>
+        <w:rPr>
+          <w:lang w:val="pt_PT" w:bidi="pt_PT"/>
+        </w:rPr>
+        <w:t>29.21</w:t>
+      </w:r>
       <w:r>
         <w:rPr>
           <w:lang w:val="pt_PT" w:bidi="pt_PT"/>
         </w:rPr>
         <w:t xml:space="preserve">; </w:t>
       </w:r>
-      <w:hyperlink r:id="rId28">
-        <w:r>
-          <w:rPr>
-            <w:lang w:val="pt_PT" w:bidi="pt_PT"/>
-          </w:rPr>
-          <w:rPr>
-            <w:color w:val="0000EE"/>
-            <w:u w:val="single"/>
-          </w:rPr>
-          <w:t>30.10</w:t>
-        </w:r>
-      </w:hyperlink>
+      <w:r>
+        <w:rPr>
+          <w:lang w:val="pt_PT" w:bidi="pt_PT"/>
+        </w:rPr>
+        <w:t>30.10</w:t>
+      </w:r>
       <w:r>
         <w:rPr>
           <w:lang w:val="pt_PT" w:bidi="pt_PT"/>
         </w:rPr>
         <w:t xml:space="preserve">; </w:t>
       </w:r>
-      <w:hyperlink r:id="rId29">
-        <w:r>
-          <w:rPr>
-            <w:lang w:val="pt_PT" w:bidi="pt_PT"/>
-          </w:rPr>
-          <w:rPr>
-            <w:color w:val="0000EE"/>
-            <w:u w:val="single"/>
-          </w:rPr>
-          <w:t>31.9–12</w:t>
-        </w:r>
-      </w:hyperlink>
+      <w:r>
+        <w:rPr>
+          <w:lang w:val="pt_PT" w:bidi="pt_PT"/>
+        </w:rPr>
+        <w:t>31.9–12</w:t>
+      </w:r>
       <w:r>
         <w:rPr>
           <w:lang w:val="pt_PT" w:bidi="pt_PT"/>
         </w:rPr>
         <w:t xml:space="preserve">). Inclui os códigos de lei fundamentais de Israel, bem como as instruções morais e espirituais de Deus. • Deus ordenou a Josué que meditasse e falasse sobre as instruções de Deus dia e noite — isto é, continuamente (cp. </w:t>
       </w:r>
-      <w:hyperlink r:id="rId30">
-        <w:r>
-          <w:rPr>
-            <w:lang w:val="pt_PT" w:bidi="pt_PT"/>
-          </w:rPr>
-          <w:rPr>
-            <w:color w:val="0000EE"/>
-            <w:u w:val="single"/>
-          </w:rPr>
-          <w:t>Dt 6.6–7</w:t>
-        </w:r>
-      </w:hyperlink>
+      <w:r>
+        <w:rPr>
+          <w:lang w:val="pt_PT" w:bidi="pt_PT"/>
+        </w:rPr>
+        <w:t>Dt 6.6–7</w:t>
+      </w:r>
       <w:r>
         <w:rPr>
           <w:lang w:val="pt_PT" w:bidi="pt_PT"/>
         </w:rPr>
         <w:t xml:space="preserve">; </w:t>
       </w:r>
-      <w:hyperlink r:id="rId31">
-        <w:r>
-          <w:rPr>
-            <w:lang w:val="pt_PT" w:bidi="pt_PT"/>
-          </w:rPr>
-          <w:rPr>
-            <w:color w:val="0000EE"/>
-            <w:u w:val="single"/>
-          </w:rPr>
-          <w:t>17.18–20</w:t>
-        </w:r>
-      </w:hyperlink>
+      <w:r>
+        <w:rPr>
+          <w:lang w:val="pt_PT" w:bidi="pt_PT"/>
+        </w:rPr>
+        <w:t>17.18–20</w:t>
+      </w:r>
       <w:r>
         <w:rPr>
           <w:lang w:val="pt_PT" w:bidi="pt_PT"/>
@@ -1118,18 +1004,12 @@
         </w:rPr>
         <w:t xml:space="preserve">Devido ao medo e à incredulidade, a geração anterior se recusou a entrar na Terra Prometida pelo sul quarenta anos antes (veja </w:t>
       </w:r>
-      <w:hyperlink r:id="rId32">
-        <w:r>
-          <w:rPr>
-            <w:lang w:val="pt_PT" w:bidi="pt_PT"/>
-          </w:rPr>
-          <w:rPr>
-            <w:color w:val="0000EE"/>
-            <w:u w:val="single"/>
-          </w:rPr>
-          <w:t>Nm 13–14</w:t>
-        </w:r>
-      </w:hyperlink>
+      <w:r>
+        <w:rPr>
+          <w:lang w:val="pt_PT" w:bidi="pt_PT"/>
+        </w:rPr>
+        <w:t>Nm 13–14</w:t>
+      </w:r>
       <w:r>
         <w:rPr>
           <w:lang w:val="pt_PT" w:bidi="pt_PT"/>
@@ -1184,18 +1064,12 @@
         </w:rPr>
         <w:t>Rúben, Gade e a meia-tribo de Manassés haviam solicitado e recebido de Moisés a terra conquistada a leste do Jordão (</w:t>
       </w:r>
-      <w:hyperlink r:id="rId33">
-        <w:r>
-          <w:rPr>
-            <w:lang w:val="pt_PT" w:bidi="pt_PT"/>
-          </w:rPr>
-          <w:rPr>
-            <w:color w:val="0000EE"/>
-            <w:u w:val="single"/>
-          </w:rPr>
-          <w:t>Nm 32.33</w:t>
-        </w:r>
-      </w:hyperlink>
+      <w:r>
+        <w:rPr>
+          <w:lang w:val="pt_PT" w:bidi="pt_PT"/>
+        </w:rPr>
+        <w:t>Nm 32.33</w:t>
+      </w:r>
       <w:r>
         <w:rPr>
           <w:lang w:val="pt_PT" w:bidi="pt_PT"/>
@@ -1250,18 +1124,12 @@
         </w:rPr>
         <w:t xml:space="preserve">Deus desejava que o povo de Israel experimentasse o descanso espiritual, cultural e emocional de um relacionamento correto com ele e entre si, não apenas o descanso físico de viver em uma terra segura e abundante (veja </w:t>
       </w:r>
-      <w:hyperlink r:id="rId34">
-        <w:r>
-          <w:rPr>
-            <w:lang w:val="pt_PT" w:bidi="pt_PT"/>
-          </w:rPr>
-          <w:rPr>
-            <w:color w:val="0000EE"/>
-            <w:u w:val="single"/>
-          </w:rPr>
-          <w:t>Hb 4.1–11</w:t>
-        </w:r>
-      </w:hyperlink>
+      <w:r>
+        <w:rPr>
+          <w:lang w:val="pt_PT" w:bidi="pt_PT"/>
+        </w:rPr>
+        <w:t>Hb 4.1–11</w:t>
+      </w:r>
       <w:r>
         <w:rPr>
           <w:lang w:val="pt_PT" w:bidi="pt_PT"/>
@@ -1316,18 +1184,12 @@
         </w:rPr>
         <w:t>Os guerreiros das duas tribos e meia haviam prometido atravessar o Jordão com o restante de Israel para ajudá-los a conquistar sua terra (</w:t>
       </w:r>
-      <w:hyperlink r:id="rId35">
-        <w:r>
-          <w:rPr>
-            <w:lang w:val="pt_PT" w:bidi="pt_PT"/>
-          </w:rPr>
-          <w:rPr>
-            <w:color w:val="0000EE"/>
-            <w:u w:val="single"/>
-          </w:rPr>
-          <w:t>Nm 32.16–19</w:t>
-        </w:r>
-      </w:hyperlink>
+      <w:r>
+        <w:rPr>
+          <w:lang w:val="pt_PT" w:bidi="pt_PT"/>
+        </w:rPr>
+        <w:t>Nm 32.16–19</w:t>
+      </w:r>
       <w:r>
         <w:rPr>
           <w:lang w:val="pt_PT" w:bidi="pt_PT"/>
@@ -1382,18 +1244,12 @@
         </w:rPr>
         <w:t>Israel muitas vezes não obedeceu... Moisés. No entanto, as tribos que viviam a leste do Jordão atravessaram com o restante de Israel e não retornaram para suas próprias terras e casas até que Josué as dispensou (</w:t>
       </w:r>
-      <w:hyperlink r:id="rId36">
-        <w:r>
-          <w:rPr>
-            <w:lang w:val="pt_PT" w:bidi="pt_PT"/>
-          </w:rPr>
-          <w:rPr>
-            <w:color w:val="0000EE"/>
-            <w:u w:val="single"/>
-          </w:rPr>
-          <w:t>22.6</w:t>
-        </w:r>
-      </w:hyperlink>
+      <w:r>
+        <w:rPr>
+          <w:lang w:val="pt_PT" w:bidi="pt_PT"/>
+        </w:rPr>
+        <w:t>22.6</w:t>
+      </w:r>
       <w:r>
         <w:rPr>
           <w:lang w:val="pt_PT" w:bidi="pt_PT"/>
@@ -1496,18 +1352,12 @@
         </w:rPr>
         <w:t xml:space="preserve">Acácia (ou Sitim) ficava cerca de treze quilômetros a leste do Rio Jordão nas campinas de Moabe, em frente a Jericó (veja </w:t>
       </w:r>
-      <w:hyperlink r:id="rId37">
-        <w:r>
-          <w:rPr>
-            <w:lang w:val="pt_PT" w:bidi="pt_PT"/>
-          </w:rPr>
-          <w:rPr>
-            <w:color w:val="0000EE"/>
-            <w:u w:val="single"/>
-          </w:rPr>
-          <w:t>Nm 25.1</w:t>
-        </w:r>
-      </w:hyperlink>
+      <w:r>
+        <w:rPr>
+          <w:lang w:val="pt_PT" w:bidi="pt_PT"/>
+        </w:rPr>
+        <w:t>Nm 25.1</w:t>
+      </w:r>
       <w:r>
         <w:rPr>
           <w:lang w:val="pt_PT" w:bidi="pt_PT"/>
@@ -1863,72 +1713,48 @@
         </w:rPr>
         <w:t>Raabe começou a declarar sua fé no Senhor. • Fez um caminho seco: Deus havia separado as águas do Mar Vermelho para Israel (</w:t>
       </w:r>
-      <w:hyperlink r:id="rId38">
-        <w:r>
-          <w:rPr>
-            <w:lang w:val="pt_PT" w:bidi="pt_PT"/>
-          </w:rPr>
-          <w:rPr>
-            <w:color w:val="0000EE"/>
-            <w:u w:val="single"/>
-          </w:rPr>
-          <w:t>Êx 14.21–28</w:t>
-        </w:r>
-      </w:hyperlink>
+      <w:r>
+        <w:rPr>
+          <w:lang w:val="pt_PT" w:bidi="pt_PT"/>
+        </w:rPr>
+        <w:t>Êx 14.21–28</w:t>
+      </w:r>
       <w:r>
         <w:rPr>
           <w:lang w:val="pt_PT" w:bidi="pt_PT"/>
         </w:rPr>
         <w:t>). • Israel havia derrotado Seom e Ogue (</w:t>
       </w:r>
-      <w:hyperlink r:id="rId39">
-        <w:r>
-          <w:rPr>
-            <w:lang w:val="pt_PT" w:bidi="pt_PT"/>
-          </w:rPr>
-          <w:rPr>
-            <w:color w:val="0000EE"/>
-            <w:u w:val="single"/>
-          </w:rPr>
-          <w:t>Nm 21.21–35</w:t>
-        </w:r>
-      </w:hyperlink>
+      <w:r>
+        <w:rPr>
+          <w:lang w:val="pt_PT" w:bidi="pt_PT"/>
+        </w:rPr>
+        <w:t>Nm 21.21–35</w:t>
+      </w:r>
       <w:r>
         <w:rPr>
           <w:lang w:val="pt_PT" w:bidi="pt_PT"/>
         </w:rPr>
         <w:t xml:space="preserve">). • Destruíram completamente: veja </w:t>
       </w:r>
-      <w:hyperlink r:id="rId40">
-        <w:r>
-          <w:rPr>
-            <w:lang w:val="pt_PT" w:bidi="pt_PT"/>
-          </w:rPr>
-          <w:rPr>
-            <w:color w:val="0000EE"/>
-            <w:u w:val="single"/>
-          </w:rPr>
-          <w:t>Lv 27.28–29</w:t>
-        </w:r>
-      </w:hyperlink>
+      <w:r>
+        <w:rPr>
+          <w:lang w:val="pt_PT" w:bidi="pt_PT"/>
+        </w:rPr>
+        <w:t>Lv 27.28–29</w:t>
+      </w:r>
       <w:r>
         <w:rPr>
           <w:lang w:val="pt_PT" w:bidi="pt_PT"/>
         </w:rPr>
         <w:t xml:space="preserve">; </w:t>
       </w:r>
-      <w:hyperlink r:id="rId41">
-        <w:r>
-          <w:rPr>
-            <w:lang w:val="pt_PT" w:bidi="pt_PT"/>
-          </w:rPr>
-          <w:rPr>
-            <w:color w:val="0000EE"/>
-            <w:u w:val="single"/>
-          </w:rPr>
-          <w:t>1Sm 15.3</w:t>
-        </w:r>
-      </w:hyperlink>
+      <w:r>
+        <w:rPr>
+          <w:lang w:val="pt_PT" w:bidi="pt_PT"/>
+        </w:rPr>
+        <w:t>1Sm 15.3</w:t>
+      </w:r>
       <w:r>
         <w:rPr>
           <w:lang w:val="pt_PT" w:bidi="pt_PT"/>
@@ -1983,18 +1809,12 @@
         </w:rPr>
         <w:t>Embora o povo de Canaã tenha incorrido no julgamento de Deus, a declaração de fé de Raabe (provada genuína por sua ajuda aos espiões) a integrou ao povo de Deus (</w:t>
       </w:r>
-      <w:hyperlink r:id="rId42">
-        <w:r>
-          <w:rPr>
-            <w:lang w:val="pt_PT" w:bidi="pt_PT"/>
-          </w:rPr>
-          <w:rPr>
-            <w:color w:val="0000EE"/>
-            <w:u w:val="single"/>
-          </w:rPr>
-          <w:t>Hb 11.31</w:t>
-        </w:r>
-      </w:hyperlink>
+      <w:r>
+        <w:rPr>
+          <w:lang w:val="pt_PT" w:bidi="pt_PT"/>
+        </w:rPr>
+        <w:t>Hb 11.31</w:t>
+      </w:r>
       <w:r>
         <w:rPr>
           <w:lang w:val="pt_PT" w:bidi="pt_PT"/>
@@ -2097,18 +1917,12 @@
         </w:rPr>
         <w:t>Quando Israel atacou Jericó, Josué e os dois espiões cumpriram sua promessa de poupar Raabe (</w:t>
       </w:r>
-      <w:hyperlink r:id="rId43">
-        <w:r>
-          <w:rPr>
-            <w:lang w:val="pt_PT" w:bidi="pt_PT"/>
-          </w:rPr>
-          <w:rPr>
-            <w:color w:val="0000EE"/>
-            <w:u w:val="single"/>
-          </w:rPr>
-          <w:t>6.22</w:t>
-        </w:r>
-      </w:hyperlink>
+      <w:r>
+        <w:rPr>
+          <w:lang w:val="pt_PT" w:bidi="pt_PT"/>
+        </w:rPr>
+        <w:t>6.22</w:t>
+      </w:r>
       <w:r>
         <w:rPr>
           <w:lang w:val="pt_PT" w:bidi="pt_PT"/>
@@ -2163,18 +1977,12 @@
         </w:rPr>
         <w:t>Como a casa de Raabe ficava na muralha da cidade, ela pôde esconder os homens no telhado plano de sua casa (</w:t>
       </w:r>
-      <w:hyperlink r:id="rId44">
-        <w:r>
-          <w:rPr>
-            <w:lang w:val="pt_PT" w:bidi="pt_PT"/>
-          </w:rPr>
-          <w:rPr>
-            <w:color w:val="0000EE"/>
-            <w:u w:val="single"/>
-          </w:rPr>
-          <w:t>2.6</w:t>
-        </w:r>
-      </w:hyperlink>
+      <w:r>
+        <w:rPr>
+          <w:lang w:val="pt_PT" w:bidi="pt_PT"/>
+        </w:rPr>
+        <w:t>2.6</w:t>
+      </w:r>
       <w:r>
         <w:rPr>
           <w:lang w:val="pt_PT" w:bidi="pt_PT"/>
@@ -2373,18 +2181,12 @@
         </w:rPr>
         <w:t>Israel havia acampado em Acácia (Sitim) desde antes dos oráculos de Balaão (</w:t>
       </w:r>
-      <w:hyperlink r:id="rId45">
-        <w:r>
-          <w:rPr>
-            <w:lang w:val="pt_PT" w:bidi="pt_PT"/>
-          </w:rPr>
-          <w:rPr>
-            <w:color w:val="0000EE"/>
-            <w:u w:val="single"/>
-          </w:rPr>
-          <w:t>Nm 22–24</w:t>
-        </w:r>
-      </w:hyperlink>
+      <w:r>
+        <w:rPr>
+          <w:lang w:val="pt_PT" w:bidi="pt_PT"/>
+        </w:rPr>
+        <w:t>Nm 22–24</w:t>
+      </w:r>
       <w:r>
         <w:rPr>
           <w:lang w:val="pt_PT" w:bidi="pt_PT"/>
@@ -2439,36 +2241,24 @@
         </w:rPr>
         <w:t>A Arca da Aliança do Senhor era a morada de Deus entre os israelitas e simbolizava seu trono. Sempre que Israel se movia, um grupo de sacerdotes carregava a Arca à sua frente (</w:t>
       </w:r>
-      <w:hyperlink r:id="rId46">
-        <w:r>
-          <w:rPr>
-            <w:lang w:val="pt_PT" w:bidi="pt_PT"/>
-          </w:rPr>
-          <w:rPr>
-            <w:color w:val="0000EE"/>
-            <w:u w:val="single"/>
-          </w:rPr>
-          <w:t>Êx 25.13–15</w:t>
-        </w:r>
-      </w:hyperlink>
+      <w:r>
+        <w:rPr>
+          <w:lang w:val="pt_PT" w:bidi="pt_PT"/>
+        </w:rPr>
+        <w:t>Êx 25.13–15</w:t>
+      </w:r>
       <w:r>
         <w:rPr>
           <w:lang w:val="pt_PT" w:bidi="pt_PT"/>
         </w:rPr>
         <w:t xml:space="preserve">; </w:t>
       </w:r>
-      <w:hyperlink r:id="rId47">
-        <w:r>
-          <w:rPr>
-            <w:lang w:val="pt_PT" w:bidi="pt_PT"/>
-          </w:rPr>
-          <w:rPr>
-            <w:color w:val="0000EE"/>
-            <w:u w:val="single"/>
-          </w:rPr>
-          <w:t>Nm 10.33–36</w:t>
-        </w:r>
-      </w:hyperlink>
+      <w:r>
+        <w:rPr>
+          <w:lang w:val="pt_PT" w:bidi="pt_PT"/>
+        </w:rPr>
+        <w:t>Nm 10.33–36</w:t>
+      </w:r>
       <w:r>
         <w:rPr>
           <w:lang w:val="pt_PT" w:bidi="pt_PT"/>
@@ -2571,36 +2361,24 @@
         </w:rPr>
         <w:t xml:space="preserve">Purifiquem-se: eles precisavam se separar de qualquer coisa impura que impedisse um israelita de entrar na presença de Deus (cp. </w:t>
       </w:r>
-      <w:hyperlink r:id="rId48">
-        <w:r>
-          <w:rPr>
-            <w:lang w:val="pt_PT" w:bidi="pt_PT"/>
-          </w:rPr>
-          <w:rPr>
-            <w:color w:val="0000EE"/>
-            <w:u w:val="single"/>
-          </w:rPr>
-          <w:t>Êx 19.9–20</w:t>
-        </w:r>
-      </w:hyperlink>
+      <w:r>
+        <w:rPr>
+          <w:lang w:val="pt_PT" w:bidi="pt_PT"/>
+        </w:rPr>
+        <w:t>Êx 19.9–20</w:t>
+      </w:r>
       <w:r>
         <w:rPr>
           <w:lang w:val="pt_PT" w:bidi="pt_PT"/>
         </w:rPr>
         <w:t xml:space="preserve">; </w:t>
       </w:r>
-      <w:hyperlink r:id="rId49">
-        <w:r>
-          <w:rPr>
-            <w:lang w:val="pt_PT" w:bidi="pt_PT"/>
-          </w:rPr>
-          <w:rPr>
-            <w:color w:val="0000EE"/>
-            <w:u w:val="single"/>
-          </w:rPr>
-          <w:t>Lv 11.44</w:t>
-        </w:r>
-      </w:hyperlink>
+      <w:r>
+        <w:rPr>
+          <w:lang w:val="pt_PT" w:bidi="pt_PT"/>
+        </w:rPr>
+        <w:t>Lv 11.44</w:t>
+      </w:r>
       <w:r>
         <w:rPr>
           <w:lang w:val="pt_PT" w:bidi="pt_PT"/>
@@ -2703,18 +2481,12 @@
         </w:rPr>
         <w:t xml:space="preserve">Ao atravessarem o rio Jordão, a Arca liderou o caminho até que os pés dos sacerdotes entrassem na água; os sacerdotes deviam ficar no Jordão, não em terra seca. Ao carregar a Arca para dentro da água primeiro, os sacerdotes obedientes demonstrariam sua fé (cf. </w:t>
       </w:r>
-      <w:hyperlink r:id="rId50">
-        <w:r>
-          <w:rPr>
-            <w:lang w:val="pt_PT" w:bidi="pt_PT"/>
-          </w:rPr>
-          <w:rPr>
-            <w:color w:val="0000EE"/>
-            <w:u w:val="single"/>
-          </w:rPr>
-          <w:t>Tg 2.18</w:t>
-        </w:r>
-      </w:hyperlink>
+      <w:r>
+        <w:rPr>
+          <w:lang w:val="pt_PT" w:bidi="pt_PT"/>
+        </w:rPr>
+        <w:t>Tg 2.18</w:t>
+      </w:r>
       <w:r>
         <w:rPr>
           <w:lang w:val="pt_PT" w:bidi="pt_PT"/>
@@ -2865,18 +2637,12 @@
         </w:rPr>
         <w:t>Josué disse ao povo para escolher doze homens, mas não revelou o que esse grupo de homens faria (</w:t>
       </w:r>
-      <w:hyperlink r:id="rId51">
-        <w:r>
-          <w:rPr>
-            <w:lang w:val="pt_PT" w:bidi="pt_PT"/>
-          </w:rPr>
-          <w:rPr>
-            <w:color w:val="0000EE"/>
-            <w:u w:val="single"/>
-          </w:rPr>
-          <w:t>4.2–8</w:t>
-        </w:r>
-      </w:hyperlink>
+      <w:r>
+        <w:rPr>
+          <w:lang w:val="pt_PT" w:bidi="pt_PT"/>
+        </w:rPr>
+        <w:t>4.2–8</w:t>
+      </w:r>
       <w:r>
         <w:rPr>
           <w:lang w:val="pt_PT" w:bidi="pt_PT"/>
@@ -3123,72 +2889,48 @@
         </w:rPr>
         <w:t>Os doze homens representavam os doze filhos de Jacó. A tribo de Levi não foi contada porque os levitas se estabeleceram em cidades designadas entre as outras tribos (</w:t>
       </w:r>
-      <w:hyperlink r:id="rId52">
-        <w:r>
-          <w:rPr>
-            <w:lang w:val="pt_PT" w:bidi="pt_PT"/>
-          </w:rPr>
-          <w:rPr>
-            <w:color w:val="0000EE"/>
-            <w:u w:val="single"/>
-          </w:rPr>
-          <w:t>Gn 49.5–7</w:t>
-        </w:r>
-      </w:hyperlink>
+      <w:r>
+        <w:rPr>
+          <w:lang w:val="pt_PT" w:bidi="pt_PT"/>
+        </w:rPr>
+        <w:t>Gn 49.5–7</w:t>
+      </w:r>
       <w:r>
         <w:rPr>
           <w:lang w:val="pt_PT" w:bidi="pt_PT"/>
         </w:rPr>
         <w:t xml:space="preserve">; </w:t>
       </w:r>
-      <w:hyperlink r:id="rId53">
-        <w:r>
-          <w:rPr>
-            <w:lang w:val="pt_PT" w:bidi="pt_PT"/>
-          </w:rPr>
-          <w:rPr>
-            <w:color w:val="0000EE"/>
-            <w:u w:val="single"/>
-          </w:rPr>
-          <w:t>Nm 1.49–52</w:t>
-        </w:r>
-      </w:hyperlink>
+      <w:r>
+        <w:rPr>
+          <w:lang w:val="pt_PT" w:bidi="pt_PT"/>
+        </w:rPr>
+        <w:t>Nm 1.49–52</w:t>
+      </w:r>
       <w:r>
         <w:rPr>
           <w:lang w:val="pt_PT" w:bidi="pt_PT"/>
         </w:rPr>
         <w:t xml:space="preserve">; </w:t>
       </w:r>
-      <w:hyperlink r:id="rId54">
-        <w:r>
-          <w:rPr>
-            <w:lang w:val="pt_PT" w:bidi="pt_PT"/>
-          </w:rPr>
-          <w:rPr>
-            <w:color w:val="0000EE"/>
-            <w:u w:val="single"/>
-          </w:rPr>
-          <w:t>18.20</w:t>
-        </w:r>
-      </w:hyperlink>
+      <w:r>
+        <w:rPr>
+          <w:lang w:val="pt_PT" w:bidi="pt_PT"/>
+        </w:rPr>
+        <w:t>18.20</w:t>
+      </w:r>
       <w:r>
         <w:rPr>
           <w:lang w:val="pt_PT" w:bidi="pt_PT"/>
         </w:rPr>
         <w:t>). No entanto, o número de tribos permaneceu em doze porque os dois filhos de José (Efraim e Manassés) foram considerados como tribos separadas (</w:t>
       </w:r>
-      <w:hyperlink r:id="rId55">
-        <w:r>
-          <w:rPr>
-            <w:lang w:val="pt_PT" w:bidi="pt_PT"/>
-          </w:rPr>
-          <w:rPr>
-            <w:color w:val="0000EE"/>
-            <w:u w:val="single"/>
-          </w:rPr>
-          <w:t>Gn 48.5</w:t>
-        </w:r>
-      </w:hyperlink>
+      <w:r>
+        <w:rPr>
+          <w:lang w:val="pt_PT" w:bidi="pt_PT"/>
+        </w:rPr>
+        <w:t>Gn 48.5</w:t>
+      </w:r>
       <w:r>
         <w:rPr>
           <w:lang w:val="pt_PT" w:bidi="pt_PT"/>
@@ -3291,18 +3033,12 @@
         </w:rPr>
         <w:t>Josué disse duas vezes (</w:t>
       </w:r>
-      <w:hyperlink r:id="rId56">
-        <w:r>
-          <w:rPr>
-            <w:lang w:val="pt_PT" w:bidi="pt_PT"/>
-          </w:rPr>
-          <w:rPr>
-            <w:color w:val="0000EE"/>
-            <w:u w:val="single"/>
-          </w:rPr>
-          <w:t>4.21</w:t>
-        </w:r>
-      </w:hyperlink>
+      <w:r>
+        <w:rPr>
+          <w:lang w:val="pt_PT" w:bidi="pt_PT"/>
+        </w:rPr>
+        <w:t>4.21</w:t>
+      </w:r>
       <w:r>
         <w:rPr>
           <w:lang w:val="pt_PT" w:bidi="pt_PT"/>
@@ -3513,18 +3249,12 @@
         </w:rPr>
         <w:t xml:space="preserve">O décimo dia do primeiro mês ocorreu alguns dias antes da Páscoa. • Gilgal tornou-se um importante centro de adoração no início de Israel. Embora sua localização seja incerta, estava em algum lugar a leste ou nordeste de Jericó. Seu nome (que significa "roda de um carro", cp. </w:t>
       </w:r>
-      <w:hyperlink r:id="rId57">
-        <w:r>
-          <w:rPr>
-            <w:lang w:val="pt_PT" w:bidi="pt_PT"/>
-          </w:rPr>
-          <w:rPr>
-            <w:color w:val="0000EE"/>
-            <w:u w:val="single"/>
-          </w:rPr>
-          <w:t>Is 28.28</w:t>
-        </w:r>
-      </w:hyperlink>
+      <w:r>
+        <w:rPr>
+          <w:lang w:val="pt_PT" w:bidi="pt_PT"/>
+        </w:rPr>
+        <w:t>Is 28.28</w:t>
+      </w:r>
       <w:r>
         <w:rPr>
           <w:lang w:val="pt_PT" w:bidi="pt_PT"/>
@@ -3591,18 +3321,12 @@
         </w:rPr>
         <w:t>Além das futuras gerações de israelitas, todas as nações da terra deveriam entender o poder de Deus. Pelo menos alguns indivíduos em cada grupo respondem ao Deus que cuida deles (</w:t>
       </w:r>
-      <w:hyperlink r:id="rId58">
-        <w:r>
-          <w:rPr>
-            <w:lang w:val="pt_PT" w:bidi="pt_PT"/>
-          </w:rPr>
-          <w:rPr>
-            <w:color w:val="0000EE"/>
-            <w:u w:val="single"/>
-          </w:rPr>
-          <w:t>Ap 7.9–10</w:t>
-        </w:r>
-      </w:hyperlink>
+      <w:r>
+        <w:rPr>
+          <w:lang w:val="pt_PT" w:bidi="pt_PT"/>
+        </w:rPr>
+        <w:t>Ap 7.9–10</w:t>
+      </w:r>
       <w:r>
         <w:rPr>
           <w:lang w:val="pt_PT" w:bidi="pt_PT"/>
@@ -3801,18 +3525,12 @@
         </w:rPr>
         <w:t>Este desvio inesperado na narrativa fornece um lembrete importante da recusa anterior de Israel em acreditar que Deus os levaria em segurança para a terra de Canaã (</w:t>
       </w:r>
-      <w:hyperlink r:id="rId59">
-        <w:r>
-          <w:rPr>
-            <w:lang w:val="pt_PT" w:bidi="pt_PT"/>
-          </w:rPr>
-          <w:rPr>
-            <w:color w:val="0000EE"/>
-            <w:u w:val="single"/>
-          </w:rPr>
-          <w:t>Nm 14</w:t>
-        </w:r>
-      </w:hyperlink>
+      <w:r>
+        <w:rPr>
+          <w:lang w:val="pt_PT" w:bidi="pt_PT"/>
+        </w:rPr>
+        <w:t>Nm 14</w:t>
+      </w:r>
       <w:r>
         <w:rPr>
           <w:lang w:val="pt_PT" w:bidi="pt_PT"/>
@@ -3963,18 +3681,12 @@
         </w:rPr>
         <w:t>O cordeiro da Páscoa foi sacrificado na noite do décimo quarto dia do primeiro mês. Assim como a Páscoa no Egito marcou o êxodo da escravidão, a celebração desta Páscoa em Canaã marcou a realização do objetivo para o qual Deus estava guiando os israelitas. Esta Páscoa também antecipou o descanso prometido por Deus para seu povo em sua nova terra. • Aparentemente, esta foi a primeira Páscoa que Israel celebrou desde que estavam acampados no Sinai (</w:t>
       </w:r>
-      <w:hyperlink r:id="rId60">
-        <w:r>
-          <w:rPr>
-            <w:lang w:val="pt_PT" w:bidi="pt_PT"/>
-          </w:rPr>
-          <w:rPr>
-            <w:color w:val="0000EE"/>
-            <w:u w:val="single"/>
-          </w:rPr>
-          <w:t>Nm 9.1–5</w:t>
-        </w:r>
-      </w:hyperlink>
+      <w:r>
+        <w:rPr>
+          <w:lang w:val="pt_PT" w:bidi="pt_PT"/>
+        </w:rPr>
+        <w:t>Nm 9.1–5</w:t>
+      </w:r>
       <w:r>
         <w:rPr>
           <w:lang w:val="pt_PT" w:bidi="pt_PT"/>
@@ -4029,36 +3741,24 @@
         </w:rPr>
         <w:t>Israel reinstituiu a festa dos pães asmos, observado por sete dias após a Páscoa (</w:t>
       </w:r>
-      <w:hyperlink r:id="rId61">
-        <w:r>
-          <w:rPr>
-            <w:lang w:val="pt_PT" w:bidi="pt_PT"/>
-          </w:rPr>
-          <w:rPr>
-            <w:color w:val="0000EE"/>
-            <w:u w:val="single"/>
-          </w:rPr>
-          <w:t>Lv 23.6</w:t>
-        </w:r>
-      </w:hyperlink>
+      <w:r>
+        <w:rPr>
+          <w:lang w:val="pt_PT" w:bidi="pt_PT"/>
+        </w:rPr>
+        <w:t>Lv 23.6</w:t>
+      </w:r>
       <w:r>
         <w:rPr>
           <w:lang w:val="pt_PT" w:bidi="pt_PT"/>
         </w:rPr>
         <w:t xml:space="preserve">). O povo comia pães asmos e grãos torrados, um alimento favorito da época da colheita (veja </w:t>
       </w:r>
-      <w:hyperlink r:id="rId62">
-        <w:r>
-          <w:rPr>
-            <w:lang w:val="pt_PT" w:bidi="pt_PT"/>
-          </w:rPr>
-          <w:rPr>
-            <w:color w:val="0000EE"/>
-            <w:u w:val="single"/>
-          </w:rPr>
-          <w:t>Rt 2.14</w:t>
-        </w:r>
-      </w:hyperlink>
+      <w:r>
+        <w:rPr>
+          <w:lang w:val="pt_PT" w:bidi="pt_PT"/>
+        </w:rPr>
+        <w:t>Rt 2.14</w:t>
+      </w:r>
       <w:r>
         <w:rPr>
           <w:lang w:val="pt_PT" w:bidi="pt_PT"/>
@@ -4113,36 +3813,24 @@
         </w:rPr>
         <w:t>A provisão diária de maná por Deus (</w:t>
       </w:r>
-      <w:hyperlink r:id="rId63">
-        <w:r>
-          <w:rPr>
-            <w:lang w:val="pt_PT" w:bidi="pt_PT"/>
-          </w:rPr>
-          <w:rPr>
-            <w:color w:val="0000EE"/>
-            <w:u w:val="single"/>
-          </w:rPr>
-          <w:t>Êx 16.31</w:t>
-        </w:r>
-      </w:hyperlink>
+      <w:r>
+        <w:rPr>
+          <w:lang w:val="pt_PT" w:bidi="pt_PT"/>
+        </w:rPr>
+        <w:t>Êx 16.31</w:t>
+      </w:r>
       <w:r>
         <w:rPr>
           <w:lang w:val="pt_PT" w:bidi="pt_PT"/>
         </w:rPr>
         <w:t xml:space="preserve">; </w:t>
       </w:r>
-      <w:hyperlink r:id="rId64">
-        <w:r>
-          <w:rPr>
-            <w:lang w:val="pt_PT" w:bidi="pt_PT"/>
-          </w:rPr>
-          <w:rPr>
-            <w:color w:val="0000EE"/>
-            <w:u w:val="single"/>
-          </w:rPr>
-          <w:t>Nm 11.9</w:t>
-        </w:r>
-      </w:hyperlink>
+      <w:r>
+        <w:rPr>
+          <w:lang w:val="pt_PT" w:bidi="pt_PT"/>
+        </w:rPr>
+        <w:t>Nm 11.9</w:t>
+      </w:r>
       <w:r>
         <w:rPr>
           <w:lang w:val="pt_PT" w:bidi="pt_PT"/>
@@ -4245,18 +3933,12 @@
         </w:rPr>
         <w:t>Josué estava explorando a terra e as defesas da cidade próxima a Jericó para seguir o relatório dos dois espiões (</w:t>
       </w:r>
-      <w:hyperlink r:id="rId65">
-        <w:r>
-          <w:rPr>
-            <w:lang w:val="pt_PT" w:bidi="pt_PT"/>
-          </w:rPr>
-          <w:rPr>
-            <w:color w:val="0000EE"/>
-            <w:u w:val="single"/>
-          </w:rPr>
-          <w:t>2.23–24</w:t>
-        </w:r>
-      </w:hyperlink>
+      <w:r>
+        <w:rPr>
+          <w:lang w:val="pt_PT" w:bidi="pt_PT"/>
+        </w:rPr>
+        <w:t>2.23–24</w:t>
+      </w:r>
       <w:r>
         <w:rPr>
           <w:lang w:val="pt_PT" w:bidi="pt_PT"/>
@@ -4311,36 +3993,24 @@
         </w:rPr>
         <w:t>O comandante do exército do Senhor deu a Josué instruções para conduzir o cerco de Jericó (</w:t>
       </w:r>
-      <w:hyperlink r:id="rId66">
-        <w:r>
-          <w:rPr>
-            <w:lang w:val="pt_PT" w:bidi="pt_PT"/>
-          </w:rPr>
-          <w:rPr>
-            <w:color w:val="0000EE"/>
-            <w:u w:val="single"/>
-          </w:rPr>
-          <w:t>6.2–5</w:t>
-        </w:r>
-      </w:hyperlink>
+      <w:r>
+        <w:rPr>
+          <w:lang w:val="pt_PT" w:bidi="pt_PT"/>
+        </w:rPr>
+        <w:t>6.2–5</w:t>
+      </w:r>
       <w:r>
         <w:rPr>
           <w:lang w:val="pt_PT" w:bidi="pt_PT"/>
         </w:rPr>
         <w:t>). Assim como a mensagem anterior de Deus para Josué (</w:t>
       </w:r>
-      <w:hyperlink r:id="rId67">
-        <w:r>
-          <w:rPr>
-            <w:lang w:val="pt_PT" w:bidi="pt_PT"/>
-          </w:rPr>
-          <w:rPr>
-            <w:color w:val="0000EE"/>
-            <w:u w:val="single"/>
-          </w:rPr>
-          <w:t>1.1–9</w:t>
-        </w:r>
-      </w:hyperlink>
+      <w:r>
+        <w:rPr>
+          <w:lang w:val="pt_PT" w:bidi="pt_PT"/>
+        </w:rPr>
+        <w:t>1.1–9</w:t>
+      </w:r>
       <w:r>
         <w:rPr>
           <w:lang w:val="pt_PT" w:bidi="pt_PT"/>
@@ -4395,36 +4065,24 @@
         </w:rPr>
         <w:t xml:space="preserve">Josué caiu com o rosto em terra em reverência quando entendeu quem estava diante dele. A ação de Josué demonstrou que ele estava disponível para o serviço de Deus, de todo coração e sem reservas. • Os estudiosos discordam se o comandante era uma aparição de Deus, o Cristo pré-encarnado, ou um anjo. Sua referência a si mesmo como comandante do exército do Senhor pode implicar que ele era um anjo. No entanto, ele não impediu Josué de adorá-lo, como os anjos geralmente faziam (e.g., </w:t>
       </w:r>
-      <w:hyperlink r:id="rId68">
-        <w:r>
-          <w:rPr>
-            <w:lang w:val="pt_PT" w:bidi="pt_PT"/>
-          </w:rPr>
-          <w:rPr>
-            <w:color w:val="0000EE"/>
-            <w:u w:val="single"/>
-          </w:rPr>
-          <w:t>Ap 22.8–9</w:t>
-        </w:r>
-      </w:hyperlink>
+      <w:r>
+        <w:rPr>
+          <w:lang w:val="pt_PT" w:bidi="pt_PT"/>
+        </w:rPr>
+        <w:t>Ap 22.8–9</w:t>
+      </w:r>
       <w:r>
         <w:rPr>
           <w:lang w:val="pt_PT" w:bidi="pt_PT"/>
         </w:rPr>
         <w:t xml:space="preserve">; cp. </w:t>
       </w:r>
-      <w:hyperlink r:id="rId69">
-        <w:r>
-          <w:rPr>
-            <w:lang w:val="pt_PT" w:bidi="pt_PT"/>
-          </w:rPr>
-          <w:rPr>
-            <w:color w:val="0000EE"/>
-            <w:u w:val="single"/>
-          </w:rPr>
-          <w:t>At 10.25–26</w:t>
-        </w:r>
-      </w:hyperlink>
+      <w:r>
+        <w:rPr>
+          <w:lang w:val="pt_PT" w:bidi="pt_PT"/>
+        </w:rPr>
+        <w:t>At 10.25–26</w:t>
+      </w:r>
       <w:r>
         <w:rPr>
           <w:lang w:val="pt_PT" w:bidi="pt_PT"/>
@@ -4479,18 +4137,12 @@
         </w:rPr>
         <w:t>Tire suas sandálias, pois o lugar... é sagrado: isso foi o que Deus disse a Moisés na sarça ardente (</w:t>
       </w:r>
-      <w:hyperlink r:id="rId70">
-        <w:r>
-          <w:rPr>
-            <w:lang w:val="pt_PT" w:bidi="pt_PT"/>
-          </w:rPr>
-          <w:rPr>
-            <w:color w:val="0000EE"/>
-            <w:u w:val="single"/>
-          </w:rPr>
-          <w:t>Êx 3.5</w:t>
-        </w:r>
-      </w:hyperlink>
+      <w:r>
+        <w:rPr>
+          <w:lang w:val="pt_PT" w:bidi="pt_PT"/>
+        </w:rPr>
+        <w:t>Êx 3.5</w:t>
+      </w:r>
       <w:r>
         <w:rPr>
           <w:lang w:val="pt_PT" w:bidi="pt_PT"/>
@@ -4894,54 +4546,36 @@
         </w:rPr>
         <w:t xml:space="preserve">destruída completamente: Josué lembrou suas tropas de que a cidade e tudo o que nela havia pertenciam a Deus como as primícias de sua herança na terra de Canaã. Veja </w:t>
       </w:r>
-      <w:hyperlink r:id="rId40">
-        <w:r>
-          <w:rPr>
-            <w:lang w:val="pt_PT" w:bidi="pt_PT"/>
-          </w:rPr>
-          <w:rPr>
-            <w:color w:val="0000EE"/>
-            <w:u w:val="single"/>
-          </w:rPr>
-          <w:t>Lv 27.28–29</w:t>
-        </w:r>
-      </w:hyperlink>
+      <w:r>
+        <w:rPr>
+          <w:lang w:val="pt_PT" w:bidi="pt_PT"/>
+        </w:rPr>
+        <w:t>Lv 27.28–29</w:t>
+      </w:r>
       <w:r>
         <w:rPr>
           <w:lang w:val="pt_PT" w:bidi="pt_PT"/>
         </w:rPr>
         <w:t xml:space="preserve">; </w:t>
       </w:r>
-      <w:hyperlink r:id="rId41">
-        <w:r>
-          <w:rPr>
-            <w:lang w:val="pt_PT" w:bidi="pt_PT"/>
-          </w:rPr>
-          <w:rPr>
-            <w:color w:val="0000EE"/>
-            <w:u w:val="single"/>
-          </w:rPr>
-          <w:t>1Sm 15.3</w:t>
-        </w:r>
-      </w:hyperlink>
+      <w:r>
+        <w:rPr>
+          <w:lang w:val="pt_PT" w:bidi="pt_PT"/>
+        </w:rPr>
+        <w:t>1Sm 15.3</w:t>
+      </w:r>
       <w:r>
         <w:rPr>
           <w:lang w:val="pt_PT" w:bidi="pt_PT"/>
         </w:rPr>
         <w:t xml:space="preserve">. • Raabe: veja </w:t>
       </w:r>
-      <w:hyperlink r:id="rId71">
-        <w:r>
-          <w:rPr>
-            <w:lang w:val="pt_PT" w:bidi="pt_PT"/>
-          </w:rPr>
-          <w:rPr>
-            <w:color w:val="0000EE"/>
-            <w:u w:val="single"/>
-          </w:rPr>
-          <w:t>Js 2.12–21</w:t>
-        </w:r>
-      </w:hyperlink>
+      <w:r>
+        <w:rPr>
+          <w:lang w:val="pt_PT" w:bidi="pt_PT"/>
+        </w:rPr>
+        <w:t>Js 2.12–21</w:t>
+      </w:r>
       <w:r>
         <w:rPr>
           <w:lang w:val="pt_PT" w:bidi="pt_PT"/>
@@ -5152,18 +4786,12 @@
         </w:rPr>
         <w:t>Os cidadãos de Jericó já haviam sido executados (</w:t>
       </w:r>
-      <w:hyperlink r:id="rId72">
-        <w:r>
-          <w:rPr>
-            <w:lang w:val="pt_PT" w:bidi="pt_PT"/>
-          </w:rPr>
-          <w:rPr>
-            <w:color w:val="0000EE"/>
-            <w:u w:val="single"/>
-          </w:rPr>
-          <w:t>6.21</w:t>
-        </w:r>
-      </w:hyperlink>
+      <w:r>
+        <w:rPr>
+          <w:lang w:val="pt_PT" w:bidi="pt_PT"/>
+        </w:rPr>
+        <w:t>6.21</w:t>
+      </w:r>
       <w:r>
         <w:rPr>
           <w:lang w:val="pt_PT" w:bidi="pt_PT"/>
@@ -5218,18 +4846,12 @@
         </w:rPr>
         <w:t xml:space="preserve">A afirmação de que Raabe vive entre os israelitas até hoje destaca a amplitude e profundidade da graça de Deus. Raabe não foi apenas aceita em Israel; ela se tornou uma ancestral do Messias (veja </w:t>
       </w:r>
-      <w:hyperlink r:id="rId73">
-        <w:r>
-          <w:rPr>
-            <w:lang w:val="pt_PT" w:bidi="pt_PT"/>
-          </w:rPr>
-          <w:rPr>
-            <w:color w:val="0000EE"/>
-            <w:u w:val="single"/>
-          </w:rPr>
-          <w:t>Mt 1.5</w:t>
-        </w:r>
-      </w:hyperlink>
+      <w:r>
+        <w:rPr>
+          <w:lang w:val="pt_PT" w:bidi="pt_PT"/>
+        </w:rPr>
+        <w:t>Mt 1.5</w:t>
+      </w:r>
       <w:r>
         <w:rPr>
           <w:lang w:val="pt_PT" w:bidi="pt_PT"/>
@@ -5284,72 +4906,48 @@
         </w:rPr>
         <w:t>Josué lançou uma maldição sobre o local porque Jericó foi a primeira cidade cananeia a resistir aos propósitos de Deus ao trazer Israel para a terra. Jericó também foi a primeira cidade a experimentar o julgamento de Deus sobre a grande maldade de Canaã. Como as primícias da conquista de Canaã por Israel, ela pertencia a Deus (</w:t>
       </w:r>
-      <w:hyperlink r:id="rId74">
-        <w:r>
-          <w:rPr>
-            <w:lang w:val="pt_PT" w:bidi="pt_PT"/>
-          </w:rPr>
-          <w:rPr>
-            <w:color w:val="0000EE"/>
-            <w:u w:val="single"/>
-          </w:rPr>
-          <w:t>Êx 13.2</w:t>
-        </w:r>
-      </w:hyperlink>
+      <w:r>
+        <w:rPr>
+          <w:lang w:val="pt_PT" w:bidi="pt_PT"/>
+        </w:rPr>
+        <w:t>Êx 13.2</w:t>
+      </w:r>
       <w:r>
         <w:rPr>
           <w:lang w:val="pt_PT" w:bidi="pt_PT"/>
         </w:rPr>
         <w:t xml:space="preserve">; </w:t>
       </w:r>
-      <w:hyperlink r:id="rId75">
-        <w:r>
-          <w:rPr>
-            <w:lang w:val="pt_PT" w:bidi="pt_PT"/>
-          </w:rPr>
-          <w:rPr>
-            <w:color w:val="0000EE"/>
-            <w:u w:val="single"/>
-          </w:rPr>
-          <w:t>23.19</w:t>
-        </w:r>
-      </w:hyperlink>
+      <w:r>
+        <w:rPr>
+          <w:lang w:val="pt_PT" w:bidi="pt_PT"/>
+        </w:rPr>
+        <w:t>23.19</w:t>
+      </w:r>
       <w:r>
         <w:rPr>
           <w:lang w:val="pt_PT" w:bidi="pt_PT"/>
         </w:rPr>
         <w:t>). Deus executou a maldição de Josué sobre o primeiro homem a desafiá-la (</w:t>
       </w:r>
-      <w:hyperlink r:id="rId76">
-        <w:r>
-          <w:rPr>
-            <w:lang w:val="pt_PT" w:bidi="pt_PT"/>
-          </w:rPr>
-          <w:rPr>
-            <w:color w:val="0000EE"/>
-            <w:u w:val="single"/>
-          </w:rPr>
-          <w:t>1Rs 16.34</w:t>
-        </w:r>
-      </w:hyperlink>
+      <w:r>
+        <w:rPr>
+          <w:lang w:val="pt_PT" w:bidi="pt_PT"/>
+        </w:rPr>
+        <w:t>1Rs 16.34</w:t>
+      </w:r>
       <w:r>
         <w:rPr>
           <w:lang w:val="pt_PT" w:bidi="pt_PT"/>
         </w:rPr>
         <w:t xml:space="preserve">; cp. </w:t>
       </w:r>
-      <w:hyperlink r:id="rId77">
-        <w:r>
-          <w:rPr>
-            <w:lang w:val="pt_PT" w:bidi="pt_PT"/>
-          </w:rPr>
-          <w:rPr>
-            <w:color w:val="0000EE"/>
-            <w:u w:val="single"/>
-          </w:rPr>
-          <w:t>Js 7</w:t>
-        </w:r>
-      </w:hyperlink>
+      <w:r>
+        <w:rPr>
+          <w:lang w:val="pt_PT" w:bidi="pt_PT"/>
+        </w:rPr>
+        <w:t>Js 7</w:t>
+      </w:r>
       <w:r>
         <w:rPr>
           <w:lang w:val="pt_PT" w:bidi="pt_PT"/>
@@ -5404,54 +5002,36 @@
         </w:rPr>
         <w:t>Quando o primeiro capítulo da conquista de Canaã por Israel se encerrou, tanto os israelitas quanto os cananeus puderam ver que o Senhor estava com Josué, como ele havia prometido (</w:t>
       </w:r>
-      <w:hyperlink r:id="rId78">
-        <w:r>
-          <w:rPr>
-            <w:lang w:val="pt_PT" w:bidi="pt_PT"/>
-          </w:rPr>
-          <w:rPr>
-            <w:color w:val="0000EE"/>
-            <w:u w:val="single"/>
-          </w:rPr>
-          <w:t>1.5</w:t>
-        </w:r>
-      </w:hyperlink>
+      <w:r>
+        <w:rPr>
+          <w:lang w:val="pt_PT" w:bidi="pt_PT"/>
+        </w:rPr>
+        <w:t>1.5</w:t>
+      </w:r>
       <w:r>
         <w:rPr>
           <w:lang w:val="pt_PT" w:bidi="pt_PT"/>
         </w:rPr>
         <w:t>,</w:t>
       </w:r>
-      <w:hyperlink r:id="rId79">
-        <w:r>
-          <w:rPr>
-            <w:lang w:val="pt_PT" w:bidi="pt_PT"/>
-          </w:rPr>
-          <w:rPr>
-            <w:color w:val="0000EE"/>
-            <w:u w:val="single"/>
-          </w:rPr>
-          <w:t>9</w:t>
-        </w:r>
-      </w:hyperlink>
+      <w:r>
+        <w:rPr>
+          <w:lang w:val="pt_PT" w:bidi="pt_PT"/>
+        </w:rPr>
+        <w:t>9</w:t>
+      </w:r>
       <w:r>
         <w:rPr>
           <w:lang w:val="pt_PT" w:bidi="pt_PT"/>
         </w:rPr>
         <w:t xml:space="preserve">; cp. </w:t>
       </w:r>
-      <w:hyperlink r:id="rId80">
-        <w:r>
-          <w:rPr>
-            <w:lang w:val="pt_PT" w:bidi="pt_PT"/>
-          </w:rPr>
-          <w:rPr>
-            <w:color w:val="0000EE"/>
-            <w:u w:val="single"/>
-          </w:rPr>
-          <w:t>4.14</w:t>
-        </w:r>
-      </w:hyperlink>
+      <w:r>
+        <w:rPr>
+          <w:lang w:val="pt_PT" w:bidi="pt_PT"/>
+        </w:rPr>
+        <w:t>4.14</w:t>
+      </w:r>
       <w:r>
         <w:rPr>
           <w:lang w:val="pt_PT" w:bidi="pt_PT"/>
@@ -5517,36 +5097,24 @@
         </w:rPr>
         <w:t xml:space="preserve">: veja </w:t>
       </w:r>
-      <w:hyperlink r:id="rId40">
-        <w:r>
-          <w:rPr>
-            <w:lang w:val="pt_PT" w:bidi="pt_PT"/>
-          </w:rPr>
-          <w:rPr>
-            <w:color w:val="0000EE"/>
-            <w:u w:val="single"/>
-          </w:rPr>
-          <w:t>Lv 27.28–29</w:t>
-        </w:r>
-      </w:hyperlink>
+      <w:r>
+        <w:rPr>
+          <w:lang w:val="pt_PT" w:bidi="pt_PT"/>
+        </w:rPr>
+        <w:t>Lv 27.28–29</w:t>
+      </w:r>
       <w:r>
         <w:rPr>
           <w:lang w:val="pt_PT" w:bidi="pt_PT"/>
         </w:rPr>
         <w:t xml:space="preserve">; </w:t>
       </w:r>
-      <w:hyperlink r:id="rId41">
-        <w:r>
-          <w:rPr>
-            <w:lang w:val="pt_PT" w:bidi="pt_PT"/>
-          </w:rPr>
-          <w:rPr>
-            <w:color w:val="0000EE"/>
-            <w:u w:val="single"/>
-          </w:rPr>
-          <w:t>1Sm 15.3</w:t>
-        </w:r>
-      </w:hyperlink>
+      <w:r>
+        <w:rPr>
+          <w:lang w:val="pt_PT" w:bidi="pt_PT"/>
+        </w:rPr>
+        <w:t>1Sm 15.3</w:t>
+      </w:r>
       <w:r>
         <w:rPr>
           <w:lang w:val="pt_PT" w:bidi="pt_PT"/>
@@ -5591,18 +5159,12 @@
         </w:rPr>
         <w:t xml:space="preserve"> fazia parte de uma família importante. Ele era um líder ou potencial líder, portanto, suas ações poderiam influenciar outros (</w:t>
       </w:r>
-      <w:hyperlink r:id="rId81">
-        <w:r>
-          <w:rPr>
-            <w:lang w:val="pt_PT" w:bidi="pt_PT"/>
-          </w:rPr>
-          <w:rPr>
-            <w:color w:val="0000EE"/>
-            <w:u w:val="single"/>
-          </w:rPr>
-          <w:t>Nm 26.19–20</w:t>
-        </w:r>
-      </w:hyperlink>
+      <w:r>
+        <w:rPr>
+          <w:lang w:val="pt_PT" w:bidi="pt_PT"/>
+        </w:rPr>
+        <w:t>Nm 26.19–20</w:t>
+      </w:r>
       <w:r>
         <w:rPr>
           <w:lang w:val="pt_PT" w:bidi="pt_PT"/>
@@ -5765,18 +5327,12 @@
         </w:rPr>
         <w:t>Como fez antes da batalha por Jericó, Josué enviou alguns de seus homens para avaliar a situação em Ai. Esta cidade ficava cerca de dezesseis quilômetros a oeste de Jericó, na entrada de um planalto ao norte de Jerusalém chamado Planalto de Benjamim; conquistar Ai abriria o caminho para Israel controlar a região montanhosa. • Bete-Avém, "casa da iniquidade", era provavelmente um jogo de palavras intencionalmente depreciativo com o nome Betel, a "casa de Deus". Um santuário pagão esteve neste local mais tarde na história de Israel (</w:t>
       </w:r>
-      <w:hyperlink r:id="rId82">
-        <w:r>
-          <w:rPr>
-            <w:lang w:val="pt_PT" w:bidi="pt_PT"/>
-          </w:rPr>
-          <w:rPr>
-            <w:color w:val="0000EE"/>
-            <w:u w:val="single"/>
-          </w:rPr>
-          <w:t>1Rs 12.28–33</w:t>
-        </w:r>
-      </w:hyperlink>
+      <w:r>
+        <w:rPr>
+          <w:lang w:val="pt_PT" w:bidi="pt_PT"/>
+        </w:rPr>
+        <w:t>1Rs 12.28–33</w:t>
+      </w:r>
       <w:r>
         <w:rPr>
           <w:lang w:val="pt_PT" w:bidi="pt_PT"/>
@@ -5879,18 +5435,12 @@
         </w:rPr>
         <w:t xml:space="preserve">Os defensores de Ai saíram pelo portão da cidade e atacaram diretamente as tropas de Israel (veja </w:t>
       </w:r>
-      <w:hyperlink r:id="rId83">
-        <w:r>
-          <w:rPr>
-            <w:lang w:val="pt_PT" w:bidi="pt_PT"/>
-          </w:rPr>
-          <w:rPr>
-            <w:color w:val="0000EE"/>
-            <w:u w:val="single"/>
-          </w:rPr>
-          <w:t>8.5</w:t>
-        </w:r>
-      </w:hyperlink>
+      <w:r>
+        <w:rPr>
+          <w:lang w:val="pt_PT" w:bidi="pt_PT"/>
+        </w:rPr>
+        <w:t>8.5</w:t>
+      </w:r>
       <w:r>
         <w:rPr>
           <w:lang w:val="pt_PT" w:bidi="pt_PT"/>
@@ -5993,36 +5543,24 @@
         </w:rPr>
         <w:t>Josué expressou sua raiva em relação a Deus; isso explica o tom severo da resposta de Deus (</w:t>
       </w:r>
-      <w:hyperlink r:id="rId84">
-        <w:r>
-          <w:rPr>
-            <w:lang w:val="pt_PT" w:bidi="pt_PT"/>
-          </w:rPr>
-          <w:rPr>
-            <w:color w:val="0000EE"/>
-            <w:u w:val="single"/>
-          </w:rPr>
-          <w:t>7.10–15</w:t>
-        </w:r>
-      </w:hyperlink>
+      <w:r>
+        <w:rPr>
+          <w:lang w:val="pt_PT" w:bidi="pt_PT"/>
+        </w:rPr>
+        <w:t>7.10–15</w:t>
+      </w:r>
       <w:r>
         <w:rPr>
           <w:lang w:val="pt_PT" w:bidi="pt_PT"/>
         </w:rPr>
         <w:t>). Embora a batalha tenha sido perdida por causa do pecado de Acã, Josué e os anciãos de Israel negligenciaram buscar a orientação de Deus (</w:t>
       </w:r>
-      <w:hyperlink r:id="rId85">
-        <w:r>
-          <w:rPr>
-            <w:lang w:val="pt_PT" w:bidi="pt_PT"/>
-          </w:rPr>
-          <w:rPr>
-            <w:color w:val="0000EE"/>
-            <w:u w:val="single"/>
-          </w:rPr>
-          <w:t>7.3</w:t>
-        </w:r>
-      </w:hyperlink>
+      <w:r>
+        <w:rPr>
+          <w:lang w:val="pt_PT" w:bidi="pt_PT"/>
+        </w:rPr>
+        <w:t>7.3</w:t>
+      </w:r>
       <w:r>
         <w:rPr>
           <w:lang w:val="pt_PT" w:bidi="pt_PT"/>
@@ -6077,36 +5615,24 @@
         </w:rPr>
         <w:t xml:space="preserve">Os medos de Josué eram realistas. Todo Canaã pensava que Israel era invencível. No entanto, como a pequena Ai havia derrotado Israel, os cananeus poderiam pensar que isso poderia acontecer novamente. • Se Deus permitisse que os ímpios exterminassem seu povo da face da terra, as nações não teriam um testemunho de que Deus continua envolvido com seu mundo. • Seu grande nome: cp. </w:t>
       </w:r>
-      <w:hyperlink r:id="rId86">
-        <w:r>
-          <w:rPr>
-            <w:lang w:val="pt_PT" w:bidi="pt_PT"/>
-          </w:rPr>
-          <w:rPr>
-            <w:color w:val="0000EE"/>
-            <w:u w:val="single"/>
-          </w:rPr>
-          <w:t>Êx 32.11–12</w:t>
-        </w:r>
-      </w:hyperlink>
+      <w:r>
+        <w:rPr>
+          <w:lang w:val="pt_PT" w:bidi="pt_PT"/>
+        </w:rPr>
+        <w:t>Êx 32.11–12</w:t>
+      </w:r>
       <w:r>
         <w:rPr>
           <w:lang w:val="pt_PT" w:bidi="pt_PT"/>
         </w:rPr>
         <w:t xml:space="preserve">; </w:t>
       </w:r>
-      <w:hyperlink r:id="rId87">
-        <w:r>
-          <w:rPr>
-            <w:lang w:val="pt_PT" w:bidi="pt_PT"/>
-          </w:rPr>
-          <w:rPr>
-            <w:color w:val="0000EE"/>
-            <w:u w:val="single"/>
-          </w:rPr>
-          <w:t>Nm 14.13–19</w:t>
-        </w:r>
-      </w:hyperlink>
+      <w:r>
+        <w:rPr>
+          <w:lang w:val="pt_PT" w:bidi="pt_PT"/>
+        </w:rPr>
+        <w:t>Nm 14.13–19</w:t>
+      </w:r>
       <w:r>
         <w:rPr>
           <w:lang w:val="pt_PT" w:bidi="pt_PT"/>
@@ -6365,36 +5891,24 @@
         </w:rPr>
         <w:t xml:space="preserve">Deus havia ordenado que todos os bens roubados fossem destruídos pelo fogo. Agora seriam, pois Acã e tudo o que lhe pertencia seriam queimados. Quebrar a aliança do Senhor era traição, uma ofensa capital (e.g., </w:t>
       </w:r>
-      <w:hyperlink r:id="rId88">
-        <w:r>
-          <w:rPr>
-            <w:lang w:val="pt_PT" w:bidi="pt_PT"/>
-          </w:rPr>
-          <w:rPr>
-            <w:color w:val="0000EE"/>
-            <w:u w:val="single"/>
-          </w:rPr>
-          <w:t>Êx 22.20</w:t>
-        </w:r>
-      </w:hyperlink>
+      <w:r>
+        <w:rPr>
+          <w:lang w:val="pt_PT" w:bidi="pt_PT"/>
+        </w:rPr>
+        <w:t>Êx 22.20</w:t>
+      </w:r>
       <w:r>
         <w:rPr>
           <w:lang w:val="pt_PT" w:bidi="pt_PT"/>
         </w:rPr>
         <w:t xml:space="preserve">; </w:t>
       </w:r>
-      <w:hyperlink r:id="rId89">
-        <w:r>
-          <w:rPr>
-            <w:lang w:val="pt_PT" w:bidi="pt_PT"/>
-          </w:rPr>
-          <w:rPr>
-            <w:color w:val="0000EE"/>
-            <w:u w:val="single"/>
-          </w:rPr>
-          <w:t>Dt 4.25–27</w:t>
-        </w:r>
-      </w:hyperlink>
+      <w:r>
+        <w:rPr>
+          <w:lang w:val="pt_PT" w:bidi="pt_PT"/>
+        </w:rPr>
+        <w:t>Dt 4.25–27</w:t>
+      </w:r>
       <w:r>
         <w:rPr>
           <w:lang w:val="pt_PT" w:bidi="pt_PT"/>
@@ -6449,36 +5963,24 @@
         </w:rPr>
         <w:t xml:space="preserve">Acã pode ter sido escolhido pelo uso do Urim e Tumim, um sistema sagrado de sortes dado por Deus. Esses itens permaneciam sob os cuidados do sumo sacerdote, provavelmente em uma bolsa ou um saquinho (veja </w:t>
       </w:r>
-      <w:hyperlink r:id="rId90">
-        <w:r>
-          <w:rPr>
-            <w:lang w:val="pt_PT" w:bidi="pt_PT"/>
-          </w:rPr>
-          <w:rPr>
-            <w:color w:val="0000EE"/>
-            <w:u w:val="single"/>
-          </w:rPr>
-          <w:t>Êx 28.30</w:t>
-        </w:r>
-      </w:hyperlink>
+      <w:r>
+        <w:rPr>
+          <w:lang w:val="pt_PT" w:bidi="pt_PT"/>
+        </w:rPr>
+        <w:t>Êx 28.30</w:t>
+      </w:r>
       <w:r>
         <w:rPr>
           <w:lang w:val="pt_PT" w:bidi="pt_PT"/>
         </w:rPr>
         <w:t xml:space="preserve">; </w:t>
       </w:r>
-      <w:hyperlink r:id="rId91">
-        <w:r>
-          <w:rPr>
-            <w:lang w:val="pt_PT" w:bidi="pt_PT"/>
-          </w:rPr>
-          <w:rPr>
-            <w:color w:val="0000EE"/>
-            <w:u w:val="single"/>
-          </w:rPr>
-          <w:t>Nm 27.21</w:t>
-        </w:r>
-      </w:hyperlink>
+      <w:r>
+        <w:rPr>
+          <w:lang w:val="pt_PT" w:bidi="pt_PT"/>
+        </w:rPr>
+        <w:t>Nm 27.21</w:t>
+      </w:r>
       <w:r>
         <w:rPr>
           <w:lang w:val="pt_PT" w:bidi="pt_PT"/>
@@ -6581,18 +6083,12 @@
         </w:rPr>
         <w:t>A capa deveria ter sido queimada com o restante dos bens de Jericó. Era da Babilônia, evidência de que o comércio de longa distância era uma parte significativa da vida no antigo Oriente Próximo. • 200 moedas de prata: Acã pegou peças ou barras de prata que funcionavam como dinheiro; a cunhagem de moedas, propriamente dita, só foi inventada por volta dos anos 600 a.C. • A expressão "fiquei com tanta vontade de ter aquelas coisas" é traduzida como "cobiçar" no décimo mandamento (</w:t>
       </w:r>
-      <w:hyperlink r:id="rId92">
-        <w:r>
-          <w:rPr>
-            <w:lang w:val="pt_PT" w:bidi="pt_PT"/>
-          </w:rPr>
-          <w:rPr>
-            <w:color w:val="0000EE"/>
-            <w:u w:val="single"/>
-          </w:rPr>
-          <w:t>Êx 20.17</w:t>
-        </w:r>
-      </w:hyperlink>
+      <w:r>
+        <w:rPr>
+          <w:lang w:val="pt_PT" w:bidi="pt_PT"/>
+        </w:rPr>
+        <w:t>Êx 20.17</w:t>
+      </w:r>
       <w:r>
         <w:rPr>
           <w:lang w:val="pt_PT" w:bidi="pt_PT"/>
@@ -6743,18 +6239,12 @@
         </w:rPr>
         <w:t xml:space="preserve">O apedrejamento era um dos meios de execução prescritos (veja, e.g., </w:t>
       </w:r>
-      <w:hyperlink r:id="rId93">
-        <w:r>
-          <w:rPr>
-            <w:lang w:val="pt_PT" w:bidi="pt_PT"/>
-          </w:rPr>
-          <w:rPr>
-            <w:color w:val="0000EE"/>
-            <w:u w:val="single"/>
-          </w:rPr>
-          <w:t>Êx 19.13</w:t>
-        </w:r>
-      </w:hyperlink>
+      <w:r>
+        <w:rPr>
+          <w:lang w:val="pt_PT" w:bidi="pt_PT"/>
+        </w:rPr>
+        <w:t>Êx 19.13</w:t>
+      </w:r>
       <w:r>
         <w:rPr>
           <w:lang w:val="pt_PT" w:bidi="pt_PT"/>
@@ -6857,18 +6347,12 @@
         </w:rPr>
         <w:t>Não tenha medo ou desânimo: Deus deu a Josué um encorajamento semelhante antes de enviá-lo contra Jericó (</w:t>
       </w:r>
-      <w:hyperlink r:id="rId94">
-        <w:r>
-          <w:rPr>
-            <w:lang w:val="pt_PT" w:bidi="pt_PT"/>
-          </w:rPr>
-          <w:rPr>
-            <w:color w:val="0000EE"/>
-            <w:u w:val="single"/>
-          </w:rPr>
-          <w:t>6.2</w:t>
-        </w:r>
-      </w:hyperlink>
+      <w:r>
+        <w:rPr>
+          <w:lang w:val="pt_PT" w:bidi="pt_PT"/>
+        </w:rPr>
+        <w:t>6.2</w:t>
+      </w:r>
       <w:r>
         <w:rPr>
           <w:lang w:val="pt_PT" w:bidi="pt_PT"/>
@@ -6971,18 +6455,12 @@
         </w:rPr>
         <w:t>Ao contrário de outras nações antigas, que iam à guerra para ganhar riqueza, Israel serviu como agente de julgamento de Deus sobre os cananeus; o saque e o gado eram secundários. • A estratégia para capturar Ai foi planejar uma emboscada. Josué executou bem as instruções simples de Deus. • Por trás da cidade: no lado oeste (</w:t>
       </w:r>
-      <w:hyperlink r:id="rId95">
-        <w:r>
-          <w:rPr>
-            <w:lang w:val="pt_PT" w:bidi="pt_PT"/>
-          </w:rPr>
-          <w:rPr>
-            <w:color w:val="0000EE"/>
-            <w:u w:val="single"/>
-          </w:rPr>
-          <w:t>8.12</w:t>
-        </w:r>
-      </w:hyperlink>
+      <w:r>
+        <w:rPr>
+          <w:lang w:val="pt_PT" w:bidi="pt_PT"/>
+        </w:rPr>
+        <w:t>8.12</w:t>
+      </w:r>
       <w:r>
         <w:rPr>
           <w:lang w:val="pt_PT" w:bidi="pt_PT"/>
@@ -7075,18 +6553,12 @@
         </w:rPr>
         <w:t xml:space="preserve"> À medida que a batalha se desenvolvia, este grupo aguardaria em emboscada até que Josué os chamasse (</w:t>
       </w:r>
-      <w:hyperlink r:id="rId96">
-        <w:r>
-          <w:rPr>
-            <w:lang w:val="pt_PT" w:bidi="pt_PT"/>
-          </w:rPr>
-          <w:rPr>
-            <w:color w:val="0000EE"/>
-            <w:u w:val="single"/>
-          </w:rPr>
-          <w:t>Js 8.18–19</w:t>
-        </w:r>
-      </w:hyperlink>
+      <w:r>
+        <w:rPr>
+          <w:lang w:val="pt_PT" w:bidi="pt_PT"/>
+        </w:rPr>
+        <w:t>Js 8.18–19</w:t>
+      </w:r>
       <w:r>
         <w:rPr>
           <w:lang w:val="pt_PT" w:bidi="pt_PT"/>
@@ -7285,18 +6757,12 @@
         </w:rPr>
         <w:t>Josué e o exército israelita fugiram como no primeiro ataque (</w:t>
       </w:r>
-      <w:hyperlink r:id="rId97">
-        <w:r>
-          <w:rPr>
-            <w:lang w:val="pt_PT" w:bidi="pt_PT"/>
-          </w:rPr>
-          <w:rPr>
-            <w:color w:val="0000EE"/>
-            <w:u w:val="single"/>
-          </w:rPr>
-          <w:t>7.4–5</w:t>
-        </w:r>
-      </w:hyperlink>
+      <w:r>
+        <w:rPr>
+          <w:lang w:val="pt_PT" w:bidi="pt_PT"/>
+        </w:rPr>
+        <w:t>7.4–5</w:t>
+      </w:r>
       <w:r>
         <w:rPr>
           <w:lang w:val="pt_PT" w:bidi="pt_PT"/>
@@ -7495,72 +6961,48 @@
         </w:rPr>
         <w:t xml:space="preserve">As execuções públicas dos reis (veja também </w:t>
       </w:r>
-      <w:hyperlink r:id="rId98">
-        <w:r>
-          <w:rPr>
-            <w:lang w:val="pt_PT" w:bidi="pt_PT"/>
-          </w:rPr>
-          <w:rPr>
-            <w:color w:val="0000EE"/>
-            <w:u w:val="single"/>
-          </w:rPr>
-          <w:t>10.26</w:t>
-        </w:r>
-      </w:hyperlink>
+      <w:r>
+        <w:rPr>
+          <w:lang w:val="pt_PT" w:bidi="pt_PT"/>
+        </w:rPr>
+        <w:t>10.26</w:t>
+      </w:r>
       <w:r>
         <w:rPr>
           <w:lang w:val="pt_PT" w:bidi="pt_PT"/>
         </w:rPr>
         <w:t xml:space="preserve">; </w:t>
       </w:r>
-      <w:hyperlink r:id="rId99">
-        <w:r>
-          <w:rPr>
-            <w:lang w:val="pt_PT" w:bidi="pt_PT"/>
-          </w:rPr>
-          <w:rPr>
-            <w:color w:val="0000EE"/>
-            <w:u w:val="single"/>
-          </w:rPr>
-          <w:t>11.10</w:t>
-        </w:r>
-      </w:hyperlink>
+      <w:r>
+        <w:rPr>
+          <w:lang w:val="pt_PT" w:bidi="pt_PT"/>
+        </w:rPr>
+        <w:t>11.10</w:t>
+      </w:r>
       <w:r>
         <w:rPr>
           <w:lang w:val="pt_PT" w:bidi="pt_PT"/>
         </w:rPr>
         <w:t>,</w:t>
       </w:r>
-      <w:hyperlink r:id="rId100">
-        <w:r>
-          <w:rPr>
-            <w:lang w:val="pt_PT" w:bidi="pt_PT"/>
-          </w:rPr>
-          <w:rPr>
-            <w:color w:val="0000EE"/>
-            <w:u w:val="single"/>
-          </w:rPr>
-          <w:t>12</w:t>
-        </w:r>
-      </w:hyperlink>
+      <w:r>
+        <w:rPr>
+          <w:lang w:val="pt_PT" w:bidi="pt_PT"/>
+        </w:rPr>
+        <w:t>12</w:t>
+      </w:r>
       <w:r>
         <w:rPr>
           <w:lang w:val="pt_PT" w:bidi="pt_PT"/>
         </w:rPr>
         <w:t xml:space="preserve">) enfatizaram que Israel era o agente de Deus no julgamento dos líderes e do povo de Canaã por sua maldade. • Ao pôr do sol: veja </w:t>
       </w:r>
-      <w:hyperlink r:id="rId101">
-        <w:r>
-          <w:rPr>
-            <w:lang w:val="pt_PT" w:bidi="pt_PT"/>
-          </w:rPr>
-          <w:rPr>
-            <w:color w:val="0000EE"/>
-            <w:u w:val="single"/>
-          </w:rPr>
-          <w:t>Dt 21.22–23</w:t>
-        </w:r>
-      </w:hyperlink>
+      <w:r>
+        <w:rPr>
+          <w:lang w:val="pt_PT" w:bidi="pt_PT"/>
+        </w:rPr>
+        <w:t>Dt 21.22–23</w:t>
+      </w:r>
       <w:r>
         <w:rPr>
           <w:lang w:val="pt_PT" w:bidi="pt_PT"/>
@@ -7627,90 +7069,60 @@
         </w:rPr>
         <w:t>Arqueólogos descobriram recentemente um altar... no Monte Ebal, construído com pedras não cortadas e não moldadas com ferramentas de ferro. No entanto, nenhuma inscrição foi encontrada nele (</w:t>
       </w:r>
-      <w:hyperlink r:id="rId102">
-        <w:r>
-          <w:rPr>
-            <w:lang w:val="pt_PT" w:bidi="pt_PT"/>
-          </w:rPr>
-          <w:rPr>
-            <w:color w:val="0000EE"/>
-            <w:u w:val="single"/>
-          </w:rPr>
-          <w:t>8.32</w:t>
-        </w:r>
-      </w:hyperlink>
+      <w:r>
+        <w:rPr>
+          <w:lang w:val="pt_PT" w:bidi="pt_PT"/>
+        </w:rPr>
+        <w:t>8.32</w:t>
+      </w:r>
       <w:r>
         <w:rPr>
           <w:lang w:val="pt_PT" w:bidi="pt_PT"/>
         </w:rPr>
         <w:t>). • Ofertas queimadas e ofertas de paz foram prescritas nas leis de sacrifício que Deus deu a Moisés enquanto Israel ainda estava no Monte Sinai (</w:t>
       </w:r>
-      <w:hyperlink r:id="rId103">
-        <w:r>
-          <w:rPr>
-            <w:lang w:val="pt_PT" w:bidi="pt_PT"/>
-          </w:rPr>
-          <w:rPr>
-            <w:color w:val="0000EE"/>
-            <w:u w:val="single"/>
-          </w:rPr>
-          <w:t>Lv 1</w:t>
-        </w:r>
-      </w:hyperlink>
+      <w:r>
+        <w:rPr>
+          <w:lang w:val="pt_PT" w:bidi="pt_PT"/>
+        </w:rPr>
+        <w:t>Lv 1</w:t>
+      </w:r>
       <w:r>
         <w:rPr>
           <w:lang w:val="pt_PT" w:bidi="pt_PT"/>
         </w:rPr>
         <w:t xml:space="preserve">, </w:t>
       </w:r>
-      <w:hyperlink r:id="rId104">
-        <w:r>
-          <w:rPr>
-            <w:lang w:val="pt_PT" w:bidi="pt_PT"/>
-          </w:rPr>
-          <w:rPr>
-            <w:color w:val="0000EE"/>
-            <w:u w:val="single"/>
-          </w:rPr>
-          <w:t>3</w:t>
-        </w:r>
-      </w:hyperlink>
+      <w:r>
+        <w:rPr>
+          <w:lang w:val="pt_PT" w:bidi="pt_PT"/>
+        </w:rPr>
+        <w:t>3</w:t>
+      </w:r>
       <w:r>
         <w:rPr>
           <w:lang w:val="pt_PT" w:bidi="pt_PT"/>
         </w:rPr>
         <w:t xml:space="preserve">). Moisés deu ordens específicas para esta cerimônia (veja </w:t>
       </w:r>
-      <w:hyperlink r:id="rId105">
-        <w:r>
-          <w:rPr>
-            <w:lang w:val="pt_PT" w:bidi="pt_PT"/>
-          </w:rPr>
-          <w:rPr>
-            <w:color w:val="0000EE"/>
-            <w:u w:val="single"/>
-          </w:rPr>
-          <w:t>Dt 11.26–32</w:t>
-        </w:r>
-      </w:hyperlink>
+      <w:r>
+        <w:rPr>
+          <w:lang w:val="pt_PT" w:bidi="pt_PT"/>
+        </w:rPr>
+        <w:t>Dt 11.26–32</w:t>
+      </w:r>
       <w:r>
         <w:rPr>
           <w:lang w:val="pt_PT" w:bidi="pt_PT"/>
         </w:rPr>
         <w:t xml:space="preserve">; </w:t>
       </w:r>
-      <w:hyperlink r:id="rId106">
-        <w:r>
-          <w:rPr>
-            <w:lang w:val="pt_PT" w:bidi="pt_PT"/>
-          </w:rPr>
-          <w:rPr>
-            <w:color w:val="0000EE"/>
-            <w:u w:val="single"/>
-          </w:rPr>
-          <w:t>27.1–28.68</w:t>
-        </w:r>
-      </w:hyperlink>
+      <w:r>
+        <w:rPr>
+          <w:lang w:val="pt_PT" w:bidi="pt_PT"/>
+        </w:rPr>
+        <w:t>27.1–28.68</w:t>
+      </w:r>
       <w:r>
         <w:rPr>
           <w:lang w:val="pt_PT" w:bidi="pt_PT"/>
@@ -7765,18 +7177,12 @@
         </w:rPr>
         <w:t>Josué cumpriu a ordem de Moisés de erguer pedras e revesti-las com gesso (</w:t>
       </w:r>
-      <w:hyperlink r:id="rId107">
-        <w:r>
-          <w:rPr>
-            <w:lang w:val="pt_PT" w:bidi="pt_PT"/>
-          </w:rPr>
-          <w:rPr>
-            <w:color w:val="0000EE"/>
-            <w:u w:val="single"/>
-          </w:rPr>
-          <w:t>Dt 27.2–8</w:t>
-        </w:r>
-      </w:hyperlink>
+      <w:r>
+        <w:rPr>
+          <w:lang w:val="pt_PT" w:bidi="pt_PT"/>
+        </w:rPr>
+        <w:t>Dt 27.2–8</w:t>
+      </w:r>
       <w:r>
         <w:rPr>
           <w:lang w:val="pt_PT" w:bidi="pt_PT"/>
@@ -7927,18 +7333,12 @@
         </w:rPr>
         <w:t xml:space="preserve">bênçãos... maldições: veja </w:t>
       </w:r>
-      <w:hyperlink r:id="rId106">
-        <w:r>
-          <w:rPr>
-            <w:lang w:val="pt_PT" w:bidi="pt_PT"/>
-          </w:rPr>
-          <w:rPr>
-            <w:color w:val="0000EE"/>
-            <w:u w:val="single"/>
-          </w:rPr>
-          <w:t>Dt 27–28</w:t>
-        </w:r>
-      </w:hyperlink>
+      <w:r>
+        <w:rPr>
+          <w:lang w:val="pt_PT" w:bidi="pt_PT"/>
+        </w:rPr>
+        <w:t>Dt 27–28</w:t>
+      </w:r>
       <w:r>
         <w:rPr>
           <w:lang w:val="pt_PT" w:bidi="pt_PT"/>
@@ -7993,36 +7393,24 @@
         </w:rPr>
         <w:t>A religião do Antigo Testamento não era apenas para os homens de Israel; toda a assembleia incluía as mulheres e crianças. • Os estrangeiros que viviam entre os israelitas incluíam pessoas que saíram do Egito com Israel no Êxodo (</w:t>
       </w:r>
-      <w:hyperlink r:id="rId108">
-        <w:r>
-          <w:rPr>
-            <w:lang w:val="pt_PT" w:bidi="pt_PT"/>
-          </w:rPr>
-          <w:rPr>
-            <w:color w:val="0000EE"/>
-            <w:u w:val="single"/>
-          </w:rPr>
-          <w:t>Êx 12.38</w:t>
-        </w:r>
-      </w:hyperlink>
+      <w:r>
+        <w:rPr>
+          <w:lang w:val="pt_PT" w:bidi="pt_PT"/>
+        </w:rPr>
+        <w:t>Êx 12.38</w:t>
+      </w:r>
       <w:r>
         <w:rPr>
           <w:lang w:val="pt_PT" w:bidi="pt_PT"/>
         </w:rPr>
         <w:t>,</w:t>
       </w:r>
-      <w:hyperlink r:id="rId109">
-        <w:r>
-          <w:rPr>
-            <w:lang w:val="pt_PT" w:bidi="pt_PT"/>
-          </w:rPr>
-          <w:rPr>
-            <w:color w:val="0000EE"/>
-            <w:u w:val="single"/>
-          </w:rPr>
-          <w:t>48–49</w:t>
-        </w:r>
-      </w:hyperlink>
+      <w:r>
+        <w:rPr>
+          <w:lang w:val="pt_PT" w:bidi="pt_PT"/>
+        </w:rPr>
+        <w:t>48–49</w:t>
+      </w:r>
       <w:r>
         <w:rPr>
           <w:lang w:val="pt_PT" w:bidi="pt_PT"/>
@@ -8137,36 +7525,24 @@
         </w:rPr>
         <w:t>Josué mais uma vez falhou em consultar Deus (</w:t>
       </w:r>
-      <w:hyperlink r:id="rId110">
-        <w:r>
-          <w:rPr>
-            <w:lang w:val="pt_PT" w:bidi="pt_PT"/>
-          </w:rPr>
-          <w:rPr>
-            <w:color w:val="0000EE"/>
-            <w:u w:val="single"/>
-          </w:rPr>
-          <w:t>9.14</w:t>
-        </w:r>
-      </w:hyperlink>
+      <w:r>
+        <w:rPr>
+          <w:lang w:val="pt_PT" w:bidi="pt_PT"/>
+        </w:rPr>
+        <w:t>9.14</w:t>
+      </w:r>
       <w:r>
         <w:rPr>
           <w:lang w:val="pt_PT" w:bidi="pt_PT"/>
         </w:rPr>
         <w:t xml:space="preserve">; cp. </w:t>
       </w:r>
-      <w:hyperlink r:id="rId111">
-        <w:r>
-          <w:rPr>
-            <w:lang w:val="pt_PT" w:bidi="pt_PT"/>
-          </w:rPr>
-          <w:rPr>
-            <w:color w:val="0000EE"/>
-            <w:u w:val="single"/>
-          </w:rPr>
-          <w:t>7.2–4</w:t>
-        </w:r>
-      </w:hyperlink>
+      <w:r>
+        <w:rPr>
+          <w:lang w:val="pt_PT" w:bidi="pt_PT"/>
+        </w:rPr>
+        <w:t>7.2–4</w:t>
+      </w:r>
       <w:r>
         <w:rPr>
           <w:lang w:val="pt_PT" w:bidi="pt_PT"/>
@@ -8221,18 +7597,12 @@
         </w:rPr>
         <w:t>O</w:t>
       </w:r>
-      <w:hyperlink r:id="rId112">
-        <w:r>
-          <w:rPr>
-            <w:lang w:val="pt_PT" w:bidi="pt_PT"/>
-          </w:rPr>
-          <w:rPr>
-            <w:color w:val="0000EE"/>
-            <w:u w:val="single"/>
-          </w:rPr>
-          <w:t xml:space="preserve"> capítulo 10</w:t>
-        </w:r>
-      </w:hyperlink>
+      <w:r>
+        <w:rPr>
+          <w:lang w:val="pt_PT" w:bidi="pt_PT"/>
+        </w:rPr>
+        <w:t xml:space="preserve"> capítulo 10</w:t>
+      </w:r>
       <w:r>
         <w:rPr>
           <w:lang w:val="pt_PT" w:bidi="pt_PT"/>
@@ -8395,90 +7765,60 @@
         </w:rPr>
         <w:t xml:space="preserve">O nome heveus é conhecido apenas da Bíblia e refere-se a um grupo étnico não semita que vivia em várias partes de Canaã (veja </w:t>
       </w:r>
-      <w:hyperlink r:id="rId113">
-        <w:r>
-          <w:rPr>
-            <w:lang w:val="pt_PT" w:bidi="pt_PT"/>
-          </w:rPr>
-          <w:rPr>
-            <w:color w:val="0000EE"/>
-            <w:u w:val="single"/>
-          </w:rPr>
-          <w:t>Gn 34.2</w:t>
-        </w:r>
-      </w:hyperlink>
+      <w:r>
+        <w:rPr>
+          <w:lang w:val="pt_PT" w:bidi="pt_PT"/>
+        </w:rPr>
+        <w:t>Gn 34.2</w:t>
+      </w:r>
       <w:r>
         <w:rPr>
           <w:lang w:val="pt_PT" w:bidi="pt_PT"/>
         </w:rPr>
         <w:t xml:space="preserve">; </w:t>
       </w:r>
-      <w:hyperlink r:id="rId114">
-        <w:r>
-          <w:rPr>
-            <w:lang w:val="pt_PT" w:bidi="pt_PT"/>
-          </w:rPr>
-          <w:rPr>
-            <w:color w:val="0000EE"/>
-            <w:u w:val="single"/>
-          </w:rPr>
-          <w:t>36.2</w:t>
-        </w:r>
-      </w:hyperlink>
+      <w:r>
+        <w:rPr>
+          <w:lang w:val="pt_PT" w:bidi="pt_PT"/>
+        </w:rPr>
+        <w:t>36.2</w:t>
+      </w:r>
       <w:r>
         <w:rPr>
           <w:lang w:val="pt_PT" w:bidi="pt_PT"/>
         </w:rPr>
         <w:t xml:space="preserve">; </w:t>
       </w:r>
-      <w:hyperlink r:id="rId115">
-        <w:r>
-          <w:rPr>
-            <w:lang w:val="pt_PT" w:bidi="pt_PT"/>
-          </w:rPr>
-          <w:rPr>
-            <w:color w:val="0000EE"/>
-            <w:u w:val="single"/>
-          </w:rPr>
-          <w:t>Êx 23.23</w:t>
-        </w:r>
-      </w:hyperlink>
+      <w:r>
+        <w:rPr>
+          <w:lang w:val="pt_PT" w:bidi="pt_PT"/>
+        </w:rPr>
+        <w:t>Êx 23.23</w:t>
+      </w:r>
       <w:r>
         <w:rPr>
           <w:lang w:val="pt_PT" w:bidi="pt_PT"/>
         </w:rPr>
         <w:t>,</w:t>
       </w:r>
-      <w:hyperlink r:id="rId116">
-        <w:r>
-          <w:rPr>
-            <w:lang w:val="pt_PT" w:bidi="pt_PT"/>
-          </w:rPr>
-          <w:rPr>
-            <w:color w:val="0000EE"/>
-            <w:u w:val="single"/>
-          </w:rPr>
-          <w:t>28</w:t>
-        </w:r>
-      </w:hyperlink>
+      <w:r>
+        <w:rPr>
+          <w:lang w:val="pt_PT" w:bidi="pt_PT"/>
+        </w:rPr>
+        <w:t>28</w:t>
+      </w:r>
       <w:r>
         <w:rPr>
           <w:lang w:val="pt_PT" w:bidi="pt_PT"/>
         </w:rPr>
         <w:t>). • Como sabemos que vocês não moram por perto? Os líderes de Israel levantaram a possibilidade de farsa. Josué seguiu a resposta evasiva dos gibeonitas fazendo duas perguntas diretas. No entanto, Josué poderia ter recebido uma resposta direta consultando o Senhor (</w:t>
       </w:r>
-      <w:hyperlink r:id="rId110">
-        <w:r>
-          <w:rPr>
-            <w:lang w:val="pt_PT" w:bidi="pt_PT"/>
-          </w:rPr>
-          <w:rPr>
-            <w:color w:val="0000EE"/>
-            <w:u w:val="single"/>
-          </w:rPr>
-          <w:t>Js 9.14</w:t>
-        </w:r>
-      </w:hyperlink>
+      <w:r>
+        <w:rPr>
+          <w:lang w:val="pt_PT" w:bidi="pt_PT"/>
+        </w:rPr>
+        <w:t>Js 9.14</w:t>
+      </w:r>
       <w:r>
         <w:rPr>
           <w:lang w:val="pt_PT" w:bidi="pt_PT"/>
@@ -8533,36 +7873,24 @@
         </w:rPr>
         <w:t xml:space="preserve">no Egito: veja </w:t>
       </w:r>
-      <w:hyperlink r:id="rId117">
-        <w:r>
-          <w:rPr>
-            <w:lang w:val="pt_PT" w:bidi="pt_PT"/>
-          </w:rPr>
-          <w:rPr>
-            <w:color w:val="0000EE"/>
-            <w:u w:val="single"/>
-          </w:rPr>
-          <w:t>Êx 7–14</w:t>
-        </w:r>
-      </w:hyperlink>
+      <w:r>
+        <w:rPr>
+          <w:lang w:val="pt_PT" w:bidi="pt_PT"/>
+        </w:rPr>
+        <w:t>Êx 7–14</w:t>
+      </w:r>
       <w:r>
         <w:rPr>
           <w:lang w:val="pt_PT" w:bidi="pt_PT"/>
         </w:rPr>
         <w:t xml:space="preserve">. • Reis... Seom... Ogue: veja </w:t>
       </w:r>
-      <w:hyperlink r:id="rId118">
-        <w:r>
-          <w:rPr>
-            <w:lang w:val="pt_PT" w:bidi="pt_PT"/>
-          </w:rPr>
-          <w:rPr>
-            <w:color w:val="0000EE"/>
-            <w:u w:val="single"/>
-          </w:rPr>
-          <w:t>Nm 21</w:t>
-        </w:r>
-      </w:hyperlink>
+      <w:r>
+        <w:rPr>
+          <w:lang w:val="pt_PT" w:bidi="pt_PT"/>
+        </w:rPr>
+        <w:t>Nm 21</w:t>
+      </w:r>
       <w:r>
         <w:rPr>
           <w:lang w:val="pt_PT" w:bidi="pt_PT"/>
@@ -8738,18 +8066,12 @@
         </w:rPr>
         <w:t xml:space="preserve">): nações ratificavam alianças por meio de uma cerimônia que envolvia cortar animais sacrificiais ao meio. As partes da aliança caminhavam entre as duas metades dos animais (cp. </w:t>
       </w:r>
-      <w:hyperlink r:id="rId119">
-        <w:r>
-          <w:rPr>
-            <w:lang w:val="pt_PT" w:bidi="pt_PT"/>
-          </w:rPr>
-          <w:rPr>
-            <w:color w:val="0000EE"/>
-            <w:u w:val="single"/>
-          </w:rPr>
-          <w:t>Gn 15.9–18</w:t>
-        </w:r>
-      </w:hyperlink>
+      <w:r>
+        <w:rPr>
+          <w:lang w:val="pt_PT" w:bidi="pt_PT"/>
+        </w:rPr>
+        <w:t>Gn 15.9–18</w:t>
+      </w:r>
       <w:r>
         <w:rPr>
           <w:lang w:val="pt_PT" w:bidi="pt_PT"/>
@@ -8768,18 +8090,12 @@
         </w:rPr>
         <w:t>). • Em Israel, um juramento vinculativo era feito em nome do Senhor. Violar o juramento trazia o julgamento do Senhor por jurar falsamente (</w:t>
       </w:r>
-      <w:hyperlink r:id="rId120">
-        <w:r>
-          <w:rPr>
-            <w:lang w:val="pt_PT" w:bidi="pt_PT"/>
-          </w:rPr>
-          <w:rPr>
-            <w:color w:val="0000EE"/>
-            <w:u w:val="single"/>
-          </w:rPr>
-          <w:t>Êx 20.7</w:t>
-        </w:r>
-      </w:hyperlink>
+      <w:r>
+        <w:rPr>
+          <w:lang w:val="pt_PT" w:bidi="pt_PT"/>
+        </w:rPr>
+        <w:t>Êx 20.7</w:t>
+      </w:r>
       <w:r>
         <w:rPr>
           <w:lang w:val="pt_PT" w:bidi="pt_PT"/>
@@ -8834,18 +8150,12 @@
         </w:rPr>
         <w:t>morava perto! Ao relatar a descoberta de Israel, o autor repetiu a palavra que os israelitas usaram para expressar sua suspeita sobre os gibeonitas (</w:t>
       </w:r>
-      <w:hyperlink r:id="rId121">
-        <w:r>
-          <w:rPr>
-            <w:lang w:val="pt_PT" w:bidi="pt_PT"/>
-          </w:rPr>
-          <w:rPr>
-            <w:color w:val="0000EE"/>
-            <w:u w:val="single"/>
-          </w:rPr>
-          <w:t>9.7</w:t>
-        </w:r>
-      </w:hyperlink>
+      <w:r>
+        <w:rPr>
+          <w:lang w:val="pt_PT" w:bidi="pt_PT"/>
+        </w:rPr>
+        <w:t>9.7</w:t>
+      </w:r>
       <w:r>
         <w:rPr>
           <w:lang w:val="pt_PT" w:bidi="pt_PT"/>
@@ -8960,18 +8270,12 @@
         </w:rPr>
         <w:t xml:space="preserve">Israel não tinha o direito de quebrar este tratado, mesmo que os gibeonitas tivessem enganado os israelitas para fazê-lo. Quebrar uma aliança feita por um juramento na presença do Senhor teria desonrado o nome e a honra de Deus (cp. </w:t>
       </w:r>
-      <w:hyperlink r:id="rId122">
-        <w:r>
-          <w:rPr>
-            <w:lang w:val="pt_PT" w:bidi="pt_PT"/>
-          </w:rPr>
-          <w:rPr>
-            <w:color w:val="0000EE"/>
-            <w:u w:val="single"/>
-          </w:rPr>
-          <w:t>Gn 27.30–38</w:t>
-        </w:r>
-      </w:hyperlink>
+      <w:r>
+        <w:rPr>
+          <w:lang w:val="pt_PT" w:bidi="pt_PT"/>
+        </w:rPr>
+        <w:t>Gn 27.30–38</w:t>
+      </w:r>
       <w:r>
         <w:rPr>
           <w:lang w:val="pt_PT" w:bidi="pt_PT"/>
@@ -9230,18 +8534,12 @@
         </w:rPr>
         <w:t>Adoni-Zedeque significa "mestre da justiça" ou "meu mestre é justo". Um rei anterior de Jerusalém chamado Melquisedeque ("rei da justiça" ou "meu rei é justo") havia sido "um sacerdote do Deus Altíssimo" e amigo de Abraão (</w:t>
       </w:r>
-      <w:hyperlink r:id="rId123">
-        <w:r>
-          <w:rPr>
-            <w:lang w:val="pt_PT" w:bidi="pt_PT"/>
-          </w:rPr>
-          <w:rPr>
-            <w:color w:val="0000EE"/>
-            <w:u w:val="single"/>
-          </w:rPr>
-          <w:t>Gn 14.18–20</w:t>
-        </w:r>
-      </w:hyperlink>
+      <w:r>
+        <w:rPr>
+          <w:lang w:val="pt_PT" w:bidi="pt_PT"/>
+        </w:rPr>
+        <w:t>Gn 14.18–20</w:t>
+      </w:r>
       <w:r>
         <w:rPr>
           <w:lang w:val="pt_PT" w:bidi="pt_PT"/>
@@ -9512,36 +8810,24 @@
         </w:rPr>
         <w:t xml:space="preserve">Deus mais uma vez instou Josué a não ter medo, assegurando-lhe a vitória sobre os inimigos de Israel (veja também </w:t>
       </w:r>
-      <w:hyperlink r:id="rId79">
-        <w:r>
-          <w:rPr>
-            <w:lang w:val="pt_PT" w:bidi="pt_PT"/>
-          </w:rPr>
-          <w:rPr>
-            <w:color w:val="0000EE"/>
-            <w:u w:val="single"/>
-          </w:rPr>
-          <w:t>1.9</w:t>
-        </w:r>
-      </w:hyperlink>
+      <w:r>
+        <w:rPr>
+          <w:lang w:val="pt_PT" w:bidi="pt_PT"/>
+        </w:rPr>
+        <w:t>1.9</w:t>
+      </w:r>
       <w:r>
         <w:rPr>
           <w:lang w:val="pt_PT" w:bidi="pt_PT"/>
         </w:rPr>
         <w:t xml:space="preserve">; </w:t>
       </w:r>
-      <w:hyperlink r:id="rId124">
-        <w:r>
-          <w:rPr>
-            <w:lang w:val="pt_PT" w:bidi="pt_PT"/>
-          </w:rPr>
-          <w:rPr>
-            <w:color w:val="0000EE"/>
-            <w:u w:val="single"/>
-          </w:rPr>
-          <w:t>8.1</w:t>
-        </w:r>
-      </w:hyperlink>
+      <w:r>
+        <w:rPr>
+          <w:lang w:val="pt_PT" w:bidi="pt_PT"/>
+        </w:rPr>
+        <w:t>8.1</w:t>
+      </w:r>
       <w:r>
         <w:rPr>
           <w:lang w:val="pt_PT" w:bidi="pt_PT"/>
@@ -9849,18 +9135,12 @@
         </w:rPr>
         <w:t>Os cinco reis lideraram a coalizão do sul contra o povo de Deus. • Embora a localização de Maquedá seja incerta, ela estava no mesmo distrito que Laquis (</w:t>
       </w:r>
-      <w:hyperlink r:id="rId125">
-        <w:r>
-          <w:rPr>
-            <w:lang w:val="pt_PT" w:bidi="pt_PT"/>
-          </w:rPr>
-          <w:rPr>
-            <w:color w:val="0000EE"/>
-            <w:u w:val="single"/>
-          </w:rPr>
-          <w:t>15.39–41</w:t>
-        </w:r>
-      </w:hyperlink>
+      <w:r>
+        <w:rPr>
+          <w:lang w:val="pt_PT" w:bidi="pt_PT"/>
+        </w:rPr>
+        <w:t>15.39–41</w:t>
+      </w:r>
       <w:r>
         <w:rPr>
           <w:lang w:val="pt_PT" w:bidi="pt_PT"/>
@@ -10059,36 +9339,24 @@
         </w:rPr>
         <w:t>Josué encorajou seus homens em Maquedá, usando as mesmas palavras que Deus havia usado para encorajá-lo antes de Israel atravessar o Jordão e novamente antes da batalha de Ai (</w:t>
       </w:r>
-      <w:hyperlink r:id="rId79">
-        <w:r>
-          <w:rPr>
-            <w:lang w:val="pt_PT" w:bidi="pt_PT"/>
-          </w:rPr>
-          <w:rPr>
-            <w:color w:val="0000EE"/>
-            <w:u w:val="single"/>
-          </w:rPr>
-          <w:t>1.9</w:t>
-        </w:r>
-      </w:hyperlink>
+      <w:r>
+        <w:rPr>
+          <w:lang w:val="pt_PT" w:bidi="pt_PT"/>
+        </w:rPr>
+        <w:t>1.9</w:t>
+      </w:r>
       <w:r>
         <w:rPr>
           <w:lang w:val="pt_PT" w:bidi="pt_PT"/>
         </w:rPr>
         <w:t xml:space="preserve">; </w:t>
       </w:r>
-      <w:hyperlink r:id="rId124">
-        <w:r>
-          <w:rPr>
-            <w:lang w:val="pt_PT" w:bidi="pt_PT"/>
-          </w:rPr>
-          <w:rPr>
-            <w:color w:val="0000EE"/>
-            <w:u w:val="single"/>
-          </w:rPr>
-          <w:t>8.1</w:t>
-        </w:r>
-      </w:hyperlink>
+      <w:r>
+        <w:rPr>
+          <w:lang w:val="pt_PT" w:bidi="pt_PT"/>
+        </w:rPr>
+        <w:t>8.1</w:t>
+      </w:r>
       <w:r>
         <w:rPr>
           <w:lang w:val="pt_PT" w:bidi="pt_PT"/>
@@ -10143,18 +9411,12 @@
         </w:rPr>
         <w:t xml:space="preserve">A execução dos cinco reis por Josué seguiu o padrão estabelecido com o rei de Ai (veja a nota em </w:t>
       </w:r>
-      <w:hyperlink r:id="rId126">
-        <w:r>
-          <w:rPr>
-            <w:lang w:val="pt_PT" w:bidi="pt_PT"/>
-          </w:rPr>
-          <w:rPr>
-            <w:color w:val="0000EE"/>
-            <w:u w:val="single"/>
-          </w:rPr>
-          <w:t>8.29</w:t>
-        </w:r>
-      </w:hyperlink>
+      <w:r>
+        <w:rPr>
+          <w:lang w:val="pt_PT" w:bidi="pt_PT"/>
+        </w:rPr>
+        <w:t>8.29</w:t>
+      </w:r>
       <w:r>
         <w:rPr>
           <w:lang w:val="pt_PT" w:bidi="pt_PT"/>
@@ -10269,18 +9531,12 @@
         </w:rPr>
         <w:t>Josué liderou os israelitas por todo o sul de Canaã, onde capturaram, mas não queimaram, várias cidades importantes. Deus havia prometido que Israel habitaria em cidades que não tinham construído (</w:t>
       </w:r>
-      <w:hyperlink r:id="rId127">
-        <w:r>
-          <w:rPr>
-            <w:lang w:val="pt_PT" w:bidi="pt_PT"/>
-          </w:rPr>
-          <w:rPr>
-            <w:color w:val="0000EE"/>
-            <w:u w:val="single"/>
-          </w:rPr>
-          <w:t>Dt 6.10</w:t>
-        </w:r>
-      </w:hyperlink>
+      <w:r>
+        <w:rPr>
+          <w:lang w:val="pt_PT" w:bidi="pt_PT"/>
+        </w:rPr>
+        <w:t>Dt 6.10</w:t>
+      </w:r>
       <w:r>
         <w:rPr>
           <w:lang w:val="pt_PT" w:bidi="pt_PT"/>
@@ -10539,36 +9795,24 @@
         </w:rPr>
         <w:t>Esta Gósen não era a região no delta do Nilo do Egito (</w:t>
       </w:r>
-      <w:hyperlink r:id="rId128">
-        <w:r>
-          <w:rPr>
-            <w:lang w:val="pt_PT" w:bidi="pt_PT"/>
-          </w:rPr>
-          <w:rPr>
-            <w:color w:val="0000EE"/>
-            <w:u w:val="single"/>
-          </w:rPr>
-          <w:t>Gn 47.27</w:t>
-        </w:r>
-      </w:hyperlink>
+      <w:r>
+        <w:rPr>
+          <w:lang w:val="pt_PT" w:bidi="pt_PT"/>
+        </w:rPr>
+        <w:t>Gn 47.27</w:t>
+      </w:r>
       <w:r>
         <w:rPr>
           <w:lang w:val="pt_PT" w:bidi="pt_PT"/>
         </w:rPr>
         <w:t>), mas uma cidade na região montanhosa (</w:t>
       </w:r>
-      <w:hyperlink r:id="rId129">
-        <w:r>
-          <w:rPr>
-            <w:lang w:val="pt_PT" w:bidi="pt_PT"/>
-          </w:rPr>
-          <w:rPr>
-            <w:color w:val="0000EE"/>
-            <w:u w:val="single"/>
-          </w:rPr>
-          <w:t>Js 15.51</w:t>
-        </w:r>
-      </w:hyperlink>
+      <w:r>
+        <w:rPr>
+          <w:lang w:val="pt_PT" w:bidi="pt_PT"/>
+        </w:rPr>
+        <w:t>Js 15.51</w:t>
+      </w:r>
       <w:r>
         <w:rPr>
           <w:lang w:val="pt_PT" w:bidi="pt_PT"/>
@@ -10671,18 +9915,12 @@
         </w:rPr>
         <w:t xml:space="preserve">Hazor estava localizada ao longo da rota comercial internacional e era, de longe, a maior e mais importante cidade do interior de Canaã (veja </w:t>
       </w:r>
-      <w:hyperlink r:id="rId99">
-        <w:r>
-          <w:rPr>
-            <w:lang w:val="pt_PT" w:bidi="pt_PT"/>
-          </w:rPr>
-          <w:rPr>
-            <w:color w:val="0000EE"/>
-            <w:u w:val="single"/>
-          </w:rPr>
-          <w:t>11.10</w:t>
-        </w:r>
-      </w:hyperlink>
+      <w:r>
+        <w:rPr>
+          <w:lang w:val="pt_PT" w:bidi="pt_PT"/>
+        </w:rPr>
+        <w:t>11.10</w:t>
+      </w:r>
       <w:r>
         <w:rPr>
           <w:lang w:val="pt_PT" w:bidi="pt_PT"/>
@@ -10750,36 +9988,24 @@
         </w:rPr>
         <w:t xml:space="preserve">Através dos relatos mais detalhados da campanha de Josué no sul de Canaã (caps. </w:t>
       </w:r>
-      <w:hyperlink r:id="rId130">
-        <w:r>
-          <w:rPr>
-            <w:lang w:val="pt_PT" w:bidi="pt_PT"/>
-          </w:rPr>
-          <w:rPr>
-            <w:color w:val="0000EE"/>
-            <w:u w:val="single"/>
-          </w:rPr>
-          <w:t>6–10</w:t>
-        </w:r>
-      </w:hyperlink>
+      <w:r>
+        <w:rPr>
+          <w:lang w:val="pt_PT" w:bidi="pt_PT"/>
+        </w:rPr>
+        <w:t>6–10</w:t>
+      </w:r>
       <w:r>
         <w:rPr>
           <w:lang w:val="pt_PT" w:bidi="pt_PT"/>
         </w:rPr>
         <w:t xml:space="preserve">), o narrador estabeleceu firmemente que os israelitas precisavam da ajuda de Deus para ter sucesso. Como o que foi verdadeiro na campanha do sul também seria verdadeiro na campanha do norte (cap. </w:t>
       </w:r>
-      <w:hyperlink r:id="rId131">
-        <w:r>
-          <w:rPr>
-            <w:lang w:val="pt_PT" w:bidi="pt_PT"/>
-          </w:rPr>
-          <w:rPr>
-            <w:color w:val="0000EE"/>
-            <w:u w:val="single"/>
-          </w:rPr>
-          <w:t>11</w:t>
-        </w:r>
-      </w:hyperlink>
+      <w:r>
+        <w:rPr>
+          <w:lang w:val="pt_PT" w:bidi="pt_PT"/>
+        </w:rPr>
+        <w:t>11</w:t>
+      </w:r>
       <w:r>
         <w:rPr>
           <w:lang w:val="pt_PT" w:bidi="pt_PT"/>
@@ -10930,36 +10156,24 @@
         </w:rPr>
         <w:t xml:space="preserve">Deus novamente instou Josué a não ter medo, prometendo a vitória de Israel, mesmo contra cavalos e carros. • Mutilar seus cavalos e queimar seus carros: Deus queria que Israel confiasse nele em vez de em armamentos e equipamentos (cp. </w:t>
       </w:r>
-      <w:hyperlink r:id="rId132">
-        <w:r>
-          <w:rPr>
-            <w:lang w:val="pt_PT" w:bidi="pt_PT"/>
-          </w:rPr>
-          <w:rPr>
-            <w:color w:val="0000EE"/>
-            <w:u w:val="single"/>
-          </w:rPr>
-          <w:t>Dt 17.16</w:t>
-        </w:r>
-      </w:hyperlink>
+      <w:r>
+        <w:rPr>
+          <w:lang w:val="pt_PT" w:bidi="pt_PT"/>
+        </w:rPr>
+        <w:t>Dt 17.16</w:t>
+      </w:r>
       <w:r>
         <w:rPr>
           <w:lang w:val="pt_PT" w:bidi="pt_PT"/>
         </w:rPr>
         <w:t xml:space="preserve">; </w:t>
       </w:r>
-      <w:hyperlink r:id="rId133">
-        <w:r>
-          <w:rPr>
-            <w:lang w:val="pt_PT" w:bidi="pt_PT"/>
-          </w:rPr>
-          <w:rPr>
-            <w:color w:val="0000EE"/>
-            <w:u w:val="single"/>
-          </w:rPr>
-          <w:t>Is 31.1</w:t>
-        </w:r>
-      </w:hyperlink>
+      <w:r>
+        <w:rPr>
+          <w:lang w:val="pt_PT" w:bidi="pt_PT"/>
+        </w:rPr>
+        <w:t>Is 31.1</w:t>
+      </w:r>
       <w:r>
         <w:rPr>
           <w:lang w:val="pt_PT" w:bidi="pt_PT"/>
@@ -11158,36 +10372,24 @@
         </w:rPr>
         <w:t>as cidades construídas sobre montes: no antigo Oriente Próximo, era prática comum reconstruir cidades nos mesmos locais após terem sido destruídas. Todos os elementos que tornavam um local de cidade vantajoso permaneciam após a destruição de uma cidade. Muitas cidades foram reconstruídas várias vezes, elevando-se lentamente em altura à medida que mais destroços se acumulavam após cada destruição. • Josué queimou Hazor apenas no norte, assim como ele havia destruído Jericó (</w:t>
       </w:r>
-      <w:hyperlink r:id="rId134">
-        <w:r>
-          <w:rPr>
-            <w:lang w:val="pt_PT" w:bidi="pt_PT"/>
-          </w:rPr>
-          <w:rPr>
-            <w:color w:val="0000EE"/>
-            <w:u w:val="single"/>
-          </w:rPr>
-          <w:t>6.24</w:t>
-        </w:r>
-      </w:hyperlink>
+      <w:r>
+        <w:rPr>
+          <w:lang w:val="pt_PT" w:bidi="pt_PT"/>
+        </w:rPr>
+        <w:t>6.24</w:t>
+      </w:r>
       <w:r>
         <w:rPr>
           <w:lang w:val="pt_PT" w:bidi="pt_PT"/>
         </w:rPr>
         <w:t>) e Ai (</w:t>
       </w:r>
-      <w:hyperlink r:id="rId135">
-        <w:r>
-          <w:rPr>
-            <w:lang w:val="pt_PT" w:bidi="pt_PT"/>
-          </w:rPr>
-          <w:rPr>
-            <w:color w:val="0000EE"/>
-            <w:u w:val="single"/>
-          </w:rPr>
-          <w:t>8.28</w:t>
-        </w:r>
-      </w:hyperlink>
+      <w:r>
+        <w:rPr>
+          <w:lang w:val="pt_PT" w:bidi="pt_PT"/>
+        </w:rPr>
+        <w:t>8.28</w:t>
+      </w:r>
       <w:r>
         <w:rPr>
           <w:lang w:val="pt_PT" w:bidi="pt_PT"/>
@@ -11255,18 +10457,12 @@
         </w:rPr>
         <w:t xml:space="preserve"> ou "Livro de Instrução" (</w:t>
       </w:r>
-      <w:hyperlink r:id="rId136">
-        <w:r>
-          <w:rPr>
-            <w:lang w:val="pt_PT" w:bidi="pt_PT"/>
-          </w:rPr>
-          <w:rPr>
-            <w:color w:val="0000EE"/>
-            <w:u w:val="single"/>
-          </w:rPr>
-          <w:t>1.7–10</w:t>
-        </w:r>
-      </w:hyperlink>
+      <w:r>
+        <w:rPr>
+          <w:lang w:val="pt_PT" w:bidi="pt_PT"/>
+        </w:rPr>
+        <w:t>1.7–10</w:t>
+      </w:r>
       <w:r>
         <w:rPr>
           <w:lang w:val="pt_PT" w:bidi="pt_PT"/>
@@ -11321,18 +10517,12 @@
         </w:rPr>
         <w:t xml:space="preserve">Embora as vitórias iniciais nas campanhas do sul e do norte tenham sido rápidas e decisivas, levou muito tempo para conquistar cidades fortificadas. Depois que Israel cruzou o Rio Jordão, a campanha completa por Canaã durou talvez cinco anos (veja </w:t>
       </w:r>
-      <w:hyperlink r:id="rId137">
-        <w:r>
-          <w:rPr>
-            <w:lang w:val="pt_PT" w:bidi="pt_PT"/>
-          </w:rPr>
-          <w:rPr>
-            <w:color w:val="0000EE"/>
-            <w:u w:val="single"/>
-          </w:rPr>
-          <w:t>14.10</w:t>
-        </w:r>
-      </w:hyperlink>
+      <w:r>
+        <w:rPr>
+          <w:lang w:val="pt_PT" w:bidi="pt_PT"/>
+        </w:rPr>
+        <w:t>14.10</w:t>
+      </w:r>
       <w:r>
         <w:rPr>
           <w:lang w:val="pt_PT" w:bidi="pt_PT"/>
@@ -11387,18 +10577,12 @@
         </w:rPr>
         <w:t>O julgamento sobre Canaã foi de Deus, não de Israel. Deus havia estendido misericórdia aos cananeus por várias gerações. No entanto, Deus determinou que “os pecados dos amorreus” agora “justificam sua destruição” (</w:t>
       </w:r>
-      <w:hyperlink r:id="rId138">
-        <w:r>
-          <w:rPr>
-            <w:lang w:val="pt_PT" w:bidi="pt_PT"/>
-          </w:rPr>
-          <w:rPr>
-            <w:color w:val="0000EE"/>
-            <w:u w:val="single"/>
-          </w:rPr>
-          <w:t>Gn 15.16</w:t>
-        </w:r>
-      </w:hyperlink>
+      <w:r>
+        <w:rPr>
+          <w:lang w:val="pt_PT" w:bidi="pt_PT"/>
+        </w:rPr>
+        <w:t>Gn 15.16</w:t>
+      </w:r>
       <w:r>
         <w:rPr>
           <w:lang w:val="pt_PT" w:bidi="pt_PT"/>
@@ -11453,36 +10637,24 @@
         </w:rPr>
         <w:t xml:space="preserve">os descendentes de Anaque: veja </w:t>
       </w:r>
-      <w:hyperlink r:id="rId139">
-        <w:r>
-          <w:rPr>
-            <w:lang w:val="pt_PT" w:bidi="pt_PT"/>
-          </w:rPr>
-          <w:rPr>
-            <w:color w:val="0000EE"/>
-            <w:u w:val="single"/>
-          </w:rPr>
-          <w:t>Nm 13.28</w:t>
-        </w:r>
-      </w:hyperlink>
+      <w:r>
+        <w:rPr>
+          <w:lang w:val="pt_PT" w:bidi="pt_PT"/>
+        </w:rPr>
+        <w:t>Nm 13.28</w:t>
+      </w:r>
       <w:r>
         <w:rPr>
           <w:lang w:val="pt_PT" w:bidi="pt_PT"/>
         </w:rPr>
         <w:t>,</w:t>
       </w:r>
-      <w:hyperlink r:id="rId140">
-        <w:r>
-          <w:rPr>
-            <w:lang w:val="pt_PT" w:bidi="pt_PT"/>
-          </w:rPr>
-          <w:rPr>
-            <w:color w:val="0000EE"/>
-            <w:u w:val="single"/>
-          </w:rPr>
-          <w:t>33</w:t>
-        </w:r>
-      </w:hyperlink>
+      <w:r>
+        <w:rPr>
+          <w:lang w:val="pt_PT" w:bidi="pt_PT"/>
+        </w:rPr>
+        <w:t>33</w:t>
+      </w:r>
       <w:r>
         <w:rPr>
           <w:lang w:val="pt_PT" w:bidi="pt_PT"/>
@@ -11597,36 +10769,24 @@
         </w:rPr>
         <w:t xml:space="preserve">O Rio Arnom desagua no Mar Morto, no meio de seu lado leste, criando o desfiladeiro de Arnom. Israel começou suas conquistas aqui (veja </w:t>
       </w:r>
-      <w:hyperlink r:id="rId141">
-        <w:r>
-          <w:rPr>
-            <w:lang w:val="pt_PT" w:bidi="pt_PT"/>
-          </w:rPr>
-          <w:rPr>
-            <w:color w:val="0000EE"/>
-            <w:u w:val="single"/>
-          </w:rPr>
-          <w:t>Nm 21.13–15</w:t>
-        </w:r>
-      </w:hyperlink>
+      <w:r>
+        <w:rPr>
+          <w:lang w:val="pt_PT" w:bidi="pt_PT"/>
+        </w:rPr>
+        <w:t>Nm 21.13–15</w:t>
+      </w:r>
       <w:r>
         <w:rPr>
           <w:lang w:val="pt_PT" w:bidi="pt_PT"/>
         </w:rPr>
         <w:t>,</w:t>
       </w:r>
-      <w:hyperlink r:id="rId39">
-        <w:r>
-          <w:rPr>
-            <w:lang w:val="pt_PT" w:bidi="pt_PT"/>
-          </w:rPr>
-          <w:rPr>
-            <w:color w:val="0000EE"/>
-            <w:u w:val="single"/>
-          </w:rPr>
-          <w:t>21–35</w:t>
-        </w:r>
-      </w:hyperlink>
+      <w:r>
+        <w:rPr>
+          <w:lang w:val="pt_PT" w:bidi="pt_PT"/>
+        </w:rPr>
+        <w:t>21–35</w:t>
+      </w:r>
       <w:r>
         <w:rPr>
           <w:lang w:val="pt_PT" w:bidi="pt_PT"/>
@@ -11681,18 +10841,12 @@
         </w:rPr>
         <w:t xml:space="preserve">Este capítulo resume as conquistas de Israel em ambos os lados do Jordão e faz a transição para a distribuição da terra de Canaã por Josué entre as tribos de Israel (cap. </w:t>
       </w:r>
-      <w:hyperlink r:id="rId142">
-        <w:r>
-          <w:rPr>
-            <w:lang w:val="pt_PT" w:bidi="pt_PT"/>
-          </w:rPr>
-          <w:rPr>
-            <w:color w:val="0000EE"/>
-            <w:u w:val="single"/>
-          </w:rPr>
-          <w:t>13</w:t>
-        </w:r>
-      </w:hyperlink>
+      <w:r>
+        <w:rPr>
+          <w:lang w:val="pt_PT" w:bidi="pt_PT"/>
+        </w:rPr>
+        <w:t>13</w:t>
+      </w:r>
       <w:r>
         <w:rPr>
           <w:lang w:val="pt_PT" w:bidi="pt_PT"/>
@@ -11747,36 +10901,24 @@
         </w:rPr>
         <w:t xml:space="preserve">O rei Seom (veja </w:t>
       </w:r>
-      <w:hyperlink r:id="rId143">
-        <w:r>
-          <w:rPr>
-            <w:lang w:val="pt_PT" w:bidi="pt_PT"/>
-          </w:rPr>
-          <w:rPr>
-            <w:color w:val="0000EE"/>
-            <w:u w:val="single"/>
-          </w:rPr>
-          <w:t>Nm 21.24–25</w:t>
-        </w:r>
-      </w:hyperlink>
+      <w:r>
+        <w:rPr>
+          <w:lang w:val="pt_PT" w:bidi="pt_PT"/>
+        </w:rPr>
+        <w:t>Nm 21.24–25</w:t>
+      </w:r>
       <w:r>
         <w:rPr>
           <w:lang w:val="pt_PT" w:bidi="pt_PT"/>
         </w:rPr>
         <w:t>) controlava o vale do Jordão, ao norte, até o Mar da Galileia, mas não a parte norte de Gileade (</w:t>
       </w:r>
-      <w:hyperlink r:id="rId144">
-        <w:r>
-          <w:rPr>
-            <w:lang w:val="pt_PT" w:bidi="pt_PT"/>
-          </w:rPr>
-          <w:rPr>
-            <w:color w:val="0000EE"/>
-            <w:u w:val="single"/>
-          </w:rPr>
-          <w:t>Js 12.5</w:t>
-        </w:r>
-      </w:hyperlink>
+      <w:r>
+        <w:rPr>
+          <w:lang w:val="pt_PT" w:bidi="pt_PT"/>
+        </w:rPr>
+        <w:t>Js 12.5</w:t>
+      </w:r>
       <w:r>
         <w:rPr>
           <w:lang w:val="pt_PT" w:bidi="pt_PT"/>
@@ -11831,36 +10973,24 @@
         </w:rPr>
         <w:t>Bete-Jesimote foi o acampamento de Israel nas Campinas de Moabe (</w:t>
       </w:r>
-      <w:hyperlink r:id="rId145">
-        <w:r>
-          <w:rPr>
-            <w:lang w:val="pt_PT" w:bidi="pt_PT"/>
-          </w:rPr>
-          <w:rPr>
-            <w:color w:val="0000EE"/>
-            <w:u w:val="single"/>
-          </w:rPr>
-          <w:t>Nm 33.49</w:t>
-        </w:r>
-      </w:hyperlink>
+      <w:r>
+        <w:rPr>
+          <w:lang w:val="pt_PT" w:bidi="pt_PT"/>
+        </w:rPr>
+        <w:t>Nm 33.49</w:t>
+      </w:r>
       <w:r>
         <w:rPr>
           <w:lang w:val="pt_PT" w:bidi="pt_PT"/>
         </w:rPr>
         <w:t>). • Moisés viu a Terra Prometida de Pisga (</w:t>
       </w:r>
-      <w:hyperlink r:id="rId146">
-        <w:r>
-          <w:rPr>
-            <w:lang w:val="pt_PT" w:bidi="pt_PT"/>
-          </w:rPr>
-          <w:rPr>
-            <w:color w:val="0000EE"/>
-            <w:u w:val="single"/>
-          </w:rPr>
-          <w:t>Dt 34.1</w:t>
-        </w:r>
-      </w:hyperlink>
+      <w:r>
+        <w:rPr>
+          <w:lang w:val="pt_PT" w:bidi="pt_PT"/>
+        </w:rPr>
+        <w:t>Dt 34.1</w:t>
+      </w:r>
       <w:r>
         <w:rPr>
           <w:lang w:val="pt_PT" w:bidi="pt_PT"/>
@@ -11915,36 +11045,24 @@
         </w:rPr>
         <w:t xml:space="preserve">Rei Ogue de Basã: veja </w:t>
       </w:r>
-      <w:hyperlink r:id="rId147">
-        <w:r>
-          <w:rPr>
-            <w:lang w:val="pt_PT" w:bidi="pt_PT"/>
-          </w:rPr>
-          <w:rPr>
-            <w:color w:val="0000EE"/>
-            <w:u w:val="single"/>
-          </w:rPr>
-          <w:t>Nm 21.33–35</w:t>
-        </w:r>
-      </w:hyperlink>
+      <w:r>
+        <w:rPr>
+          <w:lang w:val="pt_PT" w:bidi="pt_PT"/>
+        </w:rPr>
+        <w:t>Nm 21.33–35</w:t>
+      </w:r>
       <w:r>
         <w:rPr>
           <w:lang w:val="pt_PT" w:bidi="pt_PT"/>
         </w:rPr>
         <w:t xml:space="preserve">. • Os refains eram um povo nativo que vivia em ambos os lados do Jordão. Muitos estudiosos concluíram que os refains eram incomumente altos (veja </w:t>
       </w:r>
-      <w:hyperlink r:id="rId148">
-        <w:r>
-          <w:rPr>
-            <w:lang w:val="pt_PT" w:bidi="pt_PT"/>
-          </w:rPr>
-          <w:rPr>
-            <w:color w:val="0000EE"/>
-            <w:u w:val="single"/>
-          </w:rPr>
-          <w:t>Dt 3.11</w:t>
-        </w:r>
-      </w:hyperlink>
+      <w:r>
+        <w:rPr>
+          <w:lang w:val="pt_PT" w:bidi="pt_PT"/>
+        </w:rPr>
+        <w:t>Dt 3.11</w:t>
+      </w:r>
       <w:r>
         <w:rPr>
           <w:lang w:val="pt_PT" w:bidi="pt_PT"/>
@@ -11999,18 +11117,12 @@
         </w:rPr>
         <w:t xml:space="preserve">Rúben, Gade e a meia tribo de Manassés: veja </w:t>
       </w:r>
-      <w:hyperlink r:id="rId149">
-        <w:r>
-          <w:rPr>
-            <w:lang w:val="pt_PT" w:bidi="pt_PT"/>
-          </w:rPr>
-          <w:rPr>
-            <w:color w:val="0000EE"/>
-            <w:u w:val="single"/>
-          </w:rPr>
-          <w:t>Nm 32</w:t>
-        </w:r>
-      </w:hyperlink>
+      <w:r>
+        <w:rPr>
+          <w:lang w:val="pt_PT" w:bidi="pt_PT"/>
+        </w:rPr>
+        <w:t>Nm 32</w:t>
+      </w:r>
       <w:r>
         <w:rPr>
           <w:lang w:val="pt_PT" w:bidi="pt_PT"/>
@@ -12317,54 +11429,36 @@
         </w:rPr>
         <w:t>Os filisteus foram um dos vários grupos na grande migração dos Povos do Mar, vindos da região do Egeu, algumas décadas após a entrada de Israel em Canaã. Eles se estabeleceram ao longo da costa sudoeste do Mediterrâneo, a oeste e sudoeste de Judá. Eles vieram de Caftor ou Creta (</w:t>
       </w:r>
-      <w:hyperlink r:id="rId150">
-        <w:r>
-          <w:rPr>
-            <w:lang w:val="pt_PT" w:bidi="pt_PT"/>
-          </w:rPr>
-          <w:rPr>
-            <w:color w:val="0000EE"/>
-            <w:u w:val="single"/>
-          </w:rPr>
-          <w:t>Dt 2.23</w:t>
-        </w:r>
-      </w:hyperlink>
+      <w:r>
+        <w:rPr>
+          <w:lang w:val="pt_PT" w:bidi="pt_PT"/>
+        </w:rPr>
+        <w:t>Dt 2.23</w:t>
+      </w:r>
       <w:r>
         <w:rPr>
           <w:lang w:val="pt_PT" w:bidi="pt_PT"/>
         </w:rPr>
         <w:t xml:space="preserve">; </w:t>
       </w:r>
-      <w:hyperlink r:id="rId151">
-        <w:r>
-          <w:rPr>
-            <w:lang w:val="pt_PT" w:bidi="pt_PT"/>
-          </w:rPr>
-          <w:rPr>
-            <w:color w:val="0000EE"/>
-            <w:u w:val="single"/>
-          </w:rPr>
-          <w:t>Am 9.7</w:t>
-        </w:r>
-      </w:hyperlink>
+      <w:r>
+        <w:rPr>
+          <w:lang w:val="pt_PT" w:bidi="pt_PT"/>
+        </w:rPr>
+        <w:t>Am 9.7</w:t>
+      </w:r>
       <w:r>
         <w:rPr>
           <w:lang w:val="pt_PT" w:bidi="pt_PT"/>
         </w:rPr>
         <w:t xml:space="preserve">). • Esses gesuritas eram pessoas de um território do sul, não os gesuritas do norte (cp. </w:t>
       </w:r>
-      <w:hyperlink r:id="rId144">
-        <w:r>
-          <w:rPr>
-            <w:lang w:val="pt_PT" w:bidi="pt_PT"/>
-          </w:rPr>
-          <w:rPr>
-            <w:color w:val="0000EE"/>
-            <w:u w:val="single"/>
-          </w:rPr>
-          <w:t>Js 12.5</w:t>
-        </w:r>
-      </w:hyperlink>
+      <w:r>
+        <w:rPr>
+          <w:lang w:val="pt_PT" w:bidi="pt_PT"/>
+        </w:rPr>
+        <w:t>Js 12.5</w:t>
+      </w:r>
       <w:r>
         <w:rPr>
           <w:lang w:val="pt_PT" w:bidi="pt_PT"/>
@@ -12419,18 +11513,12 @@
         </w:rPr>
         <w:t>O riacho de Sior provavelmente marcou a fronteira tradicional entre Canaã e Egito, dividindo a Península do Sinai ao norte. • O território dos filisteus incluía cinco cidades principais: Gaza, Asdode e Asquelom estavam na costa do Mediterrâneo; Gate e Ecrom ficavam a alguns quilômetros para o interior. • Os filisteus deslocaram os aveus (</w:t>
       </w:r>
-      <w:hyperlink r:id="rId150">
-        <w:r>
-          <w:rPr>
-            <w:lang w:val="pt_PT" w:bidi="pt_PT"/>
-          </w:rPr>
-          <w:rPr>
-            <w:color w:val="0000EE"/>
-            <w:u w:val="single"/>
-          </w:rPr>
-          <w:t>Dt 2.23</w:t>
-        </w:r>
-      </w:hyperlink>
+      <w:r>
+        <w:rPr>
+          <w:lang w:val="pt_PT" w:bidi="pt_PT"/>
+        </w:rPr>
+        <w:t>Dt 2.23</w:t>
+      </w:r>
       <w:r>
         <w:rPr>
           <w:lang w:val="pt_PT" w:bidi="pt_PT"/>
@@ -12485,54 +11573,36 @@
         </w:rPr>
         <w:t xml:space="preserve">Os sidônios (ou seja, os fenícios; veja </w:t>
       </w:r>
-      <w:hyperlink r:id="rId152">
-        <w:r>
-          <w:rPr>
-            <w:lang w:val="pt_PT" w:bidi="pt_PT"/>
-          </w:rPr>
-          <w:rPr>
-            <w:color w:val="0000EE"/>
-            <w:u w:val="single"/>
-          </w:rPr>
-          <w:t>Is 23.11</w:t>
-        </w:r>
-      </w:hyperlink>
+      <w:r>
+        <w:rPr>
+          <w:lang w:val="pt_PT" w:bidi="pt_PT"/>
+        </w:rPr>
+        <w:t>Is 23.11</w:t>
+      </w:r>
       <w:r>
         <w:rPr>
           <w:lang w:val="pt_PT" w:bidi="pt_PT"/>
         </w:rPr>
         <w:t xml:space="preserve">; </w:t>
       </w:r>
-      <w:hyperlink r:id="rId153">
-        <w:r>
-          <w:rPr>
-            <w:lang w:val="pt_PT" w:bidi="pt_PT"/>
-          </w:rPr>
-          <w:rPr>
-            <w:color w:val="0000EE"/>
-            <w:u w:val="single"/>
-          </w:rPr>
-          <w:t>Ob 1.20</w:t>
-        </w:r>
-      </w:hyperlink>
+      <w:r>
+        <w:rPr>
+          <w:lang w:val="pt_PT" w:bidi="pt_PT"/>
+        </w:rPr>
+        <w:t>Ob 1.20</w:t>
+      </w:r>
       <w:r>
         <w:rPr>
           <w:lang w:val="pt_PT" w:bidi="pt_PT"/>
         </w:rPr>
         <w:t xml:space="preserve">; </w:t>
       </w:r>
-      <w:hyperlink r:id="rId154">
-        <w:r>
-          <w:rPr>
-            <w:lang w:val="pt_PT" w:bidi="pt_PT"/>
-          </w:rPr>
-          <w:rPr>
-            <w:color w:val="0000EE"/>
-            <w:u w:val="single"/>
-          </w:rPr>
-          <w:t>At 11.19</w:t>
-        </w:r>
-      </w:hyperlink>
+      <w:r>
+        <w:rPr>
+          <w:lang w:val="pt_PT" w:bidi="pt_PT"/>
+        </w:rPr>
+        <w:t>At 11.19</w:t>
+      </w:r>
       <w:r>
         <w:rPr>
           <w:lang w:val="pt_PT" w:bidi="pt_PT"/>
@@ -12635,72 +11705,48 @@
         </w:rPr>
         <w:t>Metade da tribo de Manassés e as tribos de Rúben e Gade haviam pedido a Moisés sua herança no lado leste do Jordão, na terra que pertencia aos reinos de Seom e Ogue (</w:t>
       </w:r>
-      <w:hyperlink r:id="rId39">
-        <w:r>
-          <w:rPr>
-            <w:lang w:val="pt_PT" w:bidi="pt_PT"/>
-          </w:rPr>
-          <w:rPr>
-            <w:color w:val="0000EE"/>
-            <w:u w:val="single"/>
-          </w:rPr>
-          <w:t>Nm 21.21–35</w:t>
-        </w:r>
-      </w:hyperlink>
+      <w:r>
+        <w:rPr>
+          <w:lang w:val="pt_PT" w:bidi="pt_PT"/>
+        </w:rPr>
+        <w:t>Nm 21.21–35</w:t>
+      </w:r>
       <w:r>
         <w:rPr>
           <w:lang w:val="pt_PT" w:bidi="pt_PT"/>
         </w:rPr>
         <w:t xml:space="preserve">; </w:t>
       </w:r>
-      <w:hyperlink r:id="rId149">
-        <w:r>
-          <w:rPr>
-            <w:lang w:val="pt_PT" w:bidi="pt_PT"/>
-          </w:rPr>
-          <w:rPr>
-            <w:color w:val="0000EE"/>
-            <w:u w:val="single"/>
-          </w:rPr>
-          <w:t>32.1–42</w:t>
-        </w:r>
-      </w:hyperlink>
+      <w:r>
+        <w:rPr>
+          <w:lang w:val="pt_PT" w:bidi="pt_PT"/>
+        </w:rPr>
+        <w:t>32.1–42</w:t>
+      </w:r>
       <w:r>
         <w:rPr>
           <w:lang w:val="pt_PT" w:bidi="pt_PT"/>
         </w:rPr>
         <w:t>). Em troca, eles ajudaram o restante de Israel a tomar posse de sua herança a oeste do Jordão (</w:t>
       </w:r>
-      <w:hyperlink r:id="rId155">
-        <w:r>
-          <w:rPr>
-            <w:lang w:val="pt_PT" w:bidi="pt_PT"/>
-          </w:rPr>
-          <w:rPr>
-            <w:color w:val="0000EE"/>
-            <w:u w:val="single"/>
-          </w:rPr>
-          <w:t>Js 1.12–18</w:t>
-        </w:r>
-      </w:hyperlink>
+      <w:r>
+        <w:rPr>
+          <w:lang w:val="pt_PT" w:bidi="pt_PT"/>
+        </w:rPr>
+        <w:t>Js 1.12–18</w:t>
+      </w:r>
       <w:r>
         <w:rPr>
           <w:lang w:val="pt_PT" w:bidi="pt_PT"/>
         </w:rPr>
         <w:t xml:space="preserve">; </w:t>
       </w:r>
-      <w:hyperlink r:id="rId156">
-        <w:r>
-          <w:rPr>
-            <w:lang w:val="pt_PT" w:bidi="pt_PT"/>
-          </w:rPr>
-          <w:rPr>
-            <w:color w:val="0000EE"/>
-            <w:u w:val="single"/>
-          </w:rPr>
-          <w:t>4.12–13</w:t>
-        </w:r>
-      </w:hyperlink>
+      <w:r>
+        <w:rPr>
+          <w:lang w:val="pt_PT" w:bidi="pt_PT"/>
+        </w:rPr>
+        <w:t>4.12–13</w:t>
+      </w:r>
       <w:r>
         <w:rPr>
           <w:lang w:val="pt_PT" w:bidi="pt_PT"/>
@@ -12755,36 +11801,24 @@
         </w:rPr>
         <w:t xml:space="preserve">A tribo de Levi não recebeu nenhuma terra tribal própria (veja </w:t>
       </w:r>
-      <w:hyperlink r:id="rId157">
-        <w:r>
-          <w:rPr>
-            <w:lang w:val="pt_PT" w:bidi="pt_PT"/>
-          </w:rPr>
-          <w:rPr>
-            <w:color w:val="0000EE"/>
-            <w:u w:val="single"/>
-          </w:rPr>
-          <w:t>Dt 18.1–8</w:t>
-        </w:r>
-      </w:hyperlink>
+      <w:r>
+        <w:rPr>
+          <w:lang w:val="pt_PT" w:bidi="pt_PT"/>
+        </w:rPr>
+        <w:t>Dt 18.1–8</w:t>
+      </w:r>
       <w:r>
         <w:rPr>
           <w:lang w:val="pt_PT" w:bidi="pt_PT"/>
         </w:rPr>
         <w:t>). As cidades levíticas estavam localizadas nos territórios das outras tribos (</w:t>
       </w:r>
-      <w:hyperlink r:id="rId158">
-        <w:r>
-          <w:rPr>
-            <w:lang w:val="pt_PT" w:bidi="pt_PT"/>
-          </w:rPr>
-          <w:rPr>
-            <w:color w:val="0000EE"/>
-            <w:u w:val="single"/>
-          </w:rPr>
-          <w:t>Js 21</w:t>
-        </w:r>
-      </w:hyperlink>
+      <w:r>
+        <w:rPr>
+          <w:lang w:val="pt_PT" w:bidi="pt_PT"/>
+        </w:rPr>
+        <w:t>Js 21</w:t>
+      </w:r>
       <w:r>
         <w:rPr>
           <w:lang w:val="pt_PT" w:bidi="pt_PT"/>
@@ -12839,36 +11873,24 @@
         </w:rPr>
         <w:t>Como Rúben, o primogênito de Jacó com Lia (</w:t>
       </w:r>
-      <w:hyperlink r:id="rId159">
-        <w:r>
-          <w:rPr>
-            <w:lang w:val="pt_PT" w:bidi="pt_PT"/>
-          </w:rPr>
-          <w:rPr>
-            <w:color w:val="0000EE"/>
-            <w:u w:val="single"/>
-          </w:rPr>
-          <w:t>Gn 29.32</w:t>
-        </w:r>
-      </w:hyperlink>
+      <w:r>
+        <w:rPr>
+          <w:lang w:val="pt_PT" w:bidi="pt_PT"/>
+        </w:rPr>
+        <w:t>Gn 29.32</w:t>
+      </w:r>
       <w:r>
         <w:rPr>
           <w:lang w:val="pt_PT" w:bidi="pt_PT"/>
         </w:rPr>
         <w:t>), perdeu seu direito de primogenitura ao dormir com a concubina de seu pai (</w:t>
       </w:r>
-      <w:hyperlink r:id="rId160">
-        <w:r>
-          <w:rPr>
-            <w:lang w:val="pt_PT" w:bidi="pt_PT"/>
-          </w:rPr>
-          <w:rPr>
-            <w:color w:val="0000EE"/>
-            <w:u w:val="single"/>
-          </w:rPr>
-          <w:t>Gn 35.22</w:t>
-        </w:r>
-      </w:hyperlink>
+      <w:r>
+        <w:rPr>
+          <w:lang w:val="pt_PT" w:bidi="pt_PT"/>
+        </w:rPr>
+        <w:t>Gn 35.22</w:t>
+      </w:r>
       <w:r>
         <w:rPr>
           <w:lang w:val="pt_PT" w:bidi="pt_PT"/>
@@ -12923,18 +11945,12 @@
         </w:rPr>
         <w:t>Os líderes de Midiã eram aparentemente reis (</w:t>
       </w:r>
-      <w:hyperlink r:id="rId161">
-        <w:r>
-          <w:rPr>
-            <w:lang w:val="pt_PT" w:bidi="pt_PT"/>
-          </w:rPr>
-          <w:rPr>
-            <w:color w:val="0000EE"/>
-            <w:u w:val="single"/>
-          </w:rPr>
-          <w:t>Nm 31.8</w:t>
-        </w:r>
-      </w:hyperlink>
+      <w:r>
+        <w:rPr>
+          <w:lang w:val="pt_PT" w:bidi="pt_PT"/>
+        </w:rPr>
+        <w:t>Nm 31.8</w:t>
+      </w:r>
       <w:r>
         <w:rPr>
           <w:lang w:val="pt_PT" w:bidi="pt_PT"/>
@@ -12996,18 +12012,12 @@
         </w:rPr>
         <w:t>: ele elaborou um plano para levar Israel à adoração de falsos deuses (idolatria) por meio do pecado sexual (</w:t>
       </w:r>
-      <w:hyperlink r:id="rId162">
-        <w:r>
-          <w:rPr>
-            <w:lang w:val="pt_PT" w:bidi="pt_PT"/>
-          </w:rPr>
-          <w:rPr>
-            <w:color w:val="0000EE"/>
-            <w:u w:val="single"/>
-          </w:rPr>
-          <w:t>Nm 31.16</w:t>
-        </w:r>
-      </w:hyperlink>
+      <w:r>
+        <w:rPr>
+          <w:lang w:val="pt_PT" w:bidi="pt_PT"/>
+        </w:rPr>
+        <w:t>Nm 31.16</w:t>
+      </w:r>
       <w:r>
         <w:rPr>
           <w:lang w:val="pt_PT" w:bidi="pt_PT"/>
@@ -13027,18 +12037,12 @@
         </w:rPr>
         <w:t xml:space="preserve"> de amaldiçoar Israel (</w:t>
       </w:r>
-      <w:hyperlink r:id="rId163">
-        <w:r>
-          <w:rPr>
-            <w:lang w:val="pt_PT" w:bidi="pt_PT"/>
-          </w:rPr>
-          <w:rPr>
-            <w:color w:val="0000EE"/>
-            <w:u w:val="single"/>
-          </w:rPr>
-          <w:t>Nm 22–25</w:t>
-        </w:r>
-      </w:hyperlink>
+      <w:r>
+        <w:rPr>
+          <w:lang w:val="pt_PT" w:bidi="pt_PT"/>
+        </w:rPr>
+        <w:t>Nm 22–25</w:t>
+      </w:r>
       <w:r>
         <w:rPr>
           <w:lang w:val="pt_PT" w:bidi="pt_PT"/>
@@ -13141,18 +12145,12 @@
         </w:rPr>
         <w:t xml:space="preserve">Manassés era o filho mais velho de José. Jacó deu a cada um dos filhos de José uma herança completa, concedendo assim a José uma porção dupla do direito de primogenitura (veja </w:t>
       </w:r>
-      <w:hyperlink r:id="rId164">
-        <w:r>
-          <w:rPr>
-            <w:lang w:val="pt_PT" w:bidi="pt_PT"/>
-          </w:rPr>
-          <w:rPr>
-            <w:color w:val="0000EE"/>
-            <w:u w:val="single"/>
-          </w:rPr>
-          <w:t>14.4</w:t>
-        </w:r>
-      </w:hyperlink>
+      <w:r>
+        <w:rPr>
+          <w:lang w:val="pt_PT" w:bidi="pt_PT"/>
+        </w:rPr>
+        <w:t>14.4</w:t>
+      </w:r>
       <w:r>
         <w:rPr>
           <w:lang w:val="pt_PT" w:bidi="pt_PT"/>
@@ -13207,18 +12205,12 @@
         </w:rPr>
         <w:t>Jair era bisneto de Manassés (</w:t>
       </w:r>
-      <w:hyperlink r:id="rId165">
-        <w:r>
-          <w:rPr>
-            <w:lang w:val="pt_PT" w:bidi="pt_PT"/>
-          </w:rPr>
-          <w:rPr>
-            <w:color w:val="0000EE"/>
-            <w:u w:val="single"/>
-          </w:rPr>
-          <w:t>1Cr 2.21–22</w:t>
-        </w:r>
-      </w:hyperlink>
+      <w:r>
+        <w:rPr>
+          <w:lang w:val="pt_PT" w:bidi="pt_PT"/>
+        </w:rPr>
+        <w:t>1Cr 2.21–22</w:t>
+      </w:r>
       <w:r>
         <w:rPr>
           <w:lang w:val="pt_PT" w:bidi="pt_PT"/>
@@ -13321,72 +12313,48 @@
         </w:rPr>
         <w:t>A distribuição de terras para as tribos no lado oeste do Jordão descreve o que Deus pretendia que cada tribo possuísse. • O narrador enquadra esta seção com a atribuição de terra a Calebe no início (</w:t>
       </w:r>
-      <w:hyperlink r:id="rId166">
-        <w:r>
-          <w:rPr>
-            <w:lang w:val="pt_PT" w:bidi="pt_PT"/>
-          </w:rPr>
-          <w:rPr>
-            <w:color w:val="0000EE"/>
-            <w:u w:val="single"/>
-          </w:rPr>
-          <w:t>14.6–15</w:t>
-        </w:r>
-      </w:hyperlink>
+      <w:r>
+        <w:rPr>
+          <w:lang w:val="pt_PT" w:bidi="pt_PT"/>
+        </w:rPr>
+        <w:t>14.6–15</w:t>
+      </w:r>
       <w:r>
         <w:rPr>
           <w:lang w:val="pt_PT" w:bidi="pt_PT"/>
         </w:rPr>
         <w:t>) e a Josué no final (</w:t>
       </w:r>
-      <w:hyperlink r:id="rId167">
-        <w:r>
-          <w:rPr>
-            <w:lang w:val="pt_PT" w:bidi="pt_PT"/>
-          </w:rPr>
-          <w:rPr>
-            <w:color w:val="0000EE"/>
-            <w:u w:val="single"/>
-          </w:rPr>
-          <w:t>19.49–51</w:t>
-        </w:r>
-      </w:hyperlink>
+      <w:r>
+        <w:rPr>
+          <w:lang w:val="pt_PT" w:bidi="pt_PT"/>
+        </w:rPr>
+        <w:t>19.49–51</w:t>
+      </w:r>
       <w:r>
         <w:rPr>
           <w:lang w:val="pt_PT" w:bidi="pt_PT"/>
         </w:rPr>
         <w:t>). Apenas Calebe e Josué haviam demonstrado fé em Deus de que Israel poderia conquistar a terra (</w:t>
       </w:r>
-      <w:hyperlink r:id="rId168">
-        <w:r>
-          <w:rPr>
-            <w:lang w:val="pt_PT" w:bidi="pt_PT"/>
-          </w:rPr>
-          <w:rPr>
-            <w:color w:val="0000EE"/>
-            <w:u w:val="single"/>
-          </w:rPr>
-          <w:t>Nm 13.30</w:t>
-        </w:r>
-      </w:hyperlink>
+      <w:r>
+        <w:rPr>
+          <w:lang w:val="pt_PT" w:bidi="pt_PT"/>
+        </w:rPr>
+        <w:t>Nm 13.30</w:t>
+      </w:r>
       <w:r>
         <w:rPr>
           <w:lang w:val="pt_PT" w:bidi="pt_PT"/>
         </w:rPr>
         <w:t xml:space="preserve">; </w:t>
       </w:r>
-      <w:hyperlink r:id="rId169">
-        <w:r>
-          <w:rPr>
-            <w:lang w:val="pt_PT" w:bidi="pt_PT"/>
-          </w:rPr>
-          <w:rPr>
-            <w:color w:val="0000EE"/>
-            <w:u w:val="single"/>
-          </w:rPr>
-          <w:t>14.6–9</w:t>
-        </w:r>
-      </w:hyperlink>
+      <w:r>
+        <w:rPr>
+          <w:lang w:val="pt_PT" w:bidi="pt_PT"/>
+        </w:rPr>
+        <w:t>14.6–9</w:t>
+      </w:r>
       <w:r>
         <w:rPr>
           <w:lang w:val="pt_PT" w:bidi="pt_PT"/>
@@ -13513,18 +12481,12 @@
         </w:rPr>
         <w:t>). Como os levitas não receberam um território tribal separado (</w:t>
       </w:r>
-      <w:hyperlink r:id="rId170">
-        <w:r>
-          <w:rPr>
-            <w:lang w:val="pt_PT" w:bidi="pt_PT"/>
-          </w:rPr>
-          <w:rPr>
-            <w:color w:val="0000EE"/>
-            <w:u w:val="single"/>
-          </w:rPr>
-          <w:t>Js 13.14</w:t>
-        </w:r>
-      </w:hyperlink>
+      <w:r>
+        <w:rPr>
+          <w:lang w:val="pt_PT" w:bidi="pt_PT"/>
+        </w:rPr>
+        <w:t>Js 13.14</w:t>
+      </w:r>
       <w:r>
         <w:rPr>
           <w:lang w:val="pt_PT" w:bidi="pt_PT"/>
@@ -13579,36 +12541,24 @@
         </w:rPr>
         <w:t>O povo quenezeu não era originalmente israelita (</w:t>
       </w:r>
-      <w:hyperlink r:id="rId171">
-        <w:r>
-          <w:rPr>
-            <w:lang w:val="pt_PT" w:bidi="pt_PT"/>
-          </w:rPr>
-          <w:rPr>
-            <w:color w:val="0000EE"/>
-            <w:u w:val="single"/>
-          </w:rPr>
-          <w:t>Gn 15.19</w:t>
-        </w:r>
-      </w:hyperlink>
+      <w:r>
+        <w:rPr>
+          <w:lang w:val="pt_PT" w:bidi="pt_PT"/>
+        </w:rPr>
+        <w:t>Gn 15.19</w:t>
+      </w:r>
       <w:r>
         <w:rPr>
           <w:lang w:val="pt_PT" w:bidi="pt_PT"/>
         </w:rPr>
         <w:t>); é desconhecido como eles se uniram a Judá. • A respeito de você e de mim: apenas Calebe e Josué foram fiéis a Deus na primeira oportunidade de entrar na terra, então Deus lhes prometeu que a possuiriam (</w:t>
       </w:r>
-      <w:hyperlink r:id="rId172">
-        <w:r>
-          <w:rPr>
-            <w:lang w:val="pt_PT" w:bidi="pt_PT"/>
-          </w:rPr>
-          <w:rPr>
-            <w:color w:val="0000EE"/>
-            <w:u w:val="single"/>
-          </w:rPr>
-          <w:t>Nm 14.24</w:t>
-        </w:r>
-      </w:hyperlink>
+      <w:r>
+        <w:rPr>
+          <w:lang w:val="pt_PT" w:bidi="pt_PT"/>
+        </w:rPr>
+        <w:t>Nm 14.24</w:t>
+      </w:r>
       <w:r>
         <w:rPr>
           <w:lang w:val="pt_PT" w:bidi="pt_PT"/>
@@ -13663,18 +12613,12 @@
         </w:rPr>
         <w:t xml:space="preserve">Moisés... prometido: veja </w:t>
       </w:r>
-      <w:hyperlink r:id="rId172">
-        <w:r>
-          <w:rPr>
-            <w:lang w:val="pt_PT" w:bidi="pt_PT"/>
-          </w:rPr>
-          <w:rPr>
-            <w:color w:val="0000EE"/>
-            <w:u w:val="single"/>
-          </w:rPr>
-          <w:t>Nm 14.24</w:t>
-        </w:r>
-      </w:hyperlink>
+      <w:r>
+        <w:rPr>
+          <w:lang w:val="pt_PT" w:bidi="pt_PT"/>
+        </w:rPr>
+        <w:t>Nm 14.24</w:t>
+      </w:r>
       <w:r>
         <w:rPr>
           <w:lang w:val="pt_PT" w:bidi="pt_PT"/>
@@ -13777,18 +12721,12 @@
         </w:rPr>
         <w:t>Israel havia ficado fora de Canaã quarenta e cinco anos antes porque temiam os descendentes de Anaque, um povo alto e forte que vivia na região montanhosa de Judá (</w:t>
       </w:r>
-      <w:hyperlink r:id="rId173">
-        <w:r>
-          <w:rPr>
-            <w:lang w:val="pt_PT" w:bidi="pt_PT"/>
-          </w:rPr>
-          <w:rPr>
-            <w:color w:val="0000EE"/>
-            <w:u w:val="single"/>
-          </w:rPr>
-          <w:t>Nm 13.32–33</w:t>
-        </w:r>
-      </w:hyperlink>
+      <w:r>
+        <w:rPr>
+          <w:lang w:val="pt_PT" w:bidi="pt_PT"/>
+        </w:rPr>
+        <w:t>Nm 13.32–33</w:t>
+      </w:r>
       <w:r>
         <w:rPr>
           <w:lang w:val="pt_PT" w:bidi="pt_PT"/>
@@ -13903,72 +12841,48 @@
         </w:rPr>
         <w:t>A distribuição tribal de Judá é descrita em maior detalhe do que a das outras tribos. As falhas dos irmãos mais velhos de Judá (</w:t>
       </w:r>
-      <w:hyperlink r:id="rId174">
-        <w:r>
-          <w:rPr>
-            <w:lang w:val="pt_PT" w:bidi="pt_PT"/>
-          </w:rPr>
-          <w:rPr>
-            <w:color w:val="0000EE"/>
-            <w:u w:val="single"/>
-          </w:rPr>
-          <w:t>Gn 34.25–31</w:t>
-        </w:r>
-      </w:hyperlink>
+      <w:r>
+        <w:rPr>
+          <w:lang w:val="pt_PT" w:bidi="pt_PT"/>
+        </w:rPr>
+        <w:t>Gn 34.25–31</w:t>
+      </w:r>
       <w:r>
         <w:rPr>
           <w:lang w:val="pt_PT" w:bidi="pt_PT"/>
         </w:rPr>
         <w:t xml:space="preserve">; </w:t>
       </w:r>
-      <w:hyperlink r:id="rId160">
-        <w:r>
-          <w:rPr>
-            <w:lang w:val="pt_PT" w:bidi="pt_PT"/>
-          </w:rPr>
-          <w:rPr>
-            <w:color w:val="0000EE"/>
-            <w:u w:val="single"/>
-          </w:rPr>
-          <w:t>35.22</w:t>
-        </w:r>
-      </w:hyperlink>
+      <w:r>
+        <w:rPr>
+          <w:lang w:val="pt_PT" w:bidi="pt_PT"/>
+        </w:rPr>
+        <w:t>35.22</w:t>
+      </w:r>
       <w:r>
         <w:rPr>
           <w:lang w:val="pt_PT" w:bidi="pt_PT"/>
         </w:rPr>
         <w:t>) colocaram-no na posição de receber o manto da liderança. Assim, a tribo de Judá recebeu uma posição geográfica central entre as tribos, garantindo sua liderança na nação (</w:t>
       </w:r>
-      <w:hyperlink r:id="rId175">
-        <w:r>
-          <w:rPr>
-            <w:lang w:val="pt_PT" w:bidi="pt_PT"/>
-          </w:rPr>
-          <w:rPr>
-            <w:color w:val="0000EE"/>
-            <w:u w:val="single"/>
-          </w:rPr>
-          <w:t>Gn 49.8–12</w:t>
-        </w:r>
-      </w:hyperlink>
+      <w:r>
+        <w:rPr>
+          <w:lang w:val="pt_PT" w:bidi="pt_PT"/>
+        </w:rPr>
+        <w:t>Gn 49.8–12</w:t>
+      </w:r>
       <w:r>
         <w:rPr>
           <w:lang w:val="pt_PT" w:bidi="pt_PT"/>
         </w:rPr>
         <w:t xml:space="preserve">; </w:t>
       </w:r>
-      <w:hyperlink r:id="rId176">
-        <w:r>
-          <w:rPr>
-            <w:lang w:val="pt_PT" w:bidi="pt_PT"/>
-          </w:rPr>
-          <w:rPr>
-            <w:color w:val="0000EE"/>
-            <w:u w:val="single"/>
-          </w:rPr>
-          <w:t>Dt 33.7</w:t>
-        </w:r>
-      </w:hyperlink>
+      <w:r>
+        <w:rPr>
+          <w:lang w:val="pt_PT" w:bidi="pt_PT"/>
+        </w:rPr>
+        <w:t>Dt 33.7</w:t>
+      </w:r>
       <w:r>
         <w:rPr>
           <w:lang w:val="pt_PT" w:bidi="pt_PT"/>
@@ -14119,36 +13033,24 @@
         </w:rPr>
         <w:t xml:space="preserve">Esta Debir não era a mesma cidade que Debir/Quiriate-Sefer de </w:t>
       </w:r>
-      <w:hyperlink r:id="rId177">
-        <w:r>
-          <w:rPr>
-            <w:lang w:val="pt_PT" w:bidi="pt_PT"/>
-          </w:rPr>
-          <w:rPr>
-            <w:color w:val="0000EE"/>
-            <w:u w:val="single"/>
-          </w:rPr>
-          <w:t>15.15</w:t>
-        </w:r>
-      </w:hyperlink>
+      <w:r>
+        <w:rPr>
+          <w:lang w:val="pt_PT" w:bidi="pt_PT"/>
+        </w:rPr>
+        <w:t>15.15</w:t>
+      </w:r>
       <w:r>
         <w:rPr>
           <w:lang w:val="pt_PT" w:bidi="pt_PT"/>
         </w:rPr>
         <w:t>. • Esta Gilgal não era a mesma Gilgal onde os israelitas anteriormente estabeleceram seu acampamento (</w:t>
       </w:r>
-      <w:hyperlink r:id="rId178">
-        <w:r>
-          <w:rPr>
-            <w:lang w:val="pt_PT" w:bidi="pt_PT"/>
-          </w:rPr>
-          <w:rPr>
-            <w:color w:val="0000EE"/>
-            <w:u w:val="single"/>
-          </w:rPr>
-          <w:t>4.19</w:t>
-        </w:r>
-      </w:hyperlink>
+      <w:r>
+        <w:rPr>
+          <w:lang w:val="pt_PT" w:bidi="pt_PT"/>
+        </w:rPr>
+        <w:t>4.19</w:t>
+      </w:r>
       <w:r>
         <w:rPr>
           <w:lang w:val="pt_PT" w:bidi="pt_PT"/>
@@ -14359,36 +13261,24 @@
         </w:rPr>
         <w:t xml:space="preserve">Cp. </w:t>
       </w:r>
-      <w:hyperlink r:id="rId179">
-        <w:r>
-          <w:rPr>
-            <w:lang w:val="pt_PT" w:bidi="pt_PT"/>
-          </w:rPr>
-          <w:rPr>
-            <w:color w:val="0000EE"/>
-            <w:u w:val="single"/>
-          </w:rPr>
-          <w:t>1Sm 17.25</w:t>
-        </w:r>
-      </w:hyperlink>
+      <w:r>
+        <w:rPr>
+          <w:lang w:val="pt_PT" w:bidi="pt_PT"/>
+        </w:rPr>
+        <w:t>1Sm 17.25</w:t>
+      </w:r>
       <w:r>
         <w:rPr>
           <w:lang w:val="pt_PT" w:bidi="pt_PT"/>
         </w:rPr>
         <w:t xml:space="preserve">; </w:t>
       </w:r>
-      <w:hyperlink r:id="rId180">
-        <w:r>
-          <w:rPr>
-            <w:lang w:val="pt_PT" w:bidi="pt_PT"/>
-          </w:rPr>
-          <w:rPr>
-            <w:color w:val="0000EE"/>
-            <w:u w:val="single"/>
-          </w:rPr>
-          <w:t>18.27</w:t>
-        </w:r>
-      </w:hyperlink>
+      <w:r>
+        <w:rPr>
+          <w:lang w:val="pt_PT" w:bidi="pt_PT"/>
+        </w:rPr>
+        <w:t>18.27</w:t>
+      </w:r>
       <w:r>
         <w:rPr>
           <w:lang w:val="pt_PT" w:bidi="pt_PT"/>
@@ -14443,18 +13333,12 @@
         </w:rPr>
         <w:t>Otniel, sobrinho de Calebe, tornou-se o primeiro juiz de Israel (</w:t>
       </w:r>
-      <w:hyperlink r:id="rId181">
-        <w:r>
-          <w:rPr>
-            <w:lang w:val="pt_PT" w:bidi="pt_PT"/>
-          </w:rPr>
-          <w:rPr>
-            <w:color w:val="0000EE"/>
-            <w:u w:val="single"/>
-          </w:rPr>
-          <w:t>Jz 3.9–11</w:t>
-        </w:r>
-      </w:hyperlink>
+      <w:r>
+        <w:rPr>
+          <w:lang w:val="pt_PT" w:bidi="pt_PT"/>
+        </w:rPr>
+        <w:t>Jz 3.9–11</w:t>
+      </w:r>
       <w:r>
         <w:rPr>
           <w:lang w:val="pt_PT" w:bidi="pt_PT"/>
@@ -14774,18 +13658,12 @@
         </w:rPr>
         <w:t>A região montanhosa estava nas terras altas centrais de Judá, de Jerusalém, no norte, até um pouco além de Debir (</w:t>
       </w:r>
-      <w:hyperlink r:id="rId177">
-        <w:r>
-          <w:rPr>
-            <w:lang w:val="pt_PT" w:bidi="pt_PT"/>
-          </w:rPr>
-          <w:rPr>
-            <w:color w:val="0000EE"/>
-            <w:u w:val="single"/>
-          </w:rPr>
-          <w:t>15.15</w:t>
-        </w:r>
-      </w:hyperlink>
+      <w:r>
+        <w:rPr>
+          <w:lang w:val="pt_PT" w:bidi="pt_PT"/>
+        </w:rPr>
+        <w:t>15.15</w:t>
+      </w:r>
       <w:r>
         <w:rPr>
           <w:lang w:val="pt_PT" w:bidi="pt_PT"/>
@@ -14840,18 +13718,12 @@
         </w:rPr>
         <w:t>Esta Jezreel em Judá não era a Jezreel do norte. Esta cidade era a cidade natal de Ainoã, esposa de Davi e mãe de seu filho mais velho, Amnom (</w:t>
       </w:r>
-      <w:hyperlink r:id="rId182">
-        <w:r>
-          <w:rPr>
-            <w:lang w:val="pt_PT" w:bidi="pt_PT"/>
-          </w:rPr>
-          <w:rPr>
-            <w:color w:val="0000EE"/>
-            <w:u w:val="single"/>
-          </w:rPr>
-          <w:t>2Sm 3.2</w:t>
-        </w:r>
-      </w:hyperlink>
+      <w:r>
+        <w:rPr>
+          <w:lang w:val="pt_PT" w:bidi="pt_PT"/>
+        </w:rPr>
+        <w:t>2Sm 3.2</w:t>
+      </w:r>
       <w:r>
         <w:rPr>
           <w:lang w:val="pt_PT" w:bidi="pt_PT"/>
@@ -15002,36 +13874,24 @@
         </w:rPr>
         <w:t>Embora Jerusalém tenha sido atribuída à tribo de Benjamim (</w:t>
       </w:r>
-      <w:hyperlink r:id="rId183">
-        <w:r>
-          <w:rPr>
-            <w:lang w:val="pt_PT" w:bidi="pt_PT"/>
-          </w:rPr>
-          <w:rPr>
-            <w:color w:val="0000EE"/>
-            <w:u w:val="single"/>
-          </w:rPr>
-          <w:t>18.28</w:t>
-        </w:r>
-      </w:hyperlink>
+      <w:r>
+        <w:rPr>
+          <w:lang w:val="pt_PT" w:bidi="pt_PT"/>
+        </w:rPr>
+        <w:t>18.28</w:t>
+      </w:r>
       <w:r>
         <w:rPr>
           <w:lang w:val="pt_PT" w:bidi="pt_PT"/>
         </w:rPr>
         <w:t>), ela não foi conquistada nos dias de Josué. • Até hoje: a presença contínua dos jebuseus mais tarde causou problemas a Judá (</w:t>
       </w:r>
-      <w:hyperlink r:id="rId184">
-        <w:r>
-          <w:rPr>
-            <w:lang w:val="pt_PT" w:bidi="pt_PT"/>
-          </w:rPr>
-          <w:rPr>
-            <w:color w:val="0000EE"/>
-            <w:u w:val="single"/>
-          </w:rPr>
-          <w:t>Jz 1.21</w:t>
-        </w:r>
-      </w:hyperlink>
+      <w:r>
+        <w:rPr>
+          <w:lang w:val="pt_PT" w:bidi="pt_PT"/>
+        </w:rPr>
+        <w:t>Jz 1.21</w:t>
+      </w:r>
       <w:r>
         <w:rPr>
           <w:lang w:val="pt_PT" w:bidi="pt_PT"/>
@@ -15086,18 +13946,12 @@
         </w:rPr>
         <w:t>Jericó foi atribuída à tribo de Benjamim (</w:t>
       </w:r>
-      <w:hyperlink r:id="rId185">
-        <w:r>
-          <w:rPr>
-            <w:lang w:val="pt_PT" w:bidi="pt_PT"/>
-          </w:rPr>
-          <w:rPr>
-            <w:color w:val="0000EE"/>
-            <w:u w:val="single"/>
-          </w:rPr>
-          <w:t>18.21</w:t>
-        </w:r>
-      </w:hyperlink>
+      <w:r>
+        <w:rPr>
+          <w:lang w:val="pt_PT" w:bidi="pt_PT"/>
+        </w:rPr>
+        <w:t>18.21</w:t>
+      </w:r>
       <w:r>
         <w:rPr>
           <w:lang w:val="pt_PT" w:bidi="pt_PT"/>
@@ -15152,36 +14006,24 @@
         </w:rPr>
         <w:t>José teve dois filhos, Manassés e Efraim (</w:t>
       </w:r>
-      <w:hyperlink r:id="rId186">
-        <w:r>
-          <w:rPr>
-            <w:lang w:val="pt_PT" w:bidi="pt_PT"/>
-          </w:rPr>
-          <w:rPr>
-            <w:color w:val="0000EE"/>
-            <w:u w:val="single"/>
-          </w:rPr>
-          <w:t>Gn 41.50–52</w:t>
-        </w:r>
-      </w:hyperlink>
+      <w:r>
+        <w:rPr>
+          <w:lang w:val="pt_PT" w:bidi="pt_PT"/>
+        </w:rPr>
+        <w:t>Gn 41.50–52</w:t>
+      </w:r>
       <w:r>
         <w:rPr>
           <w:lang w:val="pt_PT" w:bidi="pt_PT"/>
         </w:rPr>
         <w:t>). Metade dos descendentes de Manassés havia recebido sua herança a leste do Rio Jordão. A tribo de Efraim e o restante da tribo de Manassés agora receberam suas porções. Isso elevou o número total de porções para doze e cumpriu a bênção que Jacó havia pronunciado sobre José (</w:t>
       </w:r>
-      <w:hyperlink r:id="rId187">
-        <w:r>
-          <w:rPr>
-            <w:lang w:val="pt_PT" w:bidi="pt_PT"/>
-          </w:rPr>
-          <w:rPr>
-            <w:color w:val="0000EE"/>
-            <w:u w:val="single"/>
-          </w:rPr>
-          <w:t>Gn 49.22–26</w:t>
-        </w:r>
-      </w:hyperlink>
+      <w:r>
+        <w:rPr>
+          <w:lang w:val="pt_PT" w:bidi="pt_PT"/>
+        </w:rPr>
+        <w:t>Gn 49.22–26</w:t>
+      </w:r>
       <w:r>
         <w:rPr>
           <w:lang w:val="pt_PT" w:bidi="pt_PT"/>
@@ -15236,54 +14078,36 @@
         </w:rPr>
         <w:t xml:space="preserve">A fronteira de Efraim seguia a subida de Bete-Horom de Baixo até Bete-Horom de Cima (veja </w:t>
       </w:r>
-      <w:hyperlink r:id="rId188">
-        <w:r>
-          <w:rPr>
-            <w:lang w:val="pt_PT" w:bidi="pt_PT"/>
-          </w:rPr>
-          <w:rPr>
-            <w:color w:val="0000EE"/>
-            <w:u w:val="single"/>
-          </w:rPr>
-          <w:t>16.5</w:t>
-        </w:r>
-      </w:hyperlink>
+      <w:r>
+        <w:rPr>
+          <w:lang w:val="pt_PT" w:bidi="pt_PT"/>
+        </w:rPr>
+        <w:t>16.5</w:t>
+      </w:r>
       <w:r>
         <w:rPr>
           <w:lang w:val="pt_PT" w:bidi="pt_PT"/>
         </w:rPr>
         <w:t xml:space="preserve">), dando a esta tribo o controle de uma das duas principais estradas para Jerusalém a partir do oeste. • Gezer, uma grande e importante cidade cananeia na junção da planície costeira e da região montanhosa, aparentemente não passou para a posse de Israel até o tempo de Salomão (veja </w:t>
       </w:r>
-      <w:hyperlink r:id="rId189">
-        <w:r>
-          <w:rPr>
-            <w:lang w:val="pt_PT" w:bidi="pt_PT"/>
-          </w:rPr>
-          <w:rPr>
-            <w:color w:val="0000EE"/>
-            <w:u w:val="single"/>
-          </w:rPr>
-          <w:t>Jz 1.29</w:t>
-        </w:r>
-      </w:hyperlink>
+      <w:r>
+        <w:rPr>
+          <w:lang w:val="pt_PT" w:bidi="pt_PT"/>
+        </w:rPr>
+        <w:t>Jz 1.29</w:t>
+      </w:r>
       <w:r>
         <w:rPr>
           <w:lang w:val="pt_PT" w:bidi="pt_PT"/>
         </w:rPr>
         <w:t xml:space="preserve">; </w:t>
       </w:r>
-      <w:hyperlink r:id="rId190">
-        <w:r>
-          <w:rPr>
-            <w:lang w:val="pt_PT" w:bidi="pt_PT"/>
-          </w:rPr>
-          <w:rPr>
-            <w:color w:val="0000EE"/>
-            <w:u w:val="single"/>
-          </w:rPr>
-          <w:t>1Rs 9.16</w:t>
-        </w:r>
-      </w:hyperlink>
+      <w:r>
+        <w:rPr>
+          <w:lang w:val="pt_PT" w:bidi="pt_PT"/>
+        </w:rPr>
+        <w:t>1Rs 9.16</w:t>
+      </w:r>
       <w:r>
         <w:rPr>
           <w:lang w:val="pt_PT" w:bidi="pt_PT"/>
@@ -15386,18 +14210,12 @@
         </w:rPr>
         <w:t xml:space="preserve">Veja </w:t>
       </w:r>
-      <w:hyperlink r:id="rId191">
-        <w:r>
-          <w:rPr>
-            <w:lang w:val="pt_PT" w:bidi="pt_PT"/>
-          </w:rPr>
-          <w:rPr>
-            <w:color w:val="0000EE"/>
-            <w:u w:val="single"/>
-          </w:rPr>
-          <w:t>13.29–33</w:t>
-        </w:r>
-      </w:hyperlink>
+      <w:r>
+        <w:rPr>
+          <w:lang w:val="pt_PT" w:bidi="pt_PT"/>
+        </w:rPr>
+        <w:t>13.29–33</w:t>
+      </w:r>
       <w:r>
         <w:rPr>
           <w:lang w:val="pt_PT" w:bidi="pt_PT"/>
@@ -15464,18 +14282,12 @@
         </w:rPr>
         <w:t xml:space="preserve">Na antiga Israel, a herança geralmente passava de um pai para seus filhos. Sem filhos, o nome de um homem poderia cair no esquecimento. No entanto, as filhas de Zelofeade solicitaram a Moisés, Moisés consultou a Deus, e Deus decidiu que elas deveriam herdar a porção de seu pai (veja </w:t>
       </w:r>
-      <w:hyperlink r:id="rId192">
-        <w:r>
-          <w:rPr>
-            <w:lang w:val="pt_PT" w:bidi="pt_PT"/>
-          </w:rPr>
-          <w:rPr>
-            <w:color w:val="0000EE"/>
-            <w:u w:val="single"/>
-          </w:rPr>
-          <w:t>Nm 27.1–11</w:t>
-        </w:r>
-      </w:hyperlink>
+      <w:r>
+        <w:rPr>
+          <w:lang w:val="pt_PT" w:bidi="pt_PT"/>
+        </w:rPr>
+        <w:t>Nm 27.1–11</w:t>
+      </w:r>
       <w:r>
         <w:rPr>
           <w:lang w:val="pt_PT" w:bidi="pt_PT"/>
@@ -15626,18 +14438,12 @@
         </w:rPr>
         <w:t xml:space="preserve">Esta descrição geral da fronteira sul de Manassés com a terra dada à tribo de Efraim fornece mais detalhes do que a descrição da fronteira norte de Efraim em </w:t>
       </w:r>
-      <w:hyperlink r:id="rId193">
-        <w:r>
-          <w:rPr>
-            <w:lang w:val="pt_PT" w:bidi="pt_PT"/>
-          </w:rPr>
-          <w:rPr>
-            <w:color w:val="0000EE"/>
-            <w:u w:val="single"/>
-          </w:rPr>
-          <w:t>16.8</w:t>
-        </w:r>
-      </w:hyperlink>
+      <w:r>
+        <w:rPr>
+          <w:lang w:val="pt_PT" w:bidi="pt_PT"/>
+        </w:rPr>
+        <w:t>16.8</w:t>
+      </w:r>
       <w:r>
         <w:rPr>
           <w:lang w:val="pt_PT" w:bidi="pt_PT"/>
@@ -15788,18 +14594,12 @@
         </w:rPr>
         <w:t xml:space="preserve">A porção de José é descrita em </w:t>
       </w:r>
-      <w:hyperlink r:id="rId194">
-        <w:r>
-          <w:rPr>
-            <w:lang w:val="pt_PT" w:bidi="pt_PT"/>
-          </w:rPr>
-          <w:rPr>
-            <w:color w:val="0000EE"/>
-            <w:u w:val="single"/>
-          </w:rPr>
-          <w:t>16.1–4</w:t>
-        </w:r>
-      </w:hyperlink>
+      <w:r>
+        <w:rPr>
+          <w:lang w:val="pt_PT" w:bidi="pt_PT"/>
+        </w:rPr>
+        <w:t>16.1–4</w:t>
+      </w:r>
       <w:r>
         <w:rPr>
           <w:lang w:val="pt_PT" w:bidi="pt_PT"/>
@@ -15866,54 +14666,36 @@
         </w:rPr>
         <w:t xml:space="preserve">; veja também </w:t>
       </w:r>
-      <w:hyperlink r:id="rId195">
-        <w:r>
-          <w:rPr>
-            <w:lang w:val="pt_PT" w:bidi="pt_PT"/>
-          </w:rPr>
-          <w:rPr>
-            <w:color w:val="0000EE"/>
-            <w:u w:val="single"/>
-          </w:rPr>
-          <w:t>Dt 2.10–11</w:t>
-        </w:r>
-      </w:hyperlink>
+      <w:r>
+        <w:rPr>
+          <w:lang w:val="pt_PT" w:bidi="pt_PT"/>
+        </w:rPr>
+        <w:t>Dt 2.10–11</w:t>
+      </w:r>
       <w:r>
         <w:rPr>
           <w:lang w:val="pt_PT" w:bidi="pt_PT"/>
         </w:rPr>
         <w:t>,</w:t>
       </w:r>
-      <w:hyperlink r:id="rId196">
-        <w:r>
-          <w:rPr>
-            <w:lang w:val="pt_PT" w:bidi="pt_PT"/>
-          </w:rPr>
-          <w:rPr>
-            <w:color w:val="0000EE"/>
-            <w:u w:val="single"/>
-          </w:rPr>
-          <w:t>20–21</w:t>
-        </w:r>
-      </w:hyperlink>
+      <w:r>
+        <w:rPr>
+          <w:lang w:val="pt_PT" w:bidi="pt_PT"/>
+        </w:rPr>
+        <w:t>20–21</w:t>
+      </w:r>
       <w:r>
         <w:rPr>
           <w:lang w:val="pt_PT" w:bidi="pt_PT"/>
         </w:rPr>
         <w:t xml:space="preserve">; </w:t>
       </w:r>
-      <w:hyperlink r:id="rId148">
-        <w:r>
-          <w:rPr>
-            <w:lang w:val="pt_PT" w:bidi="pt_PT"/>
-          </w:rPr>
-          <w:rPr>
-            <w:color w:val="0000EE"/>
-            <w:u w:val="single"/>
-          </w:rPr>
-          <w:t>3.11</w:t>
-        </w:r>
-      </w:hyperlink>
+      <w:r>
+        <w:rPr>
+          <w:lang w:val="pt_PT" w:bidi="pt_PT"/>
+        </w:rPr>
+        <w:t>3.11</w:t>
+      </w:r>
       <w:r>
         <w:rPr>
           <w:lang w:val="pt_PT" w:bidi="pt_PT"/>
@@ -15980,18 +14762,12 @@
         </w:rPr>
         <w:t xml:space="preserve">). • O vale de Jezreel, uma interrupção geológica da região montanhosa, separava a Baixa Galileia ao norte da região montanhosa de Manassés ao sul. Os cananeus que viviam dentro e ao redor dele e do vale de Bete-Seã restringiram a expansão de Manassés e aparentemente a de Efraim também. A maioria das cidades mencionadas em </w:t>
       </w:r>
-      <w:hyperlink r:id="rId197">
-        <w:r>
-          <w:rPr>
-            <w:lang w:val="pt_PT" w:bidi="pt_PT"/>
-          </w:rPr>
-          <w:rPr>
-            <w:color w:val="0000EE"/>
-            <w:u w:val="single"/>
-          </w:rPr>
-          <w:t>17.11</w:t>
-        </w:r>
-      </w:hyperlink>
+      <w:r>
+        <w:rPr>
+          <w:lang w:val="pt_PT" w:bidi="pt_PT"/>
+        </w:rPr>
+        <w:t>17.11</w:t>
+      </w:r>
       <w:r>
         <w:rPr>
           <w:lang w:val="pt_PT" w:bidi="pt_PT"/>
@@ -16046,18 +14822,12 @@
         </w:rPr>
         <w:t>Ao invés de repreender o povo por causa de seu medo, Josué repetiu suas instruções para que desmatassem a região montanhosa a fim de se estabelecerem ali. Sua promessa de que as tribos de Efraim e Manassés acabariam por expulsar os cananeus lhes dava uma esperança pela qual poderiam fortalecer sua fé e vencer seu medo.• A grande parte da região montanhosa era coberta por florestas, e o assentamento cananeu era esparso ali. Se Efraim e Manassés se contentassem com terras já desmatadas, teriam pouco espaço para assentamento. Com a introdução da tecnologia de ferro por volta dessa época, incluindo cabeças de machado de ferro, o povo dessas tribos poderia desmatar as florestas virgens e abrir novas terras para assentamento. Josué pode ter dado o exemplo sendo o primeiro a desmatar sua própria propriedade em Timnate-Sera (</w:t>
       </w:r>
-      <w:hyperlink r:id="rId198">
-        <w:r>
-          <w:rPr>
-            <w:lang w:val="pt_PT" w:bidi="pt_PT"/>
-          </w:rPr>
-          <w:rPr>
-            <w:color w:val="0000EE"/>
-            <w:u w:val="single"/>
-          </w:rPr>
-          <w:t>19.50</w:t>
-        </w:r>
-      </w:hyperlink>
+      <w:r>
+        <w:rPr>
+          <w:lang w:val="pt_PT" w:bidi="pt_PT"/>
+        </w:rPr>
+        <w:t>19.50</w:t>
+      </w:r>
       <w:r>
         <w:rPr>
           <w:lang w:val="pt_PT" w:bidi="pt_PT"/>
@@ -16112,36 +14882,24 @@
         </w:rPr>
         <w:t>Israel estava acampado em Gilgal no vale do Jordão (</w:t>
       </w:r>
-      <w:hyperlink r:id="rId199">
-        <w:r>
-          <w:rPr>
-            <w:lang w:val="pt_PT" w:bidi="pt_PT"/>
-          </w:rPr>
-          <w:rPr>
-            <w:color w:val="0000EE"/>
-            <w:u w:val="single"/>
-          </w:rPr>
-          <w:t>14.6</w:t>
-        </w:r>
-      </w:hyperlink>
+      <w:r>
+        <w:rPr>
+          <w:lang w:val="pt_PT" w:bidi="pt_PT"/>
+        </w:rPr>
+        <w:t>14.6</w:t>
+      </w:r>
       <w:r>
         <w:rPr>
           <w:lang w:val="pt_PT" w:bidi="pt_PT"/>
         </w:rPr>
         <w:t>). Siló ficava cerca de trinta e dois quilômetros ao norte de Jerusalém, na região montanhosa de Efraim. Ao estabelecer o Tabernáculo ali, Josué fez de Siló o centro religioso e político de Israel. O Tabernáculo permaneceu em Siló até que os filisteus capturaram a Arca (</w:t>
       </w:r>
-      <w:hyperlink r:id="rId200">
-        <w:r>
-          <w:rPr>
-            <w:lang w:val="pt_PT" w:bidi="pt_PT"/>
-          </w:rPr>
-          <w:rPr>
-            <w:color w:val="0000EE"/>
-            <w:u w:val="single"/>
-          </w:rPr>
-          <w:t>1Sm 4.10–11</w:t>
-        </w:r>
-      </w:hyperlink>
+      <w:r>
+        <w:rPr>
+          <w:lang w:val="pt_PT" w:bidi="pt_PT"/>
+        </w:rPr>
+        <w:t>1Sm 4.10–11</w:t>
+      </w:r>
       <w:r>
         <w:rPr>
           <w:lang w:val="pt_PT" w:bidi="pt_PT"/>
@@ -16352,36 +15110,24 @@
         </w:rPr>
         <w:t xml:space="preserve">Os levitas: veja o cap. </w:t>
       </w:r>
-      <w:hyperlink r:id="rId158">
-        <w:r>
-          <w:rPr>
-            <w:lang w:val="pt_PT" w:bidi="pt_PT"/>
-          </w:rPr>
-          <w:rPr>
-            <w:color w:val="0000EE"/>
-            <w:u w:val="single"/>
-          </w:rPr>
-          <w:t>21</w:t>
-        </w:r>
-      </w:hyperlink>
+      <w:r>
+        <w:rPr>
+          <w:lang w:val="pt_PT" w:bidi="pt_PT"/>
+        </w:rPr>
+        <w:t>21</w:t>
+      </w:r>
       <w:r>
         <w:rPr>
           <w:lang w:val="pt_PT" w:bidi="pt_PT"/>
         </w:rPr>
         <w:t xml:space="preserve">. • Gade... Manassés: veja </w:t>
       </w:r>
-      <w:hyperlink r:id="rId201">
-        <w:r>
-          <w:rPr>
-            <w:lang w:val="pt_PT" w:bidi="pt_PT"/>
-          </w:rPr>
-          <w:rPr>
-            <w:color w:val="0000EE"/>
-            <w:u w:val="single"/>
-          </w:rPr>
-          <w:t>13.15–33</w:t>
-        </w:r>
-      </w:hyperlink>
+      <w:r>
+        <w:rPr>
+          <w:lang w:val="pt_PT" w:bidi="pt_PT"/>
+        </w:rPr>
+        <w:t>13.15–33</w:t>
+      </w:r>
       <w:r>
         <w:rPr>
           <w:lang w:val="pt_PT" w:bidi="pt_PT"/>
@@ -16436,36 +15182,24 @@
         </w:rPr>
         <w:t>Os cananeus da região montanhosa agora temiam Israel e permitiram que vinte e um homens (</w:t>
       </w:r>
-      <w:hyperlink r:id="rId202">
-        <w:r>
-          <w:rPr>
-            <w:lang w:val="pt_PT" w:bidi="pt_PT"/>
-          </w:rPr>
-          <w:rPr>
-            <w:color w:val="0000EE"/>
-            <w:u w:val="single"/>
-          </w:rPr>
-          <w:t>18.4</w:t>
-        </w:r>
-      </w:hyperlink>
+      <w:r>
+        <w:rPr>
+          <w:lang w:val="pt_PT" w:bidi="pt_PT"/>
+        </w:rPr>
+        <w:t>18.4</w:t>
+      </w:r>
       <w:r>
         <w:rPr>
           <w:lang w:val="pt_PT" w:bidi="pt_PT"/>
         </w:rPr>
         <w:t xml:space="preserve">) atravessassem esses territórios e retornassem ilesos. • O registro escrito provavelmente era um pergaminho, que pode ter servido como fonte original para as descrições das divisões tribais nos caps. </w:t>
       </w:r>
-      <w:hyperlink r:id="rId203">
-        <w:r>
-          <w:rPr>
-            <w:lang w:val="pt_PT" w:bidi="pt_PT"/>
-          </w:rPr>
-          <w:rPr>
-            <w:color w:val="0000EE"/>
-            <w:u w:val="single"/>
-          </w:rPr>
-          <w:t>18–19</w:t>
-        </w:r>
-      </w:hyperlink>
+      <w:r>
+        <w:rPr>
+          <w:lang w:val="pt_PT" w:bidi="pt_PT"/>
+        </w:rPr>
+        <w:t>18–19</w:t>
+      </w:r>
       <w:r>
         <w:rPr>
           <w:lang w:val="pt_PT" w:bidi="pt_PT"/>
@@ -16640,18 +15374,12 @@
         </w:rPr>
         <w:t xml:space="preserve">. • Quiriate: a Quiriate-Jearim de </w:t>
       </w:r>
-      <w:hyperlink r:id="rId204">
-        <w:r>
-          <w:rPr>
-            <w:lang w:val="pt_PT" w:bidi="pt_PT"/>
-          </w:rPr>
-          <w:rPr>
-            <w:color w:val="0000EE"/>
-            <w:u w:val="single"/>
-          </w:rPr>
-          <w:t>18.14</w:t>
-        </w:r>
-      </w:hyperlink>
+      <w:r>
+        <w:rPr>
+          <w:lang w:val="pt_PT" w:bidi="pt_PT"/>
+        </w:rPr>
+        <w:t>18.14</w:t>
+      </w:r>
       <w:r>
         <w:rPr>
           <w:lang w:val="pt_PT" w:bidi="pt_PT"/>
@@ -16719,18 +15447,12 @@
         </w:rPr>
         <w:t>Simeão, o segundo filho de Jacó e Lia, era mais velho que Judá. No entanto, ele perdeu um papel de liderança devido às suas ações violentas contra Siquém (</w:t>
       </w:r>
-      <w:hyperlink r:id="rId205">
-        <w:r>
-          <w:rPr>
-            <w:lang w:val="pt_PT" w:bidi="pt_PT"/>
-          </w:rPr>
-          <w:rPr>
-            <w:color w:val="0000EE"/>
-            <w:u w:val="single"/>
-          </w:rPr>
-          <w:t>Gn 34.25–26</w:t>
-        </w:r>
-      </w:hyperlink>
+      <w:r>
+        <w:rPr>
+          <w:lang w:val="pt_PT" w:bidi="pt_PT"/>
+        </w:rPr>
+        <w:t>Gn 34.25–26</w:t>
+      </w:r>
       <w:r>
         <w:rPr>
           <w:lang w:val="pt_PT" w:bidi="pt_PT"/>
@@ -16785,18 +15507,12 @@
         </w:rPr>
         <w:t xml:space="preserve">Algumas das cidades dadas à tribo de Simeão também faziam parte da distribuição de Judá porque o território de Judá era grande demais para eles (cp. </w:t>
       </w:r>
-      <w:hyperlink r:id="rId206">
-        <w:r>
-          <w:rPr>
-            <w:lang w:val="pt_PT" w:bidi="pt_PT"/>
-          </w:rPr>
-          <w:rPr>
-            <w:color w:val="0000EE"/>
-            <w:u w:val="single"/>
-          </w:rPr>
-          <w:t>17.14–18</w:t>
-        </w:r>
-      </w:hyperlink>
+      <w:r>
+        <w:rPr>
+          <w:lang w:val="pt_PT" w:bidi="pt_PT"/>
+        </w:rPr>
+        <w:t>17.14–18</w:t>
+      </w:r>
       <w:r>
         <w:rPr>
           <w:lang w:val="pt_PT" w:bidi="pt_PT"/>
@@ -16995,18 +15711,12 @@
         </w:rPr>
         <w:t>Gate-Hefer era a cidade natal do profeta Jonas (</w:t>
       </w:r>
-      <w:hyperlink r:id="rId207">
-        <w:r>
-          <w:rPr>
-            <w:lang w:val="pt_PT" w:bidi="pt_PT"/>
-          </w:rPr>
-          <w:rPr>
-            <w:color w:val="0000EE"/>
-            <w:u w:val="single"/>
-          </w:rPr>
-          <w:t>2Rs 14.25</w:t>
-        </w:r>
-      </w:hyperlink>
+      <w:r>
+        <w:rPr>
+          <w:lang w:val="pt_PT" w:bidi="pt_PT"/>
+        </w:rPr>
+        <w:t>2Rs 14.25</w:t>
+      </w:r>
       <w:r>
         <w:rPr>
           <w:lang w:val="pt_PT" w:bidi="pt_PT"/>
@@ -17109,36 +15819,24 @@
         </w:rPr>
         <w:t>Tanto pelo número de cidades quanto pelo tamanho de seu território, Zebulom era a menor de todas as tribos. No entanto, a vila de Nazaré do Novo Testamento, onde Jesus cresceu, estava no território tribal de Zebulom (</w:t>
       </w:r>
-      <w:hyperlink r:id="rId208">
-        <w:r>
-          <w:rPr>
-            <w:lang w:val="pt_PT" w:bidi="pt_PT"/>
-          </w:rPr>
-          <w:rPr>
-            <w:color w:val="0000EE"/>
-            <w:u w:val="single"/>
-          </w:rPr>
-          <w:t>Mt 2.19–23</w:t>
-        </w:r>
-      </w:hyperlink>
+      <w:r>
+        <w:rPr>
+          <w:lang w:val="pt_PT" w:bidi="pt_PT"/>
+        </w:rPr>
+        <w:t>Mt 2.19–23</w:t>
+      </w:r>
       <w:r>
         <w:rPr>
           <w:lang w:val="pt_PT" w:bidi="pt_PT"/>
         </w:rPr>
         <w:t xml:space="preserve">; </w:t>
       </w:r>
-      <w:hyperlink r:id="rId209">
-        <w:r>
-          <w:rPr>
-            <w:lang w:val="pt_PT" w:bidi="pt_PT"/>
-          </w:rPr>
-          <w:rPr>
-            <w:color w:val="0000EE"/>
-            <w:u w:val="single"/>
-          </w:rPr>
-          <w:t>4.13–16</w:t>
-        </w:r>
-      </w:hyperlink>
+      <w:r>
+        <w:rPr>
+          <w:lang w:val="pt_PT" w:bidi="pt_PT"/>
+        </w:rPr>
+        <w:t>4.13–16</w:t>
+      </w:r>
       <w:r>
         <w:rPr>
           <w:lang w:val="pt_PT" w:bidi="pt_PT"/>
@@ -17350,18 +16048,12 @@
         </w:rPr>
         <w:t xml:space="preserve">A tribo de Naftali ocupava o leste da Galileia e tinha vista para o Mar da Galileia. Como um ramo de uma rota comercial internacional do Egito para a Mesopotâmia passava pelo território de Naftali, essa tribo desfrutou de períodos de prosperidade quando os reis de Israel eram fortes. A cidade de Hazor estava dentro do território de Naftali, guardando uma seção dessa rota. Naftali é mencionada em </w:t>
       </w:r>
-      <w:hyperlink r:id="rId209">
-        <w:r>
-          <w:rPr>
-            <w:lang w:val="pt_PT" w:bidi="pt_PT"/>
-          </w:rPr>
-          <w:rPr>
-            <w:color w:val="0000EE"/>
-            <w:u w:val="single"/>
-          </w:rPr>
-          <w:t>Mt 4.13–16</w:t>
-        </w:r>
-      </w:hyperlink>
+      <w:r>
+        <w:rPr>
+          <w:lang w:val="pt_PT" w:bidi="pt_PT"/>
+        </w:rPr>
+        <w:t>Mt 4.13–16</w:t>
+      </w:r>
       <w:r>
         <w:rPr>
           <w:lang w:val="pt_PT" w:bidi="pt_PT"/>
@@ -17464,36 +16156,24 @@
         </w:rPr>
         <w:t>Cerca de cinquenta anos após Israel entrar em Canaã sob Josué, os filisteus se mudaram para a planície costeira sul e ocuparam as cidades de Timna e Ecrom (</w:t>
       </w:r>
-      <w:hyperlink r:id="rId210">
-        <w:r>
-          <w:rPr>
-            <w:lang w:val="pt_PT" w:bidi="pt_PT"/>
-          </w:rPr>
-          <w:rPr>
-            <w:color w:val="0000EE"/>
-            <w:u w:val="single"/>
-          </w:rPr>
-          <w:t>Jz 14.1–2</w:t>
-        </w:r>
-      </w:hyperlink>
+      <w:r>
+        <w:rPr>
+          <w:lang w:val="pt_PT" w:bidi="pt_PT"/>
+        </w:rPr>
+        <w:t>Jz 14.1–2</w:t>
+      </w:r>
       <w:r>
         <w:rPr>
           <w:lang w:val="pt_PT" w:bidi="pt_PT"/>
         </w:rPr>
         <w:t xml:space="preserve">; </w:t>
       </w:r>
-      <w:hyperlink r:id="rId211">
-        <w:r>
-          <w:rPr>
-            <w:lang w:val="pt_PT" w:bidi="pt_PT"/>
-          </w:rPr>
-          <w:rPr>
-            <w:color w:val="0000EE"/>
-            <w:u w:val="single"/>
-          </w:rPr>
-          <w:t>1Sm 5.1–10</w:t>
-        </w:r>
-      </w:hyperlink>
+      <w:r>
+        <w:rPr>
+          <w:lang w:val="pt_PT" w:bidi="pt_PT"/>
+        </w:rPr>
+        <w:t>1Sm 5.1–10</w:t>
+      </w:r>
       <w:r>
         <w:rPr>
           <w:lang w:val="pt_PT" w:bidi="pt_PT"/>
@@ -17561,18 +16241,12 @@
         </w:rPr>
         <w:t xml:space="preserve">A tribo de Dã teve dificuldade em tomar posse de sua terra por causa dos filisteus. Então, um grupo de danitas mais tarde se mudou para o norte, para Laís (veja </w:t>
       </w:r>
-      <w:hyperlink r:id="rId212">
-        <w:r>
-          <w:rPr>
-            <w:lang w:val="pt_PT" w:bidi="pt_PT"/>
-          </w:rPr>
-          <w:rPr>
-            <w:color w:val="0000EE"/>
-            <w:u w:val="single"/>
-          </w:rPr>
-          <w:t>Jz 18</w:t>
-        </w:r>
-      </w:hyperlink>
+      <w:r>
+        <w:rPr>
+          <w:lang w:val="pt_PT" w:bidi="pt_PT"/>
+        </w:rPr>
+        <w:t>Jz 18</w:t>
+      </w:r>
       <w:r>
         <w:rPr>
           <w:lang w:val="pt_PT" w:bidi="pt_PT"/>
@@ -17735,18 +16409,12 @@
         </w:rPr>
         <w:t xml:space="preserve">Esses versículos contêm uma revisão da lei referente às cidades de refúgio (veja também </w:t>
       </w:r>
-      <w:hyperlink r:id="rId213">
-        <w:r>
-          <w:rPr>
-            <w:lang w:val="pt_PT" w:bidi="pt_PT"/>
-          </w:rPr>
-          <w:rPr>
-            <w:color w:val="0000EE"/>
-            <w:u w:val="single"/>
-          </w:rPr>
-          <w:t>Nm 35.6–34</w:t>
-        </w:r>
-      </w:hyperlink>
+      <w:r>
+        <w:rPr>
+          <w:lang w:val="pt_PT" w:bidi="pt_PT"/>
+        </w:rPr>
+        <w:t>Nm 35.6–34</w:t>
+      </w:r>
       <w:r>
         <w:rPr>
           <w:lang w:val="pt_PT" w:bidi="pt_PT"/>
@@ -17958,72 +16626,48 @@
         </w:rPr>
         <w:t xml:space="preserve">O tratamento dos estrangeiros em Israel representou um grande avanço nas relações humanas. Os estrangeiros residentes deveriam receber toda a justiça oferecida aos israelitas nativos (veja </w:t>
       </w:r>
-      <w:hyperlink r:id="rId214">
-        <w:r>
-          <w:rPr>
-            <w:lang w:val="pt_PT" w:bidi="pt_PT"/>
-          </w:rPr>
-          <w:rPr>
-            <w:color w:val="0000EE"/>
-            <w:u w:val="single"/>
-          </w:rPr>
-          <w:t>Êx 22.21</w:t>
-        </w:r>
-      </w:hyperlink>
+      <w:r>
+        <w:rPr>
+          <w:lang w:val="pt_PT" w:bidi="pt_PT"/>
+        </w:rPr>
+        <w:t>Êx 22.21</w:t>
+      </w:r>
       <w:r>
         <w:rPr>
           <w:lang w:val="pt_PT" w:bidi="pt_PT"/>
         </w:rPr>
         <w:t xml:space="preserve">; </w:t>
       </w:r>
-      <w:hyperlink r:id="rId215">
-        <w:r>
-          <w:rPr>
-            <w:lang w:val="pt_PT" w:bidi="pt_PT"/>
-          </w:rPr>
-          <w:rPr>
-            <w:color w:val="0000EE"/>
-            <w:u w:val="single"/>
-          </w:rPr>
-          <w:t>Lv 19.33–34</w:t>
-        </w:r>
-      </w:hyperlink>
+      <w:r>
+        <w:rPr>
+          <w:lang w:val="pt_PT" w:bidi="pt_PT"/>
+        </w:rPr>
+        <w:t>Lv 19.33–34</w:t>
+      </w:r>
       <w:r>
         <w:rPr>
           <w:lang w:val="pt_PT" w:bidi="pt_PT"/>
         </w:rPr>
         <w:t xml:space="preserve">; </w:t>
       </w:r>
-      <w:hyperlink r:id="rId216">
-        <w:r>
-          <w:rPr>
-            <w:lang w:val="pt_PT" w:bidi="pt_PT"/>
-          </w:rPr>
-          <w:rPr>
-            <w:color w:val="0000EE"/>
-            <w:u w:val="single"/>
-          </w:rPr>
-          <w:t>24.22</w:t>
-        </w:r>
-      </w:hyperlink>
+      <w:r>
+        <w:rPr>
+          <w:lang w:val="pt_PT" w:bidi="pt_PT"/>
+        </w:rPr>
+        <w:t>24.22</w:t>
+      </w:r>
       <w:r>
         <w:rPr>
           <w:lang w:val="pt_PT" w:bidi="pt_PT"/>
         </w:rPr>
         <w:t xml:space="preserve">; </w:t>
       </w:r>
-      <w:hyperlink r:id="rId217">
-        <w:r>
-          <w:rPr>
-            <w:lang w:val="pt_PT" w:bidi="pt_PT"/>
-          </w:rPr>
-          <w:rPr>
-            <w:color w:val="0000EE"/>
-            <w:u w:val="single"/>
-          </w:rPr>
-          <w:t>Nm 15.15–16</w:t>
-        </w:r>
-      </w:hyperlink>
+      <w:r>
+        <w:rPr>
+          <w:lang w:val="pt_PT" w:bidi="pt_PT"/>
+        </w:rPr>
+        <w:t>Nm 15.15–16</w:t>
+      </w:r>
       <w:r>
         <w:rPr>
           <w:lang w:val="pt_PT" w:bidi="pt_PT"/>
@@ -18138,18 +16782,12 @@
         </w:rPr>
         <w:t xml:space="preserve">O Senhor ordenou a Moisés: Veja </w:t>
       </w:r>
-      <w:hyperlink r:id="rId218">
-        <w:r>
-          <w:rPr>
-            <w:lang w:val="pt_PT" w:bidi="pt_PT"/>
-          </w:rPr>
-          <w:rPr>
-            <w:color w:val="0000EE"/>
-            <w:u w:val="single"/>
-          </w:rPr>
-          <w:t>Números 35.1–7</w:t>
-        </w:r>
-      </w:hyperlink>
+      <w:r>
+        <w:rPr>
+          <w:lang w:val="pt_PT" w:bidi="pt_PT"/>
+        </w:rPr>
+        <w:t>Números 35.1–7</w:t>
+      </w:r>
       <w:r>
         <w:rPr>
           <w:lang w:val="pt_PT" w:bidi="pt_PT"/>
@@ -18408,36 +17046,24 @@
         </w:rPr>
         <w:t>Os pastos eram terrenos de pastagem ao redor das cidades. A repetição desta palavra ao longo da lista (</w:t>
       </w:r>
-      <w:hyperlink r:id="rId219">
-        <w:r>
-          <w:rPr>
-            <w:lang w:val="pt_PT" w:bidi="pt_PT"/>
-          </w:rPr>
-          <w:rPr>
-            <w:color w:val="0000EE"/>
-            <w:u w:val="single"/>
-          </w:rPr>
-          <w:t>21.8–42</w:t>
-        </w:r>
-      </w:hyperlink>
+      <w:r>
+        <w:rPr>
+          <w:lang w:val="pt_PT" w:bidi="pt_PT"/>
+        </w:rPr>
+        <w:t>21.8–42</w:t>
+      </w:r>
       <w:r>
         <w:rPr>
           <w:lang w:val="pt_PT" w:bidi="pt_PT"/>
         </w:rPr>
         <w:t>) conferiu ao loteamento o caráter de um registro legal, garantindo aos levitas acesso às terras imediatamente ao redor de cada uma das cidades levíticas (</w:t>
       </w:r>
-      <w:hyperlink r:id="rId220">
-        <w:r>
-          <w:rPr>
-            <w:lang w:val="pt_PT" w:bidi="pt_PT"/>
-          </w:rPr>
-          <w:rPr>
-            <w:color w:val="0000EE"/>
-            <w:u w:val="single"/>
-          </w:rPr>
-          <w:t>Nm 35.4–5</w:t>
-        </w:r>
-      </w:hyperlink>
+      <w:r>
+        <w:rPr>
+          <w:lang w:val="pt_PT" w:bidi="pt_PT"/>
+        </w:rPr>
+        <w:t>Nm 35.4–5</w:t>
+      </w:r>
       <w:r>
         <w:rPr>
           <w:lang w:val="pt_PT" w:bidi="pt_PT"/>
@@ -18492,18 +17118,12 @@
         </w:rPr>
         <w:t>Os descendentes de Arão receberam treze cidades, o restante do clã dos coatitas recebeu dez, os descendentes de Gérson receberam treze, e o clã de Merari recebeu doze. Havia um total de quarenta e oito cidades levíticas. Cada tribo tinha quatro cidades levíticas, exceto Judá que tinha oito, Simeão que tinha uma, e Naftali que tinha três. Seis das cidades levíticas eram também cidades de refúgio (</w:t>
       </w:r>
-      <w:hyperlink r:id="rId221">
-        <w:r>
-          <w:rPr>
-            <w:lang w:val="pt_PT" w:bidi="pt_PT"/>
-          </w:rPr>
-          <w:rPr>
-            <w:color w:val="0000EE"/>
-            <w:u w:val="single"/>
-          </w:rPr>
-          <w:t>20.7–8</w:t>
-        </w:r>
-      </w:hyperlink>
+      <w:r>
+        <w:rPr>
+          <w:lang w:val="pt_PT" w:bidi="pt_PT"/>
+        </w:rPr>
+        <w:t>20.7–8</w:t>
+      </w:r>
       <w:r>
         <w:rPr>
           <w:lang w:val="pt_PT" w:bidi="pt_PT"/>
@@ -18702,36 +17322,24 @@
         </w:rPr>
         <w:t xml:space="preserve">Josué elogiou as tribos do leste por sua obediência fiel e pelo cumprimento de sua promessa de ajudar o restante de Israel a habitar Canaã (veja </w:t>
       </w:r>
-      <w:hyperlink r:id="rId155">
-        <w:r>
-          <w:rPr>
-            <w:lang w:val="pt_PT" w:bidi="pt_PT"/>
-          </w:rPr>
-          <w:rPr>
-            <w:color w:val="0000EE"/>
-            <w:u w:val="single"/>
-          </w:rPr>
-          <w:t>1.12–18</w:t>
-        </w:r>
-      </w:hyperlink>
+      <w:r>
+        <w:rPr>
+          <w:lang w:val="pt_PT" w:bidi="pt_PT"/>
+        </w:rPr>
+        <w:t>1.12–18</w:t>
+      </w:r>
       <w:r>
         <w:rPr>
           <w:lang w:val="pt_PT" w:bidi="pt_PT"/>
         </w:rPr>
         <w:t xml:space="preserve">; </w:t>
       </w:r>
-      <w:hyperlink r:id="rId222">
-        <w:r>
-          <w:rPr>
-            <w:lang w:val="pt_PT" w:bidi="pt_PT"/>
-          </w:rPr>
-          <w:rPr>
-            <w:color w:val="0000EE"/>
-            <w:u w:val="single"/>
-          </w:rPr>
-          <w:t>Nm 32.1–32</w:t>
-        </w:r>
-      </w:hyperlink>
+      <w:r>
+        <w:rPr>
+          <w:lang w:val="pt_PT" w:bidi="pt_PT"/>
+        </w:rPr>
+        <w:t>Nm 32.1–32</w:t>
+      </w:r>
       <w:r>
         <w:rPr>
           <w:lang w:val="pt_PT" w:bidi="pt_PT"/>
@@ -18786,18 +17394,12 @@
         </w:rPr>
         <w:t>As palavras de Josué lembram as palavras de Deus a Josué no início da conquista (</w:t>
       </w:r>
-      <w:hyperlink r:id="rId67">
-        <w:r>
-          <w:rPr>
-            <w:lang w:val="pt_PT" w:bidi="pt_PT"/>
-          </w:rPr>
-          <w:rPr>
-            <w:color w:val="0000EE"/>
-            <w:u w:val="single"/>
-          </w:rPr>
-          <w:t>1.1–9</w:t>
-        </w:r>
-      </w:hyperlink>
+      <w:r>
+        <w:rPr>
+          <w:lang w:val="pt_PT" w:bidi="pt_PT"/>
+        </w:rPr>
+        <w:t>1.1–9</w:t>
+      </w:r>
       <w:r>
         <w:rPr>
           <w:lang w:val="pt_PT" w:bidi="pt_PT"/>
@@ -18852,18 +17454,12 @@
         </w:rPr>
         <w:t xml:space="preserve">todo o seu coração e toda a sua alma: Veja </w:t>
       </w:r>
-      <w:hyperlink r:id="rId223">
-        <w:r>
-          <w:rPr>
-            <w:lang w:val="pt_PT" w:bidi="pt_PT"/>
-          </w:rPr>
-          <w:rPr>
-            <w:color w:val="0000EE"/>
-            <w:u w:val="single"/>
-          </w:rPr>
-          <w:t>Dt 6.5</w:t>
-        </w:r>
-      </w:hyperlink>
+      <w:r>
+        <w:rPr>
+          <w:lang w:val="pt_PT" w:bidi="pt_PT"/>
+        </w:rPr>
+        <w:t>Dt 6.5</w:t>
+      </w:r>
       <w:r>
         <w:rPr>
           <w:lang w:val="pt_PT" w:bidi="pt_PT"/>
@@ -19171,36 +17767,24 @@
         </w:rPr>
         <w:t xml:space="preserve">As tribos ocidentais estavam prontas para ir à guerra porque viam o altar como uma violação de </w:t>
       </w:r>
-      <w:hyperlink r:id="rId224">
-        <w:r>
-          <w:rPr>
-            <w:lang w:val="pt_PT" w:bidi="pt_PT"/>
-          </w:rPr>
-          <w:rPr>
-            <w:color w:val="0000EE"/>
-            <w:u w:val="single"/>
-          </w:rPr>
-          <w:t>Lv 17.8–9</w:t>
-        </w:r>
-      </w:hyperlink>
+      <w:r>
+        <w:rPr>
+          <w:lang w:val="pt_PT" w:bidi="pt_PT"/>
+        </w:rPr>
+        <w:t>Lv 17.8–9</w:t>
+      </w:r>
       <w:r>
         <w:rPr>
           <w:lang w:val="pt_PT" w:bidi="pt_PT"/>
         </w:rPr>
         <w:t xml:space="preserve"> e </w:t>
       </w:r>
-      <w:hyperlink r:id="rId225">
-        <w:r>
-          <w:rPr>
-            <w:lang w:val="pt_PT" w:bidi="pt_PT"/>
-          </w:rPr>
-          <w:rPr>
-            <w:color w:val="0000EE"/>
-            <w:u w:val="single"/>
-          </w:rPr>
-          <w:t>Dt 13.12–15</w:t>
-        </w:r>
-      </w:hyperlink>
+      <w:r>
+        <w:rPr>
+          <w:lang w:val="pt_PT" w:bidi="pt_PT"/>
+        </w:rPr>
+        <w:t>Dt 13.12–15</w:t>
+      </w:r>
       <w:r>
         <w:rPr>
           <w:lang w:val="pt_PT" w:bidi="pt_PT"/>
@@ -19255,18 +17839,12 @@
         </w:rPr>
         <w:t xml:space="preserve">delegação: Veja </w:t>
       </w:r>
-      <w:hyperlink r:id="rId226">
-        <w:r>
-          <w:rPr>
-            <w:lang w:val="pt_PT" w:bidi="pt_PT"/>
-          </w:rPr>
-          <w:rPr>
-            <w:color w:val="0000EE"/>
-            <w:u w:val="single"/>
-          </w:rPr>
-          <w:t>Dt 13.14</w:t>
-        </w:r>
-      </w:hyperlink>
+      <w:r>
+        <w:rPr>
+          <w:lang w:val="pt_PT" w:bidi="pt_PT"/>
+        </w:rPr>
+        <w:t>Dt 13.14</w:t>
+      </w:r>
       <w:r>
         <w:rPr>
           <w:lang w:val="pt_PT" w:bidi="pt_PT"/>
@@ -19369,36 +17947,24 @@
         </w:rPr>
         <w:t>As declarações diretas e contundentes e as perguntas da delegação garantiram que a ira de Deus não viria sobre a nação por causa da rebelião como a de Acã (</w:t>
       </w:r>
-      <w:hyperlink r:id="rId227">
-        <w:r>
-          <w:rPr>
-            <w:lang w:val="pt_PT" w:bidi="pt_PT"/>
-          </w:rPr>
-          <w:rPr>
-            <w:color w:val="0000EE"/>
-            <w:u w:val="single"/>
-          </w:rPr>
-          <w:t>7.1–15</w:t>
-        </w:r>
-      </w:hyperlink>
+      <w:r>
+        <w:rPr>
+          <w:lang w:val="pt_PT" w:bidi="pt_PT"/>
+        </w:rPr>
+        <w:t>7.1–15</w:t>
+      </w:r>
       <w:r>
         <w:rPr>
           <w:lang w:val="pt_PT" w:bidi="pt_PT"/>
         </w:rPr>
         <w:t>) ou o episódio em Peor (</w:t>
       </w:r>
-      <w:hyperlink r:id="rId228">
-        <w:r>
-          <w:rPr>
-            <w:lang w:val="pt_PT" w:bidi="pt_PT"/>
-          </w:rPr>
-          <w:rPr>
-            <w:color w:val="0000EE"/>
-            <w:u w:val="single"/>
-          </w:rPr>
-          <w:t>Nm 25</w:t>
-        </w:r>
-      </w:hyperlink>
+      <w:r>
+        <w:rPr>
+          <w:lang w:val="pt_PT" w:bidi="pt_PT"/>
+        </w:rPr>
+        <w:t>Nm 25</w:t>
+      </w:r>
       <w:r>
         <w:rPr>
           <w:lang w:val="pt_PT" w:bidi="pt_PT"/>
@@ -19466,36 +18032,24 @@
         </w:rPr>
         <w:t xml:space="preserve"> Senhor): A fórmula usando “assim diz” era uma introdução típica ao relatório de um mensageiro (e.g., </w:t>
       </w:r>
-      <w:hyperlink r:id="rId229">
-        <w:r>
-          <w:rPr>
-            <w:lang w:val="pt_PT" w:bidi="pt_PT"/>
-          </w:rPr>
-          <w:rPr>
-            <w:color w:val="0000EE"/>
-            <w:u w:val="single"/>
-          </w:rPr>
-          <w:t>Ed 1.2</w:t>
-        </w:r>
-      </w:hyperlink>
+      <w:r>
+        <w:rPr>
+          <w:lang w:val="pt_PT" w:bidi="pt_PT"/>
+        </w:rPr>
+        <w:t>Ed 1.2</w:t>
+      </w:r>
       <w:r>
         <w:rPr>
           <w:lang w:val="pt_PT" w:bidi="pt_PT"/>
         </w:rPr>
         <w:t xml:space="preserve">; </w:t>
       </w:r>
-      <w:hyperlink r:id="rId230">
-        <w:r>
-          <w:rPr>
-            <w:lang w:val="pt_PT" w:bidi="pt_PT"/>
-          </w:rPr>
-          <w:rPr>
-            <w:color w:val="0000EE"/>
-            <w:u w:val="single"/>
-          </w:rPr>
-          <w:t>Is 28.16</w:t>
-        </w:r>
-      </w:hyperlink>
+      <w:r>
+        <w:rPr>
+          <w:lang w:val="pt_PT" w:bidi="pt_PT"/>
+        </w:rPr>
+        <w:t>Is 28.16</w:t>
+      </w:r>
       <w:r>
         <w:rPr>
           <w:lang w:val="pt_PT" w:bidi="pt_PT"/>
@@ -19550,18 +18104,12 @@
         </w:rPr>
         <w:t>O pecado em Peor foi a rebelião idólatra de Israel em Moabe, justamente no momento de entrar na Terra Prometida (</w:t>
       </w:r>
-      <w:hyperlink r:id="rId228">
-        <w:r>
-          <w:rPr>
-            <w:lang w:val="pt_PT" w:bidi="pt_PT"/>
-          </w:rPr>
-          <w:rPr>
-            <w:color w:val="0000EE"/>
-            <w:u w:val="single"/>
-          </w:rPr>
-          <w:t>Nm 25</w:t>
-        </w:r>
-      </w:hyperlink>
+      <w:r>
+        <w:rPr>
+          <w:lang w:val="pt_PT" w:bidi="pt_PT"/>
+        </w:rPr>
+        <w:t>Nm 25</w:t>
+      </w:r>
       <w:r>
         <w:rPr>
           <w:lang w:val="pt_PT" w:bidi="pt_PT"/>
@@ -19664,18 +18212,12 @@
         </w:rPr>
         <w:t xml:space="preserve">Acã: Veja o cap. </w:t>
       </w:r>
-      <w:hyperlink r:id="rId77">
-        <w:r>
-          <w:rPr>
-            <w:lang w:val="pt_PT" w:bidi="pt_PT"/>
-          </w:rPr>
-          <w:rPr>
-            <w:color w:val="0000EE"/>
-            <w:u w:val="single"/>
-          </w:rPr>
-          <w:t>7</w:t>
-        </w:r>
-      </w:hyperlink>
+      <w:r>
+        <w:rPr>
+          <w:lang w:val="pt_PT" w:bidi="pt_PT"/>
+        </w:rPr>
+        <w:t>7</w:t>
+      </w:r>
       <w:r>
         <w:rPr>
           <w:lang w:val="pt_PT" w:bidi="pt_PT"/>
@@ -19826,18 +18368,12 @@
         </w:rPr>
         <w:t>As tribos orientais juraram pelo nome do Senhor que não eram culpadas. • As instruções para os sacrifícios prescreviam ofertas queimadas, ofertas de cereais ou ofertas de paz (</w:t>
       </w:r>
-      <w:hyperlink r:id="rId231">
-        <w:r>
-          <w:rPr>
-            <w:lang w:val="pt_PT" w:bidi="pt_PT"/>
-          </w:rPr>
-          <w:rPr>
-            <w:color w:val="0000EE"/>
-            <w:u w:val="single"/>
-          </w:rPr>
-          <w:t>Lv 1–3</w:t>
-        </w:r>
-      </w:hyperlink>
+      <w:r>
+        <w:rPr>
+          <w:lang w:val="pt_PT" w:bidi="pt_PT"/>
+        </w:rPr>
+        <w:t>Lv 1–3</w:t>
+      </w:r>
       <w:r>
         <w:rPr>
           <w:lang w:val="pt_PT" w:bidi="pt_PT"/>
@@ -20049,18 +18585,12 @@
         </w:rPr>
         <w:t>você resgatou: Em sua resposta às tribos do leste, Fineias usou uma linguagem muito semelhante às palavras que Deus havia falado quando Fineias afastou a ira de Deus de Israel em Peor (</w:t>
       </w:r>
-      <w:hyperlink r:id="rId232">
-        <w:r>
-          <w:rPr>
-            <w:lang w:val="pt_PT" w:bidi="pt_PT"/>
-          </w:rPr>
-          <w:rPr>
-            <w:color w:val="0000EE"/>
-            <w:u w:val="single"/>
-          </w:rPr>
-          <w:t>Nm 25.11</w:t>
-        </w:r>
-      </w:hyperlink>
+      <w:r>
+        <w:rPr>
+          <w:lang w:val="pt_PT" w:bidi="pt_PT"/>
+        </w:rPr>
+        <w:t>Nm 25.11</w:t>
+      </w:r>
       <w:r>
         <w:rPr>
           <w:lang w:val="pt_PT" w:bidi="pt_PT"/>
@@ -20259,18 +18789,12 @@
         </w:rPr>
         <w:t>Os líderes... de Israel tinham vivenciado o que Deus fez por eles e contra seus inimigos. Durante a vida desses líderes que sobreviveram a Josué, Israel continuou fiel a Deus (</w:t>
       </w:r>
-      <w:hyperlink r:id="rId233">
-        <w:r>
-          <w:rPr>
-            <w:lang w:val="pt_PT" w:bidi="pt_PT"/>
-          </w:rPr>
-          <w:rPr>
-            <w:color w:val="0000EE"/>
-            <w:u w:val="single"/>
-          </w:rPr>
-          <w:t>Jz 2.7</w:t>
-        </w:r>
-      </w:hyperlink>
+      <w:r>
+        <w:rPr>
+          <w:lang w:val="pt_PT" w:bidi="pt_PT"/>
+        </w:rPr>
+        <w:t>Jz 2.7</w:t>
+      </w:r>
       <w:r>
         <w:rPr>
           <w:lang w:val="pt_PT" w:bidi="pt_PT"/>
@@ -20325,72 +18849,48 @@
         </w:rPr>
         <w:t xml:space="preserve">Parte da terra que Josué havia atribuído às várias tribos permaneceu não conquistada. A ocupação gradual da terra por Israel tinha uma razão ecológica (veja </w:t>
       </w:r>
-      <w:hyperlink r:id="rId234">
-        <w:r>
-          <w:rPr>
-            <w:lang w:val="pt_PT" w:bidi="pt_PT"/>
-          </w:rPr>
-          <w:rPr>
-            <w:color w:val="0000EE"/>
-            <w:u w:val="single"/>
-          </w:rPr>
-          <w:t>Êx 23.29–30</w:t>
-        </w:r>
-      </w:hyperlink>
+      <w:r>
+        <w:rPr>
+          <w:lang w:val="pt_PT" w:bidi="pt_PT"/>
+        </w:rPr>
+        <w:t>Êx 23.29–30</w:t>
+      </w:r>
       <w:r>
         <w:rPr>
           <w:lang w:val="pt_PT" w:bidi="pt_PT"/>
         </w:rPr>
         <w:t xml:space="preserve">), uma razão militar (veja </w:t>
       </w:r>
-      <w:hyperlink r:id="rId235">
-        <w:r>
-          <w:rPr>
-            <w:lang w:val="pt_PT" w:bidi="pt_PT"/>
-          </w:rPr>
-          <w:rPr>
-            <w:color w:val="0000EE"/>
-            <w:u w:val="single"/>
-          </w:rPr>
-          <w:t>Jz 1.19</w:t>
-        </w:r>
-      </w:hyperlink>
+      <w:r>
+        <w:rPr>
+          <w:lang w:val="pt_PT" w:bidi="pt_PT"/>
+        </w:rPr>
+        <w:t>Jz 1.19</w:t>
+      </w:r>
       <w:r>
         <w:rPr>
           <w:lang w:val="pt_PT" w:bidi="pt_PT"/>
         </w:rPr>
         <w:t xml:space="preserve">) e uma razão teológica (veja </w:t>
       </w:r>
-      <w:hyperlink r:id="rId236">
-        <w:r>
-          <w:rPr>
-            <w:lang w:val="pt_PT" w:bidi="pt_PT"/>
-          </w:rPr>
-          <w:rPr>
-            <w:color w:val="0000EE"/>
-            <w:u w:val="single"/>
-          </w:rPr>
-          <w:t>Jz 2.20–3.4</w:t>
-        </w:r>
-      </w:hyperlink>
+      <w:r>
+        <w:rPr>
+          <w:lang w:val="pt_PT" w:bidi="pt_PT"/>
+        </w:rPr>
+        <w:t>Jz 2.20–3.4</w:t>
+      </w:r>
       <w:r>
         <w:rPr>
           <w:lang w:val="pt_PT" w:bidi="pt_PT"/>
         </w:rPr>
         <w:t>). A infidelidade subsequente de Israel atrasou o processo de assentamento por vários séculos; em vez de expulsar os cananeus restantes, Israel os absorveu, trazendo ao povo de Deus ainda maiores tentações à infidelidade. Josué sabia que isso era um perigo real (</w:t>
       </w:r>
-      <w:hyperlink r:id="rId237">
-        <w:r>
-          <w:rPr>
-            <w:lang w:val="pt_PT" w:bidi="pt_PT"/>
-          </w:rPr>
-          <w:rPr>
-            <w:color w:val="0000EE"/>
-            <w:u w:val="single"/>
-          </w:rPr>
-          <w:t>Js 23.15–16</w:t>
-        </w:r>
-      </w:hyperlink>
+      <w:r>
+        <w:rPr>
+          <w:lang w:val="pt_PT" w:bidi="pt_PT"/>
+        </w:rPr>
+        <w:t>Js 23.15–16</w:t>
+      </w:r>
       <w:r>
         <w:rPr>
           <w:lang w:val="pt_PT" w:bidi="pt_PT"/>
@@ -20541,36 +19041,24 @@
         </w:rPr>
         <w:t>Apegar-se firmemente ou apaixonadamente a Deus tornaria a tentação de se desviar para outros deuses impotente. Este mesmo verbo descreveu um homem apegando-se à sua esposa (</w:t>
       </w:r>
-      <w:hyperlink r:id="rId238">
-        <w:r>
-          <w:rPr>
-            <w:lang w:val="pt_PT" w:bidi="pt_PT"/>
-          </w:rPr>
-          <w:rPr>
-            <w:color w:val="0000EE"/>
-            <w:u w:val="single"/>
-          </w:rPr>
-          <w:t>Gn 2.24</w:t>
-        </w:r>
-      </w:hyperlink>
+      <w:r>
+        <w:rPr>
+          <w:lang w:val="pt_PT" w:bidi="pt_PT"/>
+        </w:rPr>
+        <w:t>Gn 2.24</w:t>
+      </w:r>
       <w:r>
         <w:rPr>
           <w:lang w:val="pt_PT" w:bidi="pt_PT"/>
         </w:rPr>
         <w:t>) e Rute apegando-se a Noemi (</w:t>
       </w:r>
-      <w:hyperlink r:id="rId239">
-        <w:r>
-          <w:rPr>
-            <w:lang w:val="pt_PT" w:bidi="pt_PT"/>
-          </w:rPr>
-          <w:rPr>
-            <w:color w:val="0000EE"/>
-            <w:u w:val="single"/>
-          </w:rPr>
-          <w:t>Rt 1.14</w:t>
-        </w:r>
-      </w:hyperlink>
+      <w:r>
+        <w:rPr>
+          <w:lang w:val="pt_PT" w:bidi="pt_PT"/>
+        </w:rPr>
+        <w:t>Rt 1.14</w:t>
+      </w:r>
       <w:r>
         <w:rPr>
           <w:lang w:val="pt_PT" w:bidi="pt_PT"/>
@@ -20625,36 +19113,24 @@
         </w:rPr>
         <w:t>Exemplos de nações grandes e poderosas incluíam os anaquins (</w:t>
       </w:r>
-      <w:hyperlink r:id="rId240">
-        <w:r>
-          <w:rPr>
-            <w:lang w:val="pt_PT" w:bidi="pt_PT"/>
-          </w:rPr>
-          <w:rPr>
-            <w:color w:val="0000EE"/>
-            <w:u w:val="single"/>
-          </w:rPr>
-          <w:t>11.21–22</w:t>
-        </w:r>
-      </w:hyperlink>
+      <w:r>
+        <w:rPr>
+          <w:lang w:val="pt_PT" w:bidi="pt_PT"/>
+        </w:rPr>
+        <w:t>11.21–22</w:t>
+      </w:r>
       <w:r>
         <w:rPr>
           <w:lang w:val="pt_PT" w:bidi="pt_PT"/>
         </w:rPr>
         <w:t>) e a cidade de Hazor (</w:t>
       </w:r>
-      <w:hyperlink r:id="rId99">
-        <w:r>
-          <w:rPr>
-            <w:lang w:val="pt_PT" w:bidi="pt_PT"/>
-          </w:rPr>
-          <w:rPr>
-            <w:color w:val="0000EE"/>
-            <w:u w:val="single"/>
-          </w:rPr>
-          <w:t>11.10</w:t>
-        </w:r>
-      </w:hyperlink>
+      <w:r>
+        <w:rPr>
+          <w:lang w:val="pt_PT" w:bidi="pt_PT"/>
+        </w:rPr>
+        <w:t>11.10</w:t>
+      </w:r>
       <w:r>
         <w:rPr>
           <w:lang w:val="pt_PT" w:bidi="pt_PT"/>
@@ -20709,18 +19185,12 @@
         </w:rPr>
         <w:t xml:space="preserve">Deus luta por você: Assim como Deus havia lutado pelos israelitas no passado (e.g., </w:t>
       </w:r>
-      <w:hyperlink r:id="rId241">
-        <w:r>
-          <w:rPr>
-            <w:lang w:val="pt_PT" w:bidi="pt_PT"/>
-          </w:rPr>
-          <w:rPr>
-            <w:color w:val="0000EE"/>
-            <w:u w:val="single"/>
-          </w:rPr>
-          <w:t>10.11–14</w:t>
-        </w:r>
-      </w:hyperlink>
+      <w:r>
+        <w:rPr>
+          <w:lang w:val="pt_PT" w:bidi="pt_PT"/>
+        </w:rPr>
+        <w:t>10.11–14</w:t>
+      </w:r>
       <w:r>
         <w:rPr>
           <w:lang w:val="pt_PT" w:bidi="pt_PT"/>
@@ -20823,72 +19293,48 @@
         </w:rPr>
         <w:t>Josué advertiu o povo de Deus para não se casarem com seus vizinhos politeístas, pois tal relacionamento íntimo desviaria os israelitas (</w:t>
       </w:r>
-      <w:hyperlink r:id="rId242">
-        <w:r>
-          <w:rPr>
-            <w:lang w:val="pt_PT" w:bidi="pt_PT"/>
-          </w:rPr>
-          <w:rPr>
-            <w:color w:val="0000EE"/>
-            <w:u w:val="single"/>
-          </w:rPr>
-          <w:t>Dt 7.3–4</w:t>
-        </w:r>
-      </w:hyperlink>
+      <w:r>
+        <w:rPr>
+          <w:lang w:val="pt_PT" w:bidi="pt_PT"/>
+        </w:rPr>
+        <w:t>Dt 7.3–4</w:t>
+      </w:r>
       <w:r>
         <w:rPr>
           <w:lang w:val="pt_PT" w:bidi="pt_PT"/>
         </w:rPr>
         <w:t>). No entanto, os cananeus que desejavam adorar o Senhor e se juntar ao povo de Deus eram bem-vindos (</w:t>
       </w:r>
-      <w:hyperlink r:id="rId243">
-        <w:r>
-          <w:rPr>
-            <w:lang w:val="pt_PT" w:bidi="pt_PT"/>
-          </w:rPr>
-          <w:rPr>
-            <w:color w:val="0000EE"/>
-            <w:u w:val="single"/>
-          </w:rPr>
-          <w:t>Js 6.25</w:t>
-        </w:r>
-      </w:hyperlink>
+      <w:r>
+        <w:rPr>
+          <w:lang w:val="pt_PT" w:bidi="pt_PT"/>
+        </w:rPr>
+        <w:t>Js 6.25</w:t>
+      </w:r>
       <w:r>
         <w:rPr>
           <w:lang w:val="pt_PT" w:bidi="pt_PT"/>
         </w:rPr>
         <w:t xml:space="preserve">; </w:t>
       </w:r>
-      <w:hyperlink r:id="rId244">
-        <w:r>
-          <w:rPr>
-            <w:lang w:val="pt_PT" w:bidi="pt_PT"/>
-          </w:rPr>
-          <w:rPr>
-            <w:color w:val="0000EE"/>
-            <w:u w:val="single"/>
-          </w:rPr>
-          <w:t>Rt 4.10</w:t>
-        </w:r>
-      </w:hyperlink>
+      <w:r>
+        <w:rPr>
+          <w:lang w:val="pt_PT" w:bidi="pt_PT"/>
+        </w:rPr>
+        <w:t>Rt 4.10</w:t>
+      </w:r>
       <w:r>
         <w:rPr>
           <w:lang w:val="pt_PT" w:bidi="pt_PT"/>
         </w:rPr>
         <w:t xml:space="preserve">). Raça, língua e etnia não tinham influência na proibição de Deus sobre o casamento inter-racial; era uma questão de fidelidade ao Senhor (cp. </w:t>
       </w:r>
-      <w:hyperlink r:id="rId245">
-        <w:r>
-          <w:rPr>
-            <w:lang w:val="pt_PT" w:bidi="pt_PT"/>
-          </w:rPr>
-          <w:rPr>
-            <w:color w:val="0000EE"/>
-            <w:u w:val="single"/>
-          </w:rPr>
-          <w:t>2Co 6.14–15</w:t>
-        </w:r>
-      </w:hyperlink>
+      <w:r>
+        <w:rPr>
+          <w:lang w:val="pt_PT" w:bidi="pt_PT"/>
+        </w:rPr>
+        <w:t>2Co 6.14–15</w:t>
+      </w:r>
       <w:r>
         <w:rPr>
           <w:lang w:val="pt_PT" w:bidi="pt_PT"/>
@@ -21039,18 +19485,12 @@
         </w:rPr>
         <w:t>Deus havia abençoado os israelitas e certamente os julgaria se eles se afastassem dele. O aviso de Josué contra a apostasia foi profético; Israel realmente se afastou, e Deus não expulsou os cananeus restantes (</w:t>
       </w:r>
-      <w:hyperlink r:id="rId246">
-        <w:r>
-          <w:rPr>
-            <w:lang w:val="pt_PT" w:bidi="pt_PT"/>
-          </w:rPr>
-          <w:rPr>
-            <w:color w:val="0000EE"/>
-            <w:u w:val="single"/>
-          </w:rPr>
-          <w:t>Jz 2.20–23</w:t>
-        </w:r>
-      </w:hyperlink>
+      <w:r>
+        <w:rPr>
+          <w:lang w:val="pt_PT" w:bidi="pt_PT"/>
+        </w:rPr>
+        <w:t>Jz 2.20–23</w:t>
+      </w:r>
       <w:r>
         <w:rPr>
           <w:lang w:val="pt_PT" w:bidi="pt_PT"/>
@@ -21105,18 +19545,12 @@
         </w:rPr>
         <w:t xml:space="preserve">Siquém foi o local da primeira afirmação da aliança logo após Israel ter entrado na terra de Canaã (veja </w:t>
       </w:r>
-      <w:hyperlink r:id="rId247">
-        <w:r>
-          <w:rPr>
-            <w:lang w:val="pt_PT" w:bidi="pt_PT"/>
-          </w:rPr>
-          <w:rPr>
-            <w:color w:val="0000EE"/>
-            <w:u w:val="single"/>
-          </w:rPr>
-          <w:t>8.30–35</w:t>
-        </w:r>
-      </w:hyperlink>
+      <w:r>
+        <w:rPr>
+          <w:lang w:val="pt_PT" w:bidi="pt_PT"/>
+        </w:rPr>
+        <w:t>8.30–35</w:t>
+      </w:r>
       <w:r>
         <w:rPr>
           <w:lang w:val="pt_PT" w:bidi="pt_PT"/>
@@ -21231,126 +19665,84 @@
         </w:rPr>
         <w:t>Tanto na forma quanto no conteúdo, esta declaração de aliança se assemelhava a um tratado de suserania e vassalagem do antigo Oriente Próximo. Ela começa com um preâmbulo (</w:t>
       </w:r>
-      <w:hyperlink r:id="rId248">
-        <w:r>
-          <w:rPr>
-            <w:lang w:val="pt_PT" w:bidi="pt_PT"/>
-          </w:rPr>
-          <w:rPr>
-            <w:color w:val="0000EE"/>
-            <w:u w:val="single"/>
-          </w:rPr>
-          <w:t>24.2</w:t>
-        </w:r>
-      </w:hyperlink>
+      <w:r>
+        <w:rPr>
+          <w:lang w:val="pt_PT" w:bidi="pt_PT"/>
+        </w:rPr>
+        <w:t>24.2</w:t>
+      </w:r>
       <w:r>
         <w:rPr>
           <w:lang w:val="pt_PT" w:bidi="pt_PT"/>
         </w:rPr>
         <w:t>) e continua com um prólogo histórico relatando os atos graciosos do suserano (Deus) em favor do povo (</w:t>
       </w:r>
-      <w:hyperlink r:id="rId249">
-        <w:r>
-          <w:rPr>
-            <w:lang w:val="pt_PT" w:bidi="pt_PT"/>
-          </w:rPr>
-          <w:rPr>
-            <w:color w:val="0000EE"/>
-            <w:u w:val="single"/>
-          </w:rPr>
-          <w:t>24.3–13</w:t>
-        </w:r>
-      </w:hyperlink>
+      <w:r>
+        <w:rPr>
+          <w:lang w:val="pt_PT" w:bidi="pt_PT"/>
+        </w:rPr>
+        <w:t>24.3–13</w:t>
+      </w:r>
       <w:r>
         <w:rPr>
           <w:lang w:val="pt_PT" w:bidi="pt_PT"/>
         </w:rPr>
         <w:t>), seguido por uma lista de estipulações (</w:t>
       </w:r>
-      <w:hyperlink r:id="rId250">
-        <w:r>
-          <w:rPr>
-            <w:lang w:val="pt_PT" w:bidi="pt_PT"/>
-          </w:rPr>
-          <w:rPr>
-            <w:color w:val="0000EE"/>
-            <w:u w:val="single"/>
-          </w:rPr>
-          <w:t>24.14–15</w:t>
-        </w:r>
-      </w:hyperlink>
+      <w:r>
+        <w:rPr>
+          <w:lang w:val="pt_PT" w:bidi="pt_PT"/>
+        </w:rPr>
+        <w:t>24.14–15</w:t>
+      </w:r>
       <w:r>
         <w:rPr>
           <w:lang w:val="pt_PT" w:bidi="pt_PT"/>
         </w:rPr>
         <w:t>) e maldições e bênçãos (</w:t>
       </w:r>
-      <w:hyperlink r:id="rId251">
-        <w:r>
-          <w:rPr>
-            <w:lang w:val="pt_PT" w:bidi="pt_PT"/>
-          </w:rPr>
-          <w:rPr>
-            <w:color w:val="0000EE"/>
-            <w:u w:val="single"/>
-          </w:rPr>
-          <w:t>24.19–20</w:t>
-        </w:r>
-      </w:hyperlink>
+      <w:r>
+        <w:rPr>
+          <w:lang w:val="pt_PT" w:bidi="pt_PT"/>
+        </w:rPr>
+        <w:t>24.19–20</w:t>
+      </w:r>
       <w:r>
         <w:rPr>
           <w:lang w:val="pt_PT" w:bidi="pt_PT"/>
         </w:rPr>
         <w:t xml:space="preserve">). Em seguida, observa onde o texto deveria ser depositado para leitura e renovação periódica (implícito, </w:t>
       </w:r>
-      <w:hyperlink r:id="rId252">
-        <w:r>
-          <w:rPr>
-            <w:lang w:val="pt_PT" w:bidi="pt_PT"/>
-          </w:rPr>
-          <w:rPr>
-            <w:color w:val="0000EE"/>
-            <w:u w:val="single"/>
-          </w:rPr>
-          <w:t>24.26</w:t>
-        </w:r>
-      </w:hyperlink>
+      <w:r>
+        <w:rPr>
+          <w:lang w:val="pt_PT" w:bidi="pt_PT"/>
+        </w:rPr>
+        <w:t>24.26</w:t>
+      </w:r>
       <w:r>
         <w:rPr>
           <w:lang w:val="pt_PT" w:bidi="pt_PT"/>
         </w:rPr>
         <w:t>) e lista as testemunhas da aliança (</w:t>
       </w:r>
-      <w:hyperlink r:id="rId253">
-        <w:r>
-          <w:rPr>
-            <w:lang w:val="pt_PT" w:bidi="pt_PT"/>
-          </w:rPr>
-          <w:rPr>
-            <w:color w:val="0000EE"/>
-            <w:u w:val="single"/>
-          </w:rPr>
-          <w:t>24.22</w:t>
-        </w:r>
-      </w:hyperlink>
+      <w:r>
+        <w:rPr>
+          <w:lang w:val="pt_PT" w:bidi="pt_PT"/>
+        </w:rPr>
+        <w:t>24.22</w:t>
+      </w:r>
       <w:r>
         <w:rPr>
           <w:lang w:val="pt_PT" w:bidi="pt_PT"/>
         </w:rPr>
         <w:t>,</w:t>
       </w:r>
-      <w:hyperlink r:id="rId254">
-        <w:r>
-          <w:rPr>
-            <w:lang w:val="pt_PT" w:bidi="pt_PT"/>
-          </w:rPr>
-          <w:rPr>
-            <w:color w:val="0000EE"/>
-            <w:u w:val="single"/>
-          </w:rPr>
-          <w:t>27</w:t>
-        </w:r>
-      </w:hyperlink>
+      <w:r>
+        <w:rPr>
+          <w:lang w:val="pt_PT" w:bidi="pt_PT"/>
+        </w:rPr>
+        <w:t>27</w:t>
+      </w:r>
       <w:r>
         <w:rPr>
           <w:lang w:val="pt_PT" w:bidi="pt_PT"/>
@@ -21417,18 +19809,12 @@
         </w:rPr>
         <w:t xml:space="preserve">Tera: Veja </w:t>
       </w:r>
-      <w:hyperlink r:id="rId255">
-        <w:r>
-          <w:rPr>
-            <w:lang w:val="pt_PT" w:bidi="pt_PT"/>
-          </w:rPr>
-          <w:rPr>
-            <w:color w:val="0000EE"/>
-            <w:u w:val="single"/>
-          </w:rPr>
-          <w:t>Gn 11.27–32</w:t>
-        </w:r>
-      </w:hyperlink>
+      <w:r>
+        <w:rPr>
+          <w:lang w:val="pt_PT" w:bidi="pt_PT"/>
+        </w:rPr>
+        <w:t>Gn 11.27–32</w:t>
+      </w:r>
       <w:r>
         <w:rPr>
           <w:lang w:val="pt_PT" w:bidi="pt_PT"/>
@@ -21483,36 +19869,24 @@
         </w:rPr>
         <w:t>Abraão viveu em Harã, na Mesopotâmia, além do Eufrates, com seu pai Tera (</w:t>
       </w:r>
-      <w:hyperlink r:id="rId256">
-        <w:r>
-          <w:rPr>
-            <w:lang w:val="pt_PT" w:bidi="pt_PT"/>
-          </w:rPr>
-          <w:rPr>
-            <w:color w:val="0000EE"/>
-            <w:u w:val="single"/>
-          </w:rPr>
-          <w:t>Gn 11.31–32</w:t>
-        </w:r>
-      </w:hyperlink>
+      <w:r>
+        <w:rPr>
+          <w:lang w:val="pt_PT" w:bidi="pt_PT"/>
+        </w:rPr>
+        <w:t>Gn 11.31–32</w:t>
+      </w:r>
       <w:r>
         <w:rPr>
           <w:lang w:val="pt_PT" w:bidi="pt_PT"/>
         </w:rPr>
         <w:t xml:space="preserve">). • o conduziu para... Canaã: Veja </w:t>
       </w:r>
-      <w:hyperlink r:id="rId257">
-        <w:r>
-          <w:rPr>
-            <w:lang w:val="pt_PT" w:bidi="pt_PT"/>
-          </w:rPr>
-          <w:rPr>
-            <w:color w:val="0000EE"/>
-            <w:u w:val="single"/>
-          </w:rPr>
-          <w:t>Gn 12.1–9</w:t>
-        </w:r>
-      </w:hyperlink>
+      <w:r>
+        <w:rPr>
+          <w:lang w:val="pt_PT" w:bidi="pt_PT"/>
+        </w:rPr>
+        <w:t>Gn 12.1–9</w:t>
+      </w:r>
       <w:r>
         <w:rPr>
           <w:lang w:val="pt_PT" w:bidi="pt_PT"/>
@@ -21615,36 +19989,24 @@
         </w:rPr>
         <w:t xml:space="preserve">Jacó e Esaú: Veja </w:t>
       </w:r>
-      <w:hyperlink r:id="rId258">
-        <w:r>
-          <w:rPr>
-            <w:lang w:val="pt_PT" w:bidi="pt_PT"/>
-          </w:rPr>
-          <w:rPr>
-            <w:color w:val="0000EE"/>
-            <w:u w:val="single"/>
-          </w:rPr>
-          <w:t>Gn 25.19–26</w:t>
-        </w:r>
-      </w:hyperlink>
+      <w:r>
+        <w:rPr>
+          <w:lang w:val="pt_PT" w:bidi="pt_PT"/>
+        </w:rPr>
+        <w:t>Gn 25.19–26</w:t>
+      </w:r>
       <w:r>
         <w:rPr>
           <w:lang w:val="pt_PT" w:bidi="pt_PT"/>
         </w:rPr>
         <w:t>. • As montanhas de Seir estavam no coração de Edom, a terra natal dos descendentes de Esaú (</w:t>
       </w:r>
-      <w:hyperlink r:id="rId259">
-        <w:r>
-          <w:rPr>
-            <w:lang w:val="pt_PT" w:bidi="pt_PT"/>
-          </w:rPr>
-          <w:rPr>
-            <w:color w:val="0000EE"/>
-            <w:u w:val="single"/>
-          </w:rPr>
-          <w:t>Gn 36.8–9</w:t>
-        </w:r>
-      </w:hyperlink>
+      <w:r>
+        <w:rPr>
+          <w:lang w:val="pt_PT" w:bidi="pt_PT"/>
+        </w:rPr>
+        <w:t>Gn 36.8–9</w:t>
+      </w:r>
       <w:r>
         <w:rPr>
           <w:lang w:val="pt_PT" w:bidi="pt_PT"/>
@@ -21855,18 +20217,12 @@
         </w:rPr>
         <w:t xml:space="preserve">amorreus... sua terra: Veja </w:t>
       </w:r>
-      <w:hyperlink r:id="rId39">
-        <w:r>
-          <w:rPr>
-            <w:lang w:val="pt_PT" w:bidi="pt_PT"/>
-          </w:rPr>
-          <w:rPr>
-            <w:color w:val="0000EE"/>
-            <w:u w:val="single"/>
-          </w:rPr>
-          <w:t>Nm 21.21–35</w:t>
-        </w:r>
-      </w:hyperlink>
+      <w:r>
+        <w:rPr>
+          <w:lang w:val="pt_PT" w:bidi="pt_PT"/>
+        </w:rPr>
+        <w:t>Nm 21.21–35</w:t>
+      </w:r>
       <w:r>
         <w:rPr>
           <w:lang w:val="pt_PT" w:bidi="pt_PT"/>
@@ -21921,36 +20277,24 @@
         </w:rPr>
         <w:t xml:space="preserve">Veja </w:t>
       </w:r>
-      <w:hyperlink r:id="rId163">
-        <w:r>
-          <w:rPr>
-            <w:lang w:val="pt_PT" w:bidi="pt_PT"/>
-          </w:rPr>
-          <w:rPr>
-            <w:color w:val="0000EE"/>
-            <w:u w:val="single"/>
-          </w:rPr>
-          <w:t>Nm 22–25</w:t>
-        </w:r>
-      </w:hyperlink>
+      <w:r>
+        <w:rPr>
+          <w:lang w:val="pt_PT" w:bidi="pt_PT"/>
+        </w:rPr>
+        <w:t>Nm 22–25</w:t>
+      </w:r>
       <w:r>
         <w:rPr>
           <w:lang w:val="pt_PT" w:bidi="pt_PT"/>
         </w:rPr>
         <w:t xml:space="preserve">; </w:t>
       </w:r>
-      <w:hyperlink r:id="rId260">
-        <w:r>
-          <w:rPr>
-            <w:lang w:val="pt_PT" w:bidi="pt_PT"/>
-          </w:rPr>
-          <w:rPr>
-            <w:color w:val="0000EE"/>
-            <w:u w:val="single"/>
-          </w:rPr>
-          <w:t>31.1–54</w:t>
-        </w:r>
-      </w:hyperlink>
+      <w:r>
+        <w:rPr>
+          <w:lang w:val="pt_PT" w:bidi="pt_PT"/>
+        </w:rPr>
+        <w:t>31.1–54</w:t>
+      </w:r>
       <w:r>
         <w:rPr>
           <w:lang w:val="pt_PT" w:bidi="pt_PT"/>
@@ -22872,18 +21216,12 @@
         </w:rPr>
         <w:t xml:space="preserve">Timnate-Sera: Veja </w:t>
       </w:r>
-      <w:hyperlink r:id="rId167">
-        <w:r>
-          <w:rPr>
-            <w:lang w:val="pt_PT" w:bidi="pt_PT"/>
-          </w:rPr>
-          <w:rPr>
-            <w:color w:val="0000EE"/>
-            <w:u w:val="single"/>
-          </w:rPr>
-          <w:t>19.49–51</w:t>
-        </w:r>
-      </w:hyperlink>
+      <w:r>
+        <w:rPr>
+          <w:lang w:val="pt_PT" w:bidi="pt_PT"/>
+        </w:rPr>
+        <w:t>19.49–51</w:t>
+      </w:r>
       <w:r>
         <w:rPr>
           <w:lang w:val="pt_PT" w:bidi="pt_PT"/>
@@ -22986,36 +21324,24 @@
         </w:rPr>
         <w:t>Israel havia levado os ossos de José para fora do Egito, através dos anos de suas jornadas, até Canaã, para honrar o último pedido de José de ser enterrado na terra que Deus havia prometido a Israel (</w:t>
       </w:r>
-      <w:hyperlink r:id="rId261">
-        <w:r>
-          <w:rPr>
-            <w:lang w:val="pt_PT" w:bidi="pt_PT"/>
-          </w:rPr>
-          <w:rPr>
-            <w:color w:val="0000EE"/>
-            <w:u w:val="single"/>
-          </w:rPr>
-          <w:t>Gn 50.25</w:t>
-        </w:r>
-      </w:hyperlink>
+      <w:r>
+        <w:rPr>
+          <w:lang w:val="pt_PT" w:bidi="pt_PT"/>
+        </w:rPr>
+        <w:t>Gn 50.25</w:t>
+      </w:r>
       <w:r>
         <w:rPr>
           <w:lang w:val="pt_PT" w:bidi="pt_PT"/>
         </w:rPr>
         <w:t xml:space="preserve">; </w:t>
       </w:r>
-      <w:hyperlink r:id="rId262">
-        <w:r>
-          <w:rPr>
-            <w:lang w:val="pt_PT" w:bidi="pt_PT"/>
-          </w:rPr>
-          <w:rPr>
-            <w:color w:val="0000EE"/>
-            <w:u w:val="single"/>
-          </w:rPr>
-          <w:t>Êx 13.19</w:t>
-        </w:r>
-      </w:hyperlink>
+      <w:r>
+        <w:rPr>
+          <w:lang w:val="pt_PT" w:bidi="pt_PT"/>
+        </w:rPr>
+        <w:t>Êx 13.19</w:t>
+      </w:r>
       <w:r>
         <w:rPr>
           <w:lang w:val="pt_PT" w:bidi="pt_PT"/>
